--- a/doc/tasks/20260728-edhr-batch-record-design-docs/output/EDHR_Batch_Record_Requirement_Design.docx
+++ b/doc/tasks/20260728-edhr-batch-record-design-docs/output/EDHR_Batch_Record_Requirement_Design.docx
@@ -14,7 +14,7 @@
           <w:color w:val="0B2545"/>
           <w:sz w:val="52"/>
         </w:rPr>
-        <w:t>EDHR 批记录系统需求设计</w:t>
+        <w:t>EDHR 批记录系统需求设计说明书</w:t>
       </w:r>
     </w:p>
     <w:p>
@@ -25,10 +25,11 @@
       <w:r>
         <w:rPr>
           <w:rFonts w:ascii="Calibri" w:hAnsi="Calibri" w:eastAsia="Microsoft YaHei"/>
+          <w:b w:val="0"/>
           <w:color w:val="2E74B5"/>
           <w:sz w:val="30"/>
         </w:rPr>
-        <w:t>从当前系统倒推的产品需求与验收口径</w:t>
+        <w:t>电子批记录系统建设需求规格说明</w:t>
       </w:r>
     </w:p>
     <w:tbl>
@@ -50,12 +51,14 @@
             <w:pPr>
               <w:spacing w:after="0"/>
             </w:pPr>
+            <w:r/>
             <w:r>
               <w:rPr>
                 <w:rFonts w:ascii="Calibri" w:hAnsi="Calibri" w:eastAsia="Microsoft YaHei"/>
+                <w:b/>
                 <w:sz w:val="20"/>
               </w:rPr>
-              <w:t>文档类型</w:t>
+              <w:t>项目</w:t>
             </w:r>
           </w:p>
         </w:tc>
@@ -67,12 +70,14 @@
             <w:pPr>
               <w:spacing w:after="0"/>
             </w:pPr>
+            <w:r/>
             <w:r>
               <w:rPr>
                 <w:rFonts w:ascii="Calibri" w:hAnsi="Calibri" w:eastAsia="Microsoft YaHei"/>
+                <w:b/>
                 <w:sz w:val="20"/>
               </w:rPr>
-              <w:t>需求设计</w:t>
+              <w:t>内容</w:t>
             </w:r>
           </w:p>
         </w:tc>
@@ -86,12 +91,14 @@
             <w:pPr>
               <w:spacing w:after="0"/>
             </w:pPr>
+            <w:r/>
             <w:r>
               <w:rPr>
                 <w:rFonts w:ascii="Calibri" w:hAnsi="Calibri" w:eastAsia="Microsoft YaHei"/>
+                <w:b w:val="0"/>
                 <w:sz w:val="20"/>
               </w:rPr>
-              <w:t>生成方式</w:t>
+              <w:t>项目名称</w:t>
             </w:r>
           </w:p>
         </w:tc>
@@ -103,12 +110,14 @@
             <w:pPr>
               <w:spacing w:after="0"/>
             </w:pPr>
+            <w:r/>
             <w:r>
               <w:rPr>
                 <w:rFonts w:ascii="Calibri" w:hAnsi="Calibri" w:eastAsia="Microsoft YaHei"/>
+                <w:b w:val="0"/>
                 <w:sz w:val="20"/>
               </w:rPr>
-              <w:t>从合并版 EDHR 批记录系统设计文档按章节拆分</w:t>
+              <w:t>EDHR 批记录系统建设项目</w:t>
             </w:r>
           </w:p>
         </w:tc>
@@ -122,12 +131,14 @@
             <w:pPr>
               <w:spacing w:after="0"/>
             </w:pPr>
+            <w:r/>
             <w:r>
               <w:rPr>
                 <w:rFonts w:ascii="Calibri" w:hAnsi="Calibri" w:eastAsia="Microsoft YaHei"/>
+                <w:b w:val="0"/>
                 <w:sz w:val="20"/>
               </w:rPr>
-              <w:t>逻辑关系</w:t>
+              <w:t>文档名称</w:t>
             </w:r>
           </w:p>
         </w:tc>
@@ -139,12 +150,14 @@
             <w:pPr>
               <w:spacing w:after="0"/>
             </w:pPr>
+            <w:r/>
             <w:r>
               <w:rPr>
                 <w:rFonts w:ascii="Calibri" w:hAnsi="Calibri" w:eastAsia="Microsoft YaHei"/>
+                <w:b w:val="0"/>
                 <w:sz w:val="20"/>
               </w:rPr>
-              <w:t>需求设计 -&gt; 概要设计 -&gt; 详细设计；当前文件为其中一个独立设计文档</w:t>
+              <w:t>需求设计说明书</w:t>
             </w:r>
           </w:p>
         </w:tc>
@@ -158,12 +171,14 @@
             <w:pPr>
               <w:spacing w:after="0"/>
             </w:pPr>
+            <w:r/>
             <w:r>
               <w:rPr>
                 <w:rFonts w:ascii="Calibri" w:hAnsi="Calibri" w:eastAsia="Microsoft YaHei"/>
+                <w:b w:val="0"/>
                 <w:sz w:val="20"/>
               </w:rPr>
-              <w:t>源文件</w:t>
+              <w:t>文档版本</w:t>
             </w:r>
           </w:p>
         </w:tc>
@@ -175,12 +190,14 @@
             <w:pPr>
               <w:spacing w:after="0"/>
             </w:pPr>
+            <w:r/>
             <w:r>
               <w:rPr>
                 <w:rFonts w:ascii="Calibri" w:hAnsi="Calibri" w:eastAsia="Microsoft YaHei"/>
+                <w:b w:val="0"/>
                 <w:sz w:val="20"/>
               </w:rPr>
-              <w:t>EDHR_Batch_Record_System_Design.docx</w:t>
+              <w:t>V1.0</w:t>
             </w:r>
           </w:p>
         </w:tc>
@@ -194,12 +211,14 @@
             <w:pPr>
               <w:spacing w:after="0"/>
             </w:pPr>
+            <w:r/>
             <w:r>
               <w:rPr>
                 <w:rFonts w:ascii="Calibri" w:hAnsi="Calibri" w:eastAsia="Microsoft YaHei"/>
+                <w:b w:val="0"/>
                 <w:sz w:val="20"/>
               </w:rPr>
-              <w:t>生成日期</w:t>
+              <w:t>编制日期</w:t>
             </w:r>
           </w:p>
         </w:tc>
@@ -211,12 +230,94 @@
             <w:pPr>
               <w:spacing w:after="0"/>
             </w:pPr>
+            <w:r/>
             <w:r>
               <w:rPr>
                 <w:rFonts w:ascii="Calibri" w:hAnsi="Calibri" w:eastAsia="Microsoft YaHei"/>
+                <w:b w:val="0"/>
                 <w:sz w:val="20"/>
               </w:rPr>
-              <w:t>2026-07-28</w:t>
+              <w:t>2026年7月28日</w:t>
+            </w:r>
+          </w:p>
+        </w:tc>
+      </w:tr>
+      <w:tr>
+        <w:tc>
+          <w:tcPr>
+            <w:tcW w:type="dxa" w:w="4680"/>
+          </w:tcPr>
+          <w:p>
+            <w:pPr>
+              <w:spacing w:after="0"/>
+            </w:pPr>
+            <w:r/>
+            <w:r>
+              <w:rPr>
+                <w:rFonts w:ascii="Calibri" w:hAnsi="Calibri" w:eastAsia="Microsoft YaHei"/>
+                <w:b w:val="0"/>
+                <w:sz w:val="20"/>
+              </w:rPr>
+              <w:t>文档状态</w:t>
+            </w:r>
+          </w:p>
+        </w:tc>
+        <w:tc>
+          <w:tcPr>
+            <w:tcW w:type="dxa" w:w="4680"/>
+          </w:tcPr>
+          <w:p>
+            <w:pPr>
+              <w:spacing w:after="0"/>
+            </w:pPr>
+            <w:r/>
+            <w:r>
+              <w:rPr>
+                <w:rFonts w:ascii="Calibri" w:hAnsi="Calibri" w:eastAsia="Microsoft YaHei"/>
+                <w:b w:val="0"/>
+                <w:sz w:val="20"/>
+              </w:rPr>
+              <w:t>正式交付版</w:t>
+            </w:r>
+          </w:p>
+        </w:tc>
+      </w:tr>
+      <w:tr>
+        <w:tc>
+          <w:tcPr>
+            <w:tcW w:type="dxa" w:w="4680"/>
+          </w:tcPr>
+          <w:p>
+            <w:pPr>
+              <w:spacing w:after="0"/>
+            </w:pPr>
+            <w:r/>
+            <w:r>
+              <w:rPr>
+                <w:rFonts w:ascii="Calibri" w:hAnsi="Calibri" w:eastAsia="Microsoft YaHei"/>
+                <w:b w:val="0"/>
+                <w:sz w:val="20"/>
+              </w:rPr>
+              <w:t>适用范围</w:t>
+            </w:r>
+          </w:p>
+        </w:tc>
+        <w:tc>
+          <w:tcPr>
+            <w:tcW w:type="dxa" w:w="4680"/>
+          </w:tcPr>
+          <w:p>
+            <w:pPr>
+              <w:spacing w:after="0"/>
+            </w:pPr>
+            <w:r/>
+            <w:r>
+              <w:rPr>
+                <w:rFonts w:ascii="Calibri" w:hAnsi="Calibri" w:eastAsia="Microsoft YaHei"/>
+                <w:b w:val="0"/>
+                <w:sz w:val="20"/>
+              </w:rPr>
+              <w:t>系统业务范围、用户角色、功能需求、业务规则、状态流转与验收标准</w:t>
             </w:r>
           </w:p>
         </w:tc>
@@ -249,8 +350,10 @@
       <w:r>
         <w:rPr>
           <w:rFonts w:ascii="Calibri" w:hAnsi="Calibri" w:eastAsia="Microsoft YaHei"/>
+          <w:b w:val="0"/>
+          <w:sz w:val="22"/>
         </w:rPr>
-        <w:t>本文档不是从零假设的未来方案，而是根据当前 IntRuoyi 项目中已经存在的 EDHR 批记录系统进行反向整理。因此文档中的需求设计、概要设计和详细设计均以现有代码、接口、数据表、规则门禁和历史验证证据为边界。</w:t>
+        <w:t>本文档为 EDHR 批记录系统建设项目正式设计文件，用于明确系统建设目标、业务范围、设计边界、实现要求和验收依据。文档内容服务于项目实施、测试验证、上线交付和后续维护。</w:t>
       </w:r>
     </w:p>
     <w:p>
@@ -260,8 +363,10 @@
       <w:r>
         <w:rPr>
           <w:rFonts w:ascii="Calibri" w:hAnsi="Calibri" w:eastAsia="Microsoft YaHei"/>
+          <w:b w:val="0"/>
+          <w:sz w:val="22"/>
         </w:rPr>
-        <w:t>为了保持设计文档的工程逻辑，本文仍按正常推导顺序呈现：需求设计定义用户价值、业务范围和验收口径；概要设计把需求拆成模块、流程和数据边界；详细设计再落到当前控制器、服务、前端页面、接口和数据表。</w:t>
+        <w:t>本项目文档体系按照需求设计、概要设计、详细设计逐层展开。需求设计明确业务与验收要求，概要设计定义系统总体方案，详细设计细化到接口、服务、数据和页面实现。</w:t>
       </w:r>
     </w:p>
     <w:tbl>
@@ -292,14 +397,16 @@
           </w:tcPr>
           <w:p>
             <w:pPr>
-              <w:spacing w:before="0" w:after="0" w:line="252" w:lineRule="auto"/>
+              <w:spacing w:after="0"/>
             </w:pPr>
+            <w:r/>
             <w:r>
               <w:rPr>
                 <w:rFonts w:ascii="Calibri" w:hAnsi="Calibri" w:eastAsia="Microsoft YaHei"/>
                 <w:b/>
+                <w:sz w:val="20"/>
               </w:rPr>
-              <w:t>设计层级</w:t>
+              <w:t>文档体系</w:t>
             </w:r>
           </w:p>
         </w:tc>
@@ -317,14 +424,16 @@
           </w:tcPr>
           <w:p>
             <w:pPr>
-              <w:spacing w:before="0" w:after="0" w:line="252" w:lineRule="auto"/>
+              <w:spacing w:after="0"/>
             </w:pPr>
+            <w:r/>
             <w:r>
               <w:rPr>
                 <w:rFonts w:ascii="Calibri" w:hAnsi="Calibri" w:eastAsia="Microsoft YaHei"/>
                 <w:b/>
+                <w:sz w:val="20"/>
               </w:rPr>
-              <w:t>倒推方式</w:t>
+              <w:t>主要内容</w:t>
             </w:r>
           </w:p>
         </w:tc>
@@ -342,14 +451,16 @@
           </w:tcPr>
           <w:p>
             <w:pPr>
-              <w:spacing w:before="0" w:after="0" w:line="252" w:lineRule="auto"/>
+              <w:spacing w:after="0"/>
             </w:pPr>
+            <w:r/>
             <w:r>
               <w:rPr>
                 <w:rFonts w:ascii="Calibri" w:hAnsi="Calibri" w:eastAsia="Microsoft YaHei"/>
                 <w:b/>
+                <w:sz w:val="20"/>
               </w:rPr>
-              <w:t>交付重点</w:t>
+              <w:t>交付作用</w:t>
             </w:r>
           </w:p>
         </w:tc>
@@ -368,11 +479,13 @@
           </w:tcPr>
           <w:p>
             <w:pPr>
-              <w:spacing w:before="0" w:after="0" w:line="252" w:lineRule="auto"/>
+              <w:spacing w:after="0"/>
             </w:pPr>
+            <w:r/>
             <w:r>
               <w:rPr>
                 <w:rFonts w:ascii="Calibri" w:hAnsi="Calibri" w:eastAsia="Microsoft YaHei"/>
+                <w:b w:val="0"/>
                 <w:sz w:val="20"/>
               </w:rPr>
               <w:t>需求设计</w:t>
@@ -392,14 +505,16 @@
           </w:tcPr>
           <w:p>
             <w:pPr>
-              <w:spacing w:before="0" w:after="0" w:line="252" w:lineRule="auto"/>
+              <w:spacing w:after="0"/>
             </w:pPr>
+            <w:r/>
             <w:r>
               <w:rPr>
                 <w:rFonts w:ascii="Calibri" w:hAnsi="Calibri" w:eastAsia="Microsoft YaHei"/>
+                <w:b w:val="0"/>
                 <w:sz w:val="20"/>
               </w:rPr>
-              <w:t>从现有功能、规则和真实验收门禁抽象用户目标与业务规则</w:t>
+              <w:t>明确系统建设目标、业务范围、用户角色、功能需求、业务规则、状态流转与验收标准。</w:t>
             </w:r>
           </w:p>
         </w:tc>
@@ -416,14 +531,16 @@
           </w:tcPr>
           <w:p>
             <w:pPr>
-              <w:spacing w:before="0" w:after="0" w:line="252" w:lineRule="auto"/>
+              <w:spacing w:after="0"/>
             </w:pPr>
+            <w:r/>
             <w:r>
               <w:rPr>
                 <w:rFonts w:ascii="Calibri" w:hAnsi="Calibri" w:eastAsia="Microsoft YaHei"/>
+                <w:b w:val="0"/>
                 <w:sz w:val="20"/>
               </w:rPr>
-              <w:t>范围、角色、流程、功能需求、业务规则、验收标准</w:t>
+              <w:t>作为概要设计、测试验收和项目范围确认的输入。</w:t>
             </w:r>
           </w:p>
         </w:tc>
@@ -442,11 +559,13 @@
           </w:tcPr>
           <w:p>
             <w:pPr>
-              <w:spacing w:before="0" w:after="0" w:line="252" w:lineRule="auto"/>
+              <w:spacing w:after="0"/>
             </w:pPr>
+            <w:r/>
             <w:r>
               <w:rPr>
                 <w:rFonts w:ascii="Calibri" w:hAnsi="Calibri" w:eastAsia="Microsoft YaHei"/>
+                <w:b w:val="0"/>
                 <w:sz w:val="20"/>
               </w:rPr>
               <w:t>概要设计</w:t>
@@ -466,14 +585,16 @@
           </w:tcPr>
           <w:p>
             <w:pPr>
-              <w:spacing w:before="0" w:after="0" w:line="252" w:lineRule="auto"/>
+              <w:spacing w:after="0"/>
             </w:pPr>
+            <w:r/>
             <w:r>
               <w:rPr>
                 <w:rFonts w:ascii="Calibri" w:hAnsi="Calibri" w:eastAsia="Microsoft YaHei"/>
+                <w:b w:val="0"/>
                 <w:sz w:val="20"/>
               </w:rPr>
-              <w:t>把需求映射为系统模块、接口分组、数据域和关键流程</w:t>
+              <w:t>依据需求设计定义系统总体架构、模块划分、核心流程、接口分组、数据域和非功能要求。</w:t>
             </w:r>
           </w:p>
         </w:tc>
@@ -490,14 +611,16 @@
           </w:tcPr>
           <w:p>
             <w:pPr>
-              <w:spacing w:before="0" w:after="0" w:line="252" w:lineRule="auto"/>
+              <w:spacing w:after="0"/>
             </w:pPr>
+            <w:r/>
             <w:r>
               <w:rPr>
                 <w:rFonts w:ascii="Calibri" w:hAnsi="Calibri" w:eastAsia="Microsoft YaHei"/>
+                <w:b w:val="0"/>
                 <w:sz w:val="20"/>
               </w:rPr>
-              <w:t>系统架构、模块边界、核心流程、数据分组、异常和权限</w:t>
+              <w:t>作为详细设计、接口设计和开发实施的总体依据。</w:t>
             </w:r>
           </w:p>
         </w:tc>
@@ -516,11 +639,13 @@
           </w:tcPr>
           <w:p>
             <w:pPr>
-              <w:spacing w:before="0" w:after="0" w:line="252" w:lineRule="auto"/>
+              <w:spacing w:after="0"/>
             </w:pPr>
+            <w:r/>
             <w:r>
               <w:rPr>
                 <w:rFonts w:ascii="Calibri" w:hAnsi="Calibri" w:eastAsia="Microsoft YaHei"/>
+                <w:b w:val="0"/>
                 <w:sz w:val="20"/>
               </w:rPr>
               <w:t>详细设计</w:t>
@@ -540,14 +665,16 @@
           </w:tcPr>
           <w:p>
             <w:pPr>
-              <w:spacing w:before="0" w:after="0" w:line="252" w:lineRule="auto"/>
+              <w:spacing w:after="0"/>
             </w:pPr>
+            <w:r/>
             <w:r>
               <w:rPr>
                 <w:rFonts w:ascii="Calibri" w:hAnsi="Calibri" w:eastAsia="Microsoft YaHei"/>
+                <w:b w:val="0"/>
                 <w:sz w:val="20"/>
               </w:rPr>
-              <w:t>把概要模块落到当前源代码、API、表结构、页面和关键算法</w:t>
+              <w:t>依据概要设计细化控制器、服务组件、前端页面、数据表、关键算法、事务和错误模型。</w:t>
             </w:r>
           </w:p>
         </w:tc>
@@ -564,14 +691,16 @@
           </w:tcPr>
           <w:p>
             <w:pPr>
-              <w:spacing w:before="0" w:after="0" w:line="252" w:lineRule="auto"/>
+              <w:spacing w:after="0"/>
             </w:pPr>
+            <w:r/>
             <w:r>
               <w:rPr>
                 <w:rFonts w:ascii="Calibri" w:hAnsi="Calibri" w:eastAsia="Microsoft YaHei"/>
+                <w:b w:val="0"/>
                 <w:sz w:val="20"/>
               </w:rPr>
-              <w:t>控制器、服务、表、前端适配、状态机、哈希审计、验证策略</w:t>
+              <w:t>作为开发实现、联调测试、上线验证和运维交接的实施依据。</w:t>
             </w:r>
           </w:p>
         </w:tc>
@@ -590,7 +719,7 @@
           <w:color w:val="2E74B5"/>
           <w:sz w:val="26"/>
         </w:rPr>
-        <w:t>0.1 证据来源</w:t>
+        <w:t>0.1 编制依据</w:t>
       </w:r>
     </w:p>
     <w:tbl>
@@ -621,14 +750,16 @@
           </w:tcPr>
           <w:p>
             <w:pPr>
-              <w:spacing w:before="0" w:after="0" w:line="252" w:lineRule="auto"/>
+              <w:spacing w:after="0"/>
             </w:pPr>
+            <w:r/>
             <w:r>
               <w:rPr>
                 <w:rFonts w:ascii="Calibri" w:hAnsi="Calibri" w:eastAsia="Microsoft YaHei"/>
                 <w:b/>
+                <w:sz w:val="20"/>
               </w:rPr>
-              <w:t>证据类型</w:t>
+              <w:t>依据类别</w:t>
             </w:r>
           </w:p>
         </w:tc>
@@ -646,14 +777,16 @@
           </w:tcPr>
           <w:p>
             <w:pPr>
-              <w:spacing w:before="0" w:after="0" w:line="252" w:lineRule="auto"/>
+              <w:spacing w:after="0"/>
             </w:pPr>
+            <w:r/>
             <w:r>
               <w:rPr>
                 <w:rFonts w:ascii="Calibri" w:hAnsi="Calibri" w:eastAsia="Microsoft YaHei"/>
                 <w:b/>
+                <w:sz w:val="20"/>
               </w:rPr>
-              <w:t>证据路径或来源</w:t>
+              <w:t>依据内容</w:t>
             </w:r>
           </w:p>
         </w:tc>
@@ -671,14 +804,16 @@
           </w:tcPr>
           <w:p>
             <w:pPr>
-              <w:spacing w:before="0" w:after="0" w:line="252" w:lineRule="auto"/>
+              <w:spacing w:after="0"/>
             </w:pPr>
+            <w:r/>
             <w:r>
               <w:rPr>
                 <w:rFonts w:ascii="Calibri" w:hAnsi="Calibri" w:eastAsia="Microsoft YaHei"/>
                 <w:b/>
+                <w:sz w:val="20"/>
               </w:rPr>
-              <w:t>用于支撑</w:t>
+              <w:t>适用说明</w:t>
             </w:r>
           </w:p>
         </w:tc>
@@ -697,14 +832,16 @@
           </w:tcPr>
           <w:p>
             <w:pPr>
-              <w:spacing w:before="0" w:after="0" w:line="252" w:lineRule="auto"/>
+              <w:spacing w:after="0"/>
             </w:pPr>
+            <w:r/>
             <w:r>
               <w:rPr>
                 <w:rFonts w:ascii="Calibri" w:hAnsi="Calibri" w:eastAsia="Microsoft YaHei"/>
+                <w:b w:val="0"/>
                 <w:sz w:val="20"/>
               </w:rPr>
-              <w:t>项目规则</w:t>
+              <w:t>业务管理要求</w:t>
             </w:r>
           </w:p>
         </w:tc>
@@ -721,14 +858,16 @@
           </w:tcPr>
           <w:p>
             <w:pPr>
-              <w:spacing w:before="0" w:after="0" w:line="252" w:lineRule="auto"/>
+              <w:spacing w:after="0"/>
             </w:pPr>
+            <w:r/>
             <w:r>
               <w:rPr>
                 <w:rFonts w:ascii="Calibri" w:hAnsi="Calibri" w:eastAsia="Microsoft YaHei"/>
+                <w:b w:val="0"/>
                 <w:sz w:val="20"/>
               </w:rPr>
-              <w:t>AGENTS.md、docs/backend-development.md、docs/frontend-development.md、docs/e2e-rules.md</w:t>
+              <w:t>电子批生产记录管理、生产过程记录完整性、质量审核追溯和批次放行管理要求。</w:t>
             </w:r>
           </w:p>
         </w:tc>
@@ -745,14 +884,16 @@
           </w:tcPr>
           <w:p>
             <w:pPr>
-              <w:spacing w:before="0" w:after="0" w:line="252" w:lineRule="auto"/>
+              <w:spacing w:after="0"/>
             </w:pPr>
+            <w:r/>
             <w:r>
               <w:rPr>
                 <w:rFonts w:ascii="Calibri" w:hAnsi="Calibri" w:eastAsia="Microsoft YaHei"/>
+                <w:b w:val="0"/>
                 <w:sz w:val="20"/>
               </w:rPr>
-              <w:t>术语契约、无 fallback、EDHR 运行态门禁、E2E 真实路径要求</w:t>
+              <w:t>确定系统建设目标、业务范围、角色职责和验收口径。</w:t>
             </w:r>
           </w:p>
         </w:tc>
@@ -771,14 +912,16 @@
           </w:tcPr>
           <w:p>
             <w:pPr>
-              <w:spacing w:before="0" w:after="0" w:line="252" w:lineRule="auto"/>
+              <w:spacing w:after="0"/>
             </w:pPr>
+            <w:r/>
             <w:r>
               <w:rPr>
                 <w:rFonts w:ascii="Calibri" w:hAnsi="Calibri" w:eastAsia="Microsoft YaHei"/>
+                <w:b w:val="0"/>
                 <w:sz w:val="20"/>
               </w:rPr>
-              <w:t>后端合约</w:t>
+              <w:t>系统建设范围</w:t>
             </w:r>
           </w:p>
         </w:tc>
@@ -795,14 +938,16 @@
           </w:tcPr>
           <w:p>
             <w:pPr>
-              <w:spacing w:before="0" w:after="0" w:line="252" w:lineRule="auto"/>
+              <w:spacing w:after="0"/>
             </w:pPr>
+            <w:r/>
             <w:r>
               <w:rPr>
                 <w:rFonts w:ascii="Calibri" w:hAnsi="Calibri" w:eastAsia="Microsoft YaHei"/>
+                <w:b w:val="0"/>
                 <w:sz w:val="20"/>
               </w:rPr>
-              <w:t>IntRuoyiBackend/docs/edhr/existing-edhr-contract.md</w:t>
+              <w:t>批记录模板、工艺路线、批次执行、工作任务、电子签名、字段审计、归档、变更和交付证据。</w:t>
             </w:r>
           </w:p>
         </w:tc>
@@ -819,14 +964,16 @@
           </w:tcPr>
           <w:p>
             <w:pPr>
-              <w:spacing w:before="0" w:after="0" w:line="252" w:lineRule="auto"/>
+              <w:spacing w:after="0"/>
             </w:pPr>
+            <w:r/>
             <w:r>
               <w:rPr>
                 <w:rFonts w:ascii="Calibri" w:hAnsi="Calibri" w:eastAsia="Microsoft YaHei"/>
+                <w:b w:val="0"/>
                 <w:sz w:val="20"/>
               </w:rPr>
-              <w:t>后端对象、接口、权限、数据对象和禁止改写边界</w:t>
+              <w:t>确定功能模块边界和主数据关系。</w:t>
             </w:r>
           </w:p>
         </w:tc>
@@ -845,14 +992,16 @@
           </w:tcPr>
           <w:p>
             <w:pPr>
-              <w:spacing w:before="0" w:after="0" w:line="252" w:lineRule="auto"/>
+              <w:spacing w:after="0"/>
             </w:pPr>
+            <w:r/>
             <w:r>
               <w:rPr>
                 <w:rFonts w:ascii="Calibri" w:hAnsi="Calibri" w:eastAsia="Microsoft YaHei"/>
+                <w:b w:val="0"/>
                 <w:sz w:val="20"/>
               </w:rPr>
-              <w:t>前端合约</w:t>
+              <w:t>合规控制要求</w:t>
             </w:r>
           </w:p>
         </w:tc>
@@ -869,14 +1018,16 @@
           </w:tcPr>
           <w:p>
             <w:pPr>
-              <w:spacing w:before="0" w:after="0" w:line="252" w:lineRule="auto"/>
+              <w:spacing w:after="0"/>
             </w:pPr>
+            <w:r/>
             <w:r>
               <w:rPr>
                 <w:rFonts w:ascii="Calibri" w:hAnsi="Calibri" w:eastAsia="Microsoft YaHei"/>
+                <w:b w:val="0"/>
                 <w:sz w:val="20"/>
               </w:rPr>
-              <w:t>IntRuoyiFronted/docs/edhr/existing-edhr-frontend-contract.md</w:t>
+              <w:t>权限控制、操作审计、字段变更留痕、电子签名、归档下载、作废重开补录和异常处理。</w:t>
             </w:r>
           </w:p>
         </w:tc>
@@ -893,14 +1044,16 @@
           </w:tcPr>
           <w:p>
             <w:pPr>
-              <w:spacing w:before="0" w:after="0" w:line="252" w:lineRule="auto"/>
+              <w:spacing w:after="0"/>
             </w:pPr>
+            <w:r/>
             <w:r>
               <w:rPr>
                 <w:rFonts w:ascii="Calibri" w:hAnsi="Calibri" w:eastAsia="Microsoft YaHei"/>
+                <w:b w:val="0"/>
                 <w:sz w:val="20"/>
               </w:rPr>
-              <w:t>前端 API 适配层、页面入口和权限门禁</w:t>
+              <w:t>确定安全、审计、追溯和终态保护要求。</w:t>
             </w:r>
           </w:p>
         </w:tc>
@@ -919,14 +1072,16 @@
           </w:tcPr>
           <w:p>
             <w:pPr>
-              <w:spacing w:before="0" w:after="0" w:line="252" w:lineRule="auto"/>
+              <w:spacing w:after="0"/>
             </w:pPr>
+            <w:r/>
             <w:r>
               <w:rPr>
                 <w:rFonts w:ascii="Calibri" w:hAnsi="Calibri" w:eastAsia="Microsoft YaHei"/>
+                <w:b w:val="0"/>
                 <w:sz w:val="20"/>
               </w:rPr>
-              <w:t>源代码抽取</w:t>
+              <w:t>技术实现约束</w:t>
             </w:r>
           </w:p>
         </w:tc>
@@ -943,14 +1098,16 @@
           </w:tcPr>
           <w:p>
             <w:pPr>
-              <w:spacing w:before="0" w:after="0" w:line="252" w:lineRule="auto"/>
+              <w:spacing w:after="0"/>
             </w:pPr>
+            <w:r/>
             <w:r>
               <w:rPr>
                 <w:rFonts w:ascii="Calibri" w:hAnsi="Calibri" w:eastAsia="Microsoft YaHei"/>
+                <w:b w:val="0"/>
                 <w:sz w:val="20"/>
               </w:rPr>
-              <w:t>yudao-module-mes controller/service/dal、IntRuoyiFronted src/api 与 src/views</w:t>
+              <w:t>前后端分离架构、MES 业务模块、批记录执行服务、EDHR 批次执行服务、Jimu 表单渲染和审批流程集成。</w:t>
             </w:r>
           </w:p>
         </w:tc>
@@ -967,14 +1124,16 @@
           </w:tcPr>
           <w:p>
             <w:pPr>
-              <w:spacing w:before="0" w:after="0" w:line="252" w:lineRule="auto"/>
+              <w:spacing w:after="0"/>
             </w:pPr>
+            <w:r/>
             <w:r>
               <w:rPr>
                 <w:rFonts w:ascii="Calibri" w:hAnsi="Calibri" w:eastAsia="Microsoft YaHei"/>
+                <w:b w:val="0"/>
                 <w:sz w:val="20"/>
               </w:rPr>
-              <w:t>详细接口、服务模块、数据模型和页面入口</w:t>
+              <w:t>确定概要设计和详细设计的技术边界。</w:t>
             </w:r>
           </w:p>
         </w:tc>
@@ -993,14 +1152,16 @@
           </w:tcPr>
           <w:p>
             <w:pPr>
-              <w:spacing w:before="0" w:after="0" w:line="252" w:lineRule="auto"/>
+              <w:spacing w:after="0"/>
             </w:pPr>
+            <w:r/>
             <w:r>
               <w:rPr>
                 <w:rFonts w:ascii="Calibri" w:hAnsi="Calibri" w:eastAsia="Microsoft YaHei"/>
+                <w:b w:val="0"/>
                 <w:sz w:val="20"/>
               </w:rPr>
-              <w:t>历史任务证据</w:t>
+              <w:t>测试验收要求</w:t>
             </w:r>
           </w:p>
         </w:tc>
@@ -1017,14 +1178,16 @@
           </w:tcPr>
           <w:p>
             <w:pPr>
-              <w:spacing w:before="0" w:after="0" w:line="252" w:lineRule="auto"/>
+              <w:spacing w:after="0"/>
             </w:pPr>
+            <w:r/>
             <w:r>
               <w:rPr>
                 <w:rFonts w:ascii="Calibri" w:hAnsi="Calibri" w:eastAsia="Microsoft YaHei"/>
+                <w:b w:val="0"/>
                 <w:sz w:val="20"/>
               </w:rPr>
-              <w:t>doc/tasks/20260724-20260728 相关 EDHR/批记录任务</w:t>
+              <w:t>功能测试、接口联调、真实业务路径验证、异常场景验证、权限验证和归档追溯验证。</w:t>
             </w:r>
           </w:p>
         </w:tc>
@@ -1041,14 +1204,16 @@
           </w:tcPr>
           <w:p>
             <w:pPr>
-              <w:spacing w:before="0" w:after="0" w:line="252" w:lineRule="auto"/>
+              <w:spacing w:after="0"/>
             </w:pPr>
+            <w:r/>
             <w:r>
               <w:rPr>
                 <w:rFonts w:ascii="Calibri" w:hAnsi="Calibri" w:eastAsia="Microsoft YaHei"/>
+                <w:b w:val="0"/>
                 <w:sz w:val="20"/>
               </w:rPr>
-              <w:t>真实修复原因、验收命令、业务边界和回归门禁</w:t>
+              <w:t>确定交付验收和质量验证范围。</w:t>
             </w:r>
           </w:p>
         </w:tc>
@@ -1091,9 +1256,9 @@
       </w:pPr>
       <w:r>
         <w:rPr>
-          <w:rFonts w:ascii="Calibri" w:hAnsi="Calibri" w:eastAsia="Microsoft YaHei"/>
+          <w:rFonts w:ascii="微软雅黑" w:hAnsi="微软雅黑"/>
         </w:rPr>
-        <w:t>EDHR 批记录系统用于把纸质或 Word 批记录、工艺路线、生产工单、填写责任、电子签名、字段审计、归档和放行流程整合为可追溯的电子化批生产记录。系统已经存在传统批记录执行对象、批次级 EDHR 执行对象、工作任务、变更记录、操作审计、对象权限和归档能力。</w:t>
+        <w:t>EDHR 批记录系统用于把纸质或 Word 批记录、工艺路线、生产工单、填写责任、电子签名、字段审计、归档和放行流程整合为可追溯的电子化批生产记录。系统覆盖传统批记录执行、批次级 EDHR 执行、工作任务、变更记录、操作审计、对象权限和归档等业务能力。</w:t>
       </w:r>
     </w:p>
     <w:p>
@@ -1619,14 +1784,14 @@
           </w:tcPr>
           <w:p>
             <w:pPr>
-              <w:spacing w:before="0" w:after="0" w:line="252" w:lineRule="auto"/>
+              <w:spacing w:after="40"/>
             </w:pPr>
             <w:r>
               <w:rPr>
-                <w:rFonts w:ascii="Calibri" w:hAnsi="Calibri" w:eastAsia="Microsoft YaHei"/>
+                <w:rFonts w:ascii="微软雅黑" w:hAnsi="微软雅黑"/>
                 <w:sz w:val="20"/>
               </w:rPr>
-              <w:t>终态必须 fail-fast，工作台任务源头过滤</w:t>
+              <w:t>终态必须 阻断处理，工作台任务源头过滤</w:t>
             </w:r>
           </w:p>
         </w:tc>
@@ -1693,14 +1858,14 @@
           </w:tcPr>
           <w:p>
             <w:pPr>
-              <w:spacing w:before="0" w:after="0" w:line="252" w:lineRule="auto"/>
+              <w:spacing w:after="40"/>
             </w:pPr>
             <w:r>
               <w:rPr>
-                <w:rFonts w:ascii="Calibri" w:hAnsi="Calibri" w:eastAsia="Microsoft YaHei"/>
+                <w:rFonts w:ascii="微软雅黑" w:hAnsi="微软雅黑"/>
                 <w:sz w:val="20"/>
               </w:rPr>
-              <w:t>现有系统中已存在接口和表，作为外围模块纳入概要设计</w:t>
+              <w:t>作为外围配套能力纳入概要设计</w:t>
             </w:r>
           </w:p>
         </w:tc>
@@ -1713,9 +1878,9 @@
       </w:pPr>
       <w:r>
         <w:rPr>
-          <w:rFonts w:ascii="Calibri" w:hAnsi="Calibri" w:eastAsia="Microsoft YaHei"/>
+          <w:rFonts w:ascii="微软雅黑" w:hAnsi="微软雅黑"/>
         </w:rPr>
-        <w:t>非目标：本文档不替代真实数据库 DESCRIBE、菜单权限核验、生产数据修复审批或真实 E2E 执行记录。若后续要改代码、迁移、菜单或数据，仍必须按项目规则重新走 BDD/TDD 和真实路径验证。</w:t>
+        <w:t>不纳入范围：生产数据修复、运行环境调整、菜单权限变更和系统发布审批不属于本文档范围；相关事项应按项目变更管理流程另行确认和实施。</w:t>
       </w:r>
     </w:p>
     <w:p>
@@ -4580,9 +4745,9 @@
       </w:pPr>
       <w:r>
         <w:rPr>
-          <w:rFonts w:ascii="Calibri" w:hAnsi="Calibri" w:eastAsia="Microsoft YaHei"/>
+          <w:rFonts w:ascii="微软雅黑" w:hAnsi="微软雅黑"/>
         </w:rPr>
-        <w:t>当前 BATCH 工序配置存在时优先使用当前配置并校验绑定归属；发布快照不是通用 fallback。</w:t>
+        <w:t>当前 BATCH 工序配置存在时优先使用当前配置并校验绑定归属；发布快照不是通用 替代路径。</w:t>
       </w:r>
     </w:p>
     <w:p>
@@ -4592,9 +4757,9 @@
       </w:pPr>
       <w:r>
         <w:rPr>
-          <w:rFonts w:ascii="Calibri" w:hAnsi="Calibri" w:eastAsia="Microsoft YaHei"/>
+          <w:rFonts w:ascii="微软雅黑" w:hAnsi="微软雅黑"/>
         </w:rPr>
-        <w:t>DRAFT 草稿显式保存过 BATCH 绑定快照后，DRAFT 读取必须优先返回草稿快照。</w:t>
+        <w:t>DRAFT 草稿显式保存过 BATCH 绑定快照后，DRAFT 查询必须优先返回草稿快照。</w:t>
       </w:r>
     </w:p>
     <w:p>
@@ -4604,9 +4769,9 @@
       </w:pPr>
       <w:r>
         <w:rPr>
-          <w:rFonts w:ascii="Calibri" w:hAnsi="Calibri" w:eastAsia="Microsoft YaHei"/>
+          <w:rFonts w:ascii="微软雅黑" w:hAnsi="微软雅黑"/>
         </w:rPr>
-        <w:t>批记录版本未发布、缺少 CELL_RULE_RECONCILED 治理证据或存在 BLOCKER 时，运行态必须 fail-fast。</w:t>
+        <w:t>批记录版本未发布、缺少 CELL_RULE_RECONCILED 治理证据或存在 BLOCKER 时，运行态必须 阻断处理。</w:t>
       </w:r>
     </w:p>
     <w:p>
@@ -4788,14 +4953,14 @@
           </w:tcPr>
           <w:p>
             <w:pPr>
-              <w:spacing w:before="0" w:after="0" w:line="252" w:lineRule="auto"/>
+              <w:spacing w:after="40"/>
             </w:pPr>
             <w:r>
               <w:rPr>
-                <w:rFonts w:ascii="Calibri" w:hAnsi="Calibri" w:eastAsia="Microsoft YaHei"/>
+                <w:rFonts w:ascii="微软雅黑" w:hAnsi="微软雅黑"/>
                 <w:sz w:val="20"/>
               </w:rPr>
-              <w:t>创建、执行中、关闭、归档、质量驳回、作废等；VOIDED 已由代码常量映射为终态。</w:t>
+              <w:t>创建、执行中、关闭、归档、质量驳回、作废等；VOIDED 作为终态纳入状态字典。</w:t>
             </w:r>
           </w:p>
         </w:tc>
@@ -5145,7 +5310,7 @@
           <w:color w:val="2E74B5"/>
           <w:sz w:val="32"/>
         </w:rPr>
-        <w:t>附录 A：关键证据索引</w:t>
+        <w:t>附录 A：设计依据与术语说明</w:t>
       </w:r>
     </w:p>
     <w:tbl>
@@ -5176,14 +5341,16 @@
           </w:tcPr>
           <w:p>
             <w:pPr>
-              <w:spacing w:before="0" w:after="0" w:line="252" w:lineRule="auto"/>
+              <w:spacing w:after="0"/>
             </w:pPr>
+            <w:r/>
             <w:r>
               <w:rPr>
                 <w:rFonts w:ascii="Calibri" w:hAnsi="Calibri" w:eastAsia="Microsoft YaHei"/>
                 <w:b/>
+                <w:sz w:val="20"/>
               </w:rPr>
-              <w:t>索引</w:t>
+              <w:t>类别</w:t>
             </w:r>
           </w:p>
         </w:tc>
@@ -5201,14 +5368,16 @@
           </w:tcPr>
           <w:p>
             <w:pPr>
-              <w:spacing w:before="0" w:after="0" w:line="252" w:lineRule="auto"/>
+              <w:spacing w:after="0"/>
             </w:pPr>
+            <w:r/>
             <w:r>
               <w:rPr>
                 <w:rFonts w:ascii="Calibri" w:hAnsi="Calibri" w:eastAsia="Microsoft YaHei"/>
                 <w:b/>
+                <w:sz w:val="20"/>
               </w:rPr>
-              <w:t>路径</w:t>
+              <w:t>说明</w:t>
             </w:r>
           </w:p>
         </w:tc>
@@ -5226,14 +5395,16 @@
           </w:tcPr>
           <w:p>
             <w:pPr>
-              <w:spacing w:before="0" w:after="0" w:line="252" w:lineRule="auto"/>
+              <w:spacing w:after="0"/>
             </w:pPr>
+            <w:r/>
             <w:r>
               <w:rPr>
                 <w:rFonts w:ascii="Calibri" w:hAnsi="Calibri" w:eastAsia="Microsoft YaHei"/>
                 <w:b/>
+                <w:sz w:val="20"/>
               </w:rPr>
-              <w:t>说明</w:t>
+              <w:t>适用范围</w:t>
             </w:r>
           </w:p>
         </w:tc>
@@ -5252,14 +5423,16 @@
           </w:tcPr>
           <w:p>
             <w:pPr>
-              <w:spacing w:before="0" w:after="0" w:line="252" w:lineRule="auto"/>
+              <w:spacing w:after="0"/>
             </w:pPr>
+            <w:r/>
             <w:r>
               <w:rPr>
                 <w:rFonts w:ascii="Calibri" w:hAnsi="Calibri" w:eastAsia="Microsoft YaHei"/>
+                <w:b w:val="0"/>
                 <w:sz w:val="20"/>
               </w:rPr>
-              <w:t>A1</w:t>
+              <w:t>需求依据</w:t>
             </w:r>
           </w:p>
         </w:tc>
@@ -5276,14 +5449,16 @@
           </w:tcPr>
           <w:p>
             <w:pPr>
-              <w:spacing w:before="0" w:after="0" w:line="252" w:lineRule="auto"/>
+              <w:spacing w:after="0"/>
             </w:pPr>
+            <w:r/>
             <w:r>
               <w:rPr>
                 <w:rFonts w:ascii="Calibri" w:hAnsi="Calibri" w:eastAsia="Microsoft YaHei"/>
+                <w:b w:val="0"/>
                 <w:sz w:val="20"/>
               </w:rPr>
-              <w:t>IntRuoyiBackend/docs/edhr/existing-edhr-contract.md</w:t>
+              <w:t>业务流程、质量管理、生产执行、电子记录和审计追溯相关要求。</w:t>
             </w:r>
           </w:p>
         </w:tc>
@@ -5300,14 +5475,16 @@
           </w:tcPr>
           <w:p>
             <w:pPr>
-              <w:spacing w:before="0" w:after="0" w:line="252" w:lineRule="auto"/>
+              <w:spacing w:after="0"/>
             </w:pPr>
+            <w:r/>
             <w:r>
               <w:rPr>
                 <w:rFonts w:ascii="Calibri" w:hAnsi="Calibri" w:eastAsia="Microsoft YaHei"/>
+                <w:b w:val="0"/>
                 <w:sz w:val="20"/>
               </w:rPr>
-              <w:t>后端现有合约、控制器、权限、数据对象和禁止改写边界。</w:t>
+              <w:t>需求设计、验收标准和业务规则。</w:t>
             </w:r>
           </w:p>
         </w:tc>
@@ -5326,14 +5503,16 @@
           </w:tcPr>
           <w:p>
             <w:pPr>
-              <w:spacing w:before="0" w:after="0" w:line="252" w:lineRule="auto"/>
+              <w:spacing w:after="0"/>
             </w:pPr>
+            <w:r/>
             <w:r>
               <w:rPr>
                 <w:rFonts w:ascii="Calibri" w:hAnsi="Calibri" w:eastAsia="Microsoft YaHei"/>
+                <w:b w:val="0"/>
                 <w:sz w:val="20"/>
               </w:rPr>
-              <w:t>A2</w:t>
+              <w:t>设计依据</w:t>
             </w:r>
           </w:p>
         </w:tc>
@@ -5350,14 +5529,16 @@
           </w:tcPr>
           <w:p>
             <w:pPr>
-              <w:spacing w:before="0" w:after="0" w:line="252" w:lineRule="auto"/>
+              <w:spacing w:after="0"/>
             </w:pPr>
+            <w:r/>
             <w:r>
               <w:rPr>
                 <w:rFonts w:ascii="Calibri" w:hAnsi="Calibri" w:eastAsia="Microsoft YaHei"/>
+                <w:b w:val="0"/>
                 <w:sz w:val="20"/>
               </w:rPr>
-              <w:t>IntRuoyiFronted/docs/edhr/existing-edhr-frontend-contract.md</w:t>
+              <w:t>系统模块划分、接口分组、数据模型、权限审计、归档追溯和交付验证要求。</w:t>
             </w:r>
           </w:p>
         </w:tc>
@@ -5374,14 +5555,16 @@
           </w:tcPr>
           <w:p>
             <w:pPr>
-              <w:spacing w:before="0" w:after="0" w:line="252" w:lineRule="auto"/>
+              <w:spacing w:after="0"/>
             </w:pPr>
+            <w:r/>
             <w:r>
               <w:rPr>
                 <w:rFonts w:ascii="Calibri" w:hAnsi="Calibri" w:eastAsia="Microsoft YaHei"/>
+                <w:b w:val="0"/>
                 <w:sz w:val="20"/>
               </w:rPr>
-              <w:t>前端 API、页面入口和权限门禁。</w:t>
+              <w:t>概要设计和详细设计。</w:t>
             </w:r>
           </w:p>
         </w:tc>
@@ -5400,14 +5583,16 @@
           </w:tcPr>
           <w:p>
             <w:pPr>
-              <w:spacing w:before="0" w:after="0" w:line="252" w:lineRule="auto"/>
+              <w:spacing w:after="0"/>
             </w:pPr>
+            <w:r/>
             <w:r>
               <w:rPr>
                 <w:rFonts w:ascii="Calibri" w:hAnsi="Calibri" w:eastAsia="Microsoft YaHei"/>
+                <w:b w:val="0"/>
                 <w:sz w:val="20"/>
               </w:rPr>
-              <w:t>A3</w:t>
+              <w:t>术语约定</w:t>
             </w:r>
           </w:p>
         </w:tc>
@@ -5424,14 +5609,16 @@
           </w:tcPr>
           <w:p>
             <w:pPr>
-              <w:spacing w:before="0" w:after="0" w:line="252" w:lineRule="auto"/>
+              <w:spacing w:after="0"/>
             </w:pPr>
+            <w:r/>
             <w:r>
               <w:rPr>
                 <w:rFonts w:ascii="Calibri" w:hAnsi="Calibri" w:eastAsia="Microsoft YaHei"/>
+                <w:b w:val="0"/>
                 <w:sz w:val="20"/>
               </w:rPr>
-              <w:t>docs/backend-development.md</w:t>
+              <w:t>批记录表单、表单槽位、工序开始、批次执行、工作任务、字段审计链等术语按本文定义使用。</w:t>
             </w:r>
           </w:p>
         </w:tc>
@@ -5448,14 +5635,16 @@
           </w:tcPr>
           <w:p>
             <w:pPr>
-              <w:spacing w:before="0" w:after="0" w:line="252" w:lineRule="auto"/>
+              <w:spacing w:after="0"/>
             </w:pPr>
+            <w:r/>
             <w:r>
               <w:rPr>
                 <w:rFonts w:ascii="Calibri" w:hAnsi="Calibri" w:eastAsia="Microsoft YaHei"/>
+                <w:b w:val="0"/>
                 <w:sz w:val="20"/>
               </w:rPr>
-              <w:t>EDHR 详情回填、快照、版本治理、单元格链接、Word 解析和放行负责人门禁。</w:t>
+              <w:t>需求、概要、详细设计全文。</w:t>
             </w:r>
           </w:p>
         </w:tc>
@@ -5474,14 +5663,16 @@
           </w:tcPr>
           <w:p>
             <w:pPr>
-              <w:spacing w:before="0" w:after="0" w:line="252" w:lineRule="auto"/>
+              <w:spacing w:after="0"/>
             </w:pPr>
+            <w:r/>
             <w:r>
               <w:rPr>
                 <w:rFonts w:ascii="Calibri" w:hAnsi="Calibri" w:eastAsia="Microsoft YaHei"/>
+                <w:b w:val="0"/>
                 <w:sz w:val="20"/>
               </w:rPr>
-              <w:t>A4</w:t>
+              <w:t>控制原则</w:t>
             </w:r>
           </w:p>
         </w:tc>
@@ -5498,14 +5689,16 @@
           </w:tcPr>
           <w:p>
             <w:pPr>
-              <w:spacing w:before="0" w:after="0" w:line="252" w:lineRule="auto"/>
+              <w:spacing w:after="0"/>
             </w:pPr>
+            <w:r/>
             <w:r>
               <w:rPr>
                 <w:rFonts w:ascii="Calibri" w:hAnsi="Calibri" w:eastAsia="Microsoft YaHei"/>
+                <w:b w:val="0"/>
                 <w:sz w:val="20"/>
               </w:rPr>
-              <w:t>docs/e2e-rules.md</w:t>
+              <w:t>正式批记录表单、补充表单槽位和工序开始配置分别建模、分别展示、分别验证。</w:t>
             </w:r>
           </w:p>
         </w:tc>
@@ -5522,14 +5715,16 @@
           </w:tcPr>
           <w:p>
             <w:pPr>
-              <w:spacing w:before="0" w:after="0" w:line="252" w:lineRule="auto"/>
+              <w:spacing w:after="0"/>
             </w:pPr>
+            <w:r/>
             <w:r>
               <w:rPr>
                 <w:rFonts w:ascii="Calibri" w:hAnsi="Calibri" w:eastAsia="Microsoft YaHei"/>
+                <w:b w:val="0"/>
                 <w:sz w:val="20"/>
               </w:rPr>
-              <w:t>真实 E2E、作废闭环、工作任务、只读追踪和页面断言门禁。</w:t>
+              <w:t>业务流程、接口设计和测试验收。</w:t>
             </w:r>
           </w:p>
         </w:tc>
@@ -5548,14 +5743,15 @@
           </w:tcPr>
           <w:p>
             <w:pPr>
-              <w:spacing w:before="0" w:after="0" w:line="252" w:lineRule="auto"/>
+              <w:spacing w:after="0"/>
             </w:pPr>
+            <w:r/>
             <w:r>
               <w:rPr>
                 <w:rFonts w:ascii="Calibri" w:hAnsi="Calibri" w:eastAsia="Microsoft YaHei"/>
+                <w:b w:val="0"/>
                 <w:sz w:val="20"/>
               </w:rPr>
-              <w:t>A5</w:t>
             </w:r>
           </w:p>
         </w:tc>
@@ -5572,14 +5768,15 @@
           </w:tcPr>
           <w:p>
             <w:pPr>
-              <w:spacing w:before="0" w:after="0" w:line="252" w:lineRule="auto"/>
+              <w:spacing w:after="0"/>
             </w:pPr>
+            <w:r/>
             <w:r>
               <w:rPr>
                 <w:rFonts w:ascii="Calibri" w:hAnsi="Calibri" w:eastAsia="Microsoft YaHei"/>
+                <w:b w:val="0"/>
                 <w:sz w:val="20"/>
               </w:rPr>
-              <w:t>AGENTS.md</w:t>
             </w:r>
           </w:p>
         </w:tc>
@@ -5596,14 +5793,15 @@
           </w:tcPr>
           <w:p>
             <w:pPr>
-              <w:spacing w:before="0" w:after="0" w:line="252" w:lineRule="auto"/>
+              <w:spacing w:after="0"/>
             </w:pPr>
+            <w:r/>
             <w:r>
               <w:rPr>
                 <w:rFonts w:ascii="Calibri" w:hAnsi="Calibri" w:eastAsia="Microsoft YaHei"/>
+                <w:b w:val="0"/>
                 <w:sz w:val="20"/>
               </w:rPr>
-              <w:t>工艺路线三类配置术语契约和无 fallback 原则。</w:t>
             </w:r>
           </w:p>
         </w:tc>
@@ -5622,14 +5820,15 @@
           </w:tcPr>
           <w:p>
             <w:pPr>
-              <w:spacing w:before="0" w:after="0" w:line="252" w:lineRule="auto"/>
+              <w:spacing w:after="0"/>
             </w:pPr>
+            <w:r/>
             <w:r>
               <w:rPr>
                 <w:rFonts w:ascii="Calibri" w:hAnsi="Calibri" w:eastAsia="Microsoft YaHei"/>
+                <w:b w:val="0"/>
                 <w:sz w:val="20"/>
               </w:rPr>
-              <w:t>A6</w:t>
             </w:r>
           </w:p>
         </w:tc>
@@ -5646,14 +5845,15 @@
           </w:tcPr>
           <w:p>
             <w:pPr>
-              <w:spacing w:before="0" w:after="0" w:line="252" w:lineRule="auto"/>
+              <w:spacing w:after="0"/>
             </w:pPr>
+            <w:r/>
             <w:r>
               <w:rPr>
                 <w:rFonts w:ascii="Calibri" w:hAnsi="Calibri" w:eastAsia="Microsoft YaHei"/>
+                <w:b w:val="0"/>
                 <w:sz w:val="20"/>
               </w:rPr>
-              <w:t>doc/tasks/20260727-edhr-cell-link-auto-persist-design</w:t>
             </w:r>
           </w:p>
         </w:tc>
@@ -5670,14 +5870,15 @@
           </w:tcPr>
           <w:p>
             <w:pPr>
-              <w:spacing w:before="0" w:after="0" w:line="252" w:lineRule="auto"/>
+              <w:spacing w:after="0"/>
             </w:pPr>
+            <w:r/>
             <w:r>
               <w:rPr>
                 <w:rFonts w:ascii="Calibri" w:hAnsi="Calibri" w:eastAsia="Microsoft YaHei"/>
+                <w:b w:val="0"/>
                 <w:sz w:val="20"/>
               </w:rPr>
-              <w:t>单元格链接后端自动落库详细设计证据。</w:t>
             </w:r>
           </w:p>
         </w:tc>
@@ -5696,14 +5897,15 @@
           </w:tcPr>
           <w:p>
             <w:pPr>
-              <w:spacing w:before="0" w:after="0" w:line="252" w:lineRule="auto"/>
+              <w:spacing w:after="0"/>
             </w:pPr>
+            <w:r/>
             <w:r>
               <w:rPr>
                 <w:rFonts w:ascii="Calibri" w:hAnsi="Calibri" w:eastAsia="Microsoft YaHei"/>
+                <w:b w:val="0"/>
                 <w:sz w:val="20"/>
               </w:rPr>
-              <w:t>A7</w:t>
             </w:r>
           </w:p>
         </w:tc>
@@ -5720,14 +5922,15 @@
           </w:tcPr>
           <w:p>
             <w:pPr>
-              <w:spacing w:before="0" w:after="0" w:line="252" w:lineRule="auto"/>
+              <w:spacing w:after="0"/>
             </w:pPr>
+            <w:r/>
             <w:r>
               <w:rPr>
                 <w:rFonts w:ascii="Calibri" w:hAnsi="Calibri" w:eastAsia="Microsoft YaHei"/>
+                <w:b w:val="0"/>
                 <w:sz w:val="20"/>
               </w:rPr>
-              <w:t>doc/tasks/20260727-edhr-batch-void-work-task-closure</w:t>
             </w:r>
           </w:p>
         </w:tc>
@@ -5744,14 +5947,15 @@
           </w:tcPr>
           <w:p>
             <w:pPr>
-              <w:spacing w:before="0" w:after="0" w:line="252" w:lineRule="auto"/>
+              <w:spacing w:after="0"/>
             </w:pPr>
+            <w:r/>
             <w:r>
               <w:rPr>
                 <w:rFonts w:ascii="Calibri" w:hAnsi="Calibri" w:eastAsia="Microsoft YaHei"/>
+                <w:b w:val="0"/>
                 <w:sz w:val="20"/>
               </w:rPr>
-              <w:t>批次作废后工作台任务闭环需求和设计证据。</w:t>
             </w:r>
           </w:p>
         </w:tc>
@@ -5770,7 +5974,7 @@
           <w:color w:val="2E74B5"/>
           <w:sz w:val="32"/>
         </w:rPr>
-        <w:t>附录 B：文档生成说明</w:t>
+        <w:t>附录 B：文档控制</w:t>
       </w:r>
     </w:p>
     <w:p>
@@ -5781,8 +5985,10 @@
       <w:r>
         <w:rPr>
           <w:rFonts w:ascii="Calibri" w:hAnsi="Calibri" w:eastAsia="Microsoft YaHei"/>
+          <w:b w:val="0"/>
+          <w:sz w:val="22"/>
         </w:rPr>
-        <w:t>文档采用 standard_business_brief 风格：Calibri/Microsoft YaHei、US Letter、1 inch 页边距、蓝色标题、灰色表头。</w:t>
+        <w:t>文档采用统一的正式交付版式，标题、正文、表格和附录保持一致的排版规范。</w:t>
       </w:r>
     </w:p>
     <w:p>
@@ -5793,8 +5999,10 @@
       <w:r>
         <w:rPr>
           <w:rFonts w:ascii="Calibri" w:hAnsi="Calibri" w:eastAsia="Microsoft YaHei"/>
+          <w:b w:val="0"/>
+          <w:sz w:val="22"/>
         </w:rPr>
-        <w:t>本文不插入未验证的生产数据、账号、密码、真实租户或连接串。</w:t>
+        <w:t>文档不包含生产账号、密码、连接串、密钥或其他敏感信息。</w:t>
       </w:r>
     </w:p>
     <w:p>
@@ -5805,8 +6013,10 @@
       <w:r>
         <w:rPr>
           <w:rFonts w:ascii="Calibri" w:hAnsi="Calibri" w:eastAsia="Microsoft YaHei"/>
+          <w:b w:val="0"/>
+          <w:sz w:val="22"/>
         </w:rPr>
-        <w:t>本文中的接口、表、页面均来自当前工作区只读抽取或已存在项目文档。</w:t>
+        <w:t>接口、数据对象和页面说明以系统设计边界、业务流程和技术实现方案为依据。</w:t>
       </w:r>
     </w:p>
     <w:p>
@@ -5817,8 +6027,10 @@
       <w:r>
         <w:rPr>
           <w:rFonts w:ascii="Calibri" w:hAnsi="Calibri" w:eastAsia="Microsoft YaHei"/>
+          <w:b w:val="0"/>
+          <w:sz w:val="22"/>
         </w:rPr>
-        <w:t>如需正式立项交付，可将本文拆分为三份独立 Word：需求设计、概要设计、详细设计。</w:t>
+        <w:t>需求设计、概要设计和详细设计共同构成本系统建设的成套交付资料。</w:t>
       </w:r>
     </w:p>
     <w:sectPr>

--- a/doc/tasks/20260728-edhr-batch-record-design-docs/output/EDHR_Batch_Record_Requirement_Design.docx
+++ b/doc/tasks/20260728-edhr-batch-record-design-docs/output/EDHR_Batch_Record_Requirement_Design.docx
@@ -9,9 +9,9 @@
       </w:pPr>
       <w:r>
         <w:rPr>
-          <w:rFonts w:ascii="Calibri" w:hAnsi="Calibri" w:eastAsia="Microsoft YaHei"/>
+          <w:rFonts w:ascii="微软雅黑" w:hAnsi="微软雅黑" w:eastAsia="微软雅黑"/>
           <w:b/>
-          <w:color w:val="0B2545"/>
+          <w:color w:val="000000"/>
           <w:sz w:val="52"/>
         </w:rPr>
         <w:t>EDHR 批记录系统需求设计说明书</w:t>
@@ -24,9 +24,9 @@
       </w:pPr>
       <w:r>
         <w:rPr>
-          <w:rFonts w:ascii="Calibri" w:hAnsi="Calibri" w:eastAsia="Microsoft YaHei"/>
+          <w:rFonts w:ascii="微软雅黑" w:hAnsi="微软雅黑" w:eastAsia="微软雅黑"/>
           <w:b w:val="0"/>
-          <w:color w:val="2E74B5"/>
+          <w:color w:val="000000"/>
           <w:sz w:val="30"/>
         </w:rPr>
         <w:t>电子批记录系统建设需求规格说明</w:t>
@@ -46,17 +46,32 @@
         <w:tc>
           <w:tcPr>
             <w:tcW w:type="dxa" w:w="4680"/>
+            <w:tcBorders>
+              <w:top w:val="single" w:sz="4" w:space="0" w:color="BFBFBF"/>
+              <w:left w:val="single" w:sz="4" w:space="0" w:color="BFBFBF"/>
+              <w:bottom w:val="single" w:sz="4" w:space="0" w:color="BFBFBF"/>
+              <w:right w:val="single" w:sz="4" w:space="0" w:color="BFBFBF"/>
+            </w:tcBorders>
+            <w:shd w:fill="EDEDED" w:val="clear"/>
           </w:tcPr>
           <w:p>
             <w:pPr>
-              <w:spacing w:after="0"/>
+              <w:spacing w:after="40"/>
             </w:pPr>
-            <w:r/>
             <w:r>
               <w:rPr>
-                <w:rFonts w:ascii="Calibri" w:hAnsi="Calibri" w:eastAsia="Microsoft YaHei"/>
+                <w:rFonts w:ascii="微软雅黑" w:hAnsi="微软雅黑" w:eastAsia="微软雅黑"/>
                 <w:b/>
-                <w:sz w:val="20"/>
+                <w:color w:val="000000"/>
+                <w:sz w:val="19"/>
+              </w:rPr>
+            </w:r>
+            <w:r>
+              <w:rPr>
+                <w:rFonts w:ascii="微软雅黑" w:hAnsi="微软雅黑" w:eastAsia="微软雅黑"/>
+                <w:b/>
+                <w:color w:val="000000"/>
+                <w:sz w:val="19"/>
               </w:rPr>
               <w:t>项目</w:t>
             </w:r>
@@ -65,17 +80,32 @@
         <w:tc>
           <w:tcPr>
             <w:tcW w:type="dxa" w:w="4680"/>
+            <w:tcBorders>
+              <w:top w:val="single" w:sz="4" w:space="0" w:color="BFBFBF"/>
+              <w:left w:val="single" w:sz="4" w:space="0" w:color="BFBFBF"/>
+              <w:bottom w:val="single" w:sz="4" w:space="0" w:color="BFBFBF"/>
+              <w:right w:val="single" w:sz="4" w:space="0" w:color="BFBFBF"/>
+            </w:tcBorders>
+            <w:shd w:fill="EDEDED" w:val="clear"/>
           </w:tcPr>
           <w:p>
             <w:pPr>
-              <w:spacing w:after="0"/>
+              <w:spacing w:after="40"/>
             </w:pPr>
-            <w:r/>
             <w:r>
               <w:rPr>
-                <w:rFonts w:ascii="Calibri" w:hAnsi="Calibri" w:eastAsia="Microsoft YaHei"/>
+                <w:rFonts w:ascii="微软雅黑" w:hAnsi="微软雅黑" w:eastAsia="微软雅黑"/>
                 <w:b/>
-                <w:sz w:val="20"/>
+                <w:color w:val="000000"/>
+                <w:sz w:val="19"/>
+              </w:rPr>
+            </w:r>
+            <w:r>
+              <w:rPr>
+                <w:rFonts w:ascii="微软雅黑" w:hAnsi="微软雅黑" w:eastAsia="微软雅黑"/>
+                <w:b/>
+                <w:color w:val="000000"/>
+                <w:sz w:val="19"/>
               </w:rPr>
               <w:t>内容</w:t>
             </w:r>
@@ -86,17 +116,30 @@
         <w:tc>
           <w:tcPr>
             <w:tcW w:type="dxa" w:w="4680"/>
+            <w:tcBorders>
+              <w:top w:val="single" w:sz="4" w:space="0" w:color="BFBFBF"/>
+              <w:left w:val="single" w:sz="4" w:space="0" w:color="BFBFBF"/>
+              <w:bottom w:val="single" w:sz="4" w:space="0" w:color="BFBFBF"/>
+              <w:right w:val="single" w:sz="4" w:space="0" w:color="BFBFBF"/>
+            </w:tcBorders>
           </w:tcPr>
           <w:p>
             <w:pPr>
-              <w:spacing w:after="0"/>
+              <w:spacing w:after="40"/>
             </w:pPr>
-            <w:r/>
             <w:r>
               <w:rPr>
-                <w:rFonts w:ascii="Calibri" w:hAnsi="Calibri" w:eastAsia="Microsoft YaHei"/>
+                <w:rFonts w:ascii="微软雅黑" w:hAnsi="微软雅黑" w:eastAsia="微软雅黑"/>
+                <w:color w:val="000000"/>
+                <w:sz w:val="19"/>
+              </w:rPr>
+            </w:r>
+            <w:r>
+              <w:rPr>
+                <w:rFonts w:ascii="微软雅黑" w:hAnsi="微软雅黑" w:eastAsia="微软雅黑"/>
                 <w:b w:val="0"/>
-                <w:sz w:val="20"/>
+                <w:color w:val="000000"/>
+                <w:sz w:val="19"/>
               </w:rPr>
               <w:t>项目名称</w:t>
             </w:r>
@@ -105,17 +148,30 @@
         <w:tc>
           <w:tcPr>
             <w:tcW w:type="dxa" w:w="4680"/>
+            <w:tcBorders>
+              <w:top w:val="single" w:sz="4" w:space="0" w:color="BFBFBF"/>
+              <w:left w:val="single" w:sz="4" w:space="0" w:color="BFBFBF"/>
+              <w:bottom w:val="single" w:sz="4" w:space="0" w:color="BFBFBF"/>
+              <w:right w:val="single" w:sz="4" w:space="0" w:color="BFBFBF"/>
+            </w:tcBorders>
           </w:tcPr>
           <w:p>
             <w:pPr>
-              <w:spacing w:after="0"/>
+              <w:spacing w:after="40"/>
             </w:pPr>
-            <w:r/>
             <w:r>
               <w:rPr>
-                <w:rFonts w:ascii="Calibri" w:hAnsi="Calibri" w:eastAsia="Microsoft YaHei"/>
+                <w:rFonts w:ascii="微软雅黑" w:hAnsi="微软雅黑" w:eastAsia="微软雅黑"/>
+                <w:color w:val="000000"/>
+                <w:sz w:val="19"/>
+              </w:rPr>
+            </w:r>
+            <w:r>
+              <w:rPr>
+                <w:rFonts w:ascii="微软雅黑" w:hAnsi="微软雅黑" w:eastAsia="微软雅黑"/>
                 <w:b w:val="0"/>
-                <w:sz w:val="20"/>
+                <w:color w:val="000000"/>
+                <w:sz w:val="19"/>
               </w:rPr>
               <w:t>EDHR 批记录系统建设项目</w:t>
             </w:r>
@@ -126,17 +182,30 @@
         <w:tc>
           <w:tcPr>
             <w:tcW w:type="dxa" w:w="4680"/>
+            <w:tcBorders>
+              <w:top w:val="single" w:sz="4" w:space="0" w:color="BFBFBF"/>
+              <w:left w:val="single" w:sz="4" w:space="0" w:color="BFBFBF"/>
+              <w:bottom w:val="single" w:sz="4" w:space="0" w:color="BFBFBF"/>
+              <w:right w:val="single" w:sz="4" w:space="0" w:color="BFBFBF"/>
+            </w:tcBorders>
           </w:tcPr>
           <w:p>
             <w:pPr>
-              <w:spacing w:after="0"/>
+              <w:spacing w:after="40"/>
             </w:pPr>
-            <w:r/>
             <w:r>
               <w:rPr>
-                <w:rFonts w:ascii="Calibri" w:hAnsi="Calibri" w:eastAsia="Microsoft YaHei"/>
+                <w:rFonts w:ascii="微软雅黑" w:hAnsi="微软雅黑" w:eastAsia="微软雅黑"/>
+                <w:color w:val="000000"/>
+                <w:sz w:val="19"/>
+              </w:rPr>
+            </w:r>
+            <w:r>
+              <w:rPr>
+                <w:rFonts w:ascii="微软雅黑" w:hAnsi="微软雅黑" w:eastAsia="微软雅黑"/>
                 <w:b w:val="0"/>
-                <w:sz w:val="20"/>
+                <w:color w:val="000000"/>
+                <w:sz w:val="19"/>
               </w:rPr>
               <w:t>文档名称</w:t>
             </w:r>
@@ -145,17 +214,30 @@
         <w:tc>
           <w:tcPr>
             <w:tcW w:type="dxa" w:w="4680"/>
+            <w:tcBorders>
+              <w:top w:val="single" w:sz="4" w:space="0" w:color="BFBFBF"/>
+              <w:left w:val="single" w:sz="4" w:space="0" w:color="BFBFBF"/>
+              <w:bottom w:val="single" w:sz="4" w:space="0" w:color="BFBFBF"/>
+              <w:right w:val="single" w:sz="4" w:space="0" w:color="BFBFBF"/>
+            </w:tcBorders>
           </w:tcPr>
           <w:p>
             <w:pPr>
-              <w:spacing w:after="0"/>
+              <w:spacing w:after="40"/>
             </w:pPr>
-            <w:r/>
             <w:r>
               <w:rPr>
-                <w:rFonts w:ascii="Calibri" w:hAnsi="Calibri" w:eastAsia="Microsoft YaHei"/>
+                <w:rFonts w:ascii="微软雅黑" w:hAnsi="微软雅黑" w:eastAsia="微软雅黑"/>
+                <w:color w:val="000000"/>
+                <w:sz w:val="19"/>
+              </w:rPr>
+            </w:r>
+            <w:r>
+              <w:rPr>
+                <w:rFonts w:ascii="微软雅黑" w:hAnsi="微软雅黑" w:eastAsia="微软雅黑"/>
                 <w:b w:val="0"/>
-                <w:sz w:val="20"/>
+                <w:color w:val="000000"/>
+                <w:sz w:val="19"/>
               </w:rPr>
               <w:t>需求设计说明书</w:t>
             </w:r>
@@ -166,17 +248,30 @@
         <w:tc>
           <w:tcPr>
             <w:tcW w:type="dxa" w:w="4680"/>
+            <w:tcBorders>
+              <w:top w:val="single" w:sz="4" w:space="0" w:color="BFBFBF"/>
+              <w:left w:val="single" w:sz="4" w:space="0" w:color="BFBFBF"/>
+              <w:bottom w:val="single" w:sz="4" w:space="0" w:color="BFBFBF"/>
+              <w:right w:val="single" w:sz="4" w:space="0" w:color="BFBFBF"/>
+            </w:tcBorders>
           </w:tcPr>
           <w:p>
             <w:pPr>
-              <w:spacing w:after="0"/>
+              <w:spacing w:after="40"/>
             </w:pPr>
-            <w:r/>
             <w:r>
               <w:rPr>
-                <w:rFonts w:ascii="Calibri" w:hAnsi="Calibri" w:eastAsia="Microsoft YaHei"/>
+                <w:rFonts w:ascii="微软雅黑" w:hAnsi="微软雅黑" w:eastAsia="微软雅黑"/>
+                <w:color w:val="000000"/>
+                <w:sz w:val="19"/>
+              </w:rPr>
+            </w:r>
+            <w:r>
+              <w:rPr>
+                <w:rFonts w:ascii="微软雅黑" w:hAnsi="微软雅黑" w:eastAsia="微软雅黑"/>
                 <w:b w:val="0"/>
-                <w:sz w:val="20"/>
+                <w:color w:val="000000"/>
+                <w:sz w:val="19"/>
               </w:rPr>
               <w:t>文档版本</w:t>
             </w:r>
@@ -185,17 +280,30 @@
         <w:tc>
           <w:tcPr>
             <w:tcW w:type="dxa" w:w="4680"/>
+            <w:tcBorders>
+              <w:top w:val="single" w:sz="4" w:space="0" w:color="BFBFBF"/>
+              <w:left w:val="single" w:sz="4" w:space="0" w:color="BFBFBF"/>
+              <w:bottom w:val="single" w:sz="4" w:space="0" w:color="BFBFBF"/>
+              <w:right w:val="single" w:sz="4" w:space="0" w:color="BFBFBF"/>
+            </w:tcBorders>
           </w:tcPr>
           <w:p>
             <w:pPr>
-              <w:spacing w:after="0"/>
+              <w:spacing w:after="40"/>
             </w:pPr>
-            <w:r/>
             <w:r>
               <w:rPr>
-                <w:rFonts w:ascii="Calibri" w:hAnsi="Calibri" w:eastAsia="Microsoft YaHei"/>
+                <w:rFonts w:ascii="微软雅黑" w:hAnsi="微软雅黑" w:eastAsia="微软雅黑"/>
+                <w:color w:val="000000"/>
+                <w:sz w:val="19"/>
+              </w:rPr>
+            </w:r>
+            <w:r>
+              <w:rPr>
+                <w:rFonts w:ascii="微软雅黑" w:hAnsi="微软雅黑" w:eastAsia="微软雅黑"/>
                 <w:b w:val="0"/>
-                <w:sz w:val="20"/>
+                <w:color w:val="000000"/>
+                <w:sz w:val="19"/>
               </w:rPr>
               <w:t>V1.0</w:t>
             </w:r>
@@ -206,17 +314,30 @@
         <w:tc>
           <w:tcPr>
             <w:tcW w:type="dxa" w:w="4680"/>
+            <w:tcBorders>
+              <w:top w:val="single" w:sz="4" w:space="0" w:color="BFBFBF"/>
+              <w:left w:val="single" w:sz="4" w:space="0" w:color="BFBFBF"/>
+              <w:bottom w:val="single" w:sz="4" w:space="0" w:color="BFBFBF"/>
+              <w:right w:val="single" w:sz="4" w:space="0" w:color="BFBFBF"/>
+            </w:tcBorders>
           </w:tcPr>
           <w:p>
             <w:pPr>
-              <w:spacing w:after="0"/>
+              <w:spacing w:after="40"/>
             </w:pPr>
-            <w:r/>
             <w:r>
               <w:rPr>
-                <w:rFonts w:ascii="Calibri" w:hAnsi="Calibri" w:eastAsia="Microsoft YaHei"/>
+                <w:rFonts w:ascii="微软雅黑" w:hAnsi="微软雅黑" w:eastAsia="微软雅黑"/>
+                <w:color w:val="000000"/>
+                <w:sz w:val="19"/>
+              </w:rPr>
+            </w:r>
+            <w:r>
+              <w:rPr>
+                <w:rFonts w:ascii="微软雅黑" w:hAnsi="微软雅黑" w:eastAsia="微软雅黑"/>
                 <w:b w:val="0"/>
-                <w:sz w:val="20"/>
+                <w:color w:val="000000"/>
+                <w:sz w:val="19"/>
               </w:rPr>
               <w:t>编制日期</w:t>
             </w:r>
@@ -225,17 +346,30 @@
         <w:tc>
           <w:tcPr>
             <w:tcW w:type="dxa" w:w="4680"/>
+            <w:tcBorders>
+              <w:top w:val="single" w:sz="4" w:space="0" w:color="BFBFBF"/>
+              <w:left w:val="single" w:sz="4" w:space="0" w:color="BFBFBF"/>
+              <w:bottom w:val="single" w:sz="4" w:space="0" w:color="BFBFBF"/>
+              <w:right w:val="single" w:sz="4" w:space="0" w:color="BFBFBF"/>
+            </w:tcBorders>
           </w:tcPr>
           <w:p>
             <w:pPr>
-              <w:spacing w:after="0"/>
+              <w:spacing w:after="40"/>
             </w:pPr>
-            <w:r/>
             <w:r>
               <w:rPr>
-                <w:rFonts w:ascii="Calibri" w:hAnsi="Calibri" w:eastAsia="Microsoft YaHei"/>
+                <w:rFonts w:ascii="微软雅黑" w:hAnsi="微软雅黑" w:eastAsia="微软雅黑"/>
+                <w:color w:val="000000"/>
+                <w:sz w:val="19"/>
+              </w:rPr>
+            </w:r>
+            <w:r>
+              <w:rPr>
+                <w:rFonts w:ascii="微软雅黑" w:hAnsi="微软雅黑" w:eastAsia="微软雅黑"/>
                 <w:b w:val="0"/>
-                <w:sz w:val="20"/>
+                <w:color w:val="000000"/>
+                <w:sz w:val="19"/>
               </w:rPr>
               <w:t>2026年7月28日</w:t>
             </w:r>
@@ -246,17 +380,30 @@
         <w:tc>
           <w:tcPr>
             <w:tcW w:type="dxa" w:w="4680"/>
+            <w:tcBorders>
+              <w:top w:val="single" w:sz="4" w:space="0" w:color="BFBFBF"/>
+              <w:left w:val="single" w:sz="4" w:space="0" w:color="BFBFBF"/>
+              <w:bottom w:val="single" w:sz="4" w:space="0" w:color="BFBFBF"/>
+              <w:right w:val="single" w:sz="4" w:space="0" w:color="BFBFBF"/>
+            </w:tcBorders>
           </w:tcPr>
           <w:p>
             <w:pPr>
-              <w:spacing w:after="0"/>
+              <w:spacing w:after="40"/>
             </w:pPr>
-            <w:r/>
             <w:r>
               <w:rPr>
-                <w:rFonts w:ascii="Calibri" w:hAnsi="Calibri" w:eastAsia="Microsoft YaHei"/>
+                <w:rFonts w:ascii="微软雅黑" w:hAnsi="微软雅黑" w:eastAsia="微软雅黑"/>
+                <w:color w:val="000000"/>
+                <w:sz w:val="19"/>
+              </w:rPr>
+            </w:r>
+            <w:r>
+              <w:rPr>
+                <w:rFonts w:ascii="微软雅黑" w:hAnsi="微软雅黑" w:eastAsia="微软雅黑"/>
                 <w:b w:val="0"/>
-                <w:sz w:val="20"/>
+                <w:color w:val="000000"/>
+                <w:sz w:val="19"/>
               </w:rPr>
               <w:t>文档状态</w:t>
             </w:r>
@@ -265,17 +412,30 @@
         <w:tc>
           <w:tcPr>
             <w:tcW w:type="dxa" w:w="4680"/>
+            <w:tcBorders>
+              <w:top w:val="single" w:sz="4" w:space="0" w:color="BFBFBF"/>
+              <w:left w:val="single" w:sz="4" w:space="0" w:color="BFBFBF"/>
+              <w:bottom w:val="single" w:sz="4" w:space="0" w:color="BFBFBF"/>
+              <w:right w:val="single" w:sz="4" w:space="0" w:color="BFBFBF"/>
+            </w:tcBorders>
           </w:tcPr>
           <w:p>
             <w:pPr>
-              <w:spacing w:after="0"/>
+              <w:spacing w:after="40"/>
             </w:pPr>
-            <w:r/>
             <w:r>
               <w:rPr>
-                <w:rFonts w:ascii="Calibri" w:hAnsi="Calibri" w:eastAsia="Microsoft YaHei"/>
+                <w:rFonts w:ascii="微软雅黑" w:hAnsi="微软雅黑" w:eastAsia="微软雅黑"/>
+                <w:color w:val="000000"/>
+                <w:sz w:val="19"/>
+              </w:rPr>
+            </w:r>
+            <w:r>
+              <w:rPr>
+                <w:rFonts w:ascii="微软雅黑" w:hAnsi="微软雅黑" w:eastAsia="微软雅黑"/>
                 <w:b w:val="0"/>
-                <w:sz w:val="20"/>
+                <w:color w:val="000000"/>
+                <w:sz w:val="19"/>
               </w:rPr>
               <w:t>正式交付版</w:t>
             </w:r>
@@ -286,17 +446,30 @@
         <w:tc>
           <w:tcPr>
             <w:tcW w:type="dxa" w:w="4680"/>
+            <w:tcBorders>
+              <w:top w:val="single" w:sz="4" w:space="0" w:color="BFBFBF"/>
+              <w:left w:val="single" w:sz="4" w:space="0" w:color="BFBFBF"/>
+              <w:bottom w:val="single" w:sz="4" w:space="0" w:color="BFBFBF"/>
+              <w:right w:val="single" w:sz="4" w:space="0" w:color="BFBFBF"/>
+            </w:tcBorders>
           </w:tcPr>
           <w:p>
             <w:pPr>
-              <w:spacing w:after="0"/>
+              <w:spacing w:after="40"/>
             </w:pPr>
-            <w:r/>
             <w:r>
               <w:rPr>
-                <w:rFonts w:ascii="Calibri" w:hAnsi="Calibri" w:eastAsia="Microsoft YaHei"/>
+                <w:rFonts w:ascii="微软雅黑" w:hAnsi="微软雅黑" w:eastAsia="微软雅黑"/>
+                <w:color w:val="000000"/>
+                <w:sz w:val="19"/>
+              </w:rPr>
+            </w:r>
+            <w:r>
+              <w:rPr>
+                <w:rFonts w:ascii="微软雅黑" w:hAnsi="微软雅黑" w:eastAsia="微软雅黑"/>
                 <w:b w:val="0"/>
-                <w:sz w:val="20"/>
+                <w:color w:val="000000"/>
+                <w:sz w:val="19"/>
               </w:rPr>
               <w:t>适用范围</w:t>
             </w:r>
@@ -305,17 +478,30 @@
         <w:tc>
           <w:tcPr>
             <w:tcW w:type="dxa" w:w="4680"/>
+            <w:tcBorders>
+              <w:top w:val="single" w:sz="4" w:space="0" w:color="BFBFBF"/>
+              <w:left w:val="single" w:sz="4" w:space="0" w:color="BFBFBF"/>
+              <w:bottom w:val="single" w:sz="4" w:space="0" w:color="BFBFBF"/>
+              <w:right w:val="single" w:sz="4" w:space="0" w:color="BFBFBF"/>
+            </w:tcBorders>
           </w:tcPr>
           <w:p>
             <w:pPr>
-              <w:spacing w:after="0"/>
+              <w:spacing w:after="40"/>
             </w:pPr>
-            <w:r/>
             <w:r>
               <w:rPr>
-                <w:rFonts w:ascii="Calibri" w:hAnsi="Calibri" w:eastAsia="Microsoft YaHei"/>
+                <w:rFonts w:ascii="微软雅黑" w:hAnsi="微软雅黑" w:eastAsia="微软雅黑"/>
+                <w:color w:val="000000"/>
+                <w:sz w:val="19"/>
+              </w:rPr>
+            </w:r>
+            <w:r>
+              <w:rPr>
+                <w:rFonts w:ascii="微软雅黑" w:hAnsi="微软雅黑" w:eastAsia="微软雅黑"/>
                 <w:b w:val="0"/>
-                <w:sz w:val="20"/>
+                <w:color w:val="000000"/>
+                <w:sz w:val="19"/>
               </w:rPr>
               <w:t>系统业务范围、用户角色、功能需求、业务规则、状态流转与验收标准</w:t>
             </w:r>
@@ -324,7 +510,12 @@
       </w:tr>
     </w:tbl>
     <w:p>
+      <w:pPr/>
       <w:r>
+        <w:rPr>
+          <w:rFonts w:ascii="微软雅黑" w:hAnsi="微软雅黑" w:eastAsia="微软雅黑"/>
+          <w:color w:val="000000"/>
+        </w:rPr>
         <w:br w:type="page"/>
       </w:r>
     </w:p>
@@ -335,9 +526,9 @@
       </w:pPr>
       <w:r>
         <w:rPr>
-          <w:rFonts w:ascii="Calibri" w:hAnsi="Calibri" w:eastAsia="Microsoft YaHei"/>
+          <w:rFonts w:ascii="微软雅黑" w:hAnsi="微软雅黑" w:eastAsia="微软雅黑"/>
           <w:b/>
-          <w:color w:val="2E74B5"/>
+          <w:color w:val="000000"/>
           <w:sz w:val="32"/>
         </w:rPr>
         <w:t>0. 文档说明</w:t>
@@ -349,8 +540,9 @@
       </w:pPr>
       <w:r>
         <w:rPr>
-          <w:rFonts w:ascii="Calibri" w:hAnsi="Calibri" w:eastAsia="Microsoft YaHei"/>
+          <w:rFonts w:ascii="微软雅黑" w:hAnsi="微软雅黑" w:eastAsia="微软雅黑"/>
           <w:b w:val="0"/>
+          <w:color w:val="000000"/>
           <w:sz w:val="22"/>
         </w:rPr>
         <w:t>本文档为 EDHR 批记录系统建设项目正式设计文件，用于明确系统建设目标、业务范围、设计边界、实现要求和验收依据。文档内容服务于项目实施、测试验证、上线交付和后续维护。</w:t>
@@ -362,8 +554,9 @@
       </w:pPr>
       <w:r>
         <w:rPr>
-          <w:rFonts w:ascii="Calibri" w:hAnsi="Calibri" w:eastAsia="Microsoft YaHei"/>
+          <w:rFonts w:ascii="微软雅黑" w:hAnsi="微软雅黑" w:eastAsia="微软雅黑"/>
           <w:b w:val="0"/>
+          <w:color w:val="000000"/>
           <w:sz w:val="22"/>
         </w:rPr>
         <w:t>本项目文档体系按照需求设计、概要设计、详细设计逐层展开。需求设计明确业务与验收要求，概要设计定义系统总体方案，详细设计细化到接口、服务、数据和页面实现。</w:t>
@@ -393,18 +586,32 @@
               <w:end w:w="120" w:type="dxa"/>
             </w:tcMar>
             <w:vAlign w:val="center"/>
-            <w:shd w:fill="F2F4F7"/>
+            <w:shd w:fill="EDEDED" w:val="clear"/>
+            <w:tcBorders>
+              <w:top w:val="single" w:sz="4" w:space="0" w:color="BFBFBF"/>
+              <w:left w:val="single" w:sz="4" w:space="0" w:color="BFBFBF"/>
+              <w:bottom w:val="single" w:sz="4" w:space="0" w:color="BFBFBF"/>
+              <w:right w:val="single" w:sz="4" w:space="0" w:color="BFBFBF"/>
+            </w:tcBorders>
           </w:tcPr>
           <w:p>
             <w:pPr>
-              <w:spacing w:after="0"/>
+              <w:spacing w:after="40"/>
             </w:pPr>
-            <w:r/>
             <w:r>
               <w:rPr>
-                <w:rFonts w:ascii="Calibri" w:hAnsi="Calibri" w:eastAsia="Microsoft YaHei"/>
+                <w:rFonts w:ascii="微软雅黑" w:hAnsi="微软雅黑" w:eastAsia="微软雅黑"/>
                 <w:b/>
-                <w:sz w:val="20"/>
+                <w:color w:val="000000"/>
+                <w:sz w:val="19"/>
+              </w:rPr>
+            </w:r>
+            <w:r>
+              <w:rPr>
+                <w:rFonts w:ascii="微软雅黑" w:hAnsi="微软雅黑" w:eastAsia="微软雅黑"/>
+                <w:b/>
+                <w:color w:val="000000"/>
+                <w:sz w:val="19"/>
               </w:rPr>
               <w:t>文档体系</w:t>
             </w:r>
@@ -420,18 +627,32 @@
               <w:end w:w="120" w:type="dxa"/>
             </w:tcMar>
             <w:vAlign w:val="center"/>
-            <w:shd w:fill="F2F4F7"/>
+            <w:shd w:fill="EDEDED" w:val="clear"/>
+            <w:tcBorders>
+              <w:top w:val="single" w:sz="4" w:space="0" w:color="BFBFBF"/>
+              <w:left w:val="single" w:sz="4" w:space="0" w:color="BFBFBF"/>
+              <w:bottom w:val="single" w:sz="4" w:space="0" w:color="BFBFBF"/>
+              <w:right w:val="single" w:sz="4" w:space="0" w:color="BFBFBF"/>
+            </w:tcBorders>
           </w:tcPr>
           <w:p>
             <w:pPr>
-              <w:spacing w:after="0"/>
+              <w:spacing w:after="40"/>
             </w:pPr>
-            <w:r/>
             <w:r>
               <w:rPr>
-                <w:rFonts w:ascii="Calibri" w:hAnsi="Calibri" w:eastAsia="Microsoft YaHei"/>
+                <w:rFonts w:ascii="微软雅黑" w:hAnsi="微软雅黑" w:eastAsia="微软雅黑"/>
                 <w:b/>
-                <w:sz w:val="20"/>
+                <w:color w:val="000000"/>
+                <w:sz w:val="19"/>
+              </w:rPr>
+            </w:r>
+            <w:r>
+              <w:rPr>
+                <w:rFonts w:ascii="微软雅黑" w:hAnsi="微软雅黑" w:eastAsia="微软雅黑"/>
+                <w:b/>
+                <w:color w:val="000000"/>
+                <w:sz w:val="19"/>
               </w:rPr>
               <w:t>主要内容</w:t>
             </w:r>
@@ -447,18 +668,32 @@
               <w:end w:w="120" w:type="dxa"/>
             </w:tcMar>
             <w:vAlign w:val="center"/>
-            <w:shd w:fill="F2F4F7"/>
+            <w:shd w:fill="EDEDED" w:val="clear"/>
+            <w:tcBorders>
+              <w:top w:val="single" w:sz="4" w:space="0" w:color="BFBFBF"/>
+              <w:left w:val="single" w:sz="4" w:space="0" w:color="BFBFBF"/>
+              <w:bottom w:val="single" w:sz="4" w:space="0" w:color="BFBFBF"/>
+              <w:right w:val="single" w:sz="4" w:space="0" w:color="BFBFBF"/>
+            </w:tcBorders>
           </w:tcPr>
           <w:p>
             <w:pPr>
-              <w:spacing w:after="0"/>
+              <w:spacing w:after="40"/>
             </w:pPr>
-            <w:r/>
             <w:r>
               <w:rPr>
-                <w:rFonts w:ascii="Calibri" w:hAnsi="Calibri" w:eastAsia="Microsoft YaHei"/>
+                <w:rFonts w:ascii="微软雅黑" w:hAnsi="微软雅黑" w:eastAsia="微软雅黑"/>
                 <w:b/>
-                <w:sz w:val="20"/>
+                <w:color w:val="000000"/>
+                <w:sz w:val="19"/>
+              </w:rPr>
+            </w:r>
+            <w:r>
+              <w:rPr>
+                <w:rFonts w:ascii="微软雅黑" w:hAnsi="微软雅黑" w:eastAsia="微软雅黑"/>
+                <w:b/>
+                <w:color w:val="000000"/>
+                <w:sz w:val="19"/>
               </w:rPr>
               <w:t>交付作用</w:t>
             </w:r>
@@ -476,17 +711,30 @@
               <w:end w:w="120" w:type="dxa"/>
             </w:tcMar>
             <w:vAlign w:val="center"/>
+            <w:tcBorders>
+              <w:top w:val="single" w:sz="4" w:space="0" w:color="BFBFBF"/>
+              <w:left w:val="single" w:sz="4" w:space="0" w:color="BFBFBF"/>
+              <w:bottom w:val="single" w:sz="4" w:space="0" w:color="BFBFBF"/>
+              <w:right w:val="single" w:sz="4" w:space="0" w:color="BFBFBF"/>
+            </w:tcBorders>
           </w:tcPr>
           <w:p>
             <w:pPr>
-              <w:spacing w:after="0"/>
+              <w:spacing w:after="40"/>
             </w:pPr>
-            <w:r/>
             <w:r>
               <w:rPr>
-                <w:rFonts w:ascii="Calibri" w:hAnsi="Calibri" w:eastAsia="Microsoft YaHei"/>
+                <w:rFonts w:ascii="微软雅黑" w:hAnsi="微软雅黑" w:eastAsia="微软雅黑"/>
+                <w:color w:val="000000"/>
+                <w:sz w:val="19"/>
+              </w:rPr>
+            </w:r>
+            <w:r>
+              <w:rPr>
+                <w:rFonts w:ascii="微软雅黑" w:hAnsi="微软雅黑" w:eastAsia="微软雅黑"/>
                 <w:b w:val="0"/>
-                <w:sz w:val="20"/>
+                <w:color w:val="000000"/>
+                <w:sz w:val="19"/>
               </w:rPr>
               <w:t>需求设计</w:t>
             </w:r>
@@ -502,17 +750,30 @@
               <w:end w:w="120" w:type="dxa"/>
             </w:tcMar>
             <w:vAlign w:val="center"/>
+            <w:tcBorders>
+              <w:top w:val="single" w:sz="4" w:space="0" w:color="BFBFBF"/>
+              <w:left w:val="single" w:sz="4" w:space="0" w:color="BFBFBF"/>
+              <w:bottom w:val="single" w:sz="4" w:space="0" w:color="BFBFBF"/>
+              <w:right w:val="single" w:sz="4" w:space="0" w:color="BFBFBF"/>
+            </w:tcBorders>
           </w:tcPr>
           <w:p>
             <w:pPr>
-              <w:spacing w:after="0"/>
+              <w:spacing w:after="40"/>
             </w:pPr>
-            <w:r/>
             <w:r>
               <w:rPr>
-                <w:rFonts w:ascii="Calibri" w:hAnsi="Calibri" w:eastAsia="Microsoft YaHei"/>
+                <w:rFonts w:ascii="微软雅黑" w:hAnsi="微软雅黑" w:eastAsia="微软雅黑"/>
+                <w:color w:val="000000"/>
+                <w:sz w:val="19"/>
+              </w:rPr>
+            </w:r>
+            <w:r>
+              <w:rPr>
+                <w:rFonts w:ascii="微软雅黑" w:hAnsi="微软雅黑" w:eastAsia="微软雅黑"/>
                 <w:b w:val="0"/>
-                <w:sz w:val="20"/>
+                <w:color w:val="000000"/>
+                <w:sz w:val="19"/>
               </w:rPr>
               <w:t>明确系统建设目标、业务范围、用户角色、功能需求、业务规则、状态流转与验收标准。</w:t>
             </w:r>
@@ -528,17 +789,30 @@
               <w:end w:w="120" w:type="dxa"/>
             </w:tcMar>
             <w:vAlign w:val="center"/>
+            <w:tcBorders>
+              <w:top w:val="single" w:sz="4" w:space="0" w:color="BFBFBF"/>
+              <w:left w:val="single" w:sz="4" w:space="0" w:color="BFBFBF"/>
+              <w:bottom w:val="single" w:sz="4" w:space="0" w:color="BFBFBF"/>
+              <w:right w:val="single" w:sz="4" w:space="0" w:color="BFBFBF"/>
+            </w:tcBorders>
           </w:tcPr>
           <w:p>
             <w:pPr>
-              <w:spacing w:after="0"/>
+              <w:spacing w:after="40"/>
             </w:pPr>
-            <w:r/>
             <w:r>
               <w:rPr>
-                <w:rFonts w:ascii="Calibri" w:hAnsi="Calibri" w:eastAsia="Microsoft YaHei"/>
+                <w:rFonts w:ascii="微软雅黑" w:hAnsi="微软雅黑" w:eastAsia="微软雅黑"/>
+                <w:color w:val="000000"/>
+                <w:sz w:val="19"/>
+              </w:rPr>
+            </w:r>
+            <w:r>
+              <w:rPr>
+                <w:rFonts w:ascii="微软雅黑" w:hAnsi="微软雅黑" w:eastAsia="微软雅黑"/>
                 <w:b w:val="0"/>
-                <w:sz w:val="20"/>
+                <w:color w:val="000000"/>
+                <w:sz w:val="19"/>
               </w:rPr>
               <w:t>作为概要设计、测试验收和项目范围确认的输入。</w:t>
             </w:r>
@@ -556,17 +830,30 @@
               <w:end w:w="120" w:type="dxa"/>
             </w:tcMar>
             <w:vAlign w:val="center"/>
+            <w:tcBorders>
+              <w:top w:val="single" w:sz="4" w:space="0" w:color="BFBFBF"/>
+              <w:left w:val="single" w:sz="4" w:space="0" w:color="BFBFBF"/>
+              <w:bottom w:val="single" w:sz="4" w:space="0" w:color="BFBFBF"/>
+              <w:right w:val="single" w:sz="4" w:space="0" w:color="BFBFBF"/>
+            </w:tcBorders>
           </w:tcPr>
           <w:p>
             <w:pPr>
-              <w:spacing w:after="0"/>
+              <w:spacing w:after="40"/>
             </w:pPr>
-            <w:r/>
             <w:r>
               <w:rPr>
-                <w:rFonts w:ascii="Calibri" w:hAnsi="Calibri" w:eastAsia="Microsoft YaHei"/>
+                <w:rFonts w:ascii="微软雅黑" w:hAnsi="微软雅黑" w:eastAsia="微软雅黑"/>
+                <w:color w:val="000000"/>
+                <w:sz w:val="19"/>
+              </w:rPr>
+            </w:r>
+            <w:r>
+              <w:rPr>
+                <w:rFonts w:ascii="微软雅黑" w:hAnsi="微软雅黑" w:eastAsia="微软雅黑"/>
                 <w:b w:val="0"/>
-                <w:sz w:val="20"/>
+                <w:color w:val="000000"/>
+                <w:sz w:val="19"/>
               </w:rPr>
               <w:t>概要设计</w:t>
             </w:r>
@@ -582,17 +869,30 @@
               <w:end w:w="120" w:type="dxa"/>
             </w:tcMar>
             <w:vAlign w:val="center"/>
+            <w:tcBorders>
+              <w:top w:val="single" w:sz="4" w:space="0" w:color="BFBFBF"/>
+              <w:left w:val="single" w:sz="4" w:space="0" w:color="BFBFBF"/>
+              <w:bottom w:val="single" w:sz="4" w:space="0" w:color="BFBFBF"/>
+              <w:right w:val="single" w:sz="4" w:space="0" w:color="BFBFBF"/>
+            </w:tcBorders>
           </w:tcPr>
           <w:p>
             <w:pPr>
-              <w:spacing w:after="0"/>
+              <w:spacing w:after="40"/>
             </w:pPr>
-            <w:r/>
             <w:r>
               <w:rPr>
-                <w:rFonts w:ascii="Calibri" w:hAnsi="Calibri" w:eastAsia="Microsoft YaHei"/>
+                <w:rFonts w:ascii="微软雅黑" w:hAnsi="微软雅黑" w:eastAsia="微软雅黑"/>
+                <w:color w:val="000000"/>
+                <w:sz w:val="19"/>
+              </w:rPr>
+            </w:r>
+            <w:r>
+              <w:rPr>
+                <w:rFonts w:ascii="微软雅黑" w:hAnsi="微软雅黑" w:eastAsia="微软雅黑"/>
                 <w:b w:val="0"/>
-                <w:sz w:val="20"/>
+                <w:color w:val="000000"/>
+                <w:sz w:val="19"/>
               </w:rPr>
               <w:t>依据需求设计定义系统总体架构、模块划分、核心流程、接口分组、数据域和非功能要求。</w:t>
             </w:r>
@@ -608,17 +908,30 @@
               <w:end w:w="120" w:type="dxa"/>
             </w:tcMar>
             <w:vAlign w:val="center"/>
+            <w:tcBorders>
+              <w:top w:val="single" w:sz="4" w:space="0" w:color="BFBFBF"/>
+              <w:left w:val="single" w:sz="4" w:space="0" w:color="BFBFBF"/>
+              <w:bottom w:val="single" w:sz="4" w:space="0" w:color="BFBFBF"/>
+              <w:right w:val="single" w:sz="4" w:space="0" w:color="BFBFBF"/>
+            </w:tcBorders>
           </w:tcPr>
           <w:p>
             <w:pPr>
-              <w:spacing w:after="0"/>
+              <w:spacing w:after="40"/>
             </w:pPr>
-            <w:r/>
             <w:r>
               <w:rPr>
-                <w:rFonts w:ascii="Calibri" w:hAnsi="Calibri" w:eastAsia="Microsoft YaHei"/>
+                <w:rFonts w:ascii="微软雅黑" w:hAnsi="微软雅黑" w:eastAsia="微软雅黑"/>
+                <w:color w:val="000000"/>
+                <w:sz w:val="19"/>
+              </w:rPr>
+            </w:r>
+            <w:r>
+              <w:rPr>
+                <w:rFonts w:ascii="微软雅黑" w:hAnsi="微软雅黑" w:eastAsia="微软雅黑"/>
                 <w:b w:val="0"/>
-                <w:sz w:val="20"/>
+                <w:color w:val="000000"/>
+                <w:sz w:val="19"/>
               </w:rPr>
               <w:t>作为详细设计、接口设计和开发实施的总体依据。</w:t>
             </w:r>
@@ -636,17 +949,30 @@
               <w:end w:w="120" w:type="dxa"/>
             </w:tcMar>
             <w:vAlign w:val="center"/>
+            <w:tcBorders>
+              <w:top w:val="single" w:sz="4" w:space="0" w:color="BFBFBF"/>
+              <w:left w:val="single" w:sz="4" w:space="0" w:color="BFBFBF"/>
+              <w:bottom w:val="single" w:sz="4" w:space="0" w:color="BFBFBF"/>
+              <w:right w:val="single" w:sz="4" w:space="0" w:color="BFBFBF"/>
+            </w:tcBorders>
           </w:tcPr>
           <w:p>
             <w:pPr>
-              <w:spacing w:after="0"/>
+              <w:spacing w:after="40"/>
             </w:pPr>
-            <w:r/>
             <w:r>
               <w:rPr>
-                <w:rFonts w:ascii="Calibri" w:hAnsi="Calibri" w:eastAsia="Microsoft YaHei"/>
+                <w:rFonts w:ascii="微软雅黑" w:hAnsi="微软雅黑" w:eastAsia="微软雅黑"/>
+                <w:color w:val="000000"/>
+                <w:sz w:val="19"/>
+              </w:rPr>
+            </w:r>
+            <w:r>
+              <w:rPr>
+                <w:rFonts w:ascii="微软雅黑" w:hAnsi="微软雅黑" w:eastAsia="微软雅黑"/>
                 <w:b w:val="0"/>
-                <w:sz w:val="20"/>
+                <w:color w:val="000000"/>
+                <w:sz w:val="19"/>
               </w:rPr>
               <w:t>详细设计</w:t>
             </w:r>
@@ -662,17 +988,30 @@
               <w:end w:w="120" w:type="dxa"/>
             </w:tcMar>
             <w:vAlign w:val="center"/>
+            <w:tcBorders>
+              <w:top w:val="single" w:sz="4" w:space="0" w:color="BFBFBF"/>
+              <w:left w:val="single" w:sz="4" w:space="0" w:color="BFBFBF"/>
+              <w:bottom w:val="single" w:sz="4" w:space="0" w:color="BFBFBF"/>
+              <w:right w:val="single" w:sz="4" w:space="0" w:color="BFBFBF"/>
+            </w:tcBorders>
           </w:tcPr>
           <w:p>
             <w:pPr>
-              <w:spacing w:after="0"/>
+              <w:spacing w:after="40"/>
             </w:pPr>
-            <w:r/>
             <w:r>
               <w:rPr>
-                <w:rFonts w:ascii="Calibri" w:hAnsi="Calibri" w:eastAsia="Microsoft YaHei"/>
+                <w:rFonts w:ascii="微软雅黑" w:hAnsi="微软雅黑" w:eastAsia="微软雅黑"/>
+                <w:color w:val="000000"/>
+                <w:sz w:val="19"/>
+              </w:rPr>
+            </w:r>
+            <w:r>
+              <w:rPr>
+                <w:rFonts w:ascii="微软雅黑" w:hAnsi="微软雅黑" w:eastAsia="微软雅黑"/>
                 <w:b w:val="0"/>
-                <w:sz w:val="20"/>
+                <w:color w:val="000000"/>
+                <w:sz w:val="19"/>
               </w:rPr>
               <w:t>依据概要设计细化控制器、服务组件、前端页面、数据表、关键算法、事务和错误模型。</w:t>
             </w:r>
@@ -688,17 +1027,30 @@
               <w:end w:w="120" w:type="dxa"/>
             </w:tcMar>
             <w:vAlign w:val="center"/>
+            <w:tcBorders>
+              <w:top w:val="single" w:sz="4" w:space="0" w:color="BFBFBF"/>
+              <w:left w:val="single" w:sz="4" w:space="0" w:color="BFBFBF"/>
+              <w:bottom w:val="single" w:sz="4" w:space="0" w:color="BFBFBF"/>
+              <w:right w:val="single" w:sz="4" w:space="0" w:color="BFBFBF"/>
+            </w:tcBorders>
           </w:tcPr>
           <w:p>
             <w:pPr>
-              <w:spacing w:after="0"/>
+              <w:spacing w:after="40"/>
             </w:pPr>
-            <w:r/>
             <w:r>
               <w:rPr>
-                <w:rFonts w:ascii="Calibri" w:hAnsi="Calibri" w:eastAsia="Microsoft YaHei"/>
+                <w:rFonts w:ascii="微软雅黑" w:hAnsi="微软雅黑" w:eastAsia="微软雅黑"/>
+                <w:color w:val="000000"/>
+                <w:sz w:val="19"/>
+              </w:rPr>
+            </w:r>
+            <w:r>
+              <w:rPr>
+                <w:rFonts w:ascii="微软雅黑" w:hAnsi="微软雅黑" w:eastAsia="微软雅黑"/>
                 <w:b w:val="0"/>
-                <w:sz w:val="20"/>
+                <w:color w:val="000000"/>
+                <w:sz w:val="19"/>
               </w:rPr>
               <w:t>作为开发实现、联调测试、上线验证和运维交接的实施依据。</w:t>
             </w:r>
@@ -706,7 +1058,9 @@
         </w:tc>
       </w:tr>
     </w:tbl>
-    <w:p/>
+    <w:p>
+      <w:pPr/>
+    </w:p>
     <w:p>
       <w:pPr>
         <w:pStyle w:val="Heading2"/>
@@ -714,9 +1068,9 @@
       </w:pPr>
       <w:r>
         <w:rPr>
-          <w:rFonts w:ascii="Calibri" w:hAnsi="Calibri" w:eastAsia="Microsoft YaHei"/>
+          <w:rFonts w:ascii="微软雅黑" w:hAnsi="微软雅黑" w:eastAsia="微软雅黑"/>
           <w:b/>
-          <w:color w:val="2E74B5"/>
+          <w:color w:val="000000"/>
           <w:sz w:val="26"/>
         </w:rPr>
         <w:t>0.1 编制依据</w:t>
@@ -746,18 +1100,32 @@
               <w:end w:w="120" w:type="dxa"/>
             </w:tcMar>
             <w:vAlign w:val="center"/>
-            <w:shd w:fill="F2F4F7"/>
+            <w:shd w:fill="EDEDED" w:val="clear"/>
+            <w:tcBorders>
+              <w:top w:val="single" w:sz="4" w:space="0" w:color="BFBFBF"/>
+              <w:left w:val="single" w:sz="4" w:space="0" w:color="BFBFBF"/>
+              <w:bottom w:val="single" w:sz="4" w:space="0" w:color="BFBFBF"/>
+              <w:right w:val="single" w:sz="4" w:space="0" w:color="BFBFBF"/>
+            </w:tcBorders>
           </w:tcPr>
           <w:p>
             <w:pPr>
-              <w:spacing w:after="0"/>
+              <w:spacing w:after="40"/>
             </w:pPr>
-            <w:r/>
             <w:r>
               <w:rPr>
-                <w:rFonts w:ascii="Calibri" w:hAnsi="Calibri" w:eastAsia="Microsoft YaHei"/>
+                <w:rFonts w:ascii="微软雅黑" w:hAnsi="微软雅黑" w:eastAsia="微软雅黑"/>
                 <w:b/>
-                <w:sz w:val="20"/>
+                <w:color w:val="000000"/>
+                <w:sz w:val="19"/>
+              </w:rPr>
+            </w:r>
+            <w:r>
+              <w:rPr>
+                <w:rFonts w:ascii="微软雅黑" w:hAnsi="微软雅黑" w:eastAsia="微软雅黑"/>
+                <w:b/>
+                <w:color w:val="000000"/>
+                <w:sz w:val="19"/>
               </w:rPr>
               <w:t>依据类别</w:t>
             </w:r>
@@ -773,18 +1141,32 @@
               <w:end w:w="120" w:type="dxa"/>
             </w:tcMar>
             <w:vAlign w:val="center"/>
-            <w:shd w:fill="F2F4F7"/>
+            <w:shd w:fill="EDEDED" w:val="clear"/>
+            <w:tcBorders>
+              <w:top w:val="single" w:sz="4" w:space="0" w:color="BFBFBF"/>
+              <w:left w:val="single" w:sz="4" w:space="0" w:color="BFBFBF"/>
+              <w:bottom w:val="single" w:sz="4" w:space="0" w:color="BFBFBF"/>
+              <w:right w:val="single" w:sz="4" w:space="0" w:color="BFBFBF"/>
+            </w:tcBorders>
           </w:tcPr>
           <w:p>
             <w:pPr>
-              <w:spacing w:after="0"/>
+              <w:spacing w:after="40"/>
             </w:pPr>
-            <w:r/>
             <w:r>
               <w:rPr>
-                <w:rFonts w:ascii="Calibri" w:hAnsi="Calibri" w:eastAsia="Microsoft YaHei"/>
+                <w:rFonts w:ascii="微软雅黑" w:hAnsi="微软雅黑" w:eastAsia="微软雅黑"/>
                 <w:b/>
-                <w:sz w:val="20"/>
+                <w:color w:val="000000"/>
+                <w:sz w:val="19"/>
+              </w:rPr>
+            </w:r>
+            <w:r>
+              <w:rPr>
+                <w:rFonts w:ascii="微软雅黑" w:hAnsi="微软雅黑" w:eastAsia="微软雅黑"/>
+                <w:b/>
+                <w:color w:val="000000"/>
+                <w:sz w:val="19"/>
               </w:rPr>
               <w:t>依据内容</w:t>
             </w:r>
@@ -800,18 +1182,32 @@
               <w:end w:w="120" w:type="dxa"/>
             </w:tcMar>
             <w:vAlign w:val="center"/>
-            <w:shd w:fill="F2F4F7"/>
+            <w:shd w:fill="EDEDED" w:val="clear"/>
+            <w:tcBorders>
+              <w:top w:val="single" w:sz="4" w:space="0" w:color="BFBFBF"/>
+              <w:left w:val="single" w:sz="4" w:space="0" w:color="BFBFBF"/>
+              <w:bottom w:val="single" w:sz="4" w:space="0" w:color="BFBFBF"/>
+              <w:right w:val="single" w:sz="4" w:space="0" w:color="BFBFBF"/>
+            </w:tcBorders>
           </w:tcPr>
           <w:p>
             <w:pPr>
-              <w:spacing w:after="0"/>
+              <w:spacing w:after="40"/>
             </w:pPr>
-            <w:r/>
             <w:r>
               <w:rPr>
-                <w:rFonts w:ascii="Calibri" w:hAnsi="Calibri" w:eastAsia="Microsoft YaHei"/>
+                <w:rFonts w:ascii="微软雅黑" w:hAnsi="微软雅黑" w:eastAsia="微软雅黑"/>
                 <w:b/>
-                <w:sz w:val="20"/>
+                <w:color w:val="000000"/>
+                <w:sz w:val="19"/>
+              </w:rPr>
+            </w:r>
+            <w:r>
+              <w:rPr>
+                <w:rFonts w:ascii="微软雅黑" w:hAnsi="微软雅黑" w:eastAsia="微软雅黑"/>
+                <w:b/>
+                <w:color w:val="000000"/>
+                <w:sz w:val="19"/>
               </w:rPr>
               <w:t>适用说明</w:t>
             </w:r>
@@ -829,17 +1225,30 @@
               <w:end w:w="120" w:type="dxa"/>
             </w:tcMar>
             <w:vAlign w:val="center"/>
+            <w:tcBorders>
+              <w:top w:val="single" w:sz="4" w:space="0" w:color="BFBFBF"/>
+              <w:left w:val="single" w:sz="4" w:space="0" w:color="BFBFBF"/>
+              <w:bottom w:val="single" w:sz="4" w:space="0" w:color="BFBFBF"/>
+              <w:right w:val="single" w:sz="4" w:space="0" w:color="BFBFBF"/>
+            </w:tcBorders>
           </w:tcPr>
           <w:p>
             <w:pPr>
-              <w:spacing w:after="0"/>
+              <w:spacing w:after="40"/>
             </w:pPr>
-            <w:r/>
             <w:r>
               <w:rPr>
-                <w:rFonts w:ascii="Calibri" w:hAnsi="Calibri" w:eastAsia="Microsoft YaHei"/>
+                <w:rFonts w:ascii="微软雅黑" w:hAnsi="微软雅黑" w:eastAsia="微软雅黑"/>
+                <w:color w:val="000000"/>
+                <w:sz w:val="19"/>
+              </w:rPr>
+            </w:r>
+            <w:r>
+              <w:rPr>
+                <w:rFonts w:ascii="微软雅黑" w:hAnsi="微软雅黑" w:eastAsia="微软雅黑"/>
                 <w:b w:val="0"/>
-                <w:sz w:val="20"/>
+                <w:color w:val="000000"/>
+                <w:sz w:val="19"/>
               </w:rPr>
               <w:t>业务管理要求</w:t>
             </w:r>
@@ -855,17 +1264,30 @@
               <w:end w:w="120" w:type="dxa"/>
             </w:tcMar>
             <w:vAlign w:val="center"/>
+            <w:tcBorders>
+              <w:top w:val="single" w:sz="4" w:space="0" w:color="BFBFBF"/>
+              <w:left w:val="single" w:sz="4" w:space="0" w:color="BFBFBF"/>
+              <w:bottom w:val="single" w:sz="4" w:space="0" w:color="BFBFBF"/>
+              <w:right w:val="single" w:sz="4" w:space="0" w:color="BFBFBF"/>
+            </w:tcBorders>
           </w:tcPr>
           <w:p>
             <w:pPr>
-              <w:spacing w:after="0"/>
+              <w:spacing w:after="40"/>
             </w:pPr>
-            <w:r/>
             <w:r>
               <w:rPr>
-                <w:rFonts w:ascii="Calibri" w:hAnsi="Calibri" w:eastAsia="Microsoft YaHei"/>
+                <w:rFonts w:ascii="微软雅黑" w:hAnsi="微软雅黑" w:eastAsia="微软雅黑"/>
+                <w:color w:val="000000"/>
+                <w:sz w:val="19"/>
+              </w:rPr>
+            </w:r>
+            <w:r>
+              <w:rPr>
+                <w:rFonts w:ascii="微软雅黑" w:hAnsi="微软雅黑" w:eastAsia="微软雅黑"/>
                 <w:b w:val="0"/>
-                <w:sz w:val="20"/>
+                <w:color w:val="000000"/>
+                <w:sz w:val="19"/>
               </w:rPr>
               <w:t>电子批生产记录管理、生产过程记录完整性、质量审核追溯和批次放行管理要求。</w:t>
             </w:r>
@@ -881,17 +1303,30 @@
               <w:end w:w="120" w:type="dxa"/>
             </w:tcMar>
             <w:vAlign w:val="center"/>
+            <w:tcBorders>
+              <w:top w:val="single" w:sz="4" w:space="0" w:color="BFBFBF"/>
+              <w:left w:val="single" w:sz="4" w:space="0" w:color="BFBFBF"/>
+              <w:bottom w:val="single" w:sz="4" w:space="0" w:color="BFBFBF"/>
+              <w:right w:val="single" w:sz="4" w:space="0" w:color="BFBFBF"/>
+            </w:tcBorders>
           </w:tcPr>
           <w:p>
             <w:pPr>
-              <w:spacing w:after="0"/>
+              <w:spacing w:after="40"/>
             </w:pPr>
-            <w:r/>
             <w:r>
               <w:rPr>
-                <w:rFonts w:ascii="Calibri" w:hAnsi="Calibri" w:eastAsia="Microsoft YaHei"/>
+                <w:rFonts w:ascii="微软雅黑" w:hAnsi="微软雅黑" w:eastAsia="微软雅黑"/>
+                <w:color w:val="000000"/>
+                <w:sz w:val="19"/>
+              </w:rPr>
+            </w:r>
+            <w:r>
+              <w:rPr>
+                <w:rFonts w:ascii="微软雅黑" w:hAnsi="微软雅黑" w:eastAsia="微软雅黑"/>
                 <w:b w:val="0"/>
-                <w:sz w:val="20"/>
+                <w:color w:val="000000"/>
+                <w:sz w:val="19"/>
               </w:rPr>
               <w:t>确定系统建设目标、业务范围、角色职责和验收口径。</w:t>
             </w:r>
@@ -909,17 +1344,30 @@
               <w:end w:w="120" w:type="dxa"/>
             </w:tcMar>
             <w:vAlign w:val="center"/>
+            <w:tcBorders>
+              <w:top w:val="single" w:sz="4" w:space="0" w:color="BFBFBF"/>
+              <w:left w:val="single" w:sz="4" w:space="0" w:color="BFBFBF"/>
+              <w:bottom w:val="single" w:sz="4" w:space="0" w:color="BFBFBF"/>
+              <w:right w:val="single" w:sz="4" w:space="0" w:color="BFBFBF"/>
+            </w:tcBorders>
           </w:tcPr>
           <w:p>
             <w:pPr>
-              <w:spacing w:after="0"/>
+              <w:spacing w:after="40"/>
             </w:pPr>
-            <w:r/>
             <w:r>
               <w:rPr>
-                <w:rFonts w:ascii="Calibri" w:hAnsi="Calibri" w:eastAsia="Microsoft YaHei"/>
+                <w:rFonts w:ascii="微软雅黑" w:hAnsi="微软雅黑" w:eastAsia="微软雅黑"/>
+                <w:color w:val="000000"/>
+                <w:sz w:val="19"/>
+              </w:rPr>
+            </w:r>
+            <w:r>
+              <w:rPr>
+                <w:rFonts w:ascii="微软雅黑" w:hAnsi="微软雅黑" w:eastAsia="微软雅黑"/>
                 <w:b w:val="0"/>
-                <w:sz w:val="20"/>
+                <w:color w:val="000000"/>
+                <w:sz w:val="19"/>
               </w:rPr>
               <w:t>系统建设范围</w:t>
             </w:r>
@@ -935,17 +1383,30 @@
               <w:end w:w="120" w:type="dxa"/>
             </w:tcMar>
             <w:vAlign w:val="center"/>
+            <w:tcBorders>
+              <w:top w:val="single" w:sz="4" w:space="0" w:color="BFBFBF"/>
+              <w:left w:val="single" w:sz="4" w:space="0" w:color="BFBFBF"/>
+              <w:bottom w:val="single" w:sz="4" w:space="0" w:color="BFBFBF"/>
+              <w:right w:val="single" w:sz="4" w:space="0" w:color="BFBFBF"/>
+            </w:tcBorders>
           </w:tcPr>
           <w:p>
             <w:pPr>
-              <w:spacing w:after="0"/>
+              <w:spacing w:after="40"/>
             </w:pPr>
-            <w:r/>
             <w:r>
               <w:rPr>
-                <w:rFonts w:ascii="Calibri" w:hAnsi="Calibri" w:eastAsia="Microsoft YaHei"/>
+                <w:rFonts w:ascii="微软雅黑" w:hAnsi="微软雅黑" w:eastAsia="微软雅黑"/>
+                <w:color w:val="000000"/>
+                <w:sz w:val="19"/>
+              </w:rPr>
+            </w:r>
+            <w:r>
+              <w:rPr>
+                <w:rFonts w:ascii="微软雅黑" w:hAnsi="微软雅黑" w:eastAsia="微软雅黑"/>
                 <w:b w:val="0"/>
-                <w:sz w:val="20"/>
+                <w:color w:val="000000"/>
+                <w:sz w:val="19"/>
               </w:rPr>
               <w:t>批记录模板、工艺路线、批次执行、工作任务、电子签名、字段审计、归档、变更和交付证据。</w:t>
             </w:r>
@@ -961,17 +1422,30 @@
               <w:end w:w="120" w:type="dxa"/>
             </w:tcMar>
             <w:vAlign w:val="center"/>
+            <w:tcBorders>
+              <w:top w:val="single" w:sz="4" w:space="0" w:color="BFBFBF"/>
+              <w:left w:val="single" w:sz="4" w:space="0" w:color="BFBFBF"/>
+              <w:bottom w:val="single" w:sz="4" w:space="0" w:color="BFBFBF"/>
+              <w:right w:val="single" w:sz="4" w:space="0" w:color="BFBFBF"/>
+            </w:tcBorders>
           </w:tcPr>
           <w:p>
             <w:pPr>
-              <w:spacing w:after="0"/>
+              <w:spacing w:after="40"/>
             </w:pPr>
-            <w:r/>
             <w:r>
               <w:rPr>
-                <w:rFonts w:ascii="Calibri" w:hAnsi="Calibri" w:eastAsia="Microsoft YaHei"/>
+                <w:rFonts w:ascii="微软雅黑" w:hAnsi="微软雅黑" w:eastAsia="微软雅黑"/>
+                <w:color w:val="000000"/>
+                <w:sz w:val="19"/>
+              </w:rPr>
+            </w:r>
+            <w:r>
+              <w:rPr>
+                <w:rFonts w:ascii="微软雅黑" w:hAnsi="微软雅黑" w:eastAsia="微软雅黑"/>
                 <w:b w:val="0"/>
-                <w:sz w:val="20"/>
+                <w:color w:val="000000"/>
+                <w:sz w:val="19"/>
               </w:rPr>
               <w:t>确定功能模块边界和主数据关系。</w:t>
             </w:r>
@@ -989,17 +1463,30 @@
               <w:end w:w="120" w:type="dxa"/>
             </w:tcMar>
             <w:vAlign w:val="center"/>
+            <w:tcBorders>
+              <w:top w:val="single" w:sz="4" w:space="0" w:color="BFBFBF"/>
+              <w:left w:val="single" w:sz="4" w:space="0" w:color="BFBFBF"/>
+              <w:bottom w:val="single" w:sz="4" w:space="0" w:color="BFBFBF"/>
+              <w:right w:val="single" w:sz="4" w:space="0" w:color="BFBFBF"/>
+            </w:tcBorders>
           </w:tcPr>
           <w:p>
             <w:pPr>
-              <w:spacing w:after="0"/>
+              <w:spacing w:after="40"/>
             </w:pPr>
-            <w:r/>
             <w:r>
               <w:rPr>
-                <w:rFonts w:ascii="Calibri" w:hAnsi="Calibri" w:eastAsia="Microsoft YaHei"/>
+                <w:rFonts w:ascii="微软雅黑" w:hAnsi="微软雅黑" w:eastAsia="微软雅黑"/>
+                <w:color w:val="000000"/>
+                <w:sz w:val="19"/>
+              </w:rPr>
+            </w:r>
+            <w:r>
+              <w:rPr>
+                <w:rFonts w:ascii="微软雅黑" w:hAnsi="微软雅黑" w:eastAsia="微软雅黑"/>
                 <w:b w:val="0"/>
-                <w:sz w:val="20"/>
+                <w:color w:val="000000"/>
+                <w:sz w:val="19"/>
               </w:rPr>
               <w:t>合规控制要求</w:t>
             </w:r>
@@ -1015,17 +1502,30 @@
               <w:end w:w="120" w:type="dxa"/>
             </w:tcMar>
             <w:vAlign w:val="center"/>
+            <w:tcBorders>
+              <w:top w:val="single" w:sz="4" w:space="0" w:color="BFBFBF"/>
+              <w:left w:val="single" w:sz="4" w:space="0" w:color="BFBFBF"/>
+              <w:bottom w:val="single" w:sz="4" w:space="0" w:color="BFBFBF"/>
+              <w:right w:val="single" w:sz="4" w:space="0" w:color="BFBFBF"/>
+            </w:tcBorders>
           </w:tcPr>
           <w:p>
             <w:pPr>
-              <w:spacing w:after="0"/>
+              <w:spacing w:after="40"/>
             </w:pPr>
-            <w:r/>
             <w:r>
               <w:rPr>
-                <w:rFonts w:ascii="Calibri" w:hAnsi="Calibri" w:eastAsia="Microsoft YaHei"/>
+                <w:rFonts w:ascii="微软雅黑" w:hAnsi="微软雅黑" w:eastAsia="微软雅黑"/>
+                <w:color w:val="000000"/>
+                <w:sz w:val="19"/>
+              </w:rPr>
+            </w:r>
+            <w:r>
+              <w:rPr>
+                <w:rFonts w:ascii="微软雅黑" w:hAnsi="微软雅黑" w:eastAsia="微软雅黑"/>
                 <w:b w:val="0"/>
-                <w:sz w:val="20"/>
+                <w:color w:val="000000"/>
+                <w:sz w:val="19"/>
               </w:rPr>
               <w:t>权限控制、操作审计、字段变更留痕、电子签名、归档下载、作废重开补录和异常处理。</w:t>
             </w:r>
@@ -1041,17 +1541,30 @@
               <w:end w:w="120" w:type="dxa"/>
             </w:tcMar>
             <w:vAlign w:val="center"/>
+            <w:tcBorders>
+              <w:top w:val="single" w:sz="4" w:space="0" w:color="BFBFBF"/>
+              <w:left w:val="single" w:sz="4" w:space="0" w:color="BFBFBF"/>
+              <w:bottom w:val="single" w:sz="4" w:space="0" w:color="BFBFBF"/>
+              <w:right w:val="single" w:sz="4" w:space="0" w:color="BFBFBF"/>
+            </w:tcBorders>
           </w:tcPr>
           <w:p>
             <w:pPr>
-              <w:spacing w:after="0"/>
+              <w:spacing w:after="40"/>
             </w:pPr>
-            <w:r/>
             <w:r>
               <w:rPr>
-                <w:rFonts w:ascii="Calibri" w:hAnsi="Calibri" w:eastAsia="Microsoft YaHei"/>
+                <w:rFonts w:ascii="微软雅黑" w:hAnsi="微软雅黑" w:eastAsia="微软雅黑"/>
+                <w:color w:val="000000"/>
+                <w:sz w:val="19"/>
+              </w:rPr>
+            </w:r>
+            <w:r>
+              <w:rPr>
+                <w:rFonts w:ascii="微软雅黑" w:hAnsi="微软雅黑" w:eastAsia="微软雅黑"/>
                 <w:b w:val="0"/>
-                <w:sz w:val="20"/>
+                <w:color w:val="000000"/>
+                <w:sz w:val="19"/>
               </w:rPr>
               <w:t>确定安全、审计、追溯和终态保护要求。</w:t>
             </w:r>
@@ -1069,17 +1582,30 @@
               <w:end w:w="120" w:type="dxa"/>
             </w:tcMar>
             <w:vAlign w:val="center"/>
+            <w:tcBorders>
+              <w:top w:val="single" w:sz="4" w:space="0" w:color="BFBFBF"/>
+              <w:left w:val="single" w:sz="4" w:space="0" w:color="BFBFBF"/>
+              <w:bottom w:val="single" w:sz="4" w:space="0" w:color="BFBFBF"/>
+              <w:right w:val="single" w:sz="4" w:space="0" w:color="BFBFBF"/>
+            </w:tcBorders>
           </w:tcPr>
           <w:p>
             <w:pPr>
-              <w:spacing w:after="0"/>
+              <w:spacing w:after="40"/>
             </w:pPr>
-            <w:r/>
             <w:r>
               <w:rPr>
-                <w:rFonts w:ascii="Calibri" w:hAnsi="Calibri" w:eastAsia="Microsoft YaHei"/>
+                <w:rFonts w:ascii="微软雅黑" w:hAnsi="微软雅黑" w:eastAsia="微软雅黑"/>
+                <w:color w:val="000000"/>
+                <w:sz w:val="19"/>
+              </w:rPr>
+            </w:r>
+            <w:r>
+              <w:rPr>
+                <w:rFonts w:ascii="微软雅黑" w:hAnsi="微软雅黑" w:eastAsia="微软雅黑"/>
                 <w:b w:val="0"/>
-                <w:sz w:val="20"/>
+                <w:color w:val="000000"/>
+                <w:sz w:val="19"/>
               </w:rPr>
               <w:t>技术实现约束</w:t>
             </w:r>
@@ -1095,17 +1621,30 @@
               <w:end w:w="120" w:type="dxa"/>
             </w:tcMar>
             <w:vAlign w:val="center"/>
+            <w:tcBorders>
+              <w:top w:val="single" w:sz="4" w:space="0" w:color="BFBFBF"/>
+              <w:left w:val="single" w:sz="4" w:space="0" w:color="BFBFBF"/>
+              <w:bottom w:val="single" w:sz="4" w:space="0" w:color="BFBFBF"/>
+              <w:right w:val="single" w:sz="4" w:space="0" w:color="BFBFBF"/>
+            </w:tcBorders>
           </w:tcPr>
           <w:p>
             <w:pPr>
-              <w:spacing w:after="0"/>
+              <w:spacing w:after="40"/>
             </w:pPr>
-            <w:r/>
             <w:r>
               <w:rPr>
-                <w:rFonts w:ascii="Calibri" w:hAnsi="Calibri" w:eastAsia="Microsoft YaHei"/>
+                <w:rFonts w:ascii="微软雅黑" w:hAnsi="微软雅黑" w:eastAsia="微软雅黑"/>
+                <w:color w:val="000000"/>
+                <w:sz w:val="19"/>
+              </w:rPr>
+            </w:r>
+            <w:r>
+              <w:rPr>
+                <w:rFonts w:ascii="微软雅黑" w:hAnsi="微软雅黑" w:eastAsia="微软雅黑"/>
                 <w:b w:val="0"/>
-                <w:sz w:val="20"/>
+                <w:color w:val="000000"/>
+                <w:sz w:val="19"/>
               </w:rPr>
               <w:t>前后端分离架构、MES 业务模块、批记录执行服务、EDHR 批次执行服务、Jimu 表单渲染和审批流程集成。</w:t>
             </w:r>
@@ -1121,17 +1660,30 @@
               <w:end w:w="120" w:type="dxa"/>
             </w:tcMar>
             <w:vAlign w:val="center"/>
+            <w:tcBorders>
+              <w:top w:val="single" w:sz="4" w:space="0" w:color="BFBFBF"/>
+              <w:left w:val="single" w:sz="4" w:space="0" w:color="BFBFBF"/>
+              <w:bottom w:val="single" w:sz="4" w:space="0" w:color="BFBFBF"/>
+              <w:right w:val="single" w:sz="4" w:space="0" w:color="BFBFBF"/>
+            </w:tcBorders>
           </w:tcPr>
           <w:p>
             <w:pPr>
-              <w:spacing w:after="0"/>
+              <w:spacing w:after="40"/>
             </w:pPr>
-            <w:r/>
             <w:r>
               <w:rPr>
-                <w:rFonts w:ascii="Calibri" w:hAnsi="Calibri" w:eastAsia="Microsoft YaHei"/>
+                <w:rFonts w:ascii="微软雅黑" w:hAnsi="微软雅黑" w:eastAsia="微软雅黑"/>
+                <w:color w:val="000000"/>
+                <w:sz w:val="19"/>
+              </w:rPr>
+            </w:r>
+            <w:r>
+              <w:rPr>
+                <w:rFonts w:ascii="微软雅黑" w:hAnsi="微软雅黑" w:eastAsia="微软雅黑"/>
                 <w:b w:val="0"/>
-                <w:sz w:val="20"/>
+                <w:color w:val="000000"/>
+                <w:sz w:val="19"/>
               </w:rPr>
               <w:t>确定概要设计和详细设计的技术边界。</w:t>
             </w:r>
@@ -1149,17 +1701,30 @@
               <w:end w:w="120" w:type="dxa"/>
             </w:tcMar>
             <w:vAlign w:val="center"/>
+            <w:tcBorders>
+              <w:top w:val="single" w:sz="4" w:space="0" w:color="BFBFBF"/>
+              <w:left w:val="single" w:sz="4" w:space="0" w:color="BFBFBF"/>
+              <w:bottom w:val="single" w:sz="4" w:space="0" w:color="BFBFBF"/>
+              <w:right w:val="single" w:sz="4" w:space="0" w:color="BFBFBF"/>
+            </w:tcBorders>
           </w:tcPr>
           <w:p>
             <w:pPr>
-              <w:spacing w:after="0"/>
+              <w:spacing w:after="40"/>
             </w:pPr>
-            <w:r/>
             <w:r>
               <w:rPr>
-                <w:rFonts w:ascii="Calibri" w:hAnsi="Calibri" w:eastAsia="Microsoft YaHei"/>
+                <w:rFonts w:ascii="微软雅黑" w:hAnsi="微软雅黑" w:eastAsia="微软雅黑"/>
+                <w:color w:val="000000"/>
+                <w:sz w:val="19"/>
+              </w:rPr>
+            </w:r>
+            <w:r>
+              <w:rPr>
+                <w:rFonts w:ascii="微软雅黑" w:hAnsi="微软雅黑" w:eastAsia="微软雅黑"/>
                 <w:b w:val="0"/>
-                <w:sz w:val="20"/>
+                <w:color w:val="000000"/>
+                <w:sz w:val="19"/>
               </w:rPr>
               <w:t>测试验收要求</w:t>
             </w:r>
@@ -1175,17 +1740,30 @@
               <w:end w:w="120" w:type="dxa"/>
             </w:tcMar>
             <w:vAlign w:val="center"/>
+            <w:tcBorders>
+              <w:top w:val="single" w:sz="4" w:space="0" w:color="BFBFBF"/>
+              <w:left w:val="single" w:sz="4" w:space="0" w:color="BFBFBF"/>
+              <w:bottom w:val="single" w:sz="4" w:space="0" w:color="BFBFBF"/>
+              <w:right w:val="single" w:sz="4" w:space="0" w:color="BFBFBF"/>
+            </w:tcBorders>
           </w:tcPr>
           <w:p>
             <w:pPr>
-              <w:spacing w:after="0"/>
+              <w:spacing w:after="40"/>
             </w:pPr>
-            <w:r/>
             <w:r>
               <w:rPr>
-                <w:rFonts w:ascii="Calibri" w:hAnsi="Calibri" w:eastAsia="Microsoft YaHei"/>
+                <w:rFonts w:ascii="微软雅黑" w:hAnsi="微软雅黑" w:eastAsia="微软雅黑"/>
+                <w:color w:val="000000"/>
+                <w:sz w:val="19"/>
+              </w:rPr>
+            </w:r>
+            <w:r>
+              <w:rPr>
+                <w:rFonts w:ascii="微软雅黑" w:hAnsi="微软雅黑" w:eastAsia="微软雅黑"/>
                 <w:b w:val="0"/>
-                <w:sz w:val="20"/>
+                <w:color w:val="000000"/>
+                <w:sz w:val="19"/>
               </w:rPr>
               <w:t>功能测试、接口联调、真实业务路径验证、异常场景验证、权限验证和归档追溯验证。</w:t>
             </w:r>
@@ -1201,17 +1779,30 @@
               <w:end w:w="120" w:type="dxa"/>
             </w:tcMar>
             <w:vAlign w:val="center"/>
+            <w:tcBorders>
+              <w:top w:val="single" w:sz="4" w:space="0" w:color="BFBFBF"/>
+              <w:left w:val="single" w:sz="4" w:space="0" w:color="BFBFBF"/>
+              <w:bottom w:val="single" w:sz="4" w:space="0" w:color="BFBFBF"/>
+              <w:right w:val="single" w:sz="4" w:space="0" w:color="BFBFBF"/>
+            </w:tcBorders>
           </w:tcPr>
           <w:p>
             <w:pPr>
-              <w:spacing w:after="0"/>
+              <w:spacing w:after="40"/>
             </w:pPr>
-            <w:r/>
             <w:r>
               <w:rPr>
-                <w:rFonts w:ascii="Calibri" w:hAnsi="Calibri" w:eastAsia="Microsoft YaHei"/>
+                <w:rFonts w:ascii="微软雅黑" w:hAnsi="微软雅黑" w:eastAsia="微软雅黑"/>
+                <w:color w:val="000000"/>
+                <w:sz w:val="19"/>
+              </w:rPr>
+            </w:r>
+            <w:r>
+              <w:rPr>
+                <w:rFonts w:ascii="微软雅黑" w:hAnsi="微软雅黑" w:eastAsia="微软雅黑"/>
                 <w:b w:val="0"/>
-                <w:sz w:val="20"/>
+                <w:color w:val="000000"/>
+                <w:sz w:val="19"/>
               </w:rPr>
               <w:t>确定交付验收和质量验证范围。</w:t>
             </w:r>
@@ -1219,7 +1810,9 @@
         </w:tc>
       </w:tr>
     </w:tbl>
-    <w:p/>
+    <w:p>
+      <w:pPr/>
+    </w:p>
     <w:p>
       <w:pPr>
         <w:pStyle w:val="Heading1"/>
@@ -1227,9 +1820,9 @@
       </w:pPr>
       <w:r>
         <w:rPr>
-          <w:rFonts w:ascii="Calibri" w:hAnsi="Calibri" w:eastAsia="Microsoft YaHei"/>
+          <w:rFonts w:ascii="微软雅黑" w:hAnsi="微软雅黑" w:eastAsia="微软雅黑"/>
           <w:b/>
-          <w:color w:val="2E74B5"/>
+          <w:color w:val="000000"/>
           <w:sz w:val="32"/>
         </w:rPr>
         <w:t>1. 需求设计</w:t>
@@ -1242,9 +1835,9 @@
       </w:pPr>
       <w:r>
         <w:rPr>
-          <w:rFonts w:ascii="Calibri" w:hAnsi="Calibri" w:eastAsia="Microsoft YaHei"/>
+          <w:rFonts w:ascii="微软雅黑" w:hAnsi="微软雅黑" w:eastAsia="微软雅黑"/>
           <w:b/>
-          <w:color w:val="2E74B5"/>
+          <w:color w:val="000000"/>
           <w:sz w:val="26"/>
         </w:rPr>
         <w:t>1.1 背景与目标</w:t>
@@ -1256,7 +1849,8 @@
       </w:pPr>
       <w:r>
         <w:rPr>
-          <w:rFonts w:ascii="微软雅黑" w:hAnsi="微软雅黑"/>
+          <w:rFonts w:ascii="微软雅黑" w:hAnsi="微软雅黑" w:eastAsia="微软雅黑"/>
+          <w:color w:val="000000"/>
         </w:rPr>
         <w:t>EDHR 批记录系统用于把纸质或 Word 批记录、工艺路线、生产工单、填写责任、电子签名、字段审计、归档和放行流程整合为可追溯的电子化批生产记录。系统覆盖传统批记录执行、批次级 EDHR 执行、工作任务、变更记录、操作审计、对象权限和归档等业务能力。</w:t>
       </w:r>
@@ -1268,7 +1862,8 @@
       </w:pPr>
       <w:r>
         <w:rPr>
-          <w:rFonts w:ascii="Calibri" w:hAnsi="Calibri" w:eastAsia="Microsoft YaHei"/>
+          <w:rFonts w:ascii="微软雅黑" w:hAnsi="微软雅黑" w:eastAsia="微软雅黑"/>
+          <w:color w:val="000000"/>
         </w:rPr>
         <w:t>降低纸质批记录和手工传递导致的数据缺失、责任不清和审计困难。</w:t>
       </w:r>
@@ -1280,7 +1875,8 @@
       </w:pPr>
       <w:r>
         <w:rPr>
-          <w:rFonts w:ascii="Calibri" w:hAnsi="Calibri" w:eastAsia="Microsoft YaHei"/>
+          <w:rFonts w:ascii="微软雅黑" w:hAnsi="微软雅黑" w:eastAsia="微软雅黑"/>
+          <w:color w:val="000000"/>
         </w:rPr>
         <w:t>确保每个工序绑定的正式批记录表单能够按批次和任务打开、填写、签名、审核和归档。</w:t>
       </w:r>
@@ -1292,7 +1888,8 @@
       </w:pPr>
       <w:r>
         <w:rPr>
-          <w:rFonts w:ascii="Calibri" w:hAnsi="Calibri" w:eastAsia="Microsoft YaHei"/>
+          <w:rFonts w:ascii="微软雅黑" w:hAnsi="微软雅黑" w:eastAsia="微软雅黑"/>
+          <w:color w:val="000000"/>
         </w:rPr>
         <w:t>把表单槽位、工序开始、批记录表单三类入口严格分开，防止数据来源混用。</w:t>
       </w:r>
@@ -1304,7 +1901,8 @@
       </w:pPr>
       <w:r>
         <w:rPr>
-          <w:rFonts w:ascii="Calibri" w:hAnsi="Calibri" w:eastAsia="Microsoft YaHei"/>
+          <w:rFonts w:ascii="微软雅黑" w:hAnsi="微软雅黑" w:eastAsia="微软雅黑"/>
+          <w:color w:val="000000"/>
         </w:rPr>
         <w:t>在打开和填写过程中保留字段级哈希审计链、操作审计和域追溯证据。</w:t>
       </w:r>
@@ -1316,7 +1914,8 @@
       </w:pPr>
       <w:r>
         <w:rPr>
-          <w:rFonts w:ascii="Calibri" w:hAnsi="Calibri" w:eastAsia="Microsoft YaHei"/>
+          <w:rFonts w:ascii="微软雅黑" w:hAnsi="微软雅黑" w:eastAsia="微软雅黑"/>
+          <w:color w:val="000000"/>
         </w:rPr>
         <w:t>通过工作台、放行、变更、作废、补录和归档闭环支持生产和质量管理。</w:t>
       </w:r>
@@ -1328,9 +1927,9 @@
       </w:pPr>
       <w:r>
         <w:rPr>
-          <w:rFonts w:ascii="Calibri" w:hAnsi="Calibri" w:eastAsia="Microsoft YaHei"/>
+          <w:rFonts w:ascii="微软雅黑" w:hAnsi="微软雅黑" w:eastAsia="微软雅黑"/>
           <w:b/>
-          <w:color w:val="2E74B5"/>
+          <w:color w:val="000000"/>
           <w:sz w:val="26"/>
         </w:rPr>
         <w:t>1.2 范围</w:t>
@@ -1360,16 +1959,24 @@
               <w:end w:w="120" w:type="dxa"/>
             </w:tcMar>
             <w:vAlign w:val="center"/>
-            <w:shd w:fill="F2F4F7"/>
+            <w:shd w:fill="EDEDED" w:val="clear"/>
+            <w:tcBorders>
+              <w:top w:val="single" w:sz="4" w:space="0" w:color="BFBFBF"/>
+              <w:left w:val="single" w:sz="4" w:space="0" w:color="BFBFBF"/>
+              <w:bottom w:val="single" w:sz="4" w:space="0" w:color="BFBFBF"/>
+              <w:right w:val="single" w:sz="4" w:space="0" w:color="BFBFBF"/>
+            </w:tcBorders>
           </w:tcPr>
           <w:p>
             <w:pPr>
-              <w:spacing w:before="0" w:after="0" w:line="252" w:lineRule="auto"/>
+              <w:spacing w:before="0" w:after="40" w:line="252" w:lineRule="auto"/>
             </w:pPr>
             <w:r>
               <w:rPr>
-                <w:rFonts w:ascii="Calibri" w:hAnsi="Calibri" w:eastAsia="Microsoft YaHei"/>
+                <w:rFonts w:ascii="微软雅黑" w:hAnsi="微软雅黑" w:eastAsia="微软雅黑"/>
                 <w:b/>
+                <w:color w:val="000000"/>
+                <w:sz w:val="19"/>
               </w:rPr>
               <w:t>范围分类</w:t>
             </w:r>
@@ -1385,16 +1992,24 @@
               <w:end w:w="120" w:type="dxa"/>
             </w:tcMar>
             <w:vAlign w:val="center"/>
-            <w:shd w:fill="F2F4F7"/>
+            <w:shd w:fill="EDEDED" w:val="clear"/>
+            <w:tcBorders>
+              <w:top w:val="single" w:sz="4" w:space="0" w:color="BFBFBF"/>
+              <w:left w:val="single" w:sz="4" w:space="0" w:color="BFBFBF"/>
+              <w:bottom w:val="single" w:sz="4" w:space="0" w:color="BFBFBF"/>
+              <w:right w:val="single" w:sz="4" w:space="0" w:color="BFBFBF"/>
+            </w:tcBorders>
           </w:tcPr>
           <w:p>
             <w:pPr>
-              <w:spacing w:before="0" w:after="0" w:line="252" w:lineRule="auto"/>
+              <w:spacing w:before="0" w:after="40" w:line="252" w:lineRule="auto"/>
             </w:pPr>
             <w:r>
               <w:rPr>
-                <w:rFonts w:ascii="Calibri" w:hAnsi="Calibri" w:eastAsia="Microsoft YaHei"/>
+                <w:rFonts w:ascii="微软雅黑" w:hAnsi="微软雅黑" w:eastAsia="微软雅黑"/>
                 <w:b/>
+                <w:color w:val="000000"/>
+                <w:sz w:val="19"/>
               </w:rPr>
               <w:t>纳入范围</w:t>
             </w:r>
@@ -1410,16 +2025,24 @@
               <w:end w:w="120" w:type="dxa"/>
             </w:tcMar>
             <w:vAlign w:val="center"/>
-            <w:shd w:fill="F2F4F7"/>
+            <w:shd w:fill="EDEDED" w:val="clear"/>
+            <w:tcBorders>
+              <w:top w:val="single" w:sz="4" w:space="0" w:color="BFBFBF"/>
+              <w:left w:val="single" w:sz="4" w:space="0" w:color="BFBFBF"/>
+              <w:bottom w:val="single" w:sz="4" w:space="0" w:color="BFBFBF"/>
+              <w:right w:val="single" w:sz="4" w:space="0" w:color="BFBFBF"/>
+            </w:tcBorders>
           </w:tcPr>
           <w:p>
             <w:pPr>
-              <w:spacing w:before="0" w:after="0" w:line="252" w:lineRule="auto"/>
+              <w:spacing w:before="0" w:after="40" w:line="252" w:lineRule="auto"/>
             </w:pPr>
             <w:r>
               <w:rPr>
-                <w:rFonts w:ascii="Calibri" w:hAnsi="Calibri" w:eastAsia="Microsoft YaHei"/>
+                <w:rFonts w:ascii="微软雅黑" w:hAnsi="微软雅黑" w:eastAsia="微软雅黑"/>
                 <w:b/>
+                <w:color w:val="000000"/>
+                <w:sz w:val="19"/>
               </w:rPr>
               <w:t>说明</w:t>
             </w:r>
@@ -1437,15 +2060,22 @@
               <w:end w:w="120" w:type="dxa"/>
             </w:tcMar>
             <w:vAlign w:val="center"/>
+            <w:tcBorders>
+              <w:top w:val="single" w:sz="4" w:space="0" w:color="BFBFBF"/>
+              <w:left w:val="single" w:sz="4" w:space="0" w:color="BFBFBF"/>
+              <w:bottom w:val="single" w:sz="4" w:space="0" w:color="BFBFBF"/>
+              <w:right w:val="single" w:sz="4" w:space="0" w:color="BFBFBF"/>
+            </w:tcBorders>
           </w:tcPr>
           <w:p>
             <w:pPr>
-              <w:spacing w:before="0" w:after="0" w:line="252" w:lineRule="auto"/>
+              <w:spacing w:before="0" w:after="40" w:line="252" w:lineRule="auto"/>
             </w:pPr>
             <w:r>
               <w:rPr>
-                <w:rFonts w:ascii="Calibri" w:hAnsi="Calibri" w:eastAsia="Microsoft YaHei"/>
-                <w:sz w:val="20"/>
+                <w:rFonts w:ascii="微软雅黑" w:hAnsi="微软雅黑" w:eastAsia="微软雅黑"/>
+                <w:color w:val="000000"/>
+                <w:sz w:val="19"/>
               </w:rPr>
               <w:t>核心批记录</w:t>
             </w:r>
@@ -1461,15 +2091,22 @@
               <w:end w:w="120" w:type="dxa"/>
             </w:tcMar>
             <w:vAlign w:val="center"/>
+            <w:tcBorders>
+              <w:top w:val="single" w:sz="4" w:space="0" w:color="BFBFBF"/>
+              <w:left w:val="single" w:sz="4" w:space="0" w:color="BFBFBF"/>
+              <w:bottom w:val="single" w:sz="4" w:space="0" w:color="BFBFBF"/>
+              <w:right w:val="single" w:sz="4" w:space="0" w:color="BFBFBF"/>
+            </w:tcBorders>
           </w:tcPr>
           <w:p>
             <w:pPr>
-              <w:spacing w:before="0" w:after="0" w:line="252" w:lineRule="auto"/>
+              <w:spacing w:before="0" w:after="40" w:line="252" w:lineRule="auto"/>
             </w:pPr>
             <w:r>
               <w:rPr>
-                <w:rFonts w:ascii="Calibri" w:hAnsi="Calibri" w:eastAsia="Microsoft YaHei"/>
-                <w:sz w:val="20"/>
+                <w:rFonts w:ascii="微软雅黑" w:hAnsi="微软雅黑" w:eastAsia="微软雅黑"/>
+                <w:color w:val="000000"/>
+                <w:sz w:val="19"/>
               </w:rPr>
               <w:t>批记录导入、识别、版本治理、单元格规则、签名单元格、正式批记录执行</w:t>
             </w:r>
@@ -1485,15 +2122,22 @@
               <w:end w:w="120" w:type="dxa"/>
             </w:tcMar>
             <w:vAlign w:val="center"/>
+            <w:tcBorders>
+              <w:top w:val="single" w:sz="4" w:space="0" w:color="BFBFBF"/>
+              <w:left w:val="single" w:sz="4" w:space="0" w:color="BFBFBF"/>
+              <w:bottom w:val="single" w:sz="4" w:space="0" w:color="BFBFBF"/>
+              <w:right w:val="single" w:sz="4" w:space="0" w:color="BFBFBF"/>
+            </w:tcBorders>
           </w:tcPr>
           <w:p>
             <w:pPr>
-              <w:spacing w:before="0" w:after="0" w:line="252" w:lineRule="auto"/>
+              <w:spacing w:before="0" w:after="40" w:line="252" w:lineRule="auto"/>
             </w:pPr>
             <w:r>
               <w:rPr>
-                <w:rFonts w:ascii="Calibri" w:hAnsi="Calibri" w:eastAsia="Microsoft YaHei"/>
-                <w:sz w:val="20"/>
+                <w:rFonts w:ascii="微软雅黑" w:hAnsi="微软雅黑" w:eastAsia="微软雅黑"/>
+                <w:color w:val="000000"/>
+                <w:sz w:val="19"/>
               </w:rPr>
               <w:t>对应 /batch-record-report、/batch-record-execution、/batch-record-version/governance 等能力</w:t>
             </w:r>
@@ -1511,15 +2155,22 @@
               <w:end w:w="120" w:type="dxa"/>
             </w:tcMar>
             <w:vAlign w:val="center"/>
+            <w:tcBorders>
+              <w:top w:val="single" w:sz="4" w:space="0" w:color="BFBFBF"/>
+              <w:left w:val="single" w:sz="4" w:space="0" w:color="BFBFBF"/>
+              <w:bottom w:val="single" w:sz="4" w:space="0" w:color="BFBFBF"/>
+              <w:right w:val="single" w:sz="4" w:space="0" w:color="BFBFBF"/>
+            </w:tcBorders>
           </w:tcPr>
           <w:p>
             <w:pPr>
-              <w:spacing w:before="0" w:after="0" w:line="252" w:lineRule="auto"/>
+              <w:spacing w:before="0" w:after="40" w:line="252" w:lineRule="auto"/>
             </w:pPr>
             <w:r>
               <w:rPr>
-                <w:rFonts w:ascii="Calibri" w:hAnsi="Calibri" w:eastAsia="Microsoft YaHei"/>
-                <w:sz w:val="20"/>
+                <w:rFonts w:ascii="微软雅黑" w:hAnsi="微软雅黑" w:eastAsia="微软雅黑"/>
+                <w:color w:val="000000"/>
+                <w:sz w:val="19"/>
               </w:rPr>
               <w:t>批次执行</w:t>
             </w:r>
@@ -1535,15 +2186,22 @@
               <w:end w:w="120" w:type="dxa"/>
             </w:tcMar>
             <w:vAlign w:val="center"/>
+            <w:tcBorders>
+              <w:top w:val="single" w:sz="4" w:space="0" w:color="BFBFBF"/>
+              <w:left w:val="single" w:sz="4" w:space="0" w:color="BFBFBF"/>
+              <w:bottom w:val="single" w:sz="4" w:space="0" w:color="BFBFBF"/>
+              <w:right w:val="single" w:sz="4" w:space="0" w:color="BFBFBF"/>
+            </w:tcBorders>
           </w:tcPr>
           <w:p>
             <w:pPr>
-              <w:spacing w:before="0" w:after="0" w:line="252" w:lineRule="auto"/>
+              <w:spacing w:before="0" w:after="40" w:line="252" w:lineRule="auto"/>
             </w:pPr>
             <w:r>
               <w:rPr>
-                <w:rFonts w:ascii="Calibri" w:hAnsi="Calibri" w:eastAsia="Microsoft YaHei"/>
-                <w:sz w:val="20"/>
+                <w:rFonts w:ascii="微软雅黑" w:hAnsi="微软雅黑" w:eastAsia="微软雅黑"/>
+                <w:color w:val="000000"/>
+                <w:sz w:val="19"/>
               </w:rPr>
               <w:t>批次级 EDHR 创建/打开、任务生成、工作台待办、特殊节点、批记录打开绑定</w:t>
             </w:r>
@@ -1559,15 +2217,22 @@
               <w:end w:w="120" w:type="dxa"/>
             </w:tcMar>
             <w:vAlign w:val="center"/>
+            <w:tcBorders>
+              <w:top w:val="single" w:sz="4" w:space="0" w:color="BFBFBF"/>
+              <w:left w:val="single" w:sz="4" w:space="0" w:color="BFBFBF"/>
+              <w:bottom w:val="single" w:sz="4" w:space="0" w:color="BFBFBF"/>
+              <w:right w:val="single" w:sz="4" w:space="0" w:color="BFBFBF"/>
+            </w:tcBorders>
           </w:tcPr>
           <w:p>
             <w:pPr>
-              <w:spacing w:before="0" w:after="0" w:line="252" w:lineRule="auto"/>
+              <w:spacing w:before="0" w:after="40" w:line="252" w:lineRule="auto"/>
             </w:pPr>
             <w:r>
               <w:rPr>
-                <w:rFonts w:ascii="Calibri" w:hAnsi="Calibri" w:eastAsia="Microsoft YaHei"/>
-                <w:sz w:val="20"/>
+                <w:rFonts w:ascii="微软雅黑" w:hAnsi="微软雅黑" w:eastAsia="微软雅黑"/>
+                <w:color w:val="000000"/>
+                <w:sz w:val="19"/>
               </w:rPr>
               <w:t>对应 /edhr-batch-execution 和 /edhr-work-task 能力</w:t>
             </w:r>
@@ -1585,15 +2250,22 @@
               <w:end w:w="120" w:type="dxa"/>
             </w:tcMar>
             <w:vAlign w:val="center"/>
+            <w:tcBorders>
+              <w:top w:val="single" w:sz="4" w:space="0" w:color="BFBFBF"/>
+              <w:left w:val="single" w:sz="4" w:space="0" w:color="BFBFBF"/>
+              <w:bottom w:val="single" w:sz="4" w:space="0" w:color="BFBFBF"/>
+              <w:right w:val="single" w:sz="4" w:space="0" w:color="BFBFBF"/>
+            </w:tcBorders>
           </w:tcPr>
           <w:p>
             <w:pPr>
-              <w:spacing w:before="0" w:after="0" w:line="252" w:lineRule="auto"/>
+              <w:spacing w:before="0" w:after="40" w:line="252" w:lineRule="auto"/>
             </w:pPr>
             <w:r>
               <w:rPr>
-                <w:rFonts w:ascii="Calibri" w:hAnsi="Calibri" w:eastAsia="Microsoft YaHei"/>
-                <w:sz w:val="20"/>
+                <w:rFonts w:ascii="微软雅黑" w:hAnsi="微软雅黑" w:eastAsia="微软雅黑"/>
+                <w:color w:val="000000"/>
+                <w:sz w:val="19"/>
               </w:rPr>
               <w:t>工艺路线绑定</w:t>
             </w:r>
@@ -1609,15 +2281,22 @@
               <w:end w:w="120" w:type="dxa"/>
             </w:tcMar>
             <w:vAlign w:val="center"/>
+            <w:tcBorders>
+              <w:top w:val="single" w:sz="4" w:space="0" w:color="BFBFBF"/>
+              <w:left w:val="single" w:sz="4" w:space="0" w:color="BFBFBF"/>
+              <w:bottom w:val="single" w:sz="4" w:space="0" w:color="BFBFBF"/>
+              <w:right w:val="single" w:sz="4" w:space="0" w:color="BFBFBF"/>
+            </w:tcBorders>
           </w:tcPr>
           <w:p>
             <w:pPr>
-              <w:spacing w:before="0" w:after="0" w:line="252" w:lineRule="auto"/>
+              <w:spacing w:before="0" w:after="40" w:line="252" w:lineRule="auto"/>
             </w:pPr>
             <w:r>
               <w:rPr>
-                <w:rFonts w:ascii="Calibri" w:hAnsi="Calibri" w:eastAsia="Microsoft YaHei"/>
-                <w:sz w:val="20"/>
+                <w:rFonts w:ascii="微软雅黑" w:hAnsi="微软雅黑" w:eastAsia="微软雅黑"/>
+                <w:color w:val="000000"/>
+                <w:sz w:val="19"/>
               </w:rPr>
               <w:t>逐工序正式批记录表单绑定、发布快照、草稿快照、附件负责人、表单槽位</w:t>
             </w:r>
@@ -1633,15 +2312,22 @@
               <w:end w:w="120" w:type="dxa"/>
             </w:tcMar>
             <w:vAlign w:val="center"/>
+            <w:tcBorders>
+              <w:top w:val="single" w:sz="4" w:space="0" w:color="BFBFBF"/>
+              <w:left w:val="single" w:sz="4" w:space="0" w:color="BFBFBF"/>
+              <w:bottom w:val="single" w:sz="4" w:space="0" w:color="BFBFBF"/>
+              <w:right w:val="single" w:sz="4" w:space="0" w:color="BFBFBF"/>
+            </w:tcBorders>
           </w:tcPr>
           <w:p>
             <w:pPr>
-              <w:spacing w:before="0" w:after="0" w:line="252" w:lineRule="auto"/>
+              <w:spacing w:before="0" w:after="40" w:line="252" w:lineRule="auto"/>
             </w:pPr>
             <w:r>
               <w:rPr>
-                <w:rFonts w:ascii="Calibri" w:hAnsi="Calibri" w:eastAsia="Microsoft YaHei"/>
-                <w:sz w:val="20"/>
+                <w:rFonts w:ascii="微软雅黑" w:hAnsi="微软雅黑" w:eastAsia="微软雅黑"/>
+                <w:color w:val="000000"/>
+                <w:sz w:val="19"/>
               </w:rPr>
               <w:t>必须区分 batchRecordReports 与 formBindings</w:t>
             </w:r>
@@ -1659,15 +2345,22 @@
               <w:end w:w="120" w:type="dxa"/>
             </w:tcMar>
             <w:vAlign w:val="center"/>
+            <w:tcBorders>
+              <w:top w:val="single" w:sz="4" w:space="0" w:color="BFBFBF"/>
+              <w:left w:val="single" w:sz="4" w:space="0" w:color="BFBFBF"/>
+              <w:bottom w:val="single" w:sz="4" w:space="0" w:color="BFBFBF"/>
+              <w:right w:val="single" w:sz="4" w:space="0" w:color="BFBFBF"/>
+            </w:tcBorders>
           </w:tcPr>
           <w:p>
             <w:pPr>
-              <w:spacing w:before="0" w:after="0" w:line="252" w:lineRule="auto"/>
+              <w:spacing w:before="0" w:after="40" w:line="252" w:lineRule="auto"/>
             </w:pPr>
             <w:r>
               <w:rPr>
-                <w:rFonts w:ascii="Calibri" w:hAnsi="Calibri" w:eastAsia="Microsoft YaHei"/>
-                <w:sz w:val="20"/>
+                <w:rFonts w:ascii="微软雅黑" w:hAnsi="微软雅黑" w:eastAsia="微软雅黑"/>
+                <w:color w:val="000000"/>
+                <w:sz w:val="19"/>
               </w:rPr>
               <w:t>填写与审计</w:t>
             </w:r>
@@ -1683,15 +2376,22 @@
               <w:end w:w="120" w:type="dxa"/>
             </w:tcMar>
             <w:vAlign w:val="center"/>
+            <w:tcBorders>
+              <w:top w:val="single" w:sz="4" w:space="0" w:color="BFBFBF"/>
+              <w:left w:val="single" w:sz="4" w:space="0" w:color="BFBFBF"/>
+              <w:bottom w:val="single" w:sz="4" w:space="0" w:color="BFBFBF"/>
+              <w:right w:val="single" w:sz="4" w:space="0" w:color="BFBFBF"/>
+            </w:tcBorders>
           </w:tcPr>
           <w:p>
             <w:pPr>
-              <w:spacing w:before="0" w:after="0" w:line="252" w:lineRule="auto"/>
+              <w:spacing w:before="0" w:after="40" w:line="252" w:lineRule="auto"/>
             </w:pPr>
             <w:r>
               <w:rPr>
-                <w:rFonts w:ascii="Calibri" w:hAnsi="Calibri" w:eastAsia="Microsoft YaHei"/>
-                <w:sz w:val="20"/>
+                <w:rFonts w:ascii="微软雅黑" w:hAnsi="微软雅黑" w:eastAsia="微软雅黑"/>
+                <w:color w:val="000000"/>
+                <w:sz w:val="19"/>
               </w:rPr>
               <w:t>草稿保存、提交、协签、审批、字段审计、域追溯、附件、签名时间</w:t>
             </w:r>
@@ -1707,15 +2407,22 @@
               <w:end w:w="120" w:type="dxa"/>
             </w:tcMar>
             <w:vAlign w:val="center"/>
+            <w:tcBorders>
+              <w:top w:val="single" w:sz="4" w:space="0" w:color="BFBFBF"/>
+              <w:left w:val="single" w:sz="4" w:space="0" w:color="BFBFBF"/>
+              <w:bottom w:val="single" w:sz="4" w:space="0" w:color="BFBFBF"/>
+              <w:right w:val="single" w:sz="4" w:space="0" w:color="BFBFBF"/>
+            </w:tcBorders>
           </w:tcPr>
           <w:p>
             <w:pPr>
-              <w:spacing w:before="0" w:after="0" w:line="252" w:lineRule="auto"/>
+              <w:spacing w:before="0" w:after="40" w:line="252" w:lineRule="auto"/>
             </w:pPr>
             <w:r>
               <w:rPr>
-                <w:rFonts w:ascii="Calibri" w:hAnsi="Calibri" w:eastAsia="Microsoft YaHei"/>
-                <w:sz w:val="20"/>
+                <w:rFonts w:ascii="微软雅黑" w:hAnsi="微软雅黑" w:eastAsia="微软雅黑"/>
+                <w:color w:val="000000"/>
+                <w:sz w:val="19"/>
               </w:rPr>
               <w:t>字段变更必须进入哈希链，禁止直接改主表</w:t>
             </w:r>
@@ -1733,15 +2440,22 @@
               <w:end w:w="120" w:type="dxa"/>
             </w:tcMar>
             <w:vAlign w:val="center"/>
+            <w:tcBorders>
+              <w:top w:val="single" w:sz="4" w:space="0" w:color="BFBFBF"/>
+              <w:left w:val="single" w:sz="4" w:space="0" w:color="BFBFBF"/>
+              <w:bottom w:val="single" w:sz="4" w:space="0" w:color="BFBFBF"/>
+              <w:right w:val="single" w:sz="4" w:space="0" w:color="BFBFBF"/>
+            </w:tcBorders>
           </w:tcPr>
           <w:p>
             <w:pPr>
-              <w:spacing w:before="0" w:after="0" w:line="252" w:lineRule="auto"/>
+              <w:spacing w:before="0" w:after="40" w:line="252" w:lineRule="auto"/>
             </w:pPr>
             <w:r>
               <w:rPr>
-                <w:rFonts w:ascii="Calibri" w:hAnsi="Calibri" w:eastAsia="Microsoft YaHei"/>
-                <w:sz w:val="20"/>
+                <w:rFonts w:ascii="微软雅黑" w:hAnsi="微软雅黑" w:eastAsia="微软雅黑"/>
+                <w:color w:val="000000"/>
+                <w:sz w:val="19"/>
               </w:rPr>
               <w:t>质量闭环</w:t>
             </w:r>
@@ -1757,15 +2471,22 @@
               <w:end w:w="120" w:type="dxa"/>
             </w:tcMar>
             <w:vAlign w:val="center"/>
+            <w:tcBorders>
+              <w:top w:val="single" w:sz="4" w:space="0" w:color="BFBFBF"/>
+              <w:left w:val="single" w:sz="4" w:space="0" w:color="BFBFBF"/>
+              <w:bottom w:val="single" w:sz="4" w:space="0" w:color="BFBFBF"/>
+              <w:right w:val="single" w:sz="4" w:space="0" w:color="BFBFBF"/>
+            </w:tcBorders>
           </w:tcPr>
           <w:p>
             <w:pPr>
-              <w:spacing w:before="0" w:after="0" w:line="252" w:lineRule="auto"/>
+              <w:spacing w:before="0" w:after="40" w:line="252" w:lineRule="auto"/>
             </w:pPr>
             <w:r>
               <w:rPr>
-                <w:rFonts w:ascii="Calibri" w:hAnsi="Calibri" w:eastAsia="Microsoft YaHei"/>
-                <w:sz w:val="20"/>
+                <w:rFonts w:ascii="微软雅黑" w:hAnsi="微软雅黑" w:eastAsia="微软雅黑"/>
+                <w:color w:val="000000"/>
+                <w:sz w:val="19"/>
               </w:rPr>
               <w:t>作废、重开、补录、流程干预、关闭、质量驳回、放行前检查、归档下载</w:t>
             </w:r>
@@ -1781,6 +2502,12 @@
               <w:end w:w="120" w:type="dxa"/>
             </w:tcMar>
             <w:vAlign w:val="center"/>
+            <w:tcBorders>
+              <w:top w:val="single" w:sz="4" w:space="0" w:color="BFBFBF"/>
+              <w:left w:val="single" w:sz="4" w:space="0" w:color="BFBFBF"/>
+              <w:bottom w:val="single" w:sz="4" w:space="0" w:color="BFBFBF"/>
+              <w:right w:val="single" w:sz="4" w:space="0" w:color="BFBFBF"/>
+            </w:tcBorders>
           </w:tcPr>
           <w:p>
             <w:pPr>
@@ -1788,8 +2515,9 @@
             </w:pPr>
             <w:r>
               <w:rPr>
-                <w:rFonts w:ascii="微软雅黑" w:hAnsi="微软雅黑"/>
-                <w:sz w:val="20"/>
+                <w:rFonts w:ascii="微软雅黑" w:hAnsi="微软雅黑" w:eastAsia="微软雅黑"/>
+                <w:color w:val="000000"/>
+                <w:sz w:val="19"/>
               </w:rPr>
               <w:t>终态必须 阻断处理，工作台任务源头过滤</w:t>
             </w:r>
@@ -1807,15 +2535,22 @@
               <w:end w:w="120" w:type="dxa"/>
             </w:tcMar>
             <w:vAlign w:val="center"/>
+            <w:tcBorders>
+              <w:top w:val="single" w:sz="4" w:space="0" w:color="BFBFBF"/>
+              <w:left w:val="single" w:sz="4" w:space="0" w:color="BFBFBF"/>
+              <w:bottom w:val="single" w:sz="4" w:space="0" w:color="BFBFBF"/>
+              <w:right w:val="single" w:sz="4" w:space="0" w:color="BFBFBF"/>
+            </w:tcBorders>
           </w:tcPr>
           <w:p>
             <w:pPr>
-              <w:spacing w:before="0" w:after="0" w:line="252" w:lineRule="auto"/>
+              <w:spacing w:before="0" w:after="40" w:line="252" w:lineRule="auto"/>
             </w:pPr>
             <w:r>
               <w:rPr>
-                <w:rFonts w:ascii="Calibri" w:hAnsi="Calibri" w:eastAsia="Microsoft YaHei"/>
-                <w:sz w:val="20"/>
+                <w:rFonts w:ascii="微软雅黑" w:hAnsi="微软雅黑" w:eastAsia="微软雅黑"/>
+                <w:color w:val="000000"/>
+                <w:sz w:val="19"/>
               </w:rPr>
               <w:t>扩展能力</w:t>
             </w:r>
@@ -1831,15 +2566,22 @@
               <w:end w:w="120" w:type="dxa"/>
             </w:tcMar>
             <w:vAlign w:val="center"/>
+            <w:tcBorders>
+              <w:top w:val="single" w:sz="4" w:space="0" w:color="BFBFBF"/>
+              <w:left w:val="single" w:sz="4" w:space="0" w:color="BFBFBF"/>
+              <w:bottom w:val="single" w:sz="4" w:space="0" w:color="BFBFBF"/>
+              <w:right w:val="single" w:sz="4" w:space="0" w:color="BFBFBF"/>
+            </w:tcBorders>
           </w:tcPr>
           <w:p>
             <w:pPr>
-              <w:spacing w:before="0" w:after="0" w:line="252" w:lineRule="auto"/>
+              <w:spacing w:before="0" w:after="40" w:line="252" w:lineRule="auto"/>
             </w:pPr>
             <w:r>
               <w:rPr>
-                <w:rFonts w:ascii="Calibri" w:hAnsi="Calibri" w:eastAsia="Microsoft YaHei"/>
-                <w:sz w:val="20"/>
+                <w:rFonts w:ascii="微软雅黑" w:hAnsi="微软雅黑" w:eastAsia="微软雅黑"/>
+                <w:color w:val="000000"/>
+                <w:sz w:val="19"/>
               </w:rPr>
               <w:t>记录本、流转单、标签打印、报表看板、OQ/PQ、部署交付证据</w:t>
             </w:r>
@@ -1855,6 +2597,12 @@
               <w:end w:w="120" w:type="dxa"/>
             </w:tcMar>
             <w:vAlign w:val="center"/>
+            <w:tcBorders>
+              <w:top w:val="single" w:sz="4" w:space="0" w:color="BFBFBF"/>
+              <w:left w:val="single" w:sz="4" w:space="0" w:color="BFBFBF"/>
+              <w:bottom w:val="single" w:sz="4" w:space="0" w:color="BFBFBF"/>
+              <w:right w:val="single" w:sz="4" w:space="0" w:color="BFBFBF"/>
+            </w:tcBorders>
           </w:tcPr>
           <w:p>
             <w:pPr>
@@ -1862,8 +2610,9 @@
             </w:pPr>
             <w:r>
               <w:rPr>
-                <w:rFonts w:ascii="微软雅黑" w:hAnsi="微软雅黑"/>
-                <w:sz w:val="20"/>
+                <w:rFonts w:ascii="微软雅黑" w:hAnsi="微软雅黑" w:eastAsia="微软雅黑"/>
+                <w:color w:val="000000"/>
+                <w:sz w:val="19"/>
               </w:rPr>
               <w:t>作为外围配套能力纳入概要设计</w:t>
             </w:r>
@@ -1871,14 +2620,17 @@
         </w:tc>
       </w:tr>
     </w:tbl>
-    <w:p/>
+    <w:p>
+      <w:pPr/>
+    </w:p>
     <w:p>
       <w:pPr>
         <w:spacing w:before="0" w:after="120" w:line="264" w:lineRule="auto"/>
       </w:pPr>
       <w:r>
         <w:rPr>
-          <w:rFonts w:ascii="微软雅黑" w:hAnsi="微软雅黑"/>
+          <w:rFonts w:ascii="微软雅黑" w:hAnsi="微软雅黑" w:eastAsia="微软雅黑"/>
+          <w:color w:val="000000"/>
         </w:rPr>
         <w:t>不纳入范围：生产数据修复、运行环境调整、菜单权限变更和系统发布审批不属于本文档范围；相关事项应按项目变更管理流程另行确认和实施。</w:t>
       </w:r>
@@ -1890,9 +2642,9 @@
       </w:pPr>
       <w:r>
         <w:rPr>
-          <w:rFonts w:ascii="Calibri" w:hAnsi="Calibri" w:eastAsia="Microsoft YaHei"/>
+          <w:rFonts w:ascii="微软雅黑" w:hAnsi="微软雅黑" w:eastAsia="微软雅黑"/>
           <w:b/>
-          <w:color w:val="2E74B5"/>
+          <w:color w:val="000000"/>
           <w:sz w:val="26"/>
         </w:rPr>
         <w:t>1.3 术语与领域边界</w:t>
@@ -1922,16 +2674,24 @@
               <w:end w:w="120" w:type="dxa"/>
             </w:tcMar>
             <w:vAlign w:val="center"/>
-            <w:shd w:fill="F2F4F7"/>
+            <w:shd w:fill="EDEDED" w:val="clear"/>
+            <w:tcBorders>
+              <w:top w:val="single" w:sz="4" w:space="0" w:color="BFBFBF"/>
+              <w:left w:val="single" w:sz="4" w:space="0" w:color="BFBFBF"/>
+              <w:bottom w:val="single" w:sz="4" w:space="0" w:color="BFBFBF"/>
+              <w:right w:val="single" w:sz="4" w:space="0" w:color="BFBFBF"/>
+            </w:tcBorders>
           </w:tcPr>
           <w:p>
             <w:pPr>
-              <w:spacing w:before="0" w:after="0" w:line="252" w:lineRule="auto"/>
+              <w:spacing w:before="0" w:after="40" w:line="252" w:lineRule="auto"/>
             </w:pPr>
             <w:r>
               <w:rPr>
-                <w:rFonts w:ascii="Calibri" w:hAnsi="Calibri" w:eastAsia="Microsoft YaHei"/>
+                <w:rFonts w:ascii="微软雅黑" w:hAnsi="微软雅黑" w:eastAsia="微软雅黑"/>
                 <w:b/>
+                <w:color w:val="000000"/>
+                <w:sz w:val="19"/>
               </w:rPr>
               <w:t>术语</w:t>
             </w:r>
@@ -1947,16 +2707,24 @@
               <w:end w:w="120" w:type="dxa"/>
             </w:tcMar>
             <w:vAlign w:val="center"/>
-            <w:shd w:fill="F2F4F7"/>
+            <w:shd w:fill="EDEDED" w:val="clear"/>
+            <w:tcBorders>
+              <w:top w:val="single" w:sz="4" w:space="0" w:color="BFBFBF"/>
+              <w:left w:val="single" w:sz="4" w:space="0" w:color="BFBFBF"/>
+              <w:bottom w:val="single" w:sz="4" w:space="0" w:color="BFBFBF"/>
+              <w:right w:val="single" w:sz="4" w:space="0" w:color="BFBFBF"/>
+            </w:tcBorders>
           </w:tcPr>
           <w:p>
             <w:pPr>
-              <w:spacing w:before="0" w:after="0" w:line="252" w:lineRule="auto"/>
+              <w:spacing w:before="0" w:after="40" w:line="252" w:lineRule="auto"/>
             </w:pPr>
             <w:r>
               <w:rPr>
-                <w:rFonts w:ascii="Calibri" w:hAnsi="Calibri" w:eastAsia="Microsoft YaHei"/>
+                <w:rFonts w:ascii="微软雅黑" w:hAnsi="微软雅黑" w:eastAsia="微软雅黑"/>
                 <w:b/>
+                <w:color w:val="000000"/>
+                <w:sz w:val="19"/>
               </w:rPr>
               <w:t>定义</w:t>
             </w:r>
@@ -1972,16 +2740,24 @@
               <w:end w:w="120" w:type="dxa"/>
             </w:tcMar>
             <w:vAlign w:val="center"/>
-            <w:shd w:fill="F2F4F7"/>
+            <w:shd w:fill="EDEDED" w:val="clear"/>
+            <w:tcBorders>
+              <w:top w:val="single" w:sz="4" w:space="0" w:color="BFBFBF"/>
+              <w:left w:val="single" w:sz="4" w:space="0" w:color="BFBFBF"/>
+              <w:bottom w:val="single" w:sz="4" w:space="0" w:color="BFBFBF"/>
+              <w:right w:val="single" w:sz="4" w:space="0" w:color="BFBFBF"/>
+            </w:tcBorders>
           </w:tcPr>
           <w:p>
             <w:pPr>
-              <w:spacing w:before="0" w:after="0" w:line="252" w:lineRule="auto"/>
+              <w:spacing w:before="0" w:after="40" w:line="252" w:lineRule="auto"/>
             </w:pPr>
             <w:r>
               <w:rPr>
-                <w:rFonts w:ascii="Calibri" w:hAnsi="Calibri" w:eastAsia="Microsoft YaHei"/>
+                <w:rFonts w:ascii="微软雅黑" w:hAnsi="微软雅黑" w:eastAsia="微软雅黑"/>
                 <w:b/>
+                <w:color w:val="000000"/>
+                <w:sz w:val="19"/>
               </w:rPr>
               <w:t>禁止混用边界</w:t>
             </w:r>
@@ -1999,15 +2775,22 @@
               <w:end w:w="120" w:type="dxa"/>
             </w:tcMar>
             <w:vAlign w:val="center"/>
+            <w:tcBorders>
+              <w:top w:val="single" w:sz="4" w:space="0" w:color="BFBFBF"/>
+              <w:left w:val="single" w:sz="4" w:space="0" w:color="BFBFBF"/>
+              <w:bottom w:val="single" w:sz="4" w:space="0" w:color="BFBFBF"/>
+              <w:right w:val="single" w:sz="4" w:space="0" w:color="BFBFBF"/>
+            </w:tcBorders>
           </w:tcPr>
           <w:p>
             <w:pPr>
-              <w:spacing w:before="0" w:after="0" w:line="252" w:lineRule="auto"/>
+              <w:spacing w:before="0" w:after="40" w:line="252" w:lineRule="auto"/>
             </w:pPr>
             <w:r>
               <w:rPr>
-                <w:rFonts w:ascii="Calibri" w:hAnsi="Calibri" w:eastAsia="Microsoft YaHei"/>
-                <w:sz w:val="20"/>
+                <w:rFonts w:ascii="微软雅黑" w:hAnsi="微软雅黑" w:eastAsia="微软雅黑"/>
+                <w:color w:val="000000"/>
+                <w:sz w:val="19"/>
               </w:rPr>
               <w:t>批记录表单</w:t>
             </w:r>
@@ -2023,15 +2806,22 @@
               <w:end w:w="120" w:type="dxa"/>
             </w:tcMar>
             <w:vAlign w:val="center"/>
+            <w:tcBorders>
+              <w:top w:val="single" w:sz="4" w:space="0" w:color="BFBFBF"/>
+              <w:left w:val="single" w:sz="4" w:space="0" w:color="BFBFBF"/>
+              <w:bottom w:val="single" w:sz="4" w:space="0" w:color="BFBFBF"/>
+              <w:right w:val="single" w:sz="4" w:space="0" w:color="BFBFBF"/>
+            </w:tcBorders>
           </w:tcPr>
           <w:p>
             <w:pPr>
-              <w:spacing w:before="0" w:after="0" w:line="252" w:lineRule="auto"/>
+              <w:spacing w:before="0" w:after="40" w:line="252" w:lineRule="auto"/>
             </w:pPr>
             <w:r>
               <w:rPr>
-                <w:rFonts w:ascii="Calibri" w:hAnsi="Calibri" w:eastAsia="Microsoft YaHei"/>
-                <w:sz w:val="20"/>
+                <w:rFonts w:ascii="微软雅黑" w:hAnsi="微软雅黑" w:eastAsia="微软雅黑"/>
+                <w:color w:val="000000"/>
+                <w:sz w:val="19"/>
               </w:rPr>
               <w:t>工序设置中每个对应工序绑定的正式生产批记录载体。</w:t>
             </w:r>
@@ -2047,15 +2837,22 @@
               <w:end w:w="120" w:type="dxa"/>
             </w:tcMar>
             <w:vAlign w:val="center"/>
+            <w:tcBorders>
+              <w:top w:val="single" w:sz="4" w:space="0" w:color="BFBFBF"/>
+              <w:left w:val="single" w:sz="4" w:space="0" w:color="BFBFBF"/>
+              <w:bottom w:val="single" w:sz="4" w:space="0" w:color="BFBFBF"/>
+              <w:right w:val="single" w:sz="4" w:space="0" w:color="BFBFBF"/>
+            </w:tcBorders>
           </w:tcPr>
           <w:p>
             <w:pPr>
-              <w:spacing w:before="0" w:after="0" w:line="252" w:lineRule="auto"/>
+              <w:spacing w:before="0" w:after="40" w:line="252" w:lineRule="auto"/>
             </w:pPr>
             <w:r>
               <w:rPr>
-                <w:rFonts w:ascii="Calibri" w:hAnsi="Calibri" w:eastAsia="Microsoft YaHei"/>
-                <w:sz w:val="20"/>
+                <w:rFonts w:ascii="微软雅黑" w:hAnsi="微软雅黑" w:eastAsia="微软雅黑"/>
+                <w:color w:val="000000"/>
+                <w:sz w:val="19"/>
               </w:rPr>
               <w:t>不得用 formBindings、默认 MAIN、表单槽位或工序开始配置替代。</w:t>
             </w:r>
@@ -2073,15 +2870,22 @@
               <w:end w:w="120" w:type="dxa"/>
             </w:tcMar>
             <w:vAlign w:val="center"/>
+            <w:tcBorders>
+              <w:top w:val="single" w:sz="4" w:space="0" w:color="BFBFBF"/>
+              <w:left w:val="single" w:sz="4" w:space="0" w:color="BFBFBF"/>
+              <w:bottom w:val="single" w:sz="4" w:space="0" w:color="BFBFBF"/>
+              <w:right w:val="single" w:sz="4" w:space="0" w:color="BFBFBF"/>
+            </w:tcBorders>
           </w:tcPr>
           <w:p>
             <w:pPr>
-              <w:spacing w:before="0" w:after="0" w:line="252" w:lineRule="auto"/>
+              <w:spacing w:before="0" w:after="40" w:line="252" w:lineRule="auto"/>
             </w:pPr>
             <w:r>
               <w:rPr>
-                <w:rFonts w:ascii="Calibri" w:hAnsi="Calibri" w:eastAsia="Microsoft YaHei"/>
-                <w:sz w:val="20"/>
+                <w:rFonts w:ascii="微软雅黑" w:hAnsi="微软雅黑" w:eastAsia="微软雅黑"/>
+                <w:color w:val="000000"/>
+                <w:sz w:val="19"/>
               </w:rPr>
               <w:t>表单槽位</w:t>
             </w:r>
@@ -2097,15 +2901,22 @@
               <w:end w:w="120" w:type="dxa"/>
             </w:tcMar>
             <w:vAlign w:val="center"/>
+            <w:tcBorders>
+              <w:top w:val="single" w:sz="4" w:space="0" w:color="BFBFBF"/>
+              <w:left w:val="single" w:sz="4" w:space="0" w:color="BFBFBF"/>
+              <w:bottom w:val="single" w:sz="4" w:space="0" w:color="BFBFBF"/>
+              <w:right w:val="single" w:sz="4" w:space="0" w:color="BFBFBF"/>
+            </w:tcBorders>
           </w:tcPr>
           <w:p>
             <w:pPr>
-              <w:spacing w:before="0" w:after="0" w:line="252" w:lineRule="auto"/>
+              <w:spacing w:before="0" w:after="40" w:line="252" w:lineRule="auto"/>
             </w:pPr>
             <w:r>
               <w:rPr>
-                <w:rFonts w:ascii="Calibri" w:hAnsi="Calibri" w:eastAsia="Microsoft YaHei"/>
-                <w:sz w:val="20"/>
+                <w:rFonts w:ascii="微软雅黑" w:hAnsi="微软雅黑" w:eastAsia="微软雅黑"/>
+                <w:color w:val="000000"/>
+                <w:sz w:val="19"/>
               </w:rPr>
               <w:t>特殊表单或动态表单中心模板绑定，正式数据源为 formBindings。</w:t>
             </w:r>
@@ -2121,15 +2932,22 @@
               <w:end w:w="120" w:type="dxa"/>
             </w:tcMar>
             <w:vAlign w:val="center"/>
+            <w:tcBorders>
+              <w:top w:val="single" w:sz="4" w:space="0" w:color="BFBFBF"/>
+              <w:left w:val="single" w:sz="4" w:space="0" w:color="BFBFBF"/>
+              <w:bottom w:val="single" w:sz="4" w:space="0" w:color="BFBFBF"/>
+              <w:right w:val="single" w:sz="4" w:space="0" w:color="BFBFBF"/>
+            </w:tcBorders>
           </w:tcPr>
           <w:p>
             <w:pPr>
-              <w:spacing w:before="0" w:after="0" w:line="252" w:lineRule="auto"/>
+              <w:spacing w:before="0" w:after="40" w:line="252" w:lineRule="auto"/>
             </w:pPr>
             <w:r>
               <w:rPr>
-                <w:rFonts w:ascii="Calibri" w:hAnsi="Calibri" w:eastAsia="Microsoft YaHei"/>
-                <w:sz w:val="20"/>
+                <w:rFonts w:ascii="微软雅黑" w:hAnsi="微软雅黑" w:eastAsia="微软雅黑"/>
+                <w:color w:val="000000"/>
+                <w:sz w:val="19"/>
               </w:rPr>
               <w:t>只能影响补充表单展示、保存和运行态链路，不改变批记录表单字段。</w:t>
             </w:r>
@@ -2147,15 +2965,22 @@
               <w:end w:w="120" w:type="dxa"/>
             </w:tcMar>
             <w:vAlign w:val="center"/>
+            <w:tcBorders>
+              <w:top w:val="single" w:sz="4" w:space="0" w:color="BFBFBF"/>
+              <w:left w:val="single" w:sz="4" w:space="0" w:color="BFBFBF"/>
+              <w:bottom w:val="single" w:sz="4" w:space="0" w:color="BFBFBF"/>
+              <w:right w:val="single" w:sz="4" w:space="0" w:color="BFBFBF"/>
+            </w:tcBorders>
           </w:tcPr>
           <w:p>
             <w:pPr>
-              <w:spacing w:before="0" w:after="0" w:line="252" w:lineRule="auto"/>
+              <w:spacing w:before="0" w:after="40" w:line="252" w:lineRule="auto"/>
             </w:pPr>
             <w:r>
               <w:rPr>
-                <w:rFonts w:ascii="Calibri" w:hAnsi="Calibri" w:eastAsia="Microsoft YaHei"/>
-                <w:sz w:val="20"/>
+                <w:rFonts w:ascii="微软雅黑" w:hAnsi="微软雅黑" w:eastAsia="微软雅黑"/>
+                <w:color w:val="000000"/>
+                <w:sz w:val="19"/>
               </w:rPr>
               <w:t>工序开始</w:t>
             </w:r>
@@ -2171,15 +2996,22 @@
               <w:end w:w="120" w:type="dxa"/>
             </w:tcMar>
             <w:vAlign w:val="center"/>
+            <w:tcBorders>
+              <w:top w:val="single" w:sz="4" w:space="0" w:color="BFBFBF"/>
+              <w:left w:val="single" w:sz="4" w:space="0" w:color="BFBFBF"/>
+              <w:bottom w:val="single" w:sz="4" w:space="0" w:color="BFBFBF"/>
+              <w:right w:val="single" w:sz="4" w:space="0" w:color="BFBFBF"/>
+            </w:tcBorders>
           </w:tcPr>
           <w:p>
             <w:pPr>
-              <w:spacing w:before="0" w:after="0" w:line="252" w:lineRule="auto"/>
+              <w:spacing w:before="0" w:after="40" w:line="252" w:lineRule="auto"/>
             </w:pPr>
             <w:r>
               <w:rPr>
-                <w:rFonts w:ascii="Calibri" w:hAnsi="Calibri" w:eastAsia="Microsoft YaHei"/>
-                <w:sz w:val="20"/>
+                <w:rFonts w:ascii="微软雅黑" w:hAnsi="微软雅黑" w:eastAsia="微软雅黑"/>
+                <w:color w:val="000000"/>
+                <w:sz w:val="19"/>
               </w:rPr>
               <w:t>特殊节点的上传人、附件负责人或同类开始节点配置。</w:t>
             </w:r>
@@ -2195,15 +3027,22 @@
               <w:end w:w="120" w:type="dxa"/>
             </w:tcMar>
             <w:vAlign w:val="center"/>
+            <w:tcBorders>
+              <w:top w:val="single" w:sz="4" w:space="0" w:color="BFBFBF"/>
+              <w:left w:val="single" w:sz="4" w:space="0" w:color="BFBFBF"/>
+              <w:bottom w:val="single" w:sz="4" w:space="0" w:color="BFBFBF"/>
+              <w:right w:val="single" w:sz="4" w:space="0" w:color="BFBFBF"/>
+            </w:tcBorders>
           </w:tcPr>
           <w:p>
             <w:pPr>
-              <w:spacing w:before="0" w:after="0" w:line="252" w:lineRule="auto"/>
+              <w:spacing w:before="0" w:after="40" w:line="252" w:lineRule="auto"/>
             </w:pPr>
             <w:r>
               <w:rPr>
-                <w:rFonts w:ascii="Calibri" w:hAnsi="Calibri" w:eastAsia="Microsoft YaHei"/>
-                <w:sz w:val="20"/>
+                <w:rFonts w:ascii="微软雅黑" w:hAnsi="微软雅黑" w:eastAsia="微软雅黑"/>
+                <w:color w:val="000000"/>
+                <w:sz w:val="19"/>
               </w:rPr>
               <w:t>不提供表单内容，不属于批记录表单或表单槽位。</w:t>
             </w:r>
@@ -2221,15 +3060,22 @@
               <w:end w:w="120" w:type="dxa"/>
             </w:tcMar>
             <w:vAlign w:val="center"/>
+            <w:tcBorders>
+              <w:top w:val="single" w:sz="4" w:space="0" w:color="BFBFBF"/>
+              <w:left w:val="single" w:sz="4" w:space="0" w:color="BFBFBF"/>
+              <w:bottom w:val="single" w:sz="4" w:space="0" w:color="BFBFBF"/>
+              <w:right w:val="single" w:sz="4" w:space="0" w:color="BFBFBF"/>
+            </w:tcBorders>
           </w:tcPr>
           <w:p>
             <w:pPr>
-              <w:spacing w:before="0" w:after="0" w:line="252" w:lineRule="auto"/>
+              <w:spacing w:before="0" w:after="40" w:line="252" w:lineRule="auto"/>
             </w:pPr>
             <w:r>
               <w:rPr>
-                <w:rFonts w:ascii="Calibri" w:hAnsi="Calibri" w:eastAsia="Microsoft YaHei"/>
-                <w:sz w:val="20"/>
+                <w:rFonts w:ascii="微软雅黑" w:hAnsi="微软雅黑" w:eastAsia="微软雅黑"/>
+                <w:color w:val="000000"/>
+                <w:sz w:val="19"/>
               </w:rPr>
               <w:t>批次执行</w:t>
             </w:r>
@@ -2245,15 +3091,22 @@
               <w:end w:w="120" w:type="dxa"/>
             </w:tcMar>
             <w:vAlign w:val="center"/>
+            <w:tcBorders>
+              <w:top w:val="single" w:sz="4" w:space="0" w:color="BFBFBF"/>
+              <w:left w:val="single" w:sz="4" w:space="0" w:color="BFBFBF"/>
+              <w:bottom w:val="single" w:sz="4" w:space="0" w:color="BFBFBF"/>
+              <w:right w:val="single" w:sz="4" w:space="0" w:color="BFBFBF"/>
+            </w:tcBorders>
           </w:tcPr>
           <w:p>
             <w:pPr>
-              <w:spacing w:before="0" w:after="0" w:line="252" w:lineRule="auto"/>
+              <w:spacing w:before="0" w:after="40" w:line="252" w:lineRule="auto"/>
             </w:pPr>
             <w:r>
               <w:rPr>
-                <w:rFonts w:ascii="Calibri" w:hAnsi="Calibri" w:eastAsia="Microsoft YaHei"/>
-                <w:sz w:val="20"/>
+                <w:rFonts w:ascii="微软雅黑" w:hAnsi="微软雅黑" w:eastAsia="微软雅黑"/>
+                <w:color w:val="000000"/>
+                <w:sz w:val="19"/>
               </w:rPr>
               <w:t>围绕一个生产工单/批次生成的 EDHR 运行态对象。</w:t>
             </w:r>
@@ -2269,15 +3122,22 @@
               <w:end w:w="120" w:type="dxa"/>
             </w:tcMar>
             <w:vAlign w:val="center"/>
+            <w:tcBorders>
+              <w:top w:val="single" w:sz="4" w:space="0" w:color="BFBFBF"/>
+              <w:left w:val="single" w:sz="4" w:space="0" w:color="BFBFBF"/>
+              <w:bottom w:val="single" w:sz="4" w:space="0" w:color="BFBFBF"/>
+              <w:right w:val="single" w:sz="4" w:space="0" w:color="BFBFBF"/>
+            </w:tcBorders>
           </w:tcPr>
           <w:p>
             <w:pPr>
-              <w:spacing w:before="0" w:after="0" w:line="252" w:lineRule="auto"/>
+              <w:spacing w:before="0" w:after="40" w:line="252" w:lineRule="auto"/>
             </w:pPr>
             <w:r>
               <w:rPr>
-                <w:rFonts w:ascii="Calibri" w:hAnsi="Calibri" w:eastAsia="Microsoft YaHei"/>
-                <w:sz w:val="20"/>
+                <w:rFonts w:ascii="微软雅黑" w:hAnsi="微软雅黑" w:eastAsia="微软雅黑"/>
+                <w:color w:val="000000"/>
+                <w:sz w:val="19"/>
               </w:rPr>
               <w:t>终态批次不得继续打开填写任务，只能追溯审计。</w:t>
             </w:r>
@@ -2295,15 +3155,22 @@
               <w:end w:w="120" w:type="dxa"/>
             </w:tcMar>
             <w:vAlign w:val="center"/>
+            <w:tcBorders>
+              <w:top w:val="single" w:sz="4" w:space="0" w:color="BFBFBF"/>
+              <w:left w:val="single" w:sz="4" w:space="0" w:color="BFBFBF"/>
+              <w:bottom w:val="single" w:sz="4" w:space="0" w:color="BFBFBF"/>
+              <w:right w:val="single" w:sz="4" w:space="0" w:color="BFBFBF"/>
+            </w:tcBorders>
           </w:tcPr>
           <w:p>
             <w:pPr>
-              <w:spacing w:before="0" w:after="0" w:line="252" w:lineRule="auto"/>
+              <w:spacing w:before="0" w:after="40" w:line="252" w:lineRule="auto"/>
             </w:pPr>
             <w:r>
               <w:rPr>
-                <w:rFonts w:ascii="Calibri" w:hAnsi="Calibri" w:eastAsia="Microsoft YaHei"/>
-                <w:sz w:val="20"/>
+                <w:rFonts w:ascii="微软雅黑" w:hAnsi="微软雅黑" w:eastAsia="微软雅黑"/>
+                <w:color w:val="000000"/>
+                <w:sz w:val="19"/>
               </w:rPr>
               <w:t>工作任务</w:t>
             </w:r>
@@ -2319,15 +3186,22 @@
               <w:end w:w="120" w:type="dxa"/>
             </w:tcMar>
             <w:vAlign w:val="center"/>
+            <w:tcBorders>
+              <w:top w:val="single" w:sz="4" w:space="0" w:color="BFBFBF"/>
+              <w:left w:val="single" w:sz="4" w:space="0" w:color="BFBFBF"/>
+              <w:bottom w:val="single" w:sz="4" w:space="0" w:color="BFBFBF"/>
+              <w:right w:val="single" w:sz="4" w:space="0" w:color="BFBFBF"/>
+            </w:tcBorders>
           </w:tcPr>
           <w:p>
             <w:pPr>
-              <w:spacing w:before="0" w:after="0" w:line="252" w:lineRule="auto"/>
+              <w:spacing w:before="0" w:after="40" w:line="252" w:lineRule="auto"/>
             </w:pPr>
             <w:r>
               <w:rPr>
-                <w:rFonts w:ascii="Calibri" w:hAnsi="Calibri" w:eastAsia="Microsoft YaHei"/>
-                <w:sz w:val="20"/>
+                <w:rFonts w:ascii="微软雅黑" w:hAnsi="微软雅黑" w:eastAsia="微软雅黑"/>
+                <w:color w:val="000000"/>
+                <w:sz w:val="19"/>
               </w:rPr>
               <w:t>下发给负责人或候选人的可处理任务。</w:t>
             </w:r>
@@ -2343,15 +3217,22 @@
               <w:end w:w="120" w:type="dxa"/>
             </w:tcMar>
             <w:vAlign w:val="center"/>
+            <w:tcBorders>
+              <w:top w:val="single" w:sz="4" w:space="0" w:color="BFBFBF"/>
+              <w:left w:val="single" w:sz="4" w:space="0" w:color="BFBFBF"/>
+              <w:bottom w:val="single" w:sz="4" w:space="0" w:color="BFBFBF"/>
+              <w:right w:val="single" w:sz="4" w:space="0" w:color="BFBFBF"/>
+            </w:tcBorders>
           </w:tcPr>
           <w:p>
             <w:pPr>
-              <w:spacing w:before="0" w:after="0" w:line="252" w:lineRule="auto"/>
+              <w:spacing w:before="0" w:after="40" w:line="252" w:lineRule="auto"/>
             </w:pPr>
             <w:r>
               <w:rPr>
-                <w:rFonts w:ascii="Calibri" w:hAnsi="Calibri" w:eastAsia="Microsoft YaHei"/>
-                <w:sz w:val="20"/>
+                <w:rFonts w:ascii="微软雅黑" w:hAnsi="微软雅黑" w:eastAsia="微软雅黑"/>
+                <w:color w:val="000000"/>
+                <w:sz w:val="19"/>
               </w:rPr>
               <w:t>作废、关闭、归档等终态批次不得出现在可操作待办中。</w:t>
             </w:r>
@@ -2369,15 +3250,22 @@
               <w:end w:w="120" w:type="dxa"/>
             </w:tcMar>
             <w:vAlign w:val="center"/>
+            <w:tcBorders>
+              <w:top w:val="single" w:sz="4" w:space="0" w:color="BFBFBF"/>
+              <w:left w:val="single" w:sz="4" w:space="0" w:color="BFBFBF"/>
+              <w:bottom w:val="single" w:sz="4" w:space="0" w:color="BFBFBF"/>
+              <w:right w:val="single" w:sz="4" w:space="0" w:color="BFBFBF"/>
+            </w:tcBorders>
           </w:tcPr>
           <w:p>
             <w:pPr>
-              <w:spacing w:before="0" w:after="0" w:line="252" w:lineRule="auto"/>
+              <w:spacing w:before="0" w:after="40" w:line="252" w:lineRule="auto"/>
             </w:pPr>
             <w:r>
               <w:rPr>
-                <w:rFonts w:ascii="Calibri" w:hAnsi="Calibri" w:eastAsia="Microsoft YaHei"/>
-                <w:sz w:val="20"/>
+                <w:rFonts w:ascii="微软雅黑" w:hAnsi="微软雅黑" w:eastAsia="微软雅黑"/>
+                <w:color w:val="000000"/>
+                <w:sz w:val="19"/>
               </w:rPr>
               <w:t>字段审计链</w:t>
             </w:r>
@@ -2393,15 +3281,22 @@
               <w:end w:w="120" w:type="dxa"/>
             </w:tcMar>
             <w:vAlign w:val="center"/>
+            <w:tcBorders>
+              <w:top w:val="single" w:sz="4" w:space="0" w:color="BFBFBF"/>
+              <w:left w:val="single" w:sz="4" w:space="0" w:color="BFBFBF"/>
+              <w:bottom w:val="single" w:sz="4" w:space="0" w:color="BFBFBF"/>
+              <w:right w:val="single" w:sz="4" w:space="0" w:color="BFBFBF"/>
+            </w:tcBorders>
           </w:tcPr>
           <w:p>
             <w:pPr>
-              <w:spacing w:before="0" w:after="0" w:line="252" w:lineRule="auto"/>
+              <w:spacing w:before="0" w:after="40" w:line="252" w:lineRule="auto"/>
             </w:pPr>
             <w:r>
               <w:rPr>
-                <w:rFonts w:ascii="Calibri" w:hAnsi="Calibri" w:eastAsia="Microsoft YaHei"/>
-                <w:sz w:val="20"/>
+                <w:rFonts w:ascii="微软雅黑" w:hAnsi="微软雅黑" w:eastAsia="微软雅黑"/>
+                <w:color w:val="000000"/>
+                <w:sz w:val="19"/>
               </w:rPr>
               <w:t>字段级保存、签名、附件变化形成的哈希链证据。</w:t>
             </w:r>
@@ -2417,15 +3312,22 @@
               <w:end w:w="120" w:type="dxa"/>
             </w:tcMar>
             <w:vAlign w:val="center"/>
+            <w:tcBorders>
+              <w:top w:val="single" w:sz="4" w:space="0" w:color="BFBFBF"/>
+              <w:left w:val="single" w:sz="4" w:space="0" w:color="BFBFBF"/>
+              <w:bottom w:val="single" w:sz="4" w:space="0" w:color="BFBFBF"/>
+              <w:right w:val="single" w:sz="4" w:space="0" w:color="BFBFBF"/>
+            </w:tcBorders>
           </w:tcPr>
           <w:p>
             <w:pPr>
-              <w:spacing w:before="0" w:after="0" w:line="252" w:lineRule="auto"/>
+              <w:spacing w:before="0" w:after="40" w:line="252" w:lineRule="auto"/>
             </w:pPr>
             <w:r>
               <w:rPr>
-                <w:rFonts w:ascii="Calibri" w:hAnsi="Calibri" w:eastAsia="Microsoft YaHei"/>
-                <w:sz w:val="20"/>
+                <w:rFonts w:ascii="微软雅黑" w:hAnsi="微软雅黑" w:eastAsia="微软雅黑"/>
+                <w:color w:val="000000"/>
+                <w:sz w:val="19"/>
               </w:rPr>
               <w:t>禁止绕过字段审计直接 update cell_values_json。</w:t>
             </w:r>
@@ -2433,7 +3335,9 @@
         </w:tc>
       </w:tr>
     </w:tbl>
-    <w:p/>
+    <w:p>
+      <w:pPr/>
+    </w:p>
     <w:p>
       <w:pPr>
         <w:pStyle w:val="Heading2"/>
@@ -2441,9 +3345,9 @@
       </w:pPr>
       <w:r>
         <w:rPr>
-          <w:rFonts w:ascii="Calibri" w:hAnsi="Calibri" w:eastAsia="Microsoft YaHei"/>
+          <w:rFonts w:ascii="微软雅黑" w:hAnsi="微软雅黑" w:eastAsia="微软雅黑"/>
           <w:b/>
-          <w:color w:val="2E74B5"/>
+          <w:color w:val="000000"/>
           <w:sz w:val="26"/>
         </w:rPr>
         <w:t>1.4 用户角色</w:t>
@@ -2473,16 +3377,24 @@
               <w:end w:w="120" w:type="dxa"/>
             </w:tcMar>
             <w:vAlign w:val="center"/>
-            <w:shd w:fill="F2F4F7"/>
+            <w:shd w:fill="EDEDED" w:val="clear"/>
+            <w:tcBorders>
+              <w:top w:val="single" w:sz="4" w:space="0" w:color="BFBFBF"/>
+              <w:left w:val="single" w:sz="4" w:space="0" w:color="BFBFBF"/>
+              <w:bottom w:val="single" w:sz="4" w:space="0" w:color="BFBFBF"/>
+              <w:right w:val="single" w:sz="4" w:space="0" w:color="BFBFBF"/>
+            </w:tcBorders>
           </w:tcPr>
           <w:p>
             <w:pPr>
-              <w:spacing w:before="0" w:after="0" w:line="252" w:lineRule="auto"/>
+              <w:spacing w:before="0" w:after="40" w:line="252" w:lineRule="auto"/>
             </w:pPr>
             <w:r>
               <w:rPr>
-                <w:rFonts w:ascii="Calibri" w:hAnsi="Calibri" w:eastAsia="Microsoft YaHei"/>
+                <w:rFonts w:ascii="微软雅黑" w:hAnsi="微软雅黑" w:eastAsia="微软雅黑"/>
                 <w:b/>
+                <w:color w:val="000000"/>
+                <w:sz w:val="19"/>
               </w:rPr>
               <w:t>角色</w:t>
             </w:r>
@@ -2498,16 +3410,24 @@
               <w:end w:w="120" w:type="dxa"/>
             </w:tcMar>
             <w:vAlign w:val="center"/>
-            <w:shd w:fill="F2F4F7"/>
+            <w:shd w:fill="EDEDED" w:val="clear"/>
+            <w:tcBorders>
+              <w:top w:val="single" w:sz="4" w:space="0" w:color="BFBFBF"/>
+              <w:left w:val="single" w:sz="4" w:space="0" w:color="BFBFBF"/>
+              <w:bottom w:val="single" w:sz="4" w:space="0" w:color="BFBFBF"/>
+              <w:right w:val="single" w:sz="4" w:space="0" w:color="BFBFBF"/>
+            </w:tcBorders>
           </w:tcPr>
           <w:p>
             <w:pPr>
-              <w:spacing w:before="0" w:after="0" w:line="252" w:lineRule="auto"/>
+              <w:spacing w:before="0" w:after="40" w:line="252" w:lineRule="auto"/>
             </w:pPr>
             <w:r>
               <w:rPr>
-                <w:rFonts w:ascii="Calibri" w:hAnsi="Calibri" w:eastAsia="Microsoft YaHei"/>
+                <w:rFonts w:ascii="微软雅黑" w:hAnsi="微软雅黑" w:eastAsia="微软雅黑"/>
                 <w:b/>
+                <w:color w:val="000000"/>
+                <w:sz w:val="19"/>
               </w:rPr>
               <w:t>主要诉求</w:t>
             </w:r>
@@ -2523,16 +3443,24 @@
               <w:end w:w="120" w:type="dxa"/>
             </w:tcMar>
             <w:vAlign w:val="center"/>
-            <w:shd w:fill="F2F4F7"/>
+            <w:shd w:fill="EDEDED" w:val="clear"/>
+            <w:tcBorders>
+              <w:top w:val="single" w:sz="4" w:space="0" w:color="BFBFBF"/>
+              <w:left w:val="single" w:sz="4" w:space="0" w:color="BFBFBF"/>
+              <w:bottom w:val="single" w:sz="4" w:space="0" w:color="BFBFBF"/>
+              <w:right w:val="single" w:sz="4" w:space="0" w:color="BFBFBF"/>
+            </w:tcBorders>
           </w:tcPr>
           <w:p>
             <w:pPr>
-              <w:spacing w:before="0" w:after="0" w:line="252" w:lineRule="auto"/>
+              <w:spacing w:before="0" w:after="40" w:line="252" w:lineRule="auto"/>
             </w:pPr>
             <w:r>
               <w:rPr>
-                <w:rFonts w:ascii="Calibri" w:hAnsi="Calibri" w:eastAsia="Microsoft YaHei"/>
+                <w:rFonts w:ascii="微软雅黑" w:hAnsi="微软雅黑" w:eastAsia="微软雅黑"/>
                 <w:b/>
+                <w:color w:val="000000"/>
+                <w:sz w:val="19"/>
               </w:rPr>
               <w:t>关键功能</w:t>
             </w:r>
@@ -2550,15 +3478,22 @@
               <w:end w:w="120" w:type="dxa"/>
             </w:tcMar>
             <w:vAlign w:val="center"/>
+            <w:tcBorders>
+              <w:top w:val="single" w:sz="4" w:space="0" w:color="BFBFBF"/>
+              <w:left w:val="single" w:sz="4" w:space="0" w:color="BFBFBF"/>
+              <w:bottom w:val="single" w:sz="4" w:space="0" w:color="BFBFBF"/>
+              <w:right w:val="single" w:sz="4" w:space="0" w:color="BFBFBF"/>
+            </w:tcBorders>
           </w:tcPr>
           <w:p>
             <w:pPr>
-              <w:spacing w:before="0" w:after="0" w:line="252" w:lineRule="auto"/>
+              <w:spacing w:before="0" w:after="40" w:line="252" w:lineRule="auto"/>
             </w:pPr>
             <w:r>
               <w:rPr>
-                <w:rFonts w:ascii="Calibri" w:hAnsi="Calibri" w:eastAsia="Microsoft YaHei"/>
-                <w:sz w:val="20"/>
+                <w:rFonts w:ascii="微软雅黑" w:hAnsi="微软雅黑" w:eastAsia="微软雅黑"/>
+                <w:color w:val="000000"/>
+                <w:sz w:val="19"/>
               </w:rPr>
               <w:t>生产负责人/填写人</w:t>
             </w:r>
@@ -2574,15 +3509,22 @@
               <w:end w:w="120" w:type="dxa"/>
             </w:tcMar>
             <w:vAlign w:val="center"/>
+            <w:tcBorders>
+              <w:top w:val="single" w:sz="4" w:space="0" w:color="BFBFBF"/>
+              <w:left w:val="single" w:sz="4" w:space="0" w:color="BFBFBF"/>
+              <w:bottom w:val="single" w:sz="4" w:space="0" w:color="BFBFBF"/>
+              <w:right w:val="single" w:sz="4" w:space="0" w:color="BFBFBF"/>
+            </w:tcBorders>
           </w:tcPr>
           <w:p>
             <w:pPr>
-              <w:spacing w:before="0" w:after="0" w:line="252" w:lineRule="auto"/>
+              <w:spacing w:before="0" w:after="40" w:line="252" w:lineRule="auto"/>
             </w:pPr>
             <w:r>
               <w:rPr>
-                <w:rFonts w:ascii="Calibri" w:hAnsi="Calibri" w:eastAsia="Microsoft YaHei"/>
-                <w:sz w:val="20"/>
+                <w:rFonts w:ascii="微软雅黑" w:hAnsi="微软雅黑" w:eastAsia="微软雅黑"/>
+                <w:color w:val="000000"/>
+                <w:sz w:val="19"/>
               </w:rPr>
               <w:t>按工作台任务填写当前工序批记录或相关表单。</w:t>
             </w:r>
@@ -2598,15 +3540,22 @@
               <w:end w:w="120" w:type="dxa"/>
             </w:tcMar>
             <w:vAlign w:val="center"/>
+            <w:tcBorders>
+              <w:top w:val="single" w:sz="4" w:space="0" w:color="BFBFBF"/>
+              <w:left w:val="single" w:sz="4" w:space="0" w:color="BFBFBF"/>
+              <w:bottom w:val="single" w:sz="4" w:space="0" w:color="BFBFBF"/>
+              <w:right w:val="single" w:sz="4" w:space="0" w:color="BFBFBF"/>
+            </w:tcBorders>
           </w:tcPr>
           <w:p>
             <w:pPr>
-              <w:spacing w:before="0" w:after="0" w:line="252" w:lineRule="auto"/>
+              <w:spacing w:before="0" w:after="40" w:line="252" w:lineRule="auto"/>
             </w:pPr>
             <w:r>
               <w:rPr>
-                <w:rFonts w:ascii="Calibri" w:hAnsi="Calibri" w:eastAsia="Microsoft YaHei"/>
-                <w:sz w:val="20"/>
+                <w:rFonts w:ascii="微软雅黑" w:hAnsi="微软雅黑" w:eastAsia="微软雅黑"/>
+                <w:color w:val="000000"/>
+                <w:sz w:val="19"/>
               </w:rPr>
               <w:t>个人待办、打开任务、保存草稿、提交、协填、附件上传。</w:t>
             </w:r>
@@ -2624,15 +3573,22 @@
               <w:end w:w="120" w:type="dxa"/>
             </w:tcMar>
             <w:vAlign w:val="center"/>
+            <w:tcBorders>
+              <w:top w:val="single" w:sz="4" w:space="0" w:color="BFBFBF"/>
+              <w:left w:val="single" w:sz="4" w:space="0" w:color="BFBFBF"/>
+              <w:bottom w:val="single" w:sz="4" w:space="0" w:color="BFBFBF"/>
+              <w:right w:val="single" w:sz="4" w:space="0" w:color="BFBFBF"/>
+            </w:tcBorders>
           </w:tcPr>
           <w:p>
             <w:pPr>
-              <w:spacing w:before="0" w:after="0" w:line="252" w:lineRule="auto"/>
+              <w:spacing w:before="0" w:after="40" w:line="252" w:lineRule="auto"/>
             </w:pPr>
             <w:r>
               <w:rPr>
-                <w:rFonts w:ascii="Calibri" w:hAnsi="Calibri" w:eastAsia="Microsoft YaHei"/>
-                <w:sz w:val="20"/>
+                <w:rFonts w:ascii="微软雅黑" w:hAnsi="微软雅黑" w:eastAsia="微软雅黑"/>
+                <w:color w:val="000000"/>
+                <w:sz w:val="19"/>
               </w:rPr>
               <w:t>工艺/工序配置人员</w:t>
             </w:r>
@@ -2648,15 +3604,22 @@
               <w:end w:w="120" w:type="dxa"/>
             </w:tcMar>
             <w:vAlign w:val="center"/>
+            <w:tcBorders>
+              <w:top w:val="single" w:sz="4" w:space="0" w:color="BFBFBF"/>
+              <w:left w:val="single" w:sz="4" w:space="0" w:color="BFBFBF"/>
+              <w:bottom w:val="single" w:sz="4" w:space="0" w:color="BFBFBF"/>
+              <w:right w:val="single" w:sz="4" w:space="0" w:color="BFBFBF"/>
+            </w:tcBorders>
           </w:tcPr>
           <w:p>
             <w:pPr>
-              <w:spacing w:before="0" w:after="0" w:line="252" w:lineRule="auto"/>
+              <w:spacing w:before="0" w:after="40" w:line="252" w:lineRule="auto"/>
             </w:pPr>
             <w:r>
               <w:rPr>
-                <w:rFonts w:ascii="Calibri" w:hAnsi="Calibri" w:eastAsia="Microsoft YaHei"/>
-                <w:sz w:val="20"/>
+                <w:rFonts w:ascii="微软雅黑" w:hAnsi="微软雅黑" w:eastAsia="微软雅黑"/>
+                <w:color w:val="000000"/>
+                <w:sz w:val="19"/>
               </w:rPr>
               <w:t>配置路线、工序、正式批记录表单、表单槽位和开始节点负责人。</w:t>
             </w:r>
@@ -2672,15 +3635,22 @@
               <w:end w:w="120" w:type="dxa"/>
             </w:tcMar>
             <w:vAlign w:val="center"/>
+            <w:tcBorders>
+              <w:top w:val="single" w:sz="4" w:space="0" w:color="BFBFBF"/>
+              <w:left w:val="single" w:sz="4" w:space="0" w:color="BFBFBF"/>
+              <w:bottom w:val="single" w:sz="4" w:space="0" w:color="BFBFBF"/>
+              <w:right w:val="single" w:sz="4" w:space="0" w:color="BFBFBF"/>
+            </w:tcBorders>
           </w:tcPr>
           <w:p>
             <w:pPr>
-              <w:spacing w:before="0" w:after="0" w:line="252" w:lineRule="auto"/>
+              <w:spacing w:before="0" w:after="40" w:line="252" w:lineRule="auto"/>
             </w:pPr>
             <w:r>
               <w:rPr>
-                <w:rFonts w:ascii="Calibri" w:hAnsi="Calibri" w:eastAsia="Microsoft YaHei"/>
-                <w:sz w:val="20"/>
+                <w:rFonts w:ascii="微软雅黑" w:hAnsi="微软雅黑" w:eastAsia="微软雅黑"/>
+                <w:color w:val="000000"/>
+                <w:sz w:val="19"/>
               </w:rPr>
               <w:t>路线候选版本、逐工序绑定、发布快照、绑定读回。</w:t>
             </w:r>
@@ -2698,15 +3668,22 @@
               <w:end w:w="120" w:type="dxa"/>
             </w:tcMar>
             <w:vAlign w:val="center"/>
+            <w:tcBorders>
+              <w:top w:val="single" w:sz="4" w:space="0" w:color="BFBFBF"/>
+              <w:left w:val="single" w:sz="4" w:space="0" w:color="BFBFBF"/>
+              <w:bottom w:val="single" w:sz="4" w:space="0" w:color="BFBFBF"/>
+              <w:right w:val="single" w:sz="4" w:space="0" w:color="BFBFBF"/>
+            </w:tcBorders>
           </w:tcPr>
           <w:p>
             <w:pPr>
-              <w:spacing w:before="0" w:after="0" w:line="252" w:lineRule="auto"/>
+              <w:spacing w:before="0" w:after="40" w:line="252" w:lineRule="auto"/>
             </w:pPr>
             <w:r>
               <w:rPr>
-                <w:rFonts w:ascii="Calibri" w:hAnsi="Calibri" w:eastAsia="Microsoft YaHei"/>
-                <w:sz w:val="20"/>
+                <w:rFonts w:ascii="微软雅黑" w:hAnsi="微软雅黑" w:eastAsia="微软雅黑"/>
+                <w:color w:val="000000"/>
+                <w:sz w:val="19"/>
               </w:rPr>
               <w:t>质量审核人员</w:t>
             </w:r>
@@ -2722,15 +3699,22 @@
               <w:end w:w="120" w:type="dxa"/>
             </w:tcMar>
             <w:vAlign w:val="center"/>
+            <w:tcBorders>
+              <w:top w:val="single" w:sz="4" w:space="0" w:color="BFBFBF"/>
+              <w:left w:val="single" w:sz="4" w:space="0" w:color="BFBFBF"/>
+              <w:bottom w:val="single" w:sz="4" w:space="0" w:color="BFBFBF"/>
+              <w:right w:val="single" w:sz="4" w:space="0" w:color="BFBFBF"/>
+            </w:tcBorders>
           </w:tcPr>
           <w:p>
             <w:pPr>
-              <w:spacing w:before="0" w:after="0" w:line="252" w:lineRule="auto"/>
+              <w:spacing w:before="0" w:after="40" w:line="252" w:lineRule="auto"/>
             </w:pPr>
             <w:r>
               <w:rPr>
-                <w:rFonts w:ascii="Calibri" w:hAnsi="Calibri" w:eastAsia="Microsoft YaHei"/>
-                <w:sz w:val="20"/>
+                <w:rFonts w:ascii="微软雅黑" w:hAnsi="微软雅黑" w:eastAsia="微软雅黑"/>
+                <w:color w:val="000000"/>
+                <w:sz w:val="19"/>
               </w:rPr>
               <w:t>审核、放行、驳回、作废、重开、补录和追溯。</w:t>
             </w:r>
@@ -2746,15 +3730,22 @@
               <w:end w:w="120" w:type="dxa"/>
             </w:tcMar>
             <w:vAlign w:val="center"/>
+            <w:tcBorders>
+              <w:top w:val="single" w:sz="4" w:space="0" w:color="BFBFBF"/>
+              <w:left w:val="single" w:sz="4" w:space="0" w:color="BFBFBF"/>
+              <w:bottom w:val="single" w:sz="4" w:space="0" w:color="BFBFBF"/>
+              <w:right w:val="single" w:sz="4" w:space="0" w:color="BFBFBF"/>
+            </w:tcBorders>
           </w:tcPr>
           <w:p>
             <w:pPr>
-              <w:spacing w:before="0" w:after="0" w:line="252" w:lineRule="auto"/>
+              <w:spacing w:before="0" w:after="40" w:line="252" w:lineRule="auto"/>
             </w:pPr>
             <w:r>
               <w:rPr>
-                <w:rFonts w:ascii="Calibri" w:hAnsi="Calibri" w:eastAsia="Microsoft YaHei"/>
-                <w:sz w:val="20"/>
+                <w:rFonts w:ascii="微软雅黑" w:hAnsi="微软雅黑" w:eastAsia="微软雅黑"/>
+                <w:color w:val="000000"/>
+                <w:sz w:val="19"/>
               </w:rPr>
               <w:t>审批、放行前检查、质量驳回、记录变更、审计查询。</w:t>
             </w:r>
@@ -2772,15 +3763,22 @@
               <w:end w:w="120" w:type="dxa"/>
             </w:tcMar>
             <w:vAlign w:val="center"/>
+            <w:tcBorders>
+              <w:top w:val="single" w:sz="4" w:space="0" w:color="BFBFBF"/>
+              <w:left w:val="single" w:sz="4" w:space="0" w:color="BFBFBF"/>
+              <w:bottom w:val="single" w:sz="4" w:space="0" w:color="BFBFBF"/>
+              <w:right w:val="single" w:sz="4" w:space="0" w:color="BFBFBF"/>
+            </w:tcBorders>
           </w:tcPr>
           <w:p>
             <w:pPr>
-              <w:spacing w:before="0" w:after="0" w:line="252" w:lineRule="auto"/>
+              <w:spacing w:before="0" w:after="40" w:line="252" w:lineRule="auto"/>
             </w:pPr>
             <w:r>
               <w:rPr>
-                <w:rFonts w:ascii="Calibri" w:hAnsi="Calibri" w:eastAsia="Microsoft YaHei"/>
-                <w:sz w:val="20"/>
+                <w:rFonts w:ascii="微软雅黑" w:hAnsi="微软雅黑" w:eastAsia="微软雅黑"/>
+                <w:color w:val="000000"/>
+                <w:sz w:val="19"/>
               </w:rPr>
               <w:t>系统管理员</w:t>
             </w:r>
@@ -2796,15 +3794,22 @@
               <w:end w:w="120" w:type="dxa"/>
             </w:tcMar>
             <w:vAlign w:val="center"/>
+            <w:tcBorders>
+              <w:top w:val="single" w:sz="4" w:space="0" w:color="BFBFBF"/>
+              <w:left w:val="single" w:sz="4" w:space="0" w:color="BFBFBF"/>
+              <w:bottom w:val="single" w:sz="4" w:space="0" w:color="BFBFBF"/>
+              <w:right w:val="single" w:sz="4" w:space="0" w:color="BFBFBF"/>
+            </w:tcBorders>
           </w:tcPr>
           <w:p>
             <w:pPr>
-              <w:spacing w:before="0" w:after="0" w:line="252" w:lineRule="auto"/>
+              <w:spacing w:before="0" w:after="40" w:line="252" w:lineRule="auto"/>
             </w:pPr>
             <w:r>
               <w:rPr>
-                <w:rFonts w:ascii="Calibri" w:hAnsi="Calibri" w:eastAsia="Microsoft YaHei"/>
-                <w:sz w:val="20"/>
+                <w:rFonts w:ascii="微软雅黑" w:hAnsi="微软雅黑" w:eastAsia="微软雅黑"/>
+                <w:color w:val="000000"/>
+                <w:sz w:val="19"/>
               </w:rPr>
               <w:t>维护权限、菜单、对象范围、模板版本和交付配置。</w:t>
             </w:r>
@@ -2820,15 +3825,22 @@
               <w:end w:w="120" w:type="dxa"/>
             </w:tcMar>
             <w:vAlign w:val="center"/>
+            <w:tcBorders>
+              <w:top w:val="single" w:sz="4" w:space="0" w:color="BFBFBF"/>
+              <w:left w:val="single" w:sz="4" w:space="0" w:color="BFBFBF"/>
+              <w:bottom w:val="single" w:sz="4" w:space="0" w:color="BFBFBF"/>
+              <w:right w:val="single" w:sz="4" w:space="0" w:color="BFBFBF"/>
+            </w:tcBorders>
           </w:tcPr>
           <w:p>
             <w:pPr>
-              <w:spacing w:before="0" w:after="0" w:line="252" w:lineRule="auto"/>
+              <w:spacing w:before="0" w:after="40" w:line="252" w:lineRule="auto"/>
             </w:pPr>
             <w:r>
               <w:rPr>
-                <w:rFonts w:ascii="Calibri" w:hAnsi="Calibri" w:eastAsia="Microsoft YaHei"/>
-                <w:sz w:val="20"/>
+                <w:rFonts w:ascii="微软雅黑" w:hAnsi="微软雅黑" w:eastAsia="微软雅黑"/>
+                <w:color w:val="000000"/>
+                <w:sz w:val="19"/>
               </w:rPr>
               <w:t>权限矩阵、版本治理、操作审计、部署证据。</w:t>
             </w:r>
@@ -2846,15 +3858,22 @@
               <w:end w:w="120" w:type="dxa"/>
             </w:tcMar>
             <w:vAlign w:val="center"/>
+            <w:tcBorders>
+              <w:top w:val="single" w:sz="4" w:space="0" w:color="BFBFBF"/>
+              <w:left w:val="single" w:sz="4" w:space="0" w:color="BFBFBF"/>
+              <w:bottom w:val="single" w:sz="4" w:space="0" w:color="BFBFBF"/>
+              <w:right w:val="single" w:sz="4" w:space="0" w:color="BFBFBF"/>
+            </w:tcBorders>
           </w:tcPr>
           <w:p>
             <w:pPr>
-              <w:spacing w:before="0" w:after="0" w:line="252" w:lineRule="auto"/>
+              <w:spacing w:before="0" w:after="40" w:line="252" w:lineRule="auto"/>
             </w:pPr>
             <w:r>
               <w:rPr>
-                <w:rFonts w:ascii="Calibri" w:hAnsi="Calibri" w:eastAsia="Microsoft YaHei"/>
-                <w:sz w:val="20"/>
+                <w:rFonts w:ascii="微软雅黑" w:hAnsi="微软雅黑" w:eastAsia="微软雅黑"/>
+                <w:color w:val="000000"/>
+                <w:sz w:val="19"/>
               </w:rPr>
               <w:t>审计/合规人员</w:t>
             </w:r>
@@ -2870,15 +3889,22 @@
               <w:end w:w="120" w:type="dxa"/>
             </w:tcMar>
             <w:vAlign w:val="center"/>
+            <w:tcBorders>
+              <w:top w:val="single" w:sz="4" w:space="0" w:color="BFBFBF"/>
+              <w:left w:val="single" w:sz="4" w:space="0" w:color="BFBFBF"/>
+              <w:bottom w:val="single" w:sz="4" w:space="0" w:color="BFBFBF"/>
+              <w:right w:val="single" w:sz="4" w:space="0" w:color="BFBFBF"/>
+            </w:tcBorders>
           </w:tcPr>
           <w:p>
             <w:pPr>
-              <w:spacing w:before="0" w:after="0" w:line="252" w:lineRule="auto"/>
+              <w:spacing w:before="0" w:after="40" w:line="252" w:lineRule="auto"/>
             </w:pPr>
             <w:r>
               <w:rPr>
-                <w:rFonts w:ascii="Calibri" w:hAnsi="Calibri" w:eastAsia="Microsoft YaHei"/>
-                <w:sz w:val="20"/>
+                <w:rFonts w:ascii="微软雅黑" w:hAnsi="微软雅黑" w:eastAsia="微软雅黑"/>
+                <w:color w:val="000000"/>
+                <w:sz w:val="19"/>
               </w:rPr>
               <w:t>查看不可抵赖证据、字段变化、签名、归档和域追溯。</w:t>
             </w:r>
@@ -2894,15 +3920,22 @@
               <w:end w:w="120" w:type="dxa"/>
             </w:tcMar>
             <w:vAlign w:val="center"/>
+            <w:tcBorders>
+              <w:top w:val="single" w:sz="4" w:space="0" w:color="BFBFBF"/>
+              <w:left w:val="single" w:sz="4" w:space="0" w:color="BFBFBF"/>
+              <w:bottom w:val="single" w:sz="4" w:space="0" w:color="BFBFBF"/>
+              <w:right w:val="single" w:sz="4" w:space="0" w:color="BFBFBF"/>
+            </w:tcBorders>
           </w:tcPr>
           <w:p>
             <w:pPr>
-              <w:spacing w:before="0" w:after="0" w:line="252" w:lineRule="auto"/>
+              <w:spacing w:before="0" w:after="40" w:line="252" w:lineRule="auto"/>
             </w:pPr>
             <w:r>
               <w:rPr>
-                <w:rFonts w:ascii="Calibri" w:hAnsi="Calibri" w:eastAsia="Microsoft YaHei"/>
-                <w:sz w:val="20"/>
+                <w:rFonts w:ascii="微软雅黑" w:hAnsi="微软雅黑" w:eastAsia="微软雅黑"/>
+                <w:color w:val="000000"/>
+                <w:sz w:val="19"/>
               </w:rPr>
               <w:t>字段审计、域追溯、归档下载、操作审计、验证包。</w:t>
             </w:r>
@@ -2910,7 +3943,9 @@
         </w:tc>
       </w:tr>
     </w:tbl>
-    <w:p/>
+    <w:p>
+      <w:pPr/>
+    </w:p>
     <w:p>
       <w:pPr>
         <w:pStyle w:val="Heading2"/>
@@ -2918,9 +3953,9 @@
       </w:pPr>
       <w:r>
         <w:rPr>
-          <w:rFonts w:ascii="Calibri" w:hAnsi="Calibri" w:eastAsia="Microsoft YaHei"/>
+          <w:rFonts w:ascii="微软雅黑" w:hAnsi="微软雅黑" w:eastAsia="微软雅黑"/>
           <w:b/>
-          <w:color w:val="2E74B5"/>
+          <w:color w:val="000000"/>
           <w:sz w:val="26"/>
         </w:rPr>
         <w:t>1.5 用户流程</w:t>
@@ -2933,7 +3968,8 @@
       </w:pPr>
       <w:r>
         <w:rPr>
-          <w:rFonts w:ascii="Calibri" w:hAnsi="Calibri" w:eastAsia="Microsoft YaHei"/>
+          <w:rFonts w:ascii="微软雅黑" w:hAnsi="微软雅黑" w:eastAsia="微软雅黑"/>
+          <w:color w:val="000000"/>
         </w:rPr>
         <w:t>批记录模板导入：上传 Word/图片或选择识别路线，系统解析表格、生成 Jimu 报表、识别填写规则与签名单元格，并进入版本治理。</w:t>
       </w:r>
@@ -2945,7 +3981,8 @@
       </w:pPr>
       <w:r>
         <w:rPr>
-          <w:rFonts w:ascii="Calibri" w:hAnsi="Calibri" w:eastAsia="Microsoft YaHei"/>
+          <w:rFonts w:ascii="微软雅黑" w:hAnsi="微软雅黑" w:eastAsia="微软雅黑"/>
+          <w:color w:val="000000"/>
         </w:rPr>
         <w:t>工艺路线配置：在工序设置中逐工序绑定正式批记录报表，并独立维护表单槽位和工序开始配置。</w:t>
       </w:r>
@@ -2957,7 +3994,8 @@
       </w:pPr>
       <w:r>
         <w:rPr>
-          <w:rFonts w:ascii="Calibri" w:hAnsi="Calibri" w:eastAsia="Microsoft YaHei"/>
+          <w:rFonts w:ascii="微软雅黑" w:hAnsi="微软雅黑" w:eastAsia="微软雅黑"/>
+          <w:color w:val="000000"/>
         </w:rPr>
         <w:t>批次创建与打开：选择生产工单/路线生成 EDHR 批次执行，系统根据当前配置或发布快照生成任务，并冻结必要快照。</w:t>
       </w:r>
@@ -2969,7 +4007,8 @@
       </w:pPr>
       <w:r>
         <w:rPr>
-          <w:rFonts w:ascii="Calibri" w:hAnsi="Calibri" w:eastAsia="Microsoft YaHei"/>
+          <w:rFonts w:ascii="微软雅黑" w:hAnsi="微软雅黑" w:eastAsia="微软雅黑"/>
+          <w:color w:val="000000"/>
         </w:rPr>
         <w:t>工作台处理：负责人从个人工作台打开任务，系统校验批次状态、任务责任、权限和当前活动执行记录。</w:t>
       </w:r>
@@ -2981,7 +4020,8 @@
       </w:pPr>
       <w:r>
         <w:rPr>
-          <w:rFonts w:ascii="Calibri" w:hAnsi="Calibri" w:eastAsia="Microsoft YaHei"/>
+          <w:rFonts w:ascii="微软雅黑" w:hAnsi="微软雅黑" w:eastAsia="微软雅黑"/>
+          <w:color w:val="000000"/>
         </w:rPr>
         <w:t>填写与签核：填写人保存草稿、提交、协签或审批；字段变更、附件和签名进入审计链。</w:t>
       </w:r>
@@ -2993,7 +4033,8 @@
       </w:pPr>
       <w:r>
         <w:rPr>
-          <w:rFonts w:ascii="Calibri" w:hAnsi="Calibri" w:eastAsia="Microsoft YaHei"/>
+          <w:rFonts w:ascii="微软雅黑" w:hAnsi="微软雅黑" w:eastAsia="微软雅黑"/>
+          <w:color w:val="000000"/>
         </w:rPr>
         <w:t>质量闭环：关闭、质量驳回、放行、作废、重开、补录和流程干预必须通过受控入口，并保留审计事件。</w:t>
       </w:r>
@@ -3005,7 +4046,8 @@
       </w:pPr>
       <w:r>
         <w:rPr>
-          <w:rFonts w:ascii="Calibri" w:hAnsi="Calibri" w:eastAsia="Microsoft YaHei"/>
+          <w:rFonts w:ascii="微软雅黑" w:hAnsi="微软雅黑" w:eastAsia="微软雅黑"/>
+          <w:color w:val="000000"/>
         </w:rPr>
         <w:t>归档与追溯：系统生成批次归档，审计人员通过归档、字段审计、域追溯和操作审计核查完整证据。</w:t>
       </w:r>
@@ -3017,9 +4059,9 @@
       </w:pPr>
       <w:r>
         <w:rPr>
-          <w:rFonts w:ascii="Calibri" w:hAnsi="Calibri" w:eastAsia="Microsoft YaHei"/>
+          <w:rFonts w:ascii="微软雅黑" w:hAnsi="微软雅黑" w:eastAsia="微软雅黑"/>
           <w:b/>
-          <w:color w:val="2E74B5"/>
+          <w:color w:val="000000"/>
           <w:sz w:val="26"/>
         </w:rPr>
         <w:t>1.6 功能需求</w:t>
@@ -3050,16 +4092,24 @@
               <w:end w:w="120" w:type="dxa"/>
             </w:tcMar>
             <w:vAlign w:val="center"/>
-            <w:shd w:fill="F2F4F7"/>
+            <w:shd w:fill="EDEDED" w:val="clear"/>
+            <w:tcBorders>
+              <w:top w:val="single" w:sz="4" w:space="0" w:color="BFBFBF"/>
+              <w:left w:val="single" w:sz="4" w:space="0" w:color="BFBFBF"/>
+              <w:bottom w:val="single" w:sz="4" w:space="0" w:color="BFBFBF"/>
+              <w:right w:val="single" w:sz="4" w:space="0" w:color="BFBFBF"/>
+            </w:tcBorders>
           </w:tcPr>
           <w:p>
             <w:pPr>
-              <w:spacing w:before="0" w:after="0" w:line="252" w:lineRule="auto"/>
+              <w:spacing w:before="0" w:after="40" w:line="252" w:lineRule="auto"/>
             </w:pPr>
             <w:r>
               <w:rPr>
-                <w:rFonts w:ascii="Calibri" w:hAnsi="Calibri" w:eastAsia="Microsoft YaHei"/>
+                <w:rFonts w:ascii="微软雅黑" w:hAnsi="微软雅黑" w:eastAsia="微软雅黑"/>
                 <w:b/>
+                <w:color w:val="000000"/>
+                <w:sz w:val="19"/>
               </w:rPr>
               <w:t>ID</w:t>
             </w:r>
@@ -3075,16 +4125,24 @@
               <w:end w:w="120" w:type="dxa"/>
             </w:tcMar>
             <w:vAlign w:val="center"/>
-            <w:shd w:fill="F2F4F7"/>
+            <w:shd w:fill="EDEDED" w:val="clear"/>
+            <w:tcBorders>
+              <w:top w:val="single" w:sz="4" w:space="0" w:color="BFBFBF"/>
+              <w:left w:val="single" w:sz="4" w:space="0" w:color="BFBFBF"/>
+              <w:bottom w:val="single" w:sz="4" w:space="0" w:color="BFBFBF"/>
+              <w:right w:val="single" w:sz="4" w:space="0" w:color="BFBFBF"/>
+            </w:tcBorders>
           </w:tcPr>
           <w:p>
             <w:pPr>
-              <w:spacing w:before="0" w:after="0" w:line="252" w:lineRule="auto"/>
+              <w:spacing w:before="0" w:after="40" w:line="252" w:lineRule="auto"/>
             </w:pPr>
             <w:r>
               <w:rPr>
-                <w:rFonts w:ascii="Calibri" w:hAnsi="Calibri" w:eastAsia="Microsoft YaHei"/>
+                <w:rFonts w:ascii="微软雅黑" w:hAnsi="微软雅黑" w:eastAsia="微软雅黑"/>
                 <w:b/>
+                <w:color w:val="000000"/>
+                <w:sz w:val="19"/>
               </w:rPr>
               <w:t>需求项</w:t>
             </w:r>
@@ -3100,16 +4158,24 @@
               <w:end w:w="120" w:type="dxa"/>
             </w:tcMar>
             <w:vAlign w:val="center"/>
-            <w:shd w:fill="F2F4F7"/>
+            <w:shd w:fill="EDEDED" w:val="clear"/>
+            <w:tcBorders>
+              <w:top w:val="single" w:sz="4" w:space="0" w:color="BFBFBF"/>
+              <w:left w:val="single" w:sz="4" w:space="0" w:color="BFBFBF"/>
+              <w:bottom w:val="single" w:sz="4" w:space="0" w:color="BFBFBF"/>
+              <w:right w:val="single" w:sz="4" w:space="0" w:color="BFBFBF"/>
+            </w:tcBorders>
           </w:tcPr>
           <w:p>
             <w:pPr>
-              <w:spacing w:before="0" w:after="0" w:line="252" w:lineRule="auto"/>
+              <w:spacing w:before="0" w:after="40" w:line="252" w:lineRule="auto"/>
             </w:pPr>
             <w:r>
               <w:rPr>
-                <w:rFonts w:ascii="Calibri" w:hAnsi="Calibri" w:eastAsia="Microsoft YaHei"/>
+                <w:rFonts w:ascii="微软雅黑" w:hAnsi="微软雅黑" w:eastAsia="微软雅黑"/>
                 <w:b/>
+                <w:color w:val="000000"/>
+                <w:sz w:val="19"/>
               </w:rPr>
               <w:t>需求描述</w:t>
             </w:r>
@@ -3125,16 +4191,24 @@
               <w:end w:w="120" w:type="dxa"/>
             </w:tcMar>
             <w:vAlign w:val="center"/>
-            <w:shd w:fill="F2F4F7"/>
+            <w:shd w:fill="EDEDED" w:val="clear"/>
+            <w:tcBorders>
+              <w:top w:val="single" w:sz="4" w:space="0" w:color="BFBFBF"/>
+              <w:left w:val="single" w:sz="4" w:space="0" w:color="BFBFBF"/>
+              <w:bottom w:val="single" w:sz="4" w:space="0" w:color="BFBFBF"/>
+              <w:right w:val="single" w:sz="4" w:space="0" w:color="BFBFBF"/>
+            </w:tcBorders>
           </w:tcPr>
           <w:p>
             <w:pPr>
-              <w:spacing w:before="0" w:after="0" w:line="252" w:lineRule="auto"/>
+              <w:spacing w:before="0" w:after="40" w:line="252" w:lineRule="auto"/>
             </w:pPr>
             <w:r>
               <w:rPr>
-                <w:rFonts w:ascii="Calibri" w:hAnsi="Calibri" w:eastAsia="Microsoft YaHei"/>
+                <w:rFonts w:ascii="微软雅黑" w:hAnsi="微软雅黑" w:eastAsia="微软雅黑"/>
                 <w:b/>
+                <w:color w:val="000000"/>
+                <w:sz w:val="19"/>
               </w:rPr>
               <w:t>证据模块</w:t>
             </w:r>
@@ -3152,15 +4226,22 @@
               <w:end w:w="120" w:type="dxa"/>
             </w:tcMar>
             <w:vAlign w:val="center"/>
+            <w:tcBorders>
+              <w:top w:val="single" w:sz="4" w:space="0" w:color="BFBFBF"/>
+              <w:left w:val="single" w:sz="4" w:space="0" w:color="BFBFBF"/>
+              <w:bottom w:val="single" w:sz="4" w:space="0" w:color="BFBFBF"/>
+              <w:right w:val="single" w:sz="4" w:space="0" w:color="BFBFBF"/>
+            </w:tcBorders>
           </w:tcPr>
           <w:p>
             <w:pPr>
-              <w:spacing w:before="0" w:after="0" w:line="252" w:lineRule="auto"/>
+              <w:spacing w:before="0" w:after="40" w:line="252" w:lineRule="auto"/>
             </w:pPr>
             <w:r>
               <w:rPr>
-                <w:rFonts w:ascii="Calibri" w:hAnsi="Calibri" w:eastAsia="Microsoft YaHei"/>
-                <w:sz w:val="20"/>
+                <w:rFonts w:ascii="微软雅黑" w:hAnsi="微软雅黑" w:eastAsia="微软雅黑"/>
+                <w:color w:val="000000"/>
+                <w:sz w:val="19"/>
               </w:rPr>
               <w:t>REQ-01</w:t>
             </w:r>
@@ -3176,15 +4257,22 @@
               <w:end w:w="120" w:type="dxa"/>
             </w:tcMar>
             <w:vAlign w:val="center"/>
+            <w:tcBorders>
+              <w:top w:val="single" w:sz="4" w:space="0" w:color="BFBFBF"/>
+              <w:left w:val="single" w:sz="4" w:space="0" w:color="BFBFBF"/>
+              <w:bottom w:val="single" w:sz="4" w:space="0" w:color="BFBFBF"/>
+              <w:right w:val="single" w:sz="4" w:space="0" w:color="BFBFBF"/>
+            </w:tcBorders>
           </w:tcPr>
           <w:p>
             <w:pPr>
-              <w:spacing w:before="0" w:after="0" w:line="252" w:lineRule="auto"/>
+              <w:spacing w:before="0" w:after="40" w:line="252" w:lineRule="auto"/>
             </w:pPr>
             <w:r>
               <w:rPr>
-                <w:rFonts w:ascii="Calibri" w:hAnsi="Calibri" w:eastAsia="Microsoft YaHei"/>
-                <w:sz w:val="20"/>
+                <w:rFonts w:ascii="微软雅黑" w:hAnsi="微软雅黑" w:eastAsia="微软雅黑"/>
+                <w:color w:val="000000"/>
+                <w:sz w:val="19"/>
               </w:rPr>
               <w:t>批记录导入与生成</w:t>
             </w:r>
@@ -3200,15 +4288,22 @@
               <w:end w:w="120" w:type="dxa"/>
             </w:tcMar>
             <w:vAlign w:val="center"/>
+            <w:tcBorders>
+              <w:top w:val="single" w:sz="4" w:space="0" w:color="BFBFBF"/>
+              <w:left w:val="single" w:sz="4" w:space="0" w:color="BFBFBF"/>
+              <w:bottom w:val="single" w:sz="4" w:space="0" w:color="BFBFBF"/>
+              <w:right w:val="single" w:sz="4" w:space="0" w:color="BFBFBF"/>
+            </w:tcBorders>
           </w:tcPr>
           <w:p>
             <w:pPr>
-              <w:spacing w:before="0" w:after="0" w:line="252" w:lineRule="auto"/>
+              <w:spacing w:before="0" w:after="40" w:line="252" w:lineRule="auto"/>
             </w:pPr>
             <w:r>
               <w:rPr>
-                <w:rFonts w:ascii="Calibri" w:hAnsi="Calibri" w:eastAsia="Microsoft YaHei"/>
-                <w:sz w:val="20"/>
+                <w:rFonts w:ascii="微软雅黑" w:hAnsi="微软雅黑" w:eastAsia="微软雅黑"/>
+                <w:color w:val="000000"/>
+                <w:sz w:val="19"/>
               </w:rPr>
               <w:t>支持 DOC/图片/固定识别路线导入，生成电子批记录报表、Jimu JSON 和可编辑设计器入口。</w:t>
             </w:r>
@@ -3224,15 +4319,22 @@
               <w:end w:w="120" w:type="dxa"/>
             </w:tcMar>
             <w:vAlign w:val="center"/>
+            <w:tcBorders>
+              <w:top w:val="single" w:sz="4" w:space="0" w:color="BFBFBF"/>
+              <w:left w:val="single" w:sz="4" w:space="0" w:color="BFBFBF"/>
+              <w:bottom w:val="single" w:sz="4" w:space="0" w:color="BFBFBF"/>
+              <w:right w:val="single" w:sz="4" w:space="0" w:color="BFBFBF"/>
+            </w:tcBorders>
           </w:tcPr>
           <w:p>
             <w:pPr>
-              <w:spacing w:before="0" w:after="0" w:line="252" w:lineRule="auto"/>
+              <w:spacing w:before="0" w:after="40" w:line="252" w:lineRule="auto"/>
             </w:pPr>
             <w:r>
               <w:rPr>
-                <w:rFonts w:ascii="Calibri" w:hAnsi="Calibri" w:eastAsia="Microsoft YaHei"/>
-                <w:sz w:val="20"/>
+                <w:rFonts w:ascii="微软雅黑" w:hAnsi="微软雅黑" w:eastAsia="微软雅黑"/>
+                <w:color w:val="000000"/>
+                <w:sz w:val="19"/>
               </w:rPr>
               <w:t>MesProBatchRecordReportController</w:t>
             </w:r>
@@ -3250,15 +4352,22 @@
               <w:end w:w="120" w:type="dxa"/>
             </w:tcMar>
             <w:vAlign w:val="center"/>
+            <w:tcBorders>
+              <w:top w:val="single" w:sz="4" w:space="0" w:color="BFBFBF"/>
+              <w:left w:val="single" w:sz="4" w:space="0" w:color="BFBFBF"/>
+              <w:bottom w:val="single" w:sz="4" w:space="0" w:color="BFBFBF"/>
+              <w:right w:val="single" w:sz="4" w:space="0" w:color="BFBFBF"/>
+            </w:tcBorders>
           </w:tcPr>
           <w:p>
             <w:pPr>
-              <w:spacing w:before="0" w:after="0" w:line="252" w:lineRule="auto"/>
+              <w:spacing w:before="0" w:after="40" w:line="252" w:lineRule="auto"/>
             </w:pPr>
             <w:r>
               <w:rPr>
-                <w:rFonts w:ascii="Calibri" w:hAnsi="Calibri" w:eastAsia="Microsoft YaHei"/>
-                <w:sz w:val="20"/>
+                <w:rFonts w:ascii="微软雅黑" w:hAnsi="微软雅黑" w:eastAsia="微软雅黑"/>
+                <w:color w:val="000000"/>
+                <w:sz w:val="19"/>
               </w:rPr>
               <w:t>REQ-02</w:t>
             </w:r>
@@ -3274,15 +4383,22 @@
               <w:end w:w="120" w:type="dxa"/>
             </w:tcMar>
             <w:vAlign w:val="center"/>
+            <w:tcBorders>
+              <w:top w:val="single" w:sz="4" w:space="0" w:color="BFBFBF"/>
+              <w:left w:val="single" w:sz="4" w:space="0" w:color="BFBFBF"/>
+              <w:bottom w:val="single" w:sz="4" w:space="0" w:color="BFBFBF"/>
+              <w:right w:val="single" w:sz="4" w:space="0" w:color="BFBFBF"/>
+            </w:tcBorders>
           </w:tcPr>
           <w:p>
             <w:pPr>
-              <w:spacing w:before="0" w:after="0" w:line="252" w:lineRule="auto"/>
+              <w:spacing w:before="0" w:after="40" w:line="252" w:lineRule="auto"/>
             </w:pPr>
             <w:r>
               <w:rPr>
-                <w:rFonts w:ascii="Calibri" w:hAnsi="Calibri" w:eastAsia="Microsoft YaHei"/>
-                <w:sz w:val="20"/>
+                <w:rFonts w:ascii="微软雅黑" w:hAnsi="微软雅黑" w:eastAsia="微软雅黑"/>
+                <w:color w:val="000000"/>
+                <w:sz w:val="19"/>
               </w:rPr>
               <w:t>版本治理</w:t>
             </w:r>
@@ -3298,15 +4414,22 @@
               <w:end w:w="120" w:type="dxa"/>
             </w:tcMar>
             <w:vAlign w:val="center"/>
+            <w:tcBorders>
+              <w:top w:val="single" w:sz="4" w:space="0" w:color="BFBFBF"/>
+              <w:left w:val="single" w:sz="4" w:space="0" w:color="BFBFBF"/>
+              <w:bottom w:val="single" w:sz="4" w:space="0" w:color="BFBFBF"/>
+              <w:right w:val="single" w:sz="4" w:space="0" w:color="BFBFBF"/>
+            </w:tcBorders>
           </w:tcPr>
           <w:p>
             <w:pPr>
-              <w:spacing w:before="0" w:after="0" w:line="252" w:lineRule="auto"/>
+              <w:spacing w:before="0" w:after="40" w:line="252" w:lineRule="auto"/>
             </w:pPr>
             <w:r>
               <w:rPr>
-                <w:rFonts w:ascii="Calibri" w:hAnsi="Calibri" w:eastAsia="Microsoft YaHei"/>
-                <w:sz w:val="20"/>
+                <w:rFonts w:ascii="微软雅黑" w:hAnsi="微软雅黑" w:eastAsia="微软雅黑"/>
+                <w:color w:val="000000"/>
+                <w:sz w:val="19"/>
               </w:rPr>
               <w:t>批记录版本必须具备审批、治理摘要、迁移差异、确认规则和受控回滚能力。</w:t>
             </w:r>
@@ -3322,15 +4445,22 @@
               <w:end w:w="120" w:type="dxa"/>
             </w:tcMar>
             <w:vAlign w:val="center"/>
+            <w:tcBorders>
+              <w:top w:val="single" w:sz="4" w:space="0" w:color="BFBFBF"/>
+              <w:left w:val="single" w:sz="4" w:space="0" w:color="BFBFBF"/>
+              <w:bottom w:val="single" w:sz="4" w:space="0" w:color="BFBFBF"/>
+              <w:right w:val="single" w:sz="4" w:space="0" w:color="BFBFBF"/>
+            </w:tcBorders>
           </w:tcPr>
           <w:p>
             <w:pPr>
-              <w:spacing w:before="0" w:after="0" w:line="252" w:lineRule="auto"/>
+              <w:spacing w:before="0" w:after="40" w:line="252" w:lineRule="auto"/>
             </w:pPr>
             <w:r>
               <w:rPr>
-                <w:rFonts w:ascii="Calibri" w:hAnsi="Calibri" w:eastAsia="Microsoft YaHei"/>
-                <w:sz w:val="20"/>
+                <w:rFonts w:ascii="微软雅黑" w:hAnsi="微软雅黑" w:eastAsia="微软雅黑"/>
+                <w:color w:val="000000"/>
+                <w:sz w:val="19"/>
               </w:rPr>
               <w:t>MesProBatchRecordVersionGovernanceController</w:t>
             </w:r>
@@ -3348,15 +4478,22 @@
               <w:end w:w="120" w:type="dxa"/>
             </w:tcMar>
             <w:vAlign w:val="center"/>
+            <w:tcBorders>
+              <w:top w:val="single" w:sz="4" w:space="0" w:color="BFBFBF"/>
+              <w:left w:val="single" w:sz="4" w:space="0" w:color="BFBFBF"/>
+              <w:bottom w:val="single" w:sz="4" w:space="0" w:color="BFBFBF"/>
+              <w:right w:val="single" w:sz="4" w:space="0" w:color="BFBFBF"/>
+            </w:tcBorders>
           </w:tcPr>
           <w:p>
             <w:pPr>
-              <w:spacing w:before="0" w:after="0" w:line="252" w:lineRule="auto"/>
+              <w:spacing w:before="0" w:after="40" w:line="252" w:lineRule="auto"/>
             </w:pPr>
             <w:r>
               <w:rPr>
-                <w:rFonts w:ascii="Calibri" w:hAnsi="Calibri" w:eastAsia="Microsoft YaHei"/>
-                <w:sz w:val="20"/>
+                <w:rFonts w:ascii="微软雅黑" w:hAnsi="微软雅黑" w:eastAsia="微软雅黑"/>
+                <w:color w:val="000000"/>
+                <w:sz w:val="19"/>
               </w:rPr>
               <w:t>REQ-03</w:t>
             </w:r>
@@ -3372,15 +4509,22 @@
               <w:end w:w="120" w:type="dxa"/>
             </w:tcMar>
             <w:vAlign w:val="center"/>
+            <w:tcBorders>
+              <w:top w:val="single" w:sz="4" w:space="0" w:color="BFBFBF"/>
+              <w:left w:val="single" w:sz="4" w:space="0" w:color="BFBFBF"/>
+              <w:bottom w:val="single" w:sz="4" w:space="0" w:color="BFBFBF"/>
+              <w:right w:val="single" w:sz="4" w:space="0" w:color="BFBFBF"/>
+            </w:tcBorders>
           </w:tcPr>
           <w:p>
             <w:pPr>
-              <w:spacing w:before="0" w:after="0" w:line="252" w:lineRule="auto"/>
+              <w:spacing w:before="0" w:after="40" w:line="252" w:lineRule="auto"/>
             </w:pPr>
             <w:r>
               <w:rPr>
-                <w:rFonts w:ascii="Calibri" w:hAnsi="Calibri" w:eastAsia="Microsoft YaHei"/>
-                <w:sz w:val="20"/>
+                <w:rFonts w:ascii="微软雅黑" w:hAnsi="微软雅黑" w:eastAsia="微软雅黑"/>
+                <w:color w:val="000000"/>
+                <w:sz w:val="19"/>
               </w:rPr>
               <w:t>正式工序绑定</w:t>
             </w:r>
@@ -3396,15 +4540,22 @@
               <w:end w:w="120" w:type="dxa"/>
             </w:tcMar>
             <w:vAlign w:val="center"/>
+            <w:tcBorders>
+              <w:top w:val="single" w:sz="4" w:space="0" w:color="BFBFBF"/>
+              <w:left w:val="single" w:sz="4" w:space="0" w:color="BFBFBF"/>
+              <w:bottom w:val="single" w:sz="4" w:space="0" w:color="BFBFBF"/>
+              <w:right w:val="single" w:sz="4" w:space="0" w:color="BFBFBF"/>
+            </w:tcBorders>
           </w:tcPr>
           <w:p>
             <w:pPr>
-              <w:spacing w:before="0" w:after="0" w:line="252" w:lineRule="auto"/>
+              <w:spacing w:before="0" w:after="40" w:line="252" w:lineRule="auto"/>
             </w:pPr>
             <w:r>
               <w:rPr>
-                <w:rFonts w:ascii="Calibri" w:hAnsi="Calibri" w:eastAsia="Microsoft YaHei"/>
-                <w:sz w:val="20"/>
+                <w:rFonts w:ascii="微软雅黑" w:hAnsi="微软雅黑" w:eastAsia="微软雅黑"/>
+                <w:color w:val="000000"/>
+                <w:sz w:val="19"/>
               </w:rPr>
               <w:t>工艺路线中的批记录表单必须来自逐工序正式绑定，并反映到 batchRecordFormNames。</w:t>
             </w:r>
@@ -3420,15 +4571,22 @@
               <w:end w:w="120" w:type="dxa"/>
             </w:tcMar>
             <w:vAlign w:val="center"/>
+            <w:tcBorders>
+              <w:top w:val="single" w:sz="4" w:space="0" w:color="BFBFBF"/>
+              <w:left w:val="single" w:sz="4" w:space="0" w:color="BFBFBF"/>
+              <w:bottom w:val="single" w:sz="4" w:space="0" w:color="BFBFBF"/>
+              <w:right w:val="single" w:sz="4" w:space="0" w:color="BFBFBF"/>
+            </w:tcBorders>
           </w:tcPr>
           <w:p>
             <w:pPr>
-              <w:spacing w:before="0" w:after="0" w:line="252" w:lineRule="auto"/>
+              <w:spacing w:before="0" w:after="40" w:line="252" w:lineRule="auto"/>
             </w:pPr>
             <w:r>
               <w:rPr>
-                <w:rFonts w:ascii="Calibri" w:hAnsi="Calibri" w:eastAsia="Microsoft YaHei"/>
-                <w:sz w:val="20"/>
+                <w:rFonts w:ascii="微软雅黑" w:hAnsi="微软雅黑" w:eastAsia="微软雅黑"/>
+                <w:color w:val="000000"/>
+                <w:sz w:val="19"/>
               </w:rPr>
               <w:t>Route flow config / AGENTS 术语契约</w:t>
             </w:r>
@@ -3446,15 +4604,22 @@
               <w:end w:w="120" w:type="dxa"/>
             </w:tcMar>
             <w:vAlign w:val="center"/>
+            <w:tcBorders>
+              <w:top w:val="single" w:sz="4" w:space="0" w:color="BFBFBF"/>
+              <w:left w:val="single" w:sz="4" w:space="0" w:color="BFBFBF"/>
+              <w:bottom w:val="single" w:sz="4" w:space="0" w:color="BFBFBF"/>
+              <w:right w:val="single" w:sz="4" w:space="0" w:color="BFBFBF"/>
+            </w:tcBorders>
           </w:tcPr>
           <w:p>
             <w:pPr>
-              <w:spacing w:before="0" w:after="0" w:line="252" w:lineRule="auto"/>
+              <w:spacing w:before="0" w:after="40" w:line="252" w:lineRule="auto"/>
             </w:pPr>
             <w:r>
               <w:rPr>
-                <w:rFonts w:ascii="Calibri" w:hAnsi="Calibri" w:eastAsia="Microsoft YaHei"/>
-                <w:sz w:val="20"/>
+                <w:rFonts w:ascii="微软雅黑" w:hAnsi="微软雅黑" w:eastAsia="微软雅黑"/>
+                <w:color w:val="000000"/>
+                <w:sz w:val="19"/>
               </w:rPr>
               <w:t>REQ-04</w:t>
             </w:r>
@@ -3470,15 +4635,22 @@
               <w:end w:w="120" w:type="dxa"/>
             </w:tcMar>
             <w:vAlign w:val="center"/>
+            <w:tcBorders>
+              <w:top w:val="single" w:sz="4" w:space="0" w:color="BFBFBF"/>
+              <w:left w:val="single" w:sz="4" w:space="0" w:color="BFBFBF"/>
+              <w:bottom w:val="single" w:sz="4" w:space="0" w:color="BFBFBF"/>
+              <w:right w:val="single" w:sz="4" w:space="0" w:color="BFBFBF"/>
+            </w:tcBorders>
           </w:tcPr>
           <w:p>
             <w:pPr>
-              <w:spacing w:before="0" w:after="0" w:line="252" w:lineRule="auto"/>
+              <w:spacing w:before="0" w:after="40" w:line="252" w:lineRule="auto"/>
             </w:pPr>
             <w:r>
               <w:rPr>
-                <w:rFonts w:ascii="Calibri" w:hAnsi="Calibri" w:eastAsia="Microsoft YaHei"/>
-                <w:sz w:val="20"/>
+                <w:rFonts w:ascii="微软雅黑" w:hAnsi="微软雅黑" w:eastAsia="微软雅黑"/>
+                <w:color w:val="000000"/>
+                <w:sz w:val="19"/>
               </w:rPr>
               <w:t>三类配置隔离</w:t>
             </w:r>
@@ -3494,15 +4666,22 @@
               <w:end w:w="120" w:type="dxa"/>
             </w:tcMar>
             <w:vAlign w:val="center"/>
+            <w:tcBorders>
+              <w:top w:val="single" w:sz="4" w:space="0" w:color="BFBFBF"/>
+              <w:left w:val="single" w:sz="4" w:space="0" w:color="BFBFBF"/>
+              <w:bottom w:val="single" w:sz="4" w:space="0" w:color="BFBFBF"/>
+              <w:right w:val="single" w:sz="4" w:space="0" w:color="BFBFBF"/>
+            </w:tcBorders>
           </w:tcPr>
           <w:p>
             <w:pPr>
-              <w:spacing w:before="0" w:after="0" w:line="252" w:lineRule="auto"/>
+              <w:spacing w:before="0" w:after="40" w:line="252" w:lineRule="auto"/>
             </w:pPr>
             <w:r>
               <w:rPr>
-                <w:rFonts w:ascii="Calibri" w:hAnsi="Calibri" w:eastAsia="Microsoft YaHei"/>
-                <w:sz w:val="20"/>
+                <w:rFonts w:ascii="微软雅黑" w:hAnsi="微软雅黑" w:eastAsia="微软雅黑"/>
+                <w:color w:val="000000"/>
+                <w:sz w:val="19"/>
               </w:rPr>
               <w:t>批记录表单、表单槽位、工序开始必须分别展示、保存、验证和测试。</w:t>
             </w:r>
@@ -3518,15 +4697,22 @@
               <w:end w:w="120" w:type="dxa"/>
             </w:tcMar>
             <w:vAlign w:val="center"/>
+            <w:tcBorders>
+              <w:top w:val="single" w:sz="4" w:space="0" w:color="BFBFBF"/>
+              <w:left w:val="single" w:sz="4" w:space="0" w:color="BFBFBF"/>
+              <w:bottom w:val="single" w:sz="4" w:space="0" w:color="BFBFBF"/>
+              <w:right w:val="single" w:sz="4" w:space="0" w:color="BFBFBF"/>
+            </w:tcBorders>
           </w:tcPr>
           <w:p>
             <w:pPr>
-              <w:spacing w:before="0" w:after="0" w:line="252" w:lineRule="auto"/>
+              <w:spacing w:before="0" w:after="40" w:line="252" w:lineRule="auto"/>
             </w:pPr>
             <w:r>
               <w:rPr>
-                <w:rFonts w:ascii="Calibri" w:hAnsi="Calibri" w:eastAsia="Microsoft YaHei"/>
-                <w:sz w:val="20"/>
+                <w:rFonts w:ascii="微软雅黑" w:hAnsi="微软雅黑" w:eastAsia="微软雅黑"/>
+                <w:color w:val="000000"/>
+                <w:sz w:val="19"/>
               </w:rPr>
               <w:t>AGENTS / frontend/backend gates</w:t>
             </w:r>
@@ -3544,15 +4730,22 @@
               <w:end w:w="120" w:type="dxa"/>
             </w:tcMar>
             <w:vAlign w:val="center"/>
+            <w:tcBorders>
+              <w:top w:val="single" w:sz="4" w:space="0" w:color="BFBFBF"/>
+              <w:left w:val="single" w:sz="4" w:space="0" w:color="BFBFBF"/>
+              <w:bottom w:val="single" w:sz="4" w:space="0" w:color="BFBFBF"/>
+              <w:right w:val="single" w:sz="4" w:space="0" w:color="BFBFBF"/>
+            </w:tcBorders>
           </w:tcPr>
           <w:p>
             <w:pPr>
-              <w:spacing w:before="0" w:after="0" w:line="252" w:lineRule="auto"/>
+              <w:spacing w:before="0" w:after="40" w:line="252" w:lineRule="auto"/>
             </w:pPr>
             <w:r>
               <w:rPr>
-                <w:rFonts w:ascii="Calibri" w:hAnsi="Calibri" w:eastAsia="Microsoft YaHei"/>
-                <w:sz w:val="20"/>
+                <w:rFonts w:ascii="微软雅黑" w:hAnsi="微软雅黑" w:eastAsia="微软雅黑"/>
+                <w:color w:val="000000"/>
+                <w:sz w:val="19"/>
               </w:rPr>
               <w:t>REQ-05</w:t>
             </w:r>
@@ -3568,15 +4761,22 @@
               <w:end w:w="120" w:type="dxa"/>
             </w:tcMar>
             <w:vAlign w:val="center"/>
+            <w:tcBorders>
+              <w:top w:val="single" w:sz="4" w:space="0" w:color="BFBFBF"/>
+              <w:left w:val="single" w:sz="4" w:space="0" w:color="BFBFBF"/>
+              <w:bottom w:val="single" w:sz="4" w:space="0" w:color="BFBFBF"/>
+              <w:right w:val="single" w:sz="4" w:space="0" w:color="BFBFBF"/>
+            </w:tcBorders>
           </w:tcPr>
           <w:p>
             <w:pPr>
-              <w:spacing w:before="0" w:after="0" w:line="252" w:lineRule="auto"/>
+              <w:spacing w:before="0" w:after="40" w:line="252" w:lineRule="auto"/>
             </w:pPr>
             <w:r>
               <w:rPr>
-                <w:rFonts w:ascii="Calibri" w:hAnsi="Calibri" w:eastAsia="Microsoft YaHei"/>
-                <w:sz w:val="20"/>
+                <w:rFonts w:ascii="微软雅黑" w:hAnsi="微软雅黑" w:eastAsia="微软雅黑"/>
+                <w:color w:val="000000"/>
+                <w:sz w:val="19"/>
               </w:rPr>
               <w:t>批次执行生命周期</w:t>
             </w:r>
@@ -3592,15 +4792,22 @@
               <w:end w:w="120" w:type="dxa"/>
             </w:tcMar>
             <w:vAlign w:val="center"/>
+            <w:tcBorders>
+              <w:top w:val="single" w:sz="4" w:space="0" w:color="BFBFBF"/>
+              <w:left w:val="single" w:sz="4" w:space="0" w:color="BFBFBF"/>
+              <w:bottom w:val="single" w:sz="4" w:space="0" w:color="BFBFBF"/>
+              <w:right w:val="single" w:sz="4" w:space="0" w:color="BFBFBF"/>
+            </w:tcBorders>
           </w:tcPr>
           <w:p>
             <w:pPr>
-              <w:spacing w:before="0" w:after="0" w:line="252" w:lineRule="auto"/>
+              <w:spacing w:before="0" w:after="40" w:line="252" w:lineRule="auto"/>
             </w:pPr>
             <w:r>
               <w:rPr>
-                <w:rFonts w:ascii="Calibri" w:hAnsi="Calibri" w:eastAsia="Microsoft YaHei"/>
-                <w:sz w:val="20"/>
+                <w:rFonts w:ascii="微软雅黑" w:hAnsi="微软雅黑" w:eastAsia="微软雅黑"/>
+                <w:color w:val="000000"/>
+                <w:sz w:val="19"/>
               </w:rPr>
               <w:t>支持分页、详情、创建/打开、同步状态、关闭、质量驳回、返工重执行和终态保护。</w:t>
             </w:r>
@@ -3616,15 +4823,22 @@
               <w:end w:w="120" w:type="dxa"/>
             </w:tcMar>
             <w:vAlign w:val="center"/>
+            <w:tcBorders>
+              <w:top w:val="single" w:sz="4" w:space="0" w:color="BFBFBF"/>
+              <w:left w:val="single" w:sz="4" w:space="0" w:color="BFBFBF"/>
+              <w:bottom w:val="single" w:sz="4" w:space="0" w:color="BFBFBF"/>
+              <w:right w:val="single" w:sz="4" w:space="0" w:color="BFBFBF"/>
+            </w:tcBorders>
           </w:tcPr>
           <w:p>
             <w:pPr>
-              <w:spacing w:before="0" w:after="0" w:line="252" w:lineRule="auto"/>
+              <w:spacing w:before="0" w:after="40" w:line="252" w:lineRule="auto"/>
             </w:pPr>
             <w:r>
               <w:rPr>
-                <w:rFonts w:ascii="Calibri" w:hAnsi="Calibri" w:eastAsia="Microsoft YaHei"/>
-                <w:sz w:val="20"/>
+                <w:rFonts w:ascii="微软雅黑" w:hAnsi="微软雅黑" w:eastAsia="微软雅黑"/>
+                <w:color w:val="000000"/>
+                <w:sz w:val="19"/>
               </w:rPr>
               <w:t>/mes/pro/edhr-batch-execution</w:t>
             </w:r>
@@ -3642,15 +4856,22 @@
               <w:end w:w="120" w:type="dxa"/>
             </w:tcMar>
             <w:vAlign w:val="center"/>
+            <w:tcBorders>
+              <w:top w:val="single" w:sz="4" w:space="0" w:color="BFBFBF"/>
+              <w:left w:val="single" w:sz="4" w:space="0" w:color="BFBFBF"/>
+              <w:bottom w:val="single" w:sz="4" w:space="0" w:color="BFBFBF"/>
+              <w:right w:val="single" w:sz="4" w:space="0" w:color="BFBFBF"/>
+            </w:tcBorders>
           </w:tcPr>
           <w:p>
             <w:pPr>
-              <w:spacing w:before="0" w:after="0" w:line="252" w:lineRule="auto"/>
+              <w:spacing w:before="0" w:after="40" w:line="252" w:lineRule="auto"/>
             </w:pPr>
             <w:r>
               <w:rPr>
-                <w:rFonts w:ascii="Calibri" w:hAnsi="Calibri" w:eastAsia="Microsoft YaHei"/>
-                <w:sz w:val="20"/>
+                <w:rFonts w:ascii="微软雅黑" w:hAnsi="微软雅黑" w:eastAsia="微软雅黑"/>
+                <w:color w:val="000000"/>
+                <w:sz w:val="19"/>
               </w:rPr>
               <w:t>REQ-06</w:t>
             </w:r>
@@ -3666,15 +4887,22 @@
               <w:end w:w="120" w:type="dxa"/>
             </w:tcMar>
             <w:vAlign w:val="center"/>
+            <w:tcBorders>
+              <w:top w:val="single" w:sz="4" w:space="0" w:color="BFBFBF"/>
+              <w:left w:val="single" w:sz="4" w:space="0" w:color="BFBFBF"/>
+              <w:bottom w:val="single" w:sz="4" w:space="0" w:color="BFBFBF"/>
+              <w:right w:val="single" w:sz="4" w:space="0" w:color="BFBFBF"/>
+            </w:tcBorders>
           </w:tcPr>
           <w:p>
             <w:pPr>
-              <w:spacing w:before="0" w:after="0" w:line="252" w:lineRule="auto"/>
+              <w:spacing w:before="0" w:after="40" w:line="252" w:lineRule="auto"/>
             </w:pPr>
             <w:r>
               <w:rPr>
-                <w:rFonts w:ascii="Calibri" w:hAnsi="Calibri" w:eastAsia="Microsoft YaHei"/>
-                <w:sz w:val="20"/>
+                <w:rFonts w:ascii="微软雅黑" w:hAnsi="微软雅黑" w:eastAsia="微软雅黑"/>
+                <w:color w:val="000000"/>
+                <w:sz w:val="19"/>
               </w:rPr>
               <w:t>工作任务与负责人</w:t>
             </w:r>
@@ -3690,15 +4918,22 @@
               <w:end w:w="120" w:type="dxa"/>
             </w:tcMar>
             <w:vAlign w:val="center"/>
+            <w:tcBorders>
+              <w:top w:val="single" w:sz="4" w:space="0" w:color="BFBFBF"/>
+              <w:left w:val="single" w:sz="4" w:space="0" w:color="BFBFBF"/>
+              <w:bottom w:val="single" w:sz="4" w:space="0" w:color="BFBFBF"/>
+              <w:right w:val="single" w:sz="4" w:space="0" w:color="BFBFBF"/>
+            </w:tcBorders>
           </w:tcPr>
           <w:p>
             <w:pPr>
-              <w:spacing w:before="0" w:after="0" w:line="252" w:lineRule="auto"/>
+              <w:spacing w:before="0" w:after="40" w:line="252" w:lineRule="auto"/>
             </w:pPr>
             <w:r>
               <w:rPr>
-                <w:rFonts w:ascii="Calibri" w:hAnsi="Calibri" w:eastAsia="Microsoft YaHei"/>
-                <w:sz w:val="20"/>
+                <w:rFonts w:ascii="微软雅黑" w:hAnsi="微软雅黑" w:eastAsia="微软雅黑"/>
+                <w:color w:val="000000"/>
+                <w:sz w:val="19"/>
               </w:rPr>
               <w:t>工作台展示个人待办、候选签名、统计和归档规则；填写人候选来自创建时快照。</w:t>
             </w:r>
@@ -3714,15 +4949,22 @@
               <w:end w:w="120" w:type="dxa"/>
             </w:tcMar>
             <w:vAlign w:val="center"/>
+            <w:tcBorders>
+              <w:top w:val="single" w:sz="4" w:space="0" w:color="BFBFBF"/>
+              <w:left w:val="single" w:sz="4" w:space="0" w:color="BFBFBF"/>
+              <w:bottom w:val="single" w:sz="4" w:space="0" w:color="BFBFBF"/>
+              <w:right w:val="single" w:sz="4" w:space="0" w:color="BFBFBF"/>
+            </w:tcBorders>
           </w:tcPr>
           <w:p>
             <w:pPr>
-              <w:spacing w:before="0" w:after="0" w:line="252" w:lineRule="auto"/>
+              <w:spacing w:before="0" w:after="40" w:line="252" w:lineRule="auto"/>
             </w:pPr>
             <w:r>
               <w:rPr>
-                <w:rFonts w:ascii="Calibri" w:hAnsi="Calibri" w:eastAsia="Microsoft YaHei"/>
-                <w:sz w:val="20"/>
+                <w:rFonts w:ascii="微软雅黑" w:hAnsi="微软雅黑" w:eastAsia="微软雅黑"/>
+                <w:color w:val="000000"/>
+                <w:sz w:val="19"/>
               </w:rPr>
               <w:t>/mes/pro/edhr-work-task</w:t>
             </w:r>
@@ -3740,15 +4982,22 @@
               <w:end w:w="120" w:type="dxa"/>
             </w:tcMar>
             <w:vAlign w:val="center"/>
+            <w:tcBorders>
+              <w:top w:val="single" w:sz="4" w:space="0" w:color="BFBFBF"/>
+              <w:left w:val="single" w:sz="4" w:space="0" w:color="BFBFBF"/>
+              <w:bottom w:val="single" w:sz="4" w:space="0" w:color="BFBFBF"/>
+              <w:right w:val="single" w:sz="4" w:space="0" w:color="BFBFBF"/>
+            </w:tcBorders>
           </w:tcPr>
           <w:p>
             <w:pPr>
-              <w:spacing w:before="0" w:after="0" w:line="252" w:lineRule="auto"/>
+              <w:spacing w:before="0" w:after="40" w:line="252" w:lineRule="auto"/>
             </w:pPr>
             <w:r>
               <w:rPr>
-                <w:rFonts w:ascii="Calibri" w:hAnsi="Calibri" w:eastAsia="Microsoft YaHei"/>
-                <w:sz w:val="20"/>
+                <w:rFonts w:ascii="微软雅黑" w:hAnsi="微软雅黑" w:eastAsia="微软雅黑"/>
+                <w:color w:val="000000"/>
+                <w:sz w:val="19"/>
               </w:rPr>
               <w:t>REQ-07</w:t>
             </w:r>
@@ -3764,15 +5013,22 @@
               <w:end w:w="120" w:type="dxa"/>
             </w:tcMar>
             <w:vAlign w:val="center"/>
+            <w:tcBorders>
+              <w:top w:val="single" w:sz="4" w:space="0" w:color="BFBFBF"/>
+              <w:left w:val="single" w:sz="4" w:space="0" w:color="BFBFBF"/>
+              <w:bottom w:val="single" w:sz="4" w:space="0" w:color="BFBFBF"/>
+              <w:right w:val="single" w:sz="4" w:space="0" w:color="BFBFBF"/>
+            </w:tcBorders>
           </w:tcPr>
           <w:p>
             <w:pPr>
-              <w:spacing w:before="0" w:after="0" w:line="252" w:lineRule="auto"/>
+              <w:spacing w:before="0" w:after="40" w:line="252" w:lineRule="auto"/>
             </w:pPr>
             <w:r>
               <w:rPr>
-                <w:rFonts w:ascii="Calibri" w:hAnsi="Calibri" w:eastAsia="Microsoft YaHei"/>
-                <w:sz w:val="20"/>
+                <w:rFonts w:ascii="微软雅黑" w:hAnsi="微软雅黑" w:eastAsia="微软雅黑"/>
+                <w:color w:val="000000"/>
+                <w:sz w:val="19"/>
               </w:rPr>
               <w:t>批记录填写</w:t>
             </w:r>
@@ -3788,15 +5044,22 @@
               <w:end w:w="120" w:type="dxa"/>
             </w:tcMar>
             <w:vAlign w:val="center"/>
+            <w:tcBorders>
+              <w:top w:val="single" w:sz="4" w:space="0" w:color="BFBFBF"/>
+              <w:left w:val="single" w:sz="4" w:space="0" w:color="BFBFBF"/>
+              <w:bottom w:val="single" w:sz="4" w:space="0" w:color="BFBFBF"/>
+              <w:right w:val="single" w:sz="4" w:space="0" w:color="BFBFBF"/>
+            </w:tcBorders>
           </w:tcPr>
           <w:p>
             <w:pPr>
-              <w:spacing w:before="0" w:after="0" w:line="252" w:lineRule="auto"/>
+              <w:spacing w:before="0" w:after="40" w:line="252" w:lineRule="auto"/>
             </w:pPr>
             <w:r>
               <w:rPr>
-                <w:rFonts w:ascii="Calibri" w:hAnsi="Calibri" w:eastAsia="Microsoft YaHei"/>
-                <w:sz w:val="20"/>
+                <w:rFonts w:ascii="微软雅黑" w:hAnsi="微软雅黑" w:eastAsia="微软雅黑"/>
+                <w:color w:val="000000"/>
+                <w:sz w:val="19"/>
               </w:rPr>
               <w:t>支持打开/创建执行记录、草稿保存、提交、协签、审批、驳回、追踪和签名列表。</w:t>
             </w:r>
@@ -3812,15 +5075,22 @@
               <w:end w:w="120" w:type="dxa"/>
             </w:tcMar>
             <w:vAlign w:val="center"/>
+            <w:tcBorders>
+              <w:top w:val="single" w:sz="4" w:space="0" w:color="BFBFBF"/>
+              <w:left w:val="single" w:sz="4" w:space="0" w:color="BFBFBF"/>
+              <w:bottom w:val="single" w:sz="4" w:space="0" w:color="BFBFBF"/>
+              <w:right w:val="single" w:sz="4" w:space="0" w:color="BFBFBF"/>
+            </w:tcBorders>
           </w:tcPr>
           <w:p>
             <w:pPr>
-              <w:spacing w:before="0" w:after="0" w:line="252" w:lineRule="auto"/>
+              <w:spacing w:before="0" w:after="40" w:line="252" w:lineRule="auto"/>
             </w:pPr>
             <w:r>
               <w:rPr>
-                <w:rFonts w:ascii="Calibri" w:hAnsi="Calibri" w:eastAsia="Microsoft YaHei"/>
-                <w:sz w:val="20"/>
+                <w:rFonts w:ascii="微软雅黑" w:hAnsi="微软雅黑" w:eastAsia="微软雅黑"/>
+                <w:color w:val="000000"/>
+                <w:sz w:val="19"/>
               </w:rPr>
               <w:t>/mes/pro/batch-record-execution</w:t>
             </w:r>
@@ -3838,15 +5108,22 @@
               <w:end w:w="120" w:type="dxa"/>
             </w:tcMar>
             <w:vAlign w:val="center"/>
+            <w:tcBorders>
+              <w:top w:val="single" w:sz="4" w:space="0" w:color="BFBFBF"/>
+              <w:left w:val="single" w:sz="4" w:space="0" w:color="BFBFBF"/>
+              <w:bottom w:val="single" w:sz="4" w:space="0" w:color="BFBFBF"/>
+              <w:right w:val="single" w:sz="4" w:space="0" w:color="BFBFBF"/>
+            </w:tcBorders>
           </w:tcPr>
           <w:p>
             <w:pPr>
-              <w:spacing w:before="0" w:after="0" w:line="252" w:lineRule="auto"/>
+              <w:spacing w:before="0" w:after="40" w:line="252" w:lineRule="auto"/>
             </w:pPr>
             <w:r>
               <w:rPr>
-                <w:rFonts w:ascii="Calibri" w:hAnsi="Calibri" w:eastAsia="Microsoft YaHei"/>
-                <w:sz w:val="20"/>
+                <w:rFonts w:ascii="微软雅黑" w:hAnsi="微软雅黑" w:eastAsia="微软雅黑"/>
+                <w:color w:val="000000"/>
+                <w:sz w:val="19"/>
               </w:rPr>
               <w:t>REQ-08</w:t>
             </w:r>
@@ -3862,15 +5139,22 @@
               <w:end w:w="120" w:type="dxa"/>
             </w:tcMar>
             <w:vAlign w:val="center"/>
+            <w:tcBorders>
+              <w:top w:val="single" w:sz="4" w:space="0" w:color="BFBFBF"/>
+              <w:left w:val="single" w:sz="4" w:space="0" w:color="BFBFBF"/>
+              <w:bottom w:val="single" w:sz="4" w:space="0" w:color="BFBFBF"/>
+              <w:right w:val="single" w:sz="4" w:space="0" w:color="BFBFBF"/>
+            </w:tcBorders>
           </w:tcPr>
           <w:p>
             <w:pPr>
-              <w:spacing w:before="0" w:after="0" w:line="252" w:lineRule="auto"/>
+              <w:spacing w:before="0" w:after="40" w:line="252" w:lineRule="auto"/>
             </w:pPr>
             <w:r>
               <w:rPr>
-                <w:rFonts w:ascii="Calibri" w:hAnsi="Calibri" w:eastAsia="Microsoft YaHei"/>
-                <w:sz w:val="20"/>
+                <w:rFonts w:ascii="微软雅黑" w:hAnsi="微软雅黑" w:eastAsia="微软雅黑"/>
+                <w:color w:val="000000"/>
+                <w:sz w:val="19"/>
               </w:rPr>
               <w:t>字段审计</w:t>
             </w:r>
@@ -3886,15 +5170,22 @@
               <w:end w:w="120" w:type="dxa"/>
             </w:tcMar>
             <w:vAlign w:val="center"/>
+            <w:tcBorders>
+              <w:top w:val="single" w:sz="4" w:space="0" w:color="BFBFBF"/>
+              <w:left w:val="single" w:sz="4" w:space="0" w:color="BFBFBF"/>
+              <w:bottom w:val="single" w:sz="4" w:space="0" w:color="BFBFBF"/>
+              <w:right w:val="single" w:sz="4" w:space="0" w:color="BFBFBF"/>
+            </w:tcBorders>
           </w:tcPr>
           <w:p>
             <w:pPr>
-              <w:spacing w:before="0" w:after="0" w:line="252" w:lineRule="auto"/>
+              <w:spacing w:before="0" w:after="40" w:line="252" w:lineRule="auto"/>
             </w:pPr>
             <w:r>
               <w:rPr>
-                <w:rFonts w:ascii="Calibri" w:hAnsi="Calibri" w:eastAsia="Microsoft YaHei"/>
-                <w:sz w:val="20"/>
+                <w:rFonts w:ascii="微软雅黑" w:hAnsi="微软雅黑" w:eastAsia="微软雅黑"/>
+                <w:color w:val="000000"/>
+                <w:sz w:val="19"/>
               </w:rPr>
               <w:t>所有字段变化、签名、附件应进入字段审计批次与明细，支持哈希链验证。</w:t>
             </w:r>
@@ -3910,15 +5201,22 @@
               <w:end w:w="120" w:type="dxa"/>
             </w:tcMar>
             <w:vAlign w:val="center"/>
+            <w:tcBorders>
+              <w:top w:val="single" w:sz="4" w:space="0" w:color="BFBFBF"/>
+              <w:left w:val="single" w:sz="4" w:space="0" w:color="BFBFBF"/>
+              <w:bottom w:val="single" w:sz="4" w:space="0" w:color="BFBFBF"/>
+              <w:right w:val="single" w:sz="4" w:space="0" w:color="BFBFBF"/>
+            </w:tcBorders>
           </w:tcPr>
           <w:p>
             <w:pPr>
-              <w:spacing w:before="0" w:after="0" w:line="252" w:lineRule="auto"/>
+              <w:spacing w:before="0" w:after="40" w:line="252" w:lineRule="auto"/>
             </w:pPr>
             <w:r>
               <w:rPr>
-                <w:rFonts w:ascii="Calibri" w:hAnsi="Calibri" w:eastAsia="Microsoft YaHei"/>
-                <w:sz w:val="20"/>
+                <w:rFonts w:ascii="微软雅黑" w:hAnsi="微软雅黑" w:eastAsia="微软雅黑"/>
+                <w:color w:val="000000"/>
+                <w:sz w:val="19"/>
               </w:rPr>
               <w:t>/field-audit</w:t>
             </w:r>
@@ -3936,15 +5234,22 @@
               <w:end w:w="120" w:type="dxa"/>
             </w:tcMar>
             <w:vAlign w:val="center"/>
+            <w:tcBorders>
+              <w:top w:val="single" w:sz="4" w:space="0" w:color="BFBFBF"/>
+              <w:left w:val="single" w:sz="4" w:space="0" w:color="BFBFBF"/>
+              <w:bottom w:val="single" w:sz="4" w:space="0" w:color="BFBFBF"/>
+              <w:right w:val="single" w:sz="4" w:space="0" w:color="BFBFBF"/>
+            </w:tcBorders>
           </w:tcPr>
           <w:p>
             <w:pPr>
-              <w:spacing w:before="0" w:after="0" w:line="252" w:lineRule="auto"/>
+              <w:spacing w:before="0" w:after="40" w:line="252" w:lineRule="auto"/>
             </w:pPr>
             <w:r>
               <w:rPr>
-                <w:rFonts w:ascii="Calibri" w:hAnsi="Calibri" w:eastAsia="Microsoft YaHei"/>
-                <w:sz w:val="20"/>
+                <w:rFonts w:ascii="微软雅黑" w:hAnsi="微软雅黑" w:eastAsia="微软雅黑"/>
+                <w:color w:val="000000"/>
+                <w:sz w:val="19"/>
               </w:rPr>
               <w:t>REQ-09</w:t>
             </w:r>
@@ -3960,15 +5265,22 @@
               <w:end w:w="120" w:type="dxa"/>
             </w:tcMar>
             <w:vAlign w:val="center"/>
+            <w:tcBorders>
+              <w:top w:val="single" w:sz="4" w:space="0" w:color="BFBFBF"/>
+              <w:left w:val="single" w:sz="4" w:space="0" w:color="BFBFBF"/>
+              <w:bottom w:val="single" w:sz="4" w:space="0" w:color="BFBFBF"/>
+              <w:right w:val="single" w:sz="4" w:space="0" w:color="BFBFBF"/>
+            </w:tcBorders>
           </w:tcPr>
           <w:p>
             <w:pPr>
-              <w:spacing w:before="0" w:after="0" w:line="252" w:lineRule="auto"/>
+              <w:spacing w:before="0" w:after="40" w:line="252" w:lineRule="auto"/>
             </w:pPr>
             <w:r>
               <w:rPr>
-                <w:rFonts w:ascii="Calibri" w:hAnsi="Calibri" w:eastAsia="Microsoft YaHei"/>
-                <w:sz w:val="20"/>
+                <w:rFonts w:ascii="微软雅黑" w:hAnsi="微软雅黑" w:eastAsia="微软雅黑"/>
+                <w:color w:val="000000"/>
+                <w:sz w:val="19"/>
               </w:rPr>
               <w:t>单元格链接自动带值</w:t>
             </w:r>
@@ -3984,15 +5296,22 @@
               <w:end w:w="120" w:type="dxa"/>
             </w:tcMar>
             <w:vAlign w:val="center"/>
+            <w:tcBorders>
+              <w:top w:val="single" w:sz="4" w:space="0" w:color="BFBFBF"/>
+              <w:left w:val="single" w:sz="4" w:space="0" w:color="BFBFBF"/>
+              <w:bottom w:val="single" w:sz="4" w:space="0" w:color="BFBFBF"/>
+              <w:right w:val="single" w:sz="4" w:space="0" w:color="BFBFBF"/>
+            </w:tcBorders>
           </w:tcPr>
           <w:p>
             <w:pPr>
-              <w:spacing w:before="0" w:after="0" w:line="252" w:lineRule="auto"/>
+              <w:spacing w:before="0" w:after="40" w:line="252" w:lineRule="auto"/>
             </w:pPr>
             <w:r>
               <w:rPr>
-                <w:rFonts w:ascii="Calibri" w:hAnsi="Calibri" w:eastAsia="Microsoft YaHei"/>
-                <w:sz w:val="20"/>
+                <w:rFonts w:ascii="微软雅黑" w:hAnsi="微软雅黑" w:eastAsia="微软雅黑"/>
+                <w:color w:val="000000"/>
+                <w:sz w:val="19"/>
               </w:rPr>
               <w:t>生产工单等来源字段可按链接规则预填目标单元格，创建/打开时必须落库并幂等。</w:t>
             </w:r>
@@ -4008,15 +5327,22 @@
               <w:end w:w="120" w:type="dxa"/>
             </w:tcMar>
             <w:vAlign w:val="center"/>
+            <w:tcBorders>
+              <w:top w:val="single" w:sz="4" w:space="0" w:color="BFBFBF"/>
+              <w:left w:val="single" w:sz="4" w:space="0" w:color="BFBFBF"/>
+              <w:bottom w:val="single" w:sz="4" w:space="0" w:color="BFBFBF"/>
+              <w:right w:val="single" w:sz="4" w:space="0" w:color="BFBFBF"/>
+            </w:tcBorders>
           </w:tcPr>
           <w:p>
             <w:pPr>
-              <w:spacing w:before="0" w:after="0" w:line="252" w:lineRule="auto"/>
+              <w:spacing w:before="0" w:after="40" w:line="252" w:lineRule="auto"/>
             </w:pPr>
             <w:r>
               <w:rPr>
-                <w:rFonts w:ascii="Calibri" w:hAnsi="Calibri" w:eastAsia="Microsoft YaHei"/>
-                <w:sz w:val="20"/>
+                <w:rFonts w:ascii="微软雅黑" w:hAnsi="微软雅黑" w:eastAsia="微软雅黑"/>
+                <w:color w:val="000000"/>
+                <w:sz w:val="19"/>
               </w:rPr>
               <w:t>/batch-record-cell-link</w:t>
             </w:r>
@@ -4034,15 +5360,22 @@
               <w:end w:w="120" w:type="dxa"/>
             </w:tcMar>
             <w:vAlign w:val="center"/>
+            <w:tcBorders>
+              <w:top w:val="single" w:sz="4" w:space="0" w:color="BFBFBF"/>
+              <w:left w:val="single" w:sz="4" w:space="0" w:color="BFBFBF"/>
+              <w:bottom w:val="single" w:sz="4" w:space="0" w:color="BFBFBF"/>
+              <w:right w:val="single" w:sz="4" w:space="0" w:color="BFBFBF"/>
+            </w:tcBorders>
           </w:tcPr>
           <w:p>
             <w:pPr>
-              <w:spacing w:before="0" w:after="0" w:line="252" w:lineRule="auto"/>
+              <w:spacing w:before="0" w:after="40" w:line="252" w:lineRule="auto"/>
             </w:pPr>
             <w:r>
               <w:rPr>
-                <w:rFonts w:ascii="Calibri" w:hAnsi="Calibri" w:eastAsia="Microsoft YaHei"/>
-                <w:sz w:val="20"/>
+                <w:rFonts w:ascii="微软雅黑" w:hAnsi="微软雅黑" w:eastAsia="微软雅黑"/>
+                <w:color w:val="000000"/>
+                <w:sz w:val="19"/>
               </w:rPr>
               <w:t>REQ-10</w:t>
             </w:r>
@@ -4058,15 +5391,22 @@
               <w:end w:w="120" w:type="dxa"/>
             </w:tcMar>
             <w:vAlign w:val="center"/>
+            <w:tcBorders>
+              <w:top w:val="single" w:sz="4" w:space="0" w:color="BFBFBF"/>
+              <w:left w:val="single" w:sz="4" w:space="0" w:color="BFBFBF"/>
+              <w:bottom w:val="single" w:sz="4" w:space="0" w:color="BFBFBF"/>
+              <w:right w:val="single" w:sz="4" w:space="0" w:color="BFBFBF"/>
+            </w:tcBorders>
           </w:tcPr>
           <w:p>
             <w:pPr>
-              <w:spacing w:before="0" w:after="0" w:line="252" w:lineRule="auto"/>
+              <w:spacing w:before="0" w:after="40" w:line="252" w:lineRule="auto"/>
             </w:pPr>
             <w:r>
               <w:rPr>
-                <w:rFonts w:ascii="Calibri" w:hAnsi="Calibri" w:eastAsia="Microsoft YaHei"/>
-                <w:sz w:val="20"/>
+                <w:rFonts w:ascii="微软雅黑" w:hAnsi="微软雅黑" w:eastAsia="微软雅黑"/>
+                <w:color w:val="000000"/>
+                <w:sz w:val="19"/>
               </w:rPr>
               <w:t>附件与工序开始</w:t>
             </w:r>
@@ -4082,15 +5422,22 @@
               <w:end w:w="120" w:type="dxa"/>
             </w:tcMar>
             <w:vAlign w:val="center"/>
+            <w:tcBorders>
+              <w:top w:val="single" w:sz="4" w:space="0" w:color="BFBFBF"/>
+              <w:left w:val="single" w:sz="4" w:space="0" w:color="BFBFBF"/>
+              <w:bottom w:val="single" w:sz="4" w:space="0" w:color="BFBFBF"/>
+              <w:right w:val="single" w:sz="4" w:space="0" w:color="BFBFBF"/>
+            </w:tcBorders>
           </w:tcPr>
           <w:p>
             <w:pPr>
-              <w:spacing w:before="0" w:after="0" w:line="252" w:lineRule="auto"/>
+              <w:spacing w:before="0" w:after="40" w:line="252" w:lineRule="auto"/>
             </w:pPr>
             <w:r>
               <w:rPr>
-                <w:rFonts w:ascii="Calibri" w:hAnsi="Calibri" w:eastAsia="Microsoft YaHei"/>
-                <w:sz w:val="20"/>
+                <w:rFonts w:ascii="微软雅黑" w:hAnsi="微软雅黑" w:eastAsia="微软雅黑"/>
+                <w:color w:val="000000"/>
+                <w:sz w:val="19"/>
               </w:rPr>
               <w:t>特殊节点附件上传和附件负责人配置必须来自正式快照，缺失时阻断。</w:t>
             </w:r>
@@ -4106,15 +5453,22 @@
               <w:end w:w="120" w:type="dxa"/>
             </w:tcMar>
             <w:vAlign w:val="center"/>
+            <w:tcBorders>
+              <w:top w:val="single" w:sz="4" w:space="0" w:color="BFBFBF"/>
+              <w:left w:val="single" w:sz="4" w:space="0" w:color="BFBFBF"/>
+              <w:bottom w:val="single" w:sz="4" w:space="0" w:color="BFBFBF"/>
+              <w:right w:val="single" w:sz="4" w:space="0" w:color="BFBFBF"/>
+            </w:tcBorders>
           </w:tcPr>
           <w:p>
             <w:pPr>
-              <w:spacing w:before="0" w:after="0" w:line="252" w:lineRule="auto"/>
+              <w:spacing w:before="0" w:after="40" w:line="252" w:lineRule="auto"/>
             </w:pPr>
             <w:r>
               <w:rPr>
-                <w:rFonts w:ascii="Calibri" w:hAnsi="Calibri" w:eastAsia="Microsoft YaHei"/>
-                <w:sz w:val="20"/>
+                <w:rFonts w:ascii="微软雅黑" w:hAnsi="微软雅黑" w:eastAsia="微软雅黑"/>
+                <w:color w:val="000000"/>
+                <w:sz w:val="19"/>
               </w:rPr>
               <w:t>attachment owner gates</w:t>
             </w:r>
@@ -4132,15 +5486,22 @@
               <w:end w:w="120" w:type="dxa"/>
             </w:tcMar>
             <w:vAlign w:val="center"/>
+            <w:tcBorders>
+              <w:top w:val="single" w:sz="4" w:space="0" w:color="BFBFBF"/>
+              <w:left w:val="single" w:sz="4" w:space="0" w:color="BFBFBF"/>
+              <w:bottom w:val="single" w:sz="4" w:space="0" w:color="BFBFBF"/>
+              <w:right w:val="single" w:sz="4" w:space="0" w:color="BFBFBF"/>
+            </w:tcBorders>
           </w:tcPr>
           <w:p>
             <w:pPr>
-              <w:spacing w:before="0" w:after="0" w:line="252" w:lineRule="auto"/>
+              <w:spacing w:before="0" w:after="40" w:line="252" w:lineRule="auto"/>
             </w:pPr>
             <w:r>
               <w:rPr>
-                <w:rFonts w:ascii="Calibri" w:hAnsi="Calibri" w:eastAsia="Microsoft YaHei"/>
-                <w:sz w:val="20"/>
+                <w:rFonts w:ascii="微软雅黑" w:hAnsi="微软雅黑" w:eastAsia="微软雅黑"/>
+                <w:color w:val="000000"/>
+                <w:sz w:val="19"/>
               </w:rPr>
               <w:t>REQ-11</w:t>
             </w:r>
@@ -4156,15 +5517,22 @@
               <w:end w:w="120" w:type="dxa"/>
             </w:tcMar>
             <w:vAlign w:val="center"/>
+            <w:tcBorders>
+              <w:top w:val="single" w:sz="4" w:space="0" w:color="BFBFBF"/>
+              <w:left w:val="single" w:sz="4" w:space="0" w:color="BFBFBF"/>
+              <w:bottom w:val="single" w:sz="4" w:space="0" w:color="BFBFBF"/>
+              <w:right w:val="single" w:sz="4" w:space="0" w:color="BFBFBF"/>
+            </w:tcBorders>
           </w:tcPr>
           <w:p>
             <w:pPr>
-              <w:spacing w:before="0" w:after="0" w:line="252" w:lineRule="auto"/>
+              <w:spacing w:before="0" w:after="40" w:line="252" w:lineRule="auto"/>
             </w:pPr>
             <w:r>
               <w:rPr>
-                <w:rFonts w:ascii="Calibri" w:hAnsi="Calibri" w:eastAsia="Microsoft YaHei"/>
-                <w:sz w:val="20"/>
+                <w:rFonts w:ascii="微软雅黑" w:hAnsi="微软雅黑" w:eastAsia="微软雅黑"/>
+                <w:color w:val="000000"/>
+                <w:sz w:val="19"/>
               </w:rPr>
               <w:t>动态表单与记录本</w:t>
             </w:r>
@@ -4180,15 +5548,22 @@
               <w:end w:w="120" w:type="dxa"/>
             </w:tcMar>
             <w:vAlign w:val="center"/>
+            <w:tcBorders>
+              <w:top w:val="single" w:sz="4" w:space="0" w:color="BFBFBF"/>
+              <w:left w:val="single" w:sz="4" w:space="0" w:color="BFBFBF"/>
+              <w:bottom w:val="single" w:sz="4" w:space="0" w:color="BFBFBF"/>
+              <w:right w:val="single" w:sz="4" w:space="0" w:color="BFBFBF"/>
+            </w:tcBorders>
           </w:tcPr>
           <w:p>
             <w:pPr>
-              <w:spacing w:before="0" w:after="0" w:line="252" w:lineRule="auto"/>
+              <w:spacing w:before="0" w:after="40" w:line="252" w:lineRule="auto"/>
             </w:pPr>
             <w:r>
               <w:rPr>
-                <w:rFonts w:ascii="Calibri" w:hAnsi="Calibri" w:eastAsia="Microsoft YaHei"/>
-                <w:sz w:val="20"/>
+                <w:rFonts w:ascii="微软雅黑" w:hAnsi="微软雅黑" w:eastAsia="微软雅黑"/>
+                <w:color w:val="000000"/>
+                <w:sz w:val="19"/>
               </w:rPr>
               <w:t>FormCenter 表单槽位和记录本属于补充链路，不替代正式批记录表单。</w:t>
             </w:r>
@@ -4204,15 +5579,22 @@
               <w:end w:w="120" w:type="dxa"/>
             </w:tcMar>
             <w:vAlign w:val="center"/>
+            <w:tcBorders>
+              <w:top w:val="single" w:sz="4" w:space="0" w:color="BFBFBF"/>
+              <w:left w:val="single" w:sz="4" w:space="0" w:color="BFBFBF"/>
+              <w:bottom w:val="single" w:sz="4" w:space="0" w:color="BFBFBF"/>
+              <w:right w:val="single" w:sz="4" w:space="0" w:color="BFBFBF"/>
+            </w:tcBorders>
           </w:tcPr>
           <w:p>
             <w:pPr>
-              <w:spacing w:before="0" w:after="0" w:line="252" w:lineRule="auto"/>
+              <w:spacing w:before="0" w:after="40" w:line="252" w:lineRule="auto"/>
             </w:pPr>
             <w:r>
               <w:rPr>
-                <w:rFonts w:ascii="Calibri" w:hAnsi="Calibri" w:eastAsia="Microsoft YaHei"/>
-                <w:sz w:val="20"/>
+                <w:rFonts w:ascii="微软雅黑" w:hAnsi="微软雅黑" w:eastAsia="微软雅黑"/>
+                <w:color w:val="000000"/>
+                <w:sz w:val="19"/>
               </w:rPr>
               <w:t>/edhr-form-instance / recordbook</w:t>
             </w:r>
@@ -4230,15 +5612,22 @@
               <w:end w:w="120" w:type="dxa"/>
             </w:tcMar>
             <w:vAlign w:val="center"/>
+            <w:tcBorders>
+              <w:top w:val="single" w:sz="4" w:space="0" w:color="BFBFBF"/>
+              <w:left w:val="single" w:sz="4" w:space="0" w:color="BFBFBF"/>
+              <w:bottom w:val="single" w:sz="4" w:space="0" w:color="BFBFBF"/>
+              <w:right w:val="single" w:sz="4" w:space="0" w:color="BFBFBF"/>
+            </w:tcBorders>
           </w:tcPr>
           <w:p>
             <w:pPr>
-              <w:spacing w:before="0" w:after="0" w:line="252" w:lineRule="auto"/>
+              <w:spacing w:before="0" w:after="40" w:line="252" w:lineRule="auto"/>
             </w:pPr>
             <w:r>
               <w:rPr>
-                <w:rFonts w:ascii="Calibri" w:hAnsi="Calibri" w:eastAsia="Microsoft YaHei"/>
-                <w:sz w:val="20"/>
+                <w:rFonts w:ascii="微软雅黑" w:hAnsi="微软雅黑" w:eastAsia="微软雅黑"/>
+                <w:color w:val="000000"/>
+                <w:sz w:val="19"/>
               </w:rPr>
               <w:t>REQ-12</w:t>
             </w:r>
@@ -4254,15 +5643,22 @@
               <w:end w:w="120" w:type="dxa"/>
             </w:tcMar>
             <w:vAlign w:val="center"/>
+            <w:tcBorders>
+              <w:top w:val="single" w:sz="4" w:space="0" w:color="BFBFBF"/>
+              <w:left w:val="single" w:sz="4" w:space="0" w:color="BFBFBF"/>
+              <w:bottom w:val="single" w:sz="4" w:space="0" w:color="BFBFBF"/>
+              <w:right w:val="single" w:sz="4" w:space="0" w:color="BFBFBF"/>
+            </w:tcBorders>
           </w:tcPr>
           <w:p>
             <w:pPr>
-              <w:spacing w:before="0" w:after="0" w:line="252" w:lineRule="auto"/>
+              <w:spacing w:before="0" w:after="40" w:line="252" w:lineRule="auto"/>
             </w:pPr>
             <w:r>
               <w:rPr>
-                <w:rFonts w:ascii="Calibri" w:hAnsi="Calibri" w:eastAsia="Microsoft YaHei"/>
-                <w:sz w:val="20"/>
+                <w:rFonts w:ascii="微软雅黑" w:hAnsi="微软雅黑" w:eastAsia="微软雅黑"/>
+                <w:color w:val="000000"/>
+                <w:sz w:val="19"/>
               </w:rPr>
               <w:t>作废、重开、补录</w:t>
             </w:r>
@@ -4278,15 +5674,22 @@
               <w:end w:w="120" w:type="dxa"/>
             </w:tcMar>
             <w:vAlign w:val="center"/>
+            <w:tcBorders>
+              <w:top w:val="single" w:sz="4" w:space="0" w:color="BFBFBF"/>
+              <w:left w:val="single" w:sz="4" w:space="0" w:color="BFBFBF"/>
+              <w:bottom w:val="single" w:sz="4" w:space="0" w:color="BFBFBF"/>
+              <w:right w:val="single" w:sz="4" w:space="0" w:color="BFBFBF"/>
+            </w:tcBorders>
           </w:tcPr>
           <w:p>
             <w:pPr>
-              <w:spacing w:before="0" w:after="0" w:line="252" w:lineRule="auto"/>
+              <w:spacing w:before="0" w:after="40" w:line="252" w:lineRule="auto"/>
             </w:pPr>
             <w:r>
               <w:rPr>
-                <w:rFonts w:ascii="Calibri" w:hAnsi="Calibri" w:eastAsia="Microsoft YaHei"/>
-                <w:sz w:val="20"/>
+                <w:rFonts w:ascii="微软雅黑" w:hAnsi="微软雅黑" w:eastAsia="微软雅黑"/>
+                <w:color w:val="000000"/>
+                <w:sz w:val="19"/>
               </w:rPr>
               <w:t>作废生效后批次进入终态并取消活动工作任务；后续只能走受控重开/补录。</w:t>
             </w:r>
@@ -4302,15 +5705,22 @@
               <w:end w:w="120" w:type="dxa"/>
             </w:tcMar>
             <w:vAlign w:val="center"/>
+            <w:tcBorders>
+              <w:top w:val="single" w:sz="4" w:space="0" w:color="BFBFBF"/>
+              <w:left w:val="single" w:sz="4" w:space="0" w:color="BFBFBF"/>
+              <w:bottom w:val="single" w:sz="4" w:space="0" w:color="BFBFBF"/>
+              <w:right w:val="single" w:sz="4" w:space="0" w:color="BFBFBF"/>
+            </w:tcBorders>
           </w:tcPr>
           <w:p>
             <w:pPr>
-              <w:spacing w:before="0" w:after="0" w:line="252" w:lineRule="auto"/>
+              <w:spacing w:before="0" w:after="40" w:line="252" w:lineRule="auto"/>
             </w:pPr>
             <w:r>
               <w:rPr>
-                <w:rFonts w:ascii="Calibri" w:hAnsi="Calibri" w:eastAsia="Microsoft YaHei"/>
-                <w:sz w:val="20"/>
+                <w:rFonts w:ascii="微软雅黑" w:hAnsi="微软雅黑" w:eastAsia="微软雅黑"/>
+                <w:color w:val="000000"/>
+                <w:sz w:val="19"/>
               </w:rPr>
               <w:t>/mes/pro/edhr-change</w:t>
             </w:r>
@@ -4328,15 +5738,22 @@
               <w:end w:w="120" w:type="dxa"/>
             </w:tcMar>
             <w:vAlign w:val="center"/>
+            <w:tcBorders>
+              <w:top w:val="single" w:sz="4" w:space="0" w:color="BFBFBF"/>
+              <w:left w:val="single" w:sz="4" w:space="0" w:color="BFBFBF"/>
+              <w:bottom w:val="single" w:sz="4" w:space="0" w:color="BFBFBF"/>
+              <w:right w:val="single" w:sz="4" w:space="0" w:color="BFBFBF"/>
+            </w:tcBorders>
           </w:tcPr>
           <w:p>
             <w:pPr>
-              <w:spacing w:before="0" w:after="0" w:line="252" w:lineRule="auto"/>
+              <w:spacing w:before="0" w:after="40" w:line="252" w:lineRule="auto"/>
             </w:pPr>
             <w:r>
               <w:rPr>
-                <w:rFonts w:ascii="Calibri" w:hAnsi="Calibri" w:eastAsia="Microsoft YaHei"/>
-                <w:sz w:val="20"/>
+                <w:rFonts w:ascii="微软雅黑" w:hAnsi="微软雅黑" w:eastAsia="微软雅黑"/>
+                <w:color w:val="000000"/>
+                <w:sz w:val="19"/>
               </w:rPr>
               <w:t>REQ-13</w:t>
             </w:r>
@@ -4352,15 +5769,22 @@
               <w:end w:w="120" w:type="dxa"/>
             </w:tcMar>
             <w:vAlign w:val="center"/>
+            <w:tcBorders>
+              <w:top w:val="single" w:sz="4" w:space="0" w:color="BFBFBF"/>
+              <w:left w:val="single" w:sz="4" w:space="0" w:color="BFBFBF"/>
+              <w:bottom w:val="single" w:sz="4" w:space="0" w:color="BFBFBF"/>
+              <w:right w:val="single" w:sz="4" w:space="0" w:color="BFBFBF"/>
+            </w:tcBorders>
           </w:tcPr>
           <w:p>
             <w:pPr>
-              <w:spacing w:before="0" w:after="0" w:line="252" w:lineRule="auto"/>
+              <w:spacing w:before="0" w:after="40" w:line="252" w:lineRule="auto"/>
             </w:pPr>
             <w:r>
               <w:rPr>
-                <w:rFonts w:ascii="Calibri" w:hAnsi="Calibri" w:eastAsia="Microsoft YaHei"/>
-                <w:sz w:val="20"/>
+                <w:rFonts w:ascii="微软雅黑" w:hAnsi="微软雅黑" w:eastAsia="微软雅黑"/>
+                <w:color w:val="000000"/>
+                <w:sz w:val="19"/>
               </w:rPr>
               <w:t>放行与关闭</w:t>
             </w:r>
@@ -4376,15 +5800,22 @@
               <w:end w:w="120" w:type="dxa"/>
             </w:tcMar>
             <w:vAlign w:val="center"/>
+            <w:tcBorders>
+              <w:top w:val="single" w:sz="4" w:space="0" w:color="BFBFBF"/>
+              <w:left w:val="single" w:sz="4" w:space="0" w:color="BFBFBF"/>
+              <w:bottom w:val="single" w:sz="4" w:space="0" w:color="BFBFBF"/>
+              <w:right w:val="single" w:sz="4" w:space="0" w:color="BFBFBF"/>
+            </w:tcBorders>
           </w:tcPr>
           <w:p>
             <w:pPr>
-              <w:spacing w:before="0" w:after="0" w:line="252" w:lineRule="auto"/>
+              <w:spacing w:before="0" w:after="40" w:line="252" w:lineRule="auto"/>
             </w:pPr>
             <w:r>
               <w:rPr>
-                <w:rFonts w:ascii="Calibri" w:hAnsi="Calibri" w:eastAsia="Microsoft YaHei"/>
-                <w:sz w:val="20"/>
+                <w:rFonts w:ascii="微软雅黑" w:hAnsi="微软雅黑" w:eastAsia="微软雅黑"/>
+                <w:color w:val="000000"/>
+                <w:sz w:val="19"/>
               </w:rPr>
               <w:t>放行负责人来自 RELEASE_APPROVE；关闭、质量驳回和放行前检查保留审计证据。</w:t>
             </w:r>
@@ -4400,15 +5831,22 @@
               <w:end w:w="120" w:type="dxa"/>
             </w:tcMar>
             <w:vAlign w:val="center"/>
+            <w:tcBorders>
+              <w:top w:val="single" w:sz="4" w:space="0" w:color="BFBFBF"/>
+              <w:left w:val="single" w:sz="4" w:space="0" w:color="BFBFBF"/>
+              <w:bottom w:val="single" w:sz="4" w:space="0" w:color="BFBFBF"/>
+              <w:right w:val="single" w:sz="4" w:space="0" w:color="BFBFBF"/>
+            </w:tcBorders>
           </w:tcPr>
           <w:p>
             <w:pPr>
-              <w:spacing w:before="0" w:after="0" w:line="252" w:lineRule="auto"/>
+              <w:spacing w:before="0" w:after="40" w:line="252" w:lineRule="auto"/>
             </w:pPr>
             <w:r>
               <w:rPr>
-                <w:rFonts w:ascii="Calibri" w:hAnsi="Calibri" w:eastAsia="Microsoft YaHei"/>
-                <w:sz w:val="20"/>
+                <w:rFonts w:ascii="微软雅黑" w:hAnsi="微软雅黑" w:eastAsia="微软雅黑"/>
+                <w:color w:val="000000"/>
+                <w:sz w:val="19"/>
               </w:rPr>
               <w:t>/mes/pro/edhr-release</w:t>
             </w:r>
@@ -4426,15 +5864,22 @@
               <w:end w:w="120" w:type="dxa"/>
             </w:tcMar>
             <w:vAlign w:val="center"/>
+            <w:tcBorders>
+              <w:top w:val="single" w:sz="4" w:space="0" w:color="BFBFBF"/>
+              <w:left w:val="single" w:sz="4" w:space="0" w:color="BFBFBF"/>
+              <w:bottom w:val="single" w:sz="4" w:space="0" w:color="BFBFBF"/>
+              <w:right w:val="single" w:sz="4" w:space="0" w:color="BFBFBF"/>
+            </w:tcBorders>
           </w:tcPr>
           <w:p>
             <w:pPr>
-              <w:spacing w:before="0" w:after="0" w:line="252" w:lineRule="auto"/>
+              <w:spacing w:before="0" w:after="40" w:line="252" w:lineRule="auto"/>
             </w:pPr>
             <w:r>
               <w:rPr>
-                <w:rFonts w:ascii="Calibri" w:hAnsi="Calibri" w:eastAsia="Microsoft YaHei"/>
-                <w:sz w:val="20"/>
+                <w:rFonts w:ascii="微软雅黑" w:hAnsi="微软雅黑" w:eastAsia="微软雅黑"/>
+                <w:color w:val="000000"/>
+                <w:sz w:val="19"/>
               </w:rPr>
               <w:t>REQ-14</w:t>
             </w:r>
@@ -4450,15 +5895,22 @@
               <w:end w:w="120" w:type="dxa"/>
             </w:tcMar>
             <w:vAlign w:val="center"/>
+            <w:tcBorders>
+              <w:top w:val="single" w:sz="4" w:space="0" w:color="BFBFBF"/>
+              <w:left w:val="single" w:sz="4" w:space="0" w:color="BFBFBF"/>
+              <w:bottom w:val="single" w:sz="4" w:space="0" w:color="BFBFBF"/>
+              <w:right w:val="single" w:sz="4" w:space="0" w:color="BFBFBF"/>
+            </w:tcBorders>
           </w:tcPr>
           <w:p>
             <w:pPr>
-              <w:spacing w:before="0" w:after="0" w:line="252" w:lineRule="auto"/>
+              <w:spacing w:before="0" w:after="40" w:line="252" w:lineRule="auto"/>
             </w:pPr>
             <w:r>
               <w:rPr>
-                <w:rFonts w:ascii="Calibri" w:hAnsi="Calibri" w:eastAsia="Microsoft YaHei"/>
-                <w:sz w:val="20"/>
+                <w:rFonts w:ascii="微软雅黑" w:hAnsi="微软雅黑" w:eastAsia="微软雅黑"/>
+                <w:color w:val="000000"/>
+                <w:sz w:val="19"/>
               </w:rPr>
               <w:t>归档与下载</w:t>
             </w:r>
@@ -4474,15 +5926,22 @@
               <w:end w:w="120" w:type="dxa"/>
             </w:tcMar>
             <w:vAlign w:val="center"/>
+            <w:tcBorders>
+              <w:top w:val="single" w:sz="4" w:space="0" w:color="BFBFBF"/>
+              <w:left w:val="single" w:sz="4" w:space="0" w:color="BFBFBF"/>
+              <w:bottom w:val="single" w:sz="4" w:space="0" w:color="BFBFBF"/>
+              <w:right w:val="single" w:sz="4" w:space="0" w:color="BFBFBF"/>
+            </w:tcBorders>
           </w:tcPr>
           <w:p>
             <w:pPr>
-              <w:spacing w:before="0" w:after="0" w:line="252" w:lineRule="auto"/>
+              <w:spacing w:before="0" w:after="40" w:line="252" w:lineRule="auto"/>
             </w:pPr>
             <w:r>
               <w:rPr>
-                <w:rFonts w:ascii="Calibri" w:hAnsi="Calibri" w:eastAsia="Microsoft YaHei"/>
-                <w:sz w:val="20"/>
+                <w:rFonts w:ascii="微软雅黑" w:hAnsi="微软雅黑" w:eastAsia="微软雅黑"/>
+                <w:color w:val="000000"/>
+                <w:sz w:val="19"/>
               </w:rPr>
               <w:t>支持批记录执行归档和批次级归档生成、最新归档查询、下载和失效处理。</w:t>
             </w:r>
@@ -4498,15 +5957,22 @@
               <w:end w:w="120" w:type="dxa"/>
             </w:tcMar>
             <w:vAlign w:val="center"/>
+            <w:tcBorders>
+              <w:top w:val="single" w:sz="4" w:space="0" w:color="BFBFBF"/>
+              <w:left w:val="single" w:sz="4" w:space="0" w:color="BFBFBF"/>
+              <w:bottom w:val="single" w:sz="4" w:space="0" w:color="BFBFBF"/>
+              <w:right w:val="single" w:sz="4" w:space="0" w:color="BFBFBF"/>
+            </w:tcBorders>
           </w:tcPr>
           <w:p>
             <w:pPr>
-              <w:spacing w:before="0" w:after="0" w:line="252" w:lineRule="auto"/>
+              <w:spacing w:before="0" w:after="40" w:line="252" w:lineRule="auto"/>
             </w:pPr>
             <w:r>
               <w:rPr>
-                <w:rFonts w:ascii="Calibri" w:hAnsi="Calibri" w:eastAsia="Microsoft YaHei"/>
-                <w:sz w:val="20"/>
+                <w:rFonts w:ascii="微软雅黑" w:hAnsi="微软雅黑" w:eastAsia="微软雅黑"/>
+                <w:color w:val="000000"/>
+                <w:sz w:val="19"/>
               </w:rPr>
               <w:t>/archive</w:t>
             </w:r>
@@ -4524,15 +5990,22 @@
               <w:end w:w="120" w:type="dxa"/>
             </w:tcMar>
             <w:vAlign w:val="center"/>
+            <w:tcBorders>
+              <w:top w:val="single" w:sz="4" w:space="0" w:color="BFBFBF"/>
+              <w:left w:val="single" w:sz="4" w:space="0" w:color="BFBFBF"/>
+              <w:bottom w:val="single" w:sz="4" w:space="0" w:color="BFBFBF"/>
+              <w:right w:val="single" w:sz="4" w:space="0" w:color="BFBFBF"/>
+            </w:tcBorders>
           </w:tcPr>
           <w:p>
             <w:pPr>
-              <w:spacing w:before="0" w:after="0" w:line="252" w:lineRule="auto"/>
+              <w:spacing w:before="0" w:after="40" w:line="252" w:lineRule="auto"/>
             </w:pPr>
             <w:r>
               <w:rPr>
-                <w:rFonts w:ascii="Calibri" w:hAnsi="Calibri" w:eastAsia="Microsoft YaHei"/>
-                <w:sz w:val="20"/>
+                <w:rFonts w:ascii="微软雅黑" w:hAnsi="微软雅黑" w:eastAsia="微软雅黑"/>
+                <w:color w:val="000000"/>
+                <w:sz w:val="19"/>
               </w:rPr>
               <w:t>REQ-15</w:t>
             </w:r>
@@ -4548,15 +6021,22 @@
               <w:end w:w="120" w:type="dxa"/>
             </w:tcMar>
             <w:vAlign w:val="center"/>
+            <w:tcBorders>
+              <w:top w:val="single" w:sz="4" w:space="0" w:color="BFBFBF"/>
+              <w:left w:val="single" w:sz="4" w:space="0" w:color="BFBFBF"/>
+              <w:bottom w:val="single" w:sz="4" w:space="0" w:color="BFBFBF"/>
+              <w:right w:val="single" w:sz="4" w:space="0" w:color="BFBFBF"/>
+            </w:tcBorders>
           </w:tcPr>
           <w:p>
             <w:pPr>
-              <w:spacing w:before="0" w:after="0" w:line="252" w:lineRule="auto"/>
+              <w:spacing w:before="0" w:after="40" w:line="252" w:lineRule="auto"/>
             </w:pPr>
             <w:r>
               <w:rPr>
-                <w:rFonts w:ascii="Calibri" w:hAnsi="Calibri" w:eastAsia="Microsoft YaHei"/>
-                <w:sz w:val="20"/>
+                <w:rFonts w:ascii="微软雅黑" w:hAnsi="微软雅黑" w:eastAsia="微软雅黑"/>
+                <w:color w:val="000000"/>
+                <w:sz w:val="19"/>
               </w:rPr>
               <w:t>对象权限与操作审计</w:t>
             </w:r>
@@ -4572,15 +6052,22 @@
               <w:end w:w="120" w:type="dxa"/>
             </w:tcMar>
             <w:vAlign w:val="center"/>
+            <w:tcBorders>
+              <w:top w:val="single" w:sz="4" w:space="0" w:color="BFBFBF"/>
+              <w:left w:val="single" w:sz="4" w:space="0" w:color="BFBFBF"/>
+              <w:bottom w:val="single" w:sz="4" w:space="0" w:color="BFBFBF"/>
+              <w:right w:val="single" w:sz="4" w:space="0" w:color="BFBFBF"/>
+            </w:tcBorders>
           </w:tcPr>
           <w:p>
             <w:pPr>
-              <w:spacing w:before="0" w:after="0" w:line="252" w:lineRule="auto"/>
+              <w:spacing w:before="0" w:after="40" w:line="252" w:lineRule="auto"/>
             </w:pPr>
             <w:r>
               <w:rPr>
-                <w:rFonts w:ascii="Calibri" w:hAnsi="Calibri" w:eastAsia="Microsoft YaHei"/>
-                <w:sz w:val="20"/>
+                <w:rFonts w:ascii="微软雅黑" w:hAnsi="微软雅黑" w:eastAsia="微软雅黑"/>
+                <w:color w:val="000000"/>
+                <w:sz w:val="19"/>
               </w:rPr>
               <w:t>新增或既有写操作必须有权限码、对象范围、审计动作和失败原因。</w:t>
             </w:r>
@@ -4596,15 +6083,22 @@
               <w:end w:w="120" w:type="dxa"/>
             </w:tcMar>
             <w:vAlign w:val="center"/>
+            <w:tcBorders>
+              <w:top w:val="single" w:sz="4" w:space="0" w:color="BFBFBF"/>
+              <w:left w:val="single" w:sz="4" w:space="0" w:color="BFBFBF"/>
+              <w:bottom w:val="single" w:sz="4" w:space="0" w:color="BFBFBF"/>
+              <w:right w:val="single" w:sz="4" w:space="0" w:color="BFBFBF"/>
+            </w:tcBorders>
           </w:tcPr>
           <w:p>
             <w:pPr>
-              <w:spacing w:before="0" w:after="0" w:line="252" w:lineRule="auto"/>
+              <w:spacing w:before="0" w:after="40" w:line="252" w:lineRule="auto"/>
             </w:pPr>
             <w:r>
               <w:rPr>
-                <w:rFonts w:ascii="Calibri" w:hAnsi="Calibri" w:eastAsia="Microsoft YaHei"/>
-                <w:sz w:val="20"/>
+                <w:rFonts w:ascii="微软雅黑" w:hAnsi="微软雅黑" w:eastAsia="微软雅黑"/>
+                <w:color w:val="000000"/>
+                <w:sz w:val="19"/>
               </w:rPr>
               <w:t>/edhr-permission-scopes / operation-audit</w:t>
             </w:r>
@@ -4622,15 +6116,22 @@
               <w:end w:w="120" w:type="dxa"/>
             </w:tcMar>
             <w:vAlign w:val="center"/>
+            <w:tcBorders>
+              <w:top w:val="single" w:sz="4" w:space="0" w:color="BFBFBF"/>
+              <w:left w:val="single" w:sz="4" w:space="0" w:color="BFBFBF"/>
+              <w:bottom w:val="single" w:sz="4" w:space="0" w:color="BFBFBF"/>
+              <w:right w:val="single" w:sz="4" w:space="0" w:color="BFBFBF"/>
+            </w:tcBorders>
           </w:tcPr>
           <w:p>
             <w:pPr>
-              <w:spacing w:before="0" w:after="0" w:line="252" w:lineRule="auto"/>
+              <w:spacing w:before="0" w:after="40" w:line="252" w:lineRule="auto"/>
             </w:pPr>
             <w:r>
               <w:rPr>
-                <w:rFonts w:ascii="Calibri" w:hAnsi="Calibri" w:eastAsia="Microsoft YaHei"/>
-                <w:sz w:val="20"/>
+                <w:rFonts w:ascii="微软雅黑" w:hAnsi="微软雅黑" w:eastAsia="微软雅黑"/>
+                <w:color w:val="000000"/>
+                <w:sz w:val="19"/>
               </w:rPr>
               <w:t>REQ-16</w:t>
             </w:r>
@@ -4646,15 +6147,22 @@
               <w:end w:w="120" w:type="dxa"/>
             </w:tcMar>
             <w:vAlign w:val="center"/>
+            <w:tcBorders>
+              <w:top w:val="single" w:sz="4" w:space="0" w:color="BFBFBF"/>
+              <w:left w:val="single" w:sz="4" w:space="0" w:color="BFBFBF"/>
+              <w:bottom w:val="single" w:sz="4" w:space="0" w:color="BFBFBF"/>
+              <w:right w:val="single" w:sz="4" w:space="0" w:color="BFBFBF"/>
+            </w:tcBorders>
           </w:tcPr>
           <w:p>
             <w:pPr>
-              <w:spacing w:before="0" w:after="0" w:line="252" w:lineRule="auto"/>
+              <w:spacing w:before="0" w:after="40" w:line="252" w:lineRule="auto"/>
             </w:pPr>
             <w:r>
               <w:rPr>
-                <w:rFonts w:ascii="Calibri" w:hAnsi="Calibri" w:eastAsia="Microsoft YaHei"/>
-                <w:sz w:val="20"/>
+                <w:rFonts w:ascii="微软雅黑" w:hAnsi="微软雅黑" w:eastAsia="微软雅黑"/>
+                <w:color w:val="000000"/>
+                <w:sz w:val="19"/>
               </w:rPr>
               <w:t>报表、验证与交付</w:t>
             </w:r>
@@ -4670,15 +6178,22 @@
               <w:end w:w="120" w:type="dxa"/>
             </w:tcMar>
             <w:vAlign w:val="center"/>
+            <w:tcBorders>
+              <w:top w:val="single" w:sz="4" w:space="0" w:color="BFBFBF"/>
+              <w:left w:val="single" w:sz="4" w:space="0" w:color="BFBFBF"/>
+              <w:bottom w:val="single" w:sz="4" w:space="0" w:color="BFBFBF"/>
+              <w:right w:val="single" w:sz="4" w:space="0" w:color="BFBFBF"/>
+            </w:tcBorders>
           </w:tcPr>
           <w:p>
             <w:pPr>
-              <w:spacing w:before="0" w:after="0" w:line="252" w:lineRule="auto"/>
+              <w:spacing w:before="0" w:after="40" w:line="252" w:lineRule="auto"/>
             </w:pPr>
             <w:r>
               <w:rPr>
-                <w:rFonts w:ascii="Calibri" w:hAnsi="Calibri" w:eastAsia="Microsoft YaHei"/>
-                <w:sz w:val="20"/>
+                <w:rFonts w:ascii="微软雅黑" w:hAnsi="微软雅黑" w:eastAsia="微软雅黑"/>
+                <w:color w:val="000000"/>
+                <w:sz w:val="19"/>
               </w:rPr>
               <w:t>支持报告目录、查询导出审计、OQ/PQ、验证包、部署证据和交付驾驶舱。</w:t>
             </w:r>
@@ -4694,15 +6209,22 @@
               <w:end w:w="120" w:type="dxa"/>
             </w:tcMar>
             <w:vAlign w:val="center"/>
+            <w:tcBorders>
+              <w:top w:val="single" w:sz="4" w:space="0" w:color="BFBFBF"/>
+              <w:left w:val="single" w:sz="4" w:space="0" w:color="BFBFBF"/>
+              <w:bottom w:val="single" w:sz="4" w:space="0" w:color="BFBFBF"/>
+              <w:right w:val="single" w:sz="4" w:space="0" w:color="BFBFBF"/>
+            </w:tcBorders>
           </w:tcPr>
           <w:p>
             <w:pPr>
-              <w:spacing w:before="0" w:after="0" w:line="252" w:lineRule="auto"/>
+              <w:spacing w:before="0" w:after="40" w:line="252" w:lineRule="auto"/>
             </w:pPr>
             <w:r>
               <w:rPr>
-                <w:rFonts w:ascii="Calibri" w:hAnsi="Calibri" w:eastAsia="Microsoft YaHei"/>
-                <w:sz w:val="20"/>
+                <w:rFonts w:ascii="微软雅黑" w:hAnsi="微软雅黑" w:eastAsia="微软雅黑"/>
+                <w:color w:val="000000"/>
+                <w:sz w:val="19"/>
               </w:rPr>
               <w:t>report / validation / deployment / delivery</w:t>
             </w:r>
@@ -4710,7 +6232,9 @@
         </w:tc>
       </w:tr>
     </w:tbl>
-    <w:p/>
+    <w:p>
+      <w:pPr/>
+    </w:p>
     <w:p>
       <w:pPr>
         <w:pStyle w:val="Heading2"/>
@@ -4718,9 +6242,9 @@
       </w:pPr>
       <w:r>
         <w:rPr>
-          <w:rFonts w:ascii="Calibri" w:hAnsi="Calibri" w:eastAsia="Microsoft YaHei"/>
+          <w:rFonts w:ascii="微软雅黑" w:hAnsi="微软雅黑" w:eastAsia="微软雅黑"/>
           <w:b/>
-          <w:color w:val="2E74B5"/>
+          <w:color w:val="000000"/>
           <w:sz w:val="26"/>
         </w:rPr>
         <w:t>1.7 业务规则</w:t>
@@ -4733,7 +6257,8 @@
       </w:pPr>
       <w:r>
         <w:rPr>
-          <w:rFonts w:ascii="Calibri" w:hAnsi="Calibri" w:eastAsia="Microsoft YaHei"/>
+          <w:rFonts w:ascii="微软雅黑" w:hAnsi="微软雅黑" w:eastAsia="微软雅黑"/>
+          <w:color w:val="000000"/>
         </w:rPr>
         <w:t>缺少正式逐工序批记录表单绑定时必须阻塞，不能用 formBindings、旧字段、默认 MAIN 或前端文案补齐。</w:t>
       </w:r>
@@ -4745,7 +6270,8 @@
       </w:pPr>
       <w:r>
         <w:rPr>
-          <w:rFonts w:ascii="微软雅黑" w:hAnsi="微软雅黑"/>
+          <w:rFonts w:ascii="微软雅黑" w:hAnsi="微软雅黑" w:eastAsia="微软雅黑"/>
+          <w:color w:val="000000"/>
         </w:rPr>
         <w:t>当前 BATCH 工序配置存在时优先使用当前配置并校验绑定归属；发布快照不是通用 替代路径。</w:t>
       </w:r>
@@ -4757,7 +6283,8 @@
       </w:pPr>
       <w:r>
         <w:rPr>
-          <w:rFonts w:ascii="微软雅黑" w:hAnsi="微软雅黑"/>
+          <w:rFonts w:ascii="微软雅黑" w:hAnsi="微软雅黑" w:eastAsia="微软雅黑"/>
+          <w:color w:val="000000"/>
         </w:rPr>
         <w:t>DRAFT 草稿显式保存过 BATCH 绑定快照后，DRAFT 查询必须优先返回草稿快照。</w:t>
       </w:r>
@@ -4769,7 +6296,8 @@
       </w:pPr>
       <w:r>
         <w:rPr>
-          <w:rFonts w:ascii="微软雅黑" w:hAnsi="微软雅黑"/>
+          <w:rFonts w:ascii="微软雅黑" w:hAnsi="微软雅黑" w:eastAsia="微软雅黑"/>
+          <w:color w:val="000000"/>
         </w:rPr>
         <w:t>批记录版本未发布、缺少 CELL_RULE_RECONCILED 治理证据或存在 BLOCKER 时，运行态必须 阻断处理。</w:t>
       </w:r>
@@ -4781,7 +6309,8 @@
       </w:pPr>
       <w:r>
         <w:rPr>
-          <w:rFonts w:ascii="Calibri" w:hAnsi="Calibri" w:eastAsia="Microsoft YaHei"/>
+          <w:rFonts w:ascii="微软雅黑" w:hAnsi="微软雅黑" w:eastAsia="微软雅黑"/>
+          <w:color w:val="000000"/>
         </w:rPr>
         <w:t>字段自动带值必须写入 cell_values_json 并生成字段审计证据，不能只依赖前端 draft hydrate。</w:t>
       </w:r>
@@ -4793,7 +6322,8 @@
       </w:pPr>
       <w:r>
         <w:rPr>
-          <w:rFonts w:ascii="Calibri" w:hAnsi="Calibri" w:eastAsia="Microsoft YaHei"/>
+          <w:rFonts w:ascii="微软雅黑" w:hAnsi="微软雅黑" w:eastAsia="微软雅黑"/>
+          <w:color w:val="000000"/>
         </w:rPr>
         <w:t>批次作废、关闭、归档、驳回等终态必须从工作台查询源头排除，并在 openTask 中继续阻断旧入口。</w:t>
       </w:r>
@@ -4805,7 +6335,8 @@
       </w:pPr>
       <w:r>
         <w:rPr>
-          <w:rFonts w:ascii="Calibri" w:hAnsi="Calibri" w:eastAsia="Microsoft YaHei"/>
+          <w:rFonts w:ascii="微软雅黑" w:hAnsi="微软雅黑" w:eastAsia="微软雅黑"/>
+          <w:color w:val="000000"/>
         </w:rPr>
         <w:t>任何写入型 E2E 或数据修复必须使用任务自有数据、记录回滚路径，不得修改生产或未授权租户数据。</w:t>
       </w:r>
@@ -4817,9 +6348,9 @@
       </w:pPr>
       <w:r>
         <w:rPr>
-          <w:rFonts w:ascii="Calibri" w:hAnsi="Calibri" w:eastAsia="Microsoft YaHei"/>
+          <w:rFonts w:ascii="微软雅黑" w:hAnsi="微软雅黑" w:eastAsia="微软雅黑"/>
           <w:b/>
-          <w:color w:val="2E74B5"/>
+          <w:color w:val="000000"/>
           <w:sz w:val="26"/>
         </w:rPr>
         <w:t>1.8 状态与验收</w:t>
@@ -4849,16 +6380,24 @@
               <w:end w:w="120" w:type="dxa"/>
             </w:tcMar>
             <w:vAlign w:val="center"/>
-            <w:shd w:fill="F2F4F7"/>
+            <w:shd w:fill="EDEDED" w:val="clear"/>
+            <w:tcBorders>
+              <w:top w:val="single" w:sz="4" w:space="0" w:color="BFBFBF"/>
+              <w:left w:val="single" w:sz="4" w:space="0" w:color="BFBFBF"/>
+              <w:bottom w:val="single" w:sz="4" w:space="0" w:color="BFBFBF"/>
+              <w:right w:val="single" w:sz="4" w:space="0" w:color="BFBFBF"/>
+            </w:tcBorders>
           </w:tcPr>
           <w:p>
             <w:pPr>
-              <w:spacing w:before="0" w:after="0" w:line="252" w:lineRule="auto"/>
+              <w:spacing w:before="0" w:after="40" w:line="252" w:lineRule="auto"/>
             </w:pPr>
             <w:r>
               <w:rPr>
-                <w:rFonts w:ascii="Calibri" w:hAnsi="Calibri" w:eastAsia="Microsoft YaHei"/>
+                <w:rFonts w:ascii="微软雅黑" w:hAnsi="微软雅黑" w:eastAsia="微软雅黑"/>
                 <w:b/>
+                <w:color w:val="000000"/>
+                <w:sz w:val="19"/>
               </w:rPr>
               <w:t>对象</w:t>
             </w:r>
@@ -4874,16 +6413,24 @@
               <w:end w:w="120" w:type="dxa"/>
             </w:tcMar>
             <w:vAlign w:val="center"/>
-            <w:shd w:fill="F2F4F7"/>
+            <w:shd w:fill="EDEDED" w:val="clear"/>
+            <w:tcBorders>
+              <w:top w:val="single" w:sz="4" w:space="0" w:color="BFBFBF"/>
+              <w:left w:val="single" w:sz="4" w:space="0" w:color="BFBFBF"/>
+              <w:bottom w:val="single" w:sz="4" w:space="0" w:color="BFBFBF"/>
+              <w:right w:val="single" w:sz="4" w:space="0" w:color="BFBFBF"/>
+            </w:tcBorders>
           </w:tcPr>
           <w:p>
             <w:pPr>
-              <w:spacing w:before="0" w:after="0" w:line="252" w:lineRule="auto"/>
+              <w:spacing w:before="0" w:after="40" w:line="252" w:lineRule="auto"/>
             </w:pPr>
             <w:r>
               <w:rPr>
-                <w:rFonts w:ascii="Calibri" w:hAnsi="Calibri" w:eastAsia="Microsoft YaHei"/>
+                <w:rFonts w:ascii="微软雅黑" w:hAnsi="微软雅黑" w:eastAsia="微软雅黑"/>
                 <w:b/>
+                <w:color w:val="000000"/>
+                <w:sz w:val="19"/>
               </w:rPr>
               <w:t>关键状态/动作</w:t>
             </w:r>
@@ -4899,16 +6446,24 @@
               <w:end w:w="120" w:type="dxa"/>
             </w:tcMar>
             <w:vAlign w:val="center"/>
-            <w:shd w:fill="F2F4F7"/>
+            <w:shd w:fill="EDEDED" w:val="clear"/>
+            <w:tcBorders>
+              <w:top w:val="single" w:sz="4" w:space="0" w:color="BFBFBF"/>
+              <w:left w:val="single" w:sz="4" w:space="0" w:color="BFBFBF"/>
+              <w:bottom w:val="single" w:sz="4" w:space="0" w:color="BFBFBF"/>
+              <w:right w:val="single" w:sz="4" w:space="0" w:color="BFBFBF"/>
+            </w:tcBorders>
           </w:tcPr>
           <w:p>
             <w:pPr>
-              <w:spacing w:before="0" w:after="0" w:line="252" w:lineRule="auto"/>
+              <w:spacing w:before="0" w:after="40" w:line="252" w:lineRule="auto"/>
             </w:pPr>
             <w:r>
               <w:rPr>
-                <w:rFonts w:ascii="Calibri" w:hAnsi="Calibri" w:eastAsia="Microsoft YaHei"/>
+                <w:rFonts w:ascii="微软雅黑" w:hAnsi="微软雅黑" w:eastAsia="微软雅黑"/>
                 <w:b/>
+                <w:color w:val="000000"/>
+                <w:sz w:val="19"/>
               </w:rPr>
               <w:t>验收口径</w:t>
             </w:r>
@@ -4926,15 +6481,22 @@
               <w:end w:w="120" w:type="dxa"/>
             </w:tcMar>
             <w:vAlign w:val="center"/>
+            <w:tcBorders>
+              <w:top w:val="single" w:sz="4" w:space="0" w:color="BFBFBF"/>
+              <w:left w:val="single" w:sz="4" w:space="0" w:color="BFBFBF"/>
+              <w:bottom w:val="single" w:sz="4" w:space="0" w:color="BFBFBF"/>
+              <w:right w:val="single" w:sz="4" w:space="0" w:color="BFBFBF"/>
+            </w:tcBorders>
           </w:tcPr>
           <w:p>
             <w:pPr>
-              <w:spacing w:before="0" w:after="0" w:line="252" w:lineRule="auto"/>
+              <w:spacing w:before="0" w:after="40" w:line="252" w:lineRule="auto"/>
             </w:pPr>
             <w:r>
               <w:rPr>
-                <w:rFonts w:ascii="Calibri" w:hAnsi="Calibri" w:eastAsia="Microsoft YaHei"/>
-                <w:sz w:val="20"/>
+                <w:rFonts w:ascii="微软雅黑" w:hAnsi="微软雅黑" w:eastAsia="微软雅黑"/>
+                <w:color w:val="000000"/>
+                <w:sz w:val="19"/>
               </w:rPr>
               <w:t>批次执行</w:t>
             </w:r>
@@ -4950,6 +6512,12 @@
               <w:end w:w="120" w:type="dxa"/>
             </w:tcMar>
             <w:vAlign w:val="center"/>
+            <w:tcBorders>
+              <w:top w:val="single" w:sz="4" w:space="0" w:color="BFBFBF"/>
+              <w:left w:val="single" w:sz="4" w:space="0" w:color="BFBFBF"/>
+              <w:bottom w:val="single" w:sz="4" w:space="0" w:color="BFBFBF"/>
+              <w:right w:val="single" w:sz="4" w:space="0" w:color="BFBFBF"/>
+            </w:tcBorders>
           </w:tcPr>
           <w:p>
             <w:pPr>
@@ -4957,8 +6525,9 @@
             </w:pPr>
             <w:r>
               <w:rPr>
-                <w:rFonts w:ascii="微软雅黑" w:hAnsi="微软雅黑"/>
-                <w:sz w:val="20"/>
+                <w:rFonts w:ascii="微软雅黑" w:hAnsi="微软雅黑" w:eastAsia="微软雅黑"/>
+                <w:color w:val="000000"/>
+                <w:sz w:val="19"/>
               </w:rPr>
               <w:t>创建、执行中、关闭、归档、质量驳回、作废等；VOIDED 作为终态纳入状态字典。</w:t>
             </w:r>
@@ -4974,15 +6543,22 @@
               <w:end w:w="120" w:type="dxa"/>
             </w:tcMar>
             <w:vAlign w:val="center"/>
+            <w:tcBorders>
+              <w:top w:val="single" w:sz="4" w:space="0" w:color="BFBFBF"/>
+              <w:left w:val="single" w:sz="4" w:space="0" w:color="BFBFBF"/>
+              <w:bottom w:val="single" w:sz="4" w:space="0" w:color="BFBFBF"/>
+              <w:right w:val="single" w:sz="4" w:space="0" w:color="BFBFBF"/>
+            </w:tcBorders>
           </w:tcPr>
           <w:p>
             <w:pPr>
-              <w:spacing w:before="0" w:after="0" w:line="252" w:lineRule="auto"/>
+              <w:spacing w:before="0" w:after="40" w:line="252" w:lineRule="auto"/>
             </w:pPr>
             <w:r>
               <w:rPr>
-                <w:rFonts w:ascii="Calibri" w:hAnsi="Calibri" w:eastAsia="Microsoft YaHei"/>
-                <w:sz w:val="20"/>
+                <w:rFonts w:ascii="微软雅黑" w:hAnsi="微软雅黑" w:eastAsia="微软雅黑"/>
+                <w:color w:val="000000"/>
+                <w:sz w:val="19"/>
               </w:rPr>
               <w:t>终态批次不可打开可处理任务，只能追溯审计。</w:t>
             </w:r>
@@ -5000,15 +6576,22 @@
               <w:end w:w="120" w:type="dxa"/>
             </w:tcMar>
             <w:vAlign w:val="center"/>
+            <w:tcBorders>
+              <w:top w:val="single" w:sz="4" w:space="0" w:color="BFBFBF"/>
+              <w:left w:val="single" w:sz="4" w:space="0" w:color="BFBFBF"/>
+              <w:bottom w:val="single" w:sz="4" w:space="0" w:color="BFBFBF"/>
+              <w:right w:val="single" w:sz="4" w:space="0" w:color="BFBFBF"/>
+            </w:tcBorders>
           </w:tcPr>
           <w:p>
             <w:pPr>
-              <w:spacing w:before="0" w:after="0" w:line="252" w:lineRule="auto"/>
+              <w:spacing w:before="0" w:after="40" w:line="252" w:lineRule="auto"/>
             </w:pPr>
             <w:r>
               <w:rPr>
-                <w:rFonts w:ascii="Calibri" w:hAnsi="Calibri" w:eastAsia="Microsoft YaHei"/>
-                <w:sz w:val="20"/>
+                <w:rFonts w:ascii="微软雅黑" w:hAnsi="微软雅黑" w:eastAsia="微软雅黑"/>
+                <w:color w:val="000000"/>
+                <w:sz w:val="19"/>
               </w:rPr>
               <w:t>批次任务</w:t>
             </w:r>
@@ -5024,15 +6607,22 @@
               <w:end w:w="120" w:type="dxa"/>
             </w:tcMar>
             <w:vAlign w:val="center"/>
+            <w:tcBorders>
+              <w:top w:val="single" w:sz="4" w:space="0" w:color="BFBFBF"/>
+              <w:left w:val="single" w:sz="4" w:space="0" w:color="BFBFBF"/>
+              <w:bottom w:val="single" w:sz="4" w:space="0" w:color="BFBFBF"/>
+              <w:right w:val="single" w:sz="4" w:space="0" w:color="BFBFBF"/>
+            </w:tcBorders>
           </w:tcPr>
           <w:p>
             <w:pPr>
-              <w:spacing w:before="0" w:after="0" w:line="252" w:lineRule="auto"/>
+              <w:spacing w:before="0" w:after="40" w:line="252" w:lineRule="auto"/>
             </w:pPr>
             <w:r>
               <w:rPr>
-                <w:rFonts w:ascii="Calibri" w:hAnsi="Calibri" w:eastAsia="Microsoft YaHei"/>
-                <w:sz w:val="20"/>
+                <w:rFonts w:ascii="微软雅黑" w:hAnsi="微软雅黑" w:eastAsia="微软雅黑"/>
+                <w:color w:val="000000"/>
+                <w:sz w:val="19"/>
               </w:rPr>
               <w:t>待处理、处理中、逾期、已完成、已取消。</w:t>
             </w:r>
@@ -5048,15 +6638,22 @@
               <w:end w:w="120" w:type="dxa"/>
             </w:tcMar>
             <w:vAlign w:val="center"/>
+            <w:tcBorders>
+              <w:top w:val="single" w:sz="4" w:space="0" w:color="BFBFBF"/>
+              <w:left w:val="single" w:sz="4" w:space="0" w:color="BFBFBF"/>
+              <w:bottom w:val="single" w:sz="4" w:space="0" w:color="BFBFBF"/>
+              <w:right w:val="single" w:sz="4" w:space="0" w:color="BFBFBF"/>
+            </w:tcBorders>
           </w:tcPr>
           <w:p>
             <w:pPr>
-              <w:spacing w:before="0" w:after="0" w:line="252" w:lineRule="auto"/>
+              <w:spacing w:before="0" w:after="40" w:line="252" w:lineRule="auto"/>
             </w:pPr>
             <w:r>
               <w:rPr>
-                <w:rFonts w:ascii="Calibri" w:hAnsi="Calibri" w:eastAsia="Microsoft YaHei"/>
-                <w:sz w:val="20"/>
+                <w:rFonts w:ascii="微软雅黑" w:hAnsi="微软雅黑" w:eastAsia="微软雅黑"/>
+                <w:color w:val="000000"/>
+                <w:sz w:val="19"/>
               </w:rPr>
               <w:t>作废生效时活动任务取消，已完成任务不被重写。</w:t>
             </w:r>
@@ -5074,15 +6671,22 @@
               <w:end w:w="120" w:type="dxa"/>
             </w:tcMar>
             <w:vAlign w:val="center"/>
+            <w:tcBorders>
+              <w:top w:val="single" w:sz="4" w:space="0" w:color="BFBFBF"/>
+              <w:left w:val="single" w:sz="4" w:space="0" w:color="BFBFBF"/>
+              <w:bottom w:val="single" w:sz="4" w:space="0" w:color="BFBFBF"/>
+              <w:right w:val="single" w:sz="4" w:space="0" w:color="BFBFBF"/>
+            </w:tcBorders>
           </w:tcPr>
           <w:p>
             <w:pPr>
-              <w:spacing w:before="0" w:after="0" w:line="252" w:lineRule="auto"/>
+              <w:spacing w:before="0" w:after="40" w:line="252" w:lineRule="auto"/>
             </w:pPr>
             <w:r>
               <w:rPr>
-                <w:rFonts w:ascii="Calibri" w:hAnsi="Calibri" w:eastAsia="Microsoft YaHei"/>
-                <w:sz w:val="20"/>
+                <w:rFonts w:ascii="微软雅黑" w:hAnsi="微软雅黑" w:eastAsia="微软雅黑"/>
+                <w:color w:val="000000"/>
+                <w:sz w:val="19"/>
               </w:rPr>
               <w:t>批记录执行</w:t>
             </w:r>
@@ -5098,15 +6702,22 @@
               <w:end w:w="120" w:type="dxa"/>
             </w:tcMar>
             <w:vAlign w:val="center"/>
+            <w:tcBorders>
+              <w:top w:val="single" w:sz="4" w:space="0" w:color="BFBFBF"/>
+              <w:left w:val="single" w:sz="4" w:space="0" w:color="BFBFBF"/>
+              <w:bottom w:val="single" w:sz="4" w:space="0" w:color="BFBFBF"/>
+              <w:right w:val="single" w:sz="4" w:space="0" w:color="BFBFBF"/>
+            </w:tcBorders>
           </w:tcPr>
           <w:p>
             <w:pPr>
-              <w:spacing w:before="0" w:after="0" w:line="252" w:lineRule="auto"/>
+              <w:spacing w:before="0" w:after="40" w:line="252" w:lineRule="auto"/>
             </w:pPr>
             <w:r>
               <w:rPr>
-                <w:rFonts w:ascii="Calibri" w:hAnsi="Calibri" w:eastAsia="Microsoft YaHei"/>
-                <w:sz w:val="20"/>
+                <w:rFonts w:ascii="微软雅黑" w:hAnsi="微软雅黑" w:eastAsia="微软雅黑"/>
+                <w:color w:val="000000"/>
+                <w:sz w:val="19"/>
               </w:rPr>
               <w:t>DRAFT、提交、审批、驳回、追踪、归档。</w:t>
             </w:r>
@@ -5122,15 +6733,22 @@
               <w:end w:w="120" w:type="dxa"/>
             </w:tcMar>
             <w:vAlign w:val="center"/>
+            <w:tcBorders>
+              <w:top w:val="single" w:sz="4" w:space="0" w:color="BFBFBF"/>
+              <w:left w:val="single" w:sz="4" w:space="0" w:color="BFBFBF"/>
+              <w:bottom w:val="single" w:sz="4" w:space="0" w:color="BFBFBF"/>
+              <w:right w:val="single" w:sz="4" w:space="0" w:color="BFBFBF"/>
+            </w:tcBorders>
           </w:tcPr>
           <w:p>
             <w:pPr>
-              <w:spacing w:before="0" w:after="0" w:line="252" w:lineRule="auto"/>
+              <w:spacing w:before="0" w:after="40" w:line="252" w:lineRule="auto"/>
             </w:pPr>
             <w:r>
               <w:rPr>
-                <w:rFonts w:ascii="Calibri" w:hAnsi="Calibri" w:eastAsia="Microsoft YaHei"/>
-                <w:sz w:val="20"/>
+                <w:rFonts w:ascii="微软雅黑" w:hAnsi="微软雅黑" w:eastAsia="微软雅黑"/>
+                <w:color w:val="000000"/>
+                <w:sz w:val="19"/>
               </w:rPr>
               <w:t>保存、提交、审批均可从字段审计和签名证据追踪。</w:t>
             </w:r>
@@ -5148,15 +6766,22 @@
               <w:end w:w="120" w:type="dxa"/>
             </w:tcMar>
             <w:vAlign w:val="center"/>
+            <w:tcBorders>
+              <w:top w:val="single" w:sz="4" w:space="0" w:color="BFBFBF"/>
+              <w:left w:val="single" w:sz="4" w:space="0" w:color="BFBFBF"/>
+              <w:bottom w:val="single" w:sz="4" w:space="0" w:color="BFBFBF"/>
+              <w:right w:val="single" w:sz="4" w:space="0" w:color="BFBFBF"/>
+            </w:tcBorders>
           </w:tcPr>
           <w:p>
             <w:pPr>
-              <w:spacing w:before="0" w:after="0" w:line="252" w:lineRule="auto"/>
+              <w:spacing w:before="0" w:after="40" w:line="252" w:lineRule="auto"/>
             </w:pPr>
             <w:r>
               <w:rPr>
-                <w:rFonts w:ascii="Calibri" w:hAnsi="Calibri" w:eastAsia="Microsoft YaHei"/>
-                <w:sz w:val="20"/>
+                <w:rFonts w:ascii="微软雅黑" w:hAnsi="微软雅黑" w:eastAsia="微软雅黑"/>
+                <w:color w:val="000000"/>
+                <w:sz w:val="19"/>
               </w:rPr>
               <w:t>批记录版本</w:t>
             </w:r>
@@ -5172,15 +6797,22 @@
               <w:end w:w="120" w:type="dxa"/>
             </w:tcMar>
             <w:vAlign w:val="center"/>
+            <w:tcBorders>
+              <w:top w:val="single" w:sz="4" w:space="0" w:color="BFBFBF"/>
+              <w:left w:val="single" w:sz="4" w:space="0" w:color="BFBFBF"/>
+              <w:bottom w:val="single" w:sz="4" w:space="0" w:color="BFBFBF"/>
+              <w:right w:val="single" w:sz="4" w:space="0" w:color="BFBFBF"/>
+            </w:tcBorders>
           </w:tcPr>
           <w:p>
             <w:pPr>
-              <w:spacing w:before="0" w:after="0" w:line="252" w:lineRule="auto"/>
+              <w:spacing w:before="0" w:after="40" w:line="252" w:lineRule="auto"/>
             </w:pPr>
             <w:r>
               <w:rPr>
-                <w:rFonts w:ascii="Calibri" w:hAnsi="Calibri" w:eastAsia="Microsoft YaHei"/>
-                <w:sz w:val="20"/>
+                <w:rFonts w:ascii="微软雅黑" w:hAnsi="微软雅黑" w:eastAsia="微软雅黑"/>
+                <w:color w:val="000000"/>
+                <w:sz w:val="19"/>
               </w:rPr>
               <w:t>草稿、审批、已发布/治理通过、回滚申请。</w:t>
             </w:r>
@@ -5196,15 +6828,22 @@
               <w:end w:w="120" w:type="dxa"/>
             </w:tcMar>
             <w:vAlign w:val="center"/>
+            <w:tcBorders>
+              <w:top w:val="single" w:sz="4" w:space="0" w:color="BFBFBF"/>
+              <w:left w:val="single" w:sz="4" w:space="0" w:color="BFBFBF"/>
+              <w:bottom w:val="single" w:sz="4" w:space="0" w:color="BFBFBF"/>
+              <w:right w:val="single" w:sz="4" w:space="0" w:color="BFBFBF"/>
+            </w:tcBorders>
           </w:tcPr>
           <w:p>
             <w:pPr>
-              <w:spacing w:before="0" w:after="0" w:line="252" w:lineRule="auto"/>
+              <w:spacing w:before="0" w:after="40" w:line="252" w:lineRule="auto"/>
             </w:pPr>
             <w:r>
               <w:rPr>
-                <w:rFonts w:ascii="Calibri" w:hAnsi="Calibri" w:eastAsia="Microsoft YaHei"/>
-                <w:sz w:val="20"/>
+                <w:rFonts w:ascii="微软雅黑" w:hAnsi="微软雅黑" w:eastAsia="微软雅黑"/>
+                <w:color w:val="000000"/>
+                <w:sz w:val="19"/>
               </w:rPr>
               <w:t>未确认或未治理通过版本不得进入运行态填写。</w:t>
             </w:r>
@@ -5222,15 +6861,22 @@
               <w:end w:w="120" w:type="dxa"/>
             </w:tcMar>
             <w:vAlign w:val="center"/>
+            <w:tcBorders>
+              <w:top w:val="single" w:sz="4" w:space="0" w:color="BFBFBF"/>
+              <w:left w:val="single" w:sz="4" w:space="0" w:color="BFBFBF"/>
+              <w:bottom w:val="single" w:sz="4" w:space="0" w:color="BFBFBF"/>
+              <w:right w:val="single" w:sz="4" w:space="0" w:color="BFBFBF"/>
+            </w:tcBorders>
           </w:tcPr>
           <w:p>
             <w:pPr>
-              <w:spacing w:before="0" w:after="0" w:line="252" w:lineRule="auto"/>
+              <w:spacing w:before="0" w:after="40" w:line="252" w:lineRule="auto"/>
             </w:pPr>
             <w:r>
               <w:rPr>
-                <w:rFonts w:ascii="Calibri" w:hAnsi="Calibri" w:eastAsia="Microsoft YaHei"/>
-                <w:sz w:val="20"/>
+                <w:rFonts w:ascii="微软雅黑" w:hAnsi="微软雅黑" w:eastAsia="微软雅黑"/>
+                <w:color w:val="000000"/>
+                <w:sz w:val="19"/>
               </w:rPr>
               <w:t>表单槽位</w:t>
             </w:r>
@@ -5246,15 +6892,22 @@
               <w:end w:w="120" w:type="dxa"/>
             </w:tcMar>
             <w:vAlign w:val="center"/>
+            <w:tcBorders>
+              <w:top w:val="single" w:sz="4" w:space="0" w:color="BFBFBF"/>
+              <w:left w:val="single" w:sz="4" w:space="0" w:color="BFBFBF"/>
+              <w:bottom w:val="single" w:sz="4" w:space="0" w:color="BFBFBF"/>
+              <w:right w:val="single" w:sz="4" w:space="0" w:color="BFBFBF"/>
+            </w:tcBorders>
           </w:tcPr>
           <w:p>
             <w:pPr>
-              <w:spacing w:before="0" w:after="0" w:line="252" w:lineRule="auto"/>
+              <w:spacing w:before="0" w:after="40" w:line="252" w:lineRule="auto"/>
             </w:pPr>
             <w:r>
               <w:rPr>
-                <w:rFonts w:ascii="Calibri" w:hAnsi="Calibri" w:eastAsia="Microsoft YaHei"/>
-                <w:sz w:val="20"/>
+                <w:rFonts w:ascii="微软雅黑" w:hAnsi="微软雅黑" w:eastAsia="微软雅黑"/>
+                <w:color w:val="000000"/>
+                <w:sz w:val="19"/>
               </w:rPr>
               <w:t>补充动态表单创建、草稿、提交、查看。</w:t>
             </w:r>
@@ -5270,15 +6923,22 @@
               <w:end w:w="120" w:type="dxa"/>
             </w:tcMar>
             <w:vAlign w:val="center"/>
+            <w:tcBorders>
+              <w:top w:val="single" w:sz="4" w:space="0" w:color="BFBFBF"/>
+              <w:left w:val="single" w:sz="4" w:space="0" w:color="BFBFBF"/>
+              <w:bottom w:val="single" w:sz="4" w:space="0" w:color="BFBFBF"/>
+              <w:right w:val="single" w:sz="4" w:space="0" w:color="BFBFBF"/>
+            </w:tcBorders>
           </w:tcPr>
           <w:p>
             <w:pPr>
-              <w:spacing w:before="0" w:after="0" w:line="252" w:lineRule="auto"/>
+              <w:spacing w:before="0" w:after="40" w:line="252" w:lineRule="auto"/>
             </w:pPr>
             <w:r>
               <w:rPr>
-                <w:rFonts w:ascii="Calibri" w:hAnsi="Calibri" w:eastAsia="Microsoft YaHei"/>
-                <w:sz w:val="20"/>
+                <w:rFonts w:ascii="微软雅黑" w:hAnsi="微软雅黑" w:eastAsia="微软雅黑"/>
+                <w:color w:val="000000"/>
+                <w:sz w:val="19"/>
               </w:rPr>
               <w:t>不得影响正式批记录表单字段、节点红绿状态或链接。</w:t>
             </w:r>
@@ -5286,7 +6946,9 @@
         </w:tc>
       </w:tr>
     </w:tbl>
-    <w:p/>
+    <w:p>
+      <w:pPr/>
+    </w:p>
     <w:p>
       <w:pPr>
         <w:sectPr>
@@ -5305,9 +6967,9 @@
       </w:pPr>
       <w:r>
         <w:rPr>
-          <w:rFonts w:ascii="Calibri" w:hAnsi="Calibri" w:eastAsia="Microsoft YaHei"/>
+          <w:rFonts w:ascii="微软雅黑" w:hAnsi="微软雅黑" w:eastAsia="微软雅黑"/>
           <w:b/>
-          <w:color w:val="2E74B5"/>
+          <w:color w:val="000000"/>
           <w:sz w:val="32"/>
         </w:rPr>
         <w:t>附录 A：设计依据与术语说明</w:t>
@@ -5337,18 +6999,32 @@
               <w:end w:w="120" w:type="dxa"/>
             </w:tcMar>
             <w:vAlign w:val="center"/>
-            <w:shd w:fill="F2F4F7"/>
+            <w:shd w:fill="EDEDED" w:val="clear"/>
+            <w:tcBorders>
+              <w:top w:val="single" w:sz="4" w:space="0" w:color="BFBFBF"/>
+              <w:left w:val="single" w:sz="4" w:space="0" w:color="BFBFBF"/>
+              <w:bottom w:val="single" w:sz="4" w:space="0" w:color="BFBFBF"/>
+              <w:right w:val="single" w:sz="4" w:space="0" w:color="BFBFBF"/>
+            </w:tcBorders>
           </w:tcPr>
           <w:p>
             <w:pPr>
-              <w:spacing w:after="0"/>
+              <w:spacing w:after="40"/>
             </w:pPr>
-            <w:r/>
             <w:r>
               <w:rPr>
-                <w:rFonts w:ascii="Calibri" w:hAnsi="Calibri" w:eastAsia="Microsoft YaHei"/>
+                <w:rFonts w:ascii="微软雅黑" w:hAnsi="微软雅黑" w:eastAsia="微软雅黑"/>
                 <w:b/>
-                <w:sz w:val="20"/>
+                <w:color w:val="000000"/>
+                <w:sz w:val="19"/>
+              </w:rPr>
+            </w:r>
+            <w:r>
+              <w:rPr>
+                <w:rFonts w:ascii="微软雅黑" w:hAnsi="微软雅黑" w:eastAsia="微软雅黑"/>
+                <w:b/>
+                <w:color w:val="000000"/>
+                <w:sz w:val="19"/>
               </w:rPr>
               <w:t>类别</w:t>
             </w:r>
@@ -5364,18 +7040,32 @@
               <w:end w:w="120" w:type="dxa"/>
             </w:tcMar>
             <w:vAlign w:val="center"/>
-            <w:shd w:fill="F2F4F7"/>
+            <w:shd w:fill="EDEDED" w:val="clear"/>
+            <w:tcBorders>
+              <w:top w:val="single" w:sz="4" w:space="0" w:color="BFBFBF"/>
+              <w:left w:val="single" w:sz="4" w:space="0" w:color="BFBFBF"/>
+              <w:bottom w:val="single" w:sz="4" w:space="0" w:color="BFBFBF"/>
+              <w:right w:val="single" w:sz="4" w:space="0" w:color="BFBFBF"/>
+            </w:tcBorders>
           </w:tcPr>
           <w:p>
             <w:pPr>
-              <w:spacing w:after="0"/>
+              <w:spacing w:after="40"/>
             </w:pPr>
-            <w:r/>
             <w:r>
               <w:rPr>
-                <w:rFonts w:ascii="Calibri" w:hAnsi="Calibri" w:eastAsia="Microsoft YaHei"/>
+                <w:rFonts w:ascii="微软雅黑" w:hAnsi="微软雅黑" w:eastAsia="微软雅黑"/>
                 <w:b/>
-                <w:sz w:val="20"/>
+                <w:color w:val="000000"/>
+                <w:sz w:val="19"/>
+              </w:rPr>
+            </w:r>
+            <w:r>
+              <w:rPr>
+                <w:rFonts w:ascii="微软雅黑" w:hAnsi="微软雅黑" w:eastAsia="微软雅黑"/>
+                <w:b/>
+                <w:color w:val="000000"/>
+                <w:sz w:val="19"/>
               </w:rPr>
               <w:t>说明</w:t>
             </w:r>
@@ -5391,18 +7081,32 @@
               <w:end w:w="120" w:type="dxa"/>
             </w:tcMar>
             <w:vAlign w:val="center"/>
-            <w:shd w:fill="F2F4F7"/>
+            <w:shd w:fill="EDEDED" w:val="clear"/>
+            <w:tcBorders>
+              <w:top w:val="single" w:sz="4" w:space="0" w:color="BFBFBF"/>
+              <w:left w:val="single" w:sz="4" w:space="0" w:color="BFBFBF"/>
+              <w:bottom w:val="single" w:sz="4" w:space="0" w:color="BFBFBF"/>
+              <w:right w:val="single" w:sz="4" w:space="0" w:color="BFBFBF"/>
+            </w:tcBorders>
           </w:tcPr>
           <w:p>
             <w:pPr>
-              <w:spacing w:after="0"/>
+              <w:spacing w:after="40"/>
             </w:pPr>
-            <w:r/>
             <w:r>
               <w:rPr>
-                <w:rFonts w:ascii="Calibri" w:hAnsi="Calibri" w:eastAsia="Microsoft YaHei"/>
+                <w:rFonts w:ascii="微软雅黑" w:hAnsi="微软雅黑" w:eastAsia="微软雅黑"/>
                 <w:b/>
-                <w:sz w:val="20"/>
+                <w:color w:val="000000"/>
+                <w:sz w:val="19"/>
+              </w:rPr>
+            </w:r>
+            <w:r>
+              <w:rPr>
+                <w:rFonts w:ascii="微软雅黑" w:hAnsi="微软雅黑" w:eastAsia="微软雅黑"/>
+                <w:b/>
+                <w:color w:val="000000"/>
+                <w:sz w:val="19"/>
               </w:rPr>
               <w:t>适用范围</w:t>
             </w:r>
@@ -5420,17 +7124,30 @@
               <w:end w:w="120" w:type="dxa"/>
             </w:tcMar>
             <w:vAlign w:val="center"/>
+            <w:tcBorders>
+              <w:top w:val="single" w:sz="4" w:space="0" w:color="BFBFBF"/>
+              <w:left w:val="single" w:sz="4" w:space="0" w:color="BFBFBF"/>
+              <w:bottom w:val="single" w:sz="4" w:space="0" w:color="BFBFBF"/>
+              <w:right w:val="single" w:sz="4" w:space="0" w:color="BFBFBF"/>
+            </w:tcBorders>
           </w:tcPr>
           <w:p>
             <w:pPr>
-              <w:spacing w:after="0"/>
+              <w:spacing w:after="40"/>
             </w:pPr>
-            <w:r/>
             <w:r>
               <w:rPr>
-                <w:rFonts w:ascii="Calibri" w:hAnsi="Calibri" w:eastAsia="Microsoft YaHei"/>
+                <w:rFonts w:ascii="微软雅黑" w:hAnsi="微软雅黑" w:eastAsia="微软雅黑"/>
+                <w:color w:val="000000"/>
+                <w:sz w:val="19"/>
+              </w:rPr>
+            </w:r>
+            <w:r>
+              <w:rPr>
+                <w:rFonts w:ascii="微软雅黑" w:hAnsi="微软雅黑" w:eastAsia="微软雅黑"/>
                 <w:b w:val="0"/>
-                <w:sz w:val="20"/>
+                <w:color w:val="000000"/>
+                <w:sz w:val="19"/>
               </w:rPr>
               <w:t>需求依据</w:t>
             </w:r>
@@ -5446,17 +7163,30 @@
               <w:end w:w="120" w:type="dxa"/>
             </w:tcMar>
             <w:vAlign w:val="center"/>
+            <w:tcBorders>
+              <w:top w:val="single" w:sz="4" w:space="0" w:color="BFBFBF"/>
+              <w:left w:val="single" w:sz="4" w:space="0" w:color="BFBFBF"/>
+              <w:bottom w:val="single" w:sz="4" w:space="0" w:color="BFBFBF"/>
+              <w:right w:val="single" w:sz="4" w:space="0" w:color="BFBFBF"/>
+            </w:tcBorders>
           </w:tcPr>
           <w:p>
             <w:pPr>
-              <w:spacing w:after="0"/>
+              <w:spacing w:after="40"/>
             </w:pPr>
-            <w:r/>
             <w:r>
               <w:rPr>
-                <w:rFonts w:ascii="Calibri" w:hAnsi="Calibri" w:eastAsia="Microsoft YaHei"/>
+                <w:rFonts w:ascii="微软雅黑" w:hAnsi="微软雅黑" w:eastAsia="微软雅黑"/>
+                <w:color w:val="000000"/>
+                <w:sz w:val="19"/>
+              </w:rPr>
+            </w:r>
+            <w:r>
+              <w:rPr>
+                <w:rFonts w:ascii="微软雅黑" w:hAnsi="微软雅黑" w:eastAsia="微软雅黑"/>
                 <w:b w:val="0"/>
-                <w:sz w:val="20"/>
+                <w:color w:val="000000"/>
+                <w:sz w:val="19"/>
               </w:rPr>
               <w:t>业务流程、质量管理、生产执行、电子记录和审计追溯相关要求。</w:t>
             </w:r>
@@ -5472,17 +7202,30 @@
               <w:end w:w="120" w:type="dxa"/>
             </w:tcMar>
             <w:vAlign w:val="center"/>
+            <w:tcBorders>
+              <w:top w:val="single" w:sz="4" w:space="0" w:color="BFBFBF"/>
+              <w:left w:val="single" w:sz="4" w:space="0" w:color="BFBFBF"/>
+              <w:bottom w:val="single" w:sz="4" w:space="0" w:color="BFBFBF"/>
+              <w:right w:val="single" w:sz="4" w:space="0" w:color="BFBFBF"/>
+            </w:tcBorders>
           </w:tcPr>
           <w:p>
             <w:pPr>
-              <w:spacing w:after="0"/>
+              <w:spacing w:after="40"/>
             </w:pPr>
-            <w:r/>
             <w:r>
               <w:rPr>
-                <w:rFonts w:ascii="Calibri" w:hAnsi="Calibri" w:eastAsia="Microsoft YaHei"/>
+                <w:rFonts w:ascii="微软雅黑" w:hAnsi="微软雅黑" w:eastAsia="微软雅黑"/>
+                <w:color w:val="000000"/>
+                <w:sz w:val="19"/>
+              </w:rPr>
+            </w:r>
+            <w:r>
+              <w:rPr>
+                <w:rFonts w:ascii="微软雅黑" w:hAnsi="微软雅黑" w:eastAsia="微软雅黑"/>
                 <w:b w:val="0"/>
-                <w:sz w:val="20"/>
+                <w:color w:val="000000"/>
+                <w:sz w:val="19"/>
               </w:rPr>
               <w:t>需求设计、验收标准和业务规则。</w:t>
             </w:r>
@@ -5500,17 +7243,30 @@
               <w:end w:w="120" w:type="dxa"/>
             </w:tcMar>
             <w:vAlign w:val="center"/>
+            <w:tcBorders>
+              <w:top w:val="single" w:sz="4" w:space="0" w:color="BFBFBF"/>
+              <w:left w:val="single" w:sz="4" w:space="0" w:color="BFBFBF"/>
+              <w:bottom w:val="single" w:sz="4" w:space="0" w:color="BFBFBF"/>
+              <w:right w:val="single" w:sz="4" w:space="0" w:color="BFBFBF"/>
+            </w:tcBorders>
           </w:tcPr>
           <w:p>
             <w:pPr>
-              <w:spacing w:after="0"/>
+              <w:spacing w:after="40"/>
             </w:pPr>
-            <w:r/>
             <w:r>
               <w:rPr>
-                <w:rFonts w:ascii="Calibri" w:hAnsi="Calibri" w:eastAsia="Microsoft YaHei"/>
+                <w:rFonts w:ascii="微软雅黑" w:hAnsi="微软雅黑" w:eastAsia="微软雅黑"/>
+                <w:color w:val="000000"/>
+                <w:sz w:val="19"/>
+              </w:rPr>
+            </w:r>
+            <w:r>
+              <w:rPr>
+                <w:rFonts w:ascii="微软雅黑" w:hAnsi="微软雅黑" w:eastAsia="微软雅黑"/>
                 <w:b w:val="0"/>
-                <w:sz w:val="20"/>
+                <w:color w:val="000000"/>
+                <w:sz w:val="19"/>
               </w:rPr>
               <w:t>设计依据</w:t>
             </w:r>
@@ -5526,17 +7282,30 @@
               <w:end w:w="120" w:type="dxa"/>
             </w:tcMar>
             <w:vAlign w:val="center"/>
+            <w:tcBorders>
+              <w:top w:val="single" w:sz="4" w:space="0" w:color="BFBFBF"/>
+              <w:left w:val="single" w:sz="4" w:space="0" w:color="BFBFBF"/>
+              <w:bottom w:val="single" w:sz="4" w:space="0" w:color="BFBFBF"/>
+              <w:right w:val="single" w:sz="4" w:space="0" w:color="BFBFBF"/>
+            </w:tcBorders>
           </w:tcPr>
           <w:p>
             <w:pPr>
-              <w:spacing w:after="0"/>
+              <w:spacing w:after="40"/>
             </w:pPr>
-            <w:r/>
             <w:r>
               <w:rPr>
-                <w:rFonts w:ascii="Calibri" w:hAnsi="Calibri" w:eastAsia="Microsoft YaHei"/>
+                <w:rFonts w:ascii="微软雅黑" w:hAnsi="微软雅黑" w:eastAsia="微软雅黑"/>
+                <w:color w:val="000000"/>
+                <w:sz w:val="19"/>
+              </w:rPr>
+            </w:r>
+            <w:r>
+              <w:rPr>
+                <w:rFonts w:ascii="微软雅黑" w:hAnsi="微软雅黑" w:eastAsia="微软雅黑"/>
                 <w:b w:val="0"/>
-                <w:sz w:val="20"/>
+                <w:color w:val="000000"/>
+                <w:sz w:val="19"/>
               </w:rPr>
               <w:t>系统模块划分、接口分组、数据模型、权限审计、归档追溯和交付验证要求。</w:t>
             </w:r>
@@ -5552,17 +7321,30 @@
               <w:end w:w="120" w:type="dxa"/>
             </w:tcMar>
             <w:vAlign w:val="center"/>
+            <w:tcBorders>
+              <w:top w:val="single" w:sz="4" w:space="0" w:color="BFBFBF"/>
+              <w:left w:val="single" w:sz="4" w:space="0" w:color="BFBFBF"/>
+              <w:bottom w:val="single" w:sz="4" w:space="0" w:color="BFBFBF"/>
+              <w:right w:val="single" w:sz="4" w:space="0" w:color="BFBFBF"/>
+            </w:tcBorders>
           </w:tcPr>
           <w:p>
             <w:pPr>
-              <w:spacing w:after="0"/>
+              <w:spacing w:after="40"/>
             </w:pPr>
-            <w:r/>
             <w:r>
               <w:rPr>
-                <w:rFonts w:ascii="Calibri" w:hAnsi="Calibri" w:eastAsia="Microsoft YaHei"/>
+                <w:rFonts w:ascii="微软雅黑" w:hAnsi="微软雅黑" w:eastAsia="微软雅黑"/>
+                <w:color w:val="000000"/>
+                <w:sz w:val="19"/>
+              </w:rPr>
+            </w:r>
+            <w:r>
+              <w:rPr>
+                <w:rFonts w:ascii="微软雅黑" w:hAnsi="微软雅黑" w:eastAsia="微软雅黑"/>
                 <w:b w:val="0"/>
-                <w:sz w:val="20"/>
+                <w:color w:val="000000"/>
+                <w:sz w:val="19"/>
               </w:rPr>
               <w:t>概要设计和详细设计。</w:t>
             </w:r>
@@ -5580,17 +7362,30 @@
               <w:end w:w="120" w:type="dxa"/>
             </w:tcMar>
             <w:vAlign w:val="center"/>
+            <w:tcBorders>
+              <w:top w:val="single" w:sz="4" w:space="0" w:color="BFBFBF"/>
+              <w:left w:val="single" w:sz="4" w:space="0" w:color="BFBFBF"/>
+              <w:bottom w:val="single" w:sz="4" w:space="0" w:color="BFBFBF"/>
+              <w:right w:val="single" w:sz="4" w:space="0" w:color="BFBFBF"/>
+            </w:tcBorders>
           </w:tcPr>
           <w:p>
             <w:pPr>
-              <w:spacing w:after="0"/>
+              <w:spacing w:after="40"/>
             </w:pPr>
-            <w:r/>
             <w:r>
               <w:rPr>
-                <w:rFonts w:ascii="Calibri" w:hAnsi="Calibri" w:eastAsia="Microsoft YaHei"/>
+                <w:rFonts w:ascii="微软雅黑" w:hAnsi="微软雅黑" w:eastAsia="微软雅黑"/>
+                <w:color w:val="000000"/>
+                <w:sz w:val="19"/>
+              </w:rPr>
+            </w:r>
+            <w:r>
+              <w:rPr>
+                <w:rFonts w:ascii="微软雅黑" w:hAnsi="微软雅黑" w:eastAsia="微软雅黑"/>
                 <w:b w:val="0"/>
-                <w:sz w:val="20"/>
+                <w:color w:val="000000"/>
+                <w:sz w:val="19"/>
               </w:rPr>
               <w:t>术语约定</w:t>
             </w:r>
@@ -5606,17 +7401,30 @@
               <w:end w:w="120" w:type="dxa"/>
             </w:tcMar>
             <w:vAlign w:val="center"/>
+            <w:tcBorders>
+              <w:top w:val="single" w:sz="4" w:space="0" w:color="BFBFBF"/>
+              <w:left w:val="single" w:sz="4" w:space="0" w:color="BFBFBF"/>
+              <w:bottom w:val="single" w:sz="4" w:space="0" w:color="BFBFBF"/>
+              <w:right w:val="single" w:sz="4" w:space="0" w:color="BFBFBF"/>
+            </w:tcBorders>
           </w:tcPr>
           <w:p>
             <w:pPr>
-              <w:spacing w:after="0"/>
+              <w:spacing w:after="40"/>
             </w:pPr>
-            <w:r/>
             <w:r>
               <w:rPr>
-                <w:rFonts w:ascii="Calibri" w:hAnsi="Calibri" w:eastAsia="Microsoft YaHei"/>
+                <w:rFonts w:ascii="微软雅黑" w:hAnsi="微软雅黑" w:eastAsia="微软雅黑"/>
+                <w:color w:val="000000"/>
+                <w:sz w:val="19"/>
+              </w:rPr>
+            </w:r>
+            <w:r>
+              <w:rPr>
+                <w:rFonts w:ascii="微软雅黑" w:hAnsi="微软雅黑" w:eastAsia="微软雅黑"/>
                 <w:b w:val="0"/>
-                <w:sz w:val="20"/>
+                <w:color w:val="000000"/>
+                <w:sz w:val="19"/>
               </w:rPr>
               <w:t>批记录表单、表单槽位、工序开始、批次执行、工作任务、字段审计链等术语按本文定义使用。</w:t>
             </w:r>
@@ -5632,17 +7440,30 @@
               <w:end w:w="120" w:type="dxa"/>
             </w:tcMar>
             <w:vAlign w:val="center"/>
+            <w:tcBorders>
+              <w:top w:val="single" w:sz="4" w:space="0" w:color="BFBFBF"/>
+              <w:left w:val="single" w:sz="4" w:space="0" w:color="BFBFBF"/>
+              <w:bottom w:val="single" w:sz="4" w:space="0" w:color="BFBFBF"/>
+              <w:right w:val="single" w:sz="4" w:space="0" w:color="BFBFBF"/>
+            </w:tcBorders>
           </w:tcPr>
           <w:p>
             <w:pPr>
-              <w:spacing w:after="0"/>
+              <w:spacing w:after="40"/>
             </w:pPr>
-            <w:r/>
             <w:r>
               <w:rPr>
-                <w:rFonts w:ascii="Calibri" w:hAnsi="Calibri" w:eastAsia="Microsoft YaHei"/>
+                <w:rFonts w:ascii="微软雅黑" w:hAnsi="微软雅黑" w:eastAsia="微软雅黑"/>
+                <w:color w:val="000000"/>
+                <w:sz w:val="19"/>
+              </w:rPr>
+            </w:r>
+            <w:r>
+              <w:rPr>
+                <w:rFonts w:ascii="微软雅黑" w:hAnsi="微软雅黑" w:eastAsia="微软雅黑"/>
                 <w:b w:val="0"/>
-                <w:sz w:val="20"/>
+                <w:color w:val="000000"/>
+                <w:sz w:val="19"/>
               </w:rPr>
               <w:t>需求、概要、详细设计全文。</w:t>
             </w:r>
@@ -5660,17 +7481,30 @@
               <w:end w:w="120" w:type="dxa"/>
             </w:tcMar>
             <w:vAlign w:val="center"/>
+            <w:tcBorders>
+              <w:top w:val="single" w:sz="4" w:space="0" w:color="BFBFBF"/>
+              <w:left w:val="single" w:sz="4" w:space="0" w:color="BFBFBF"/>
+              <w:bottom w:val="single" w:sz="4" w:space="0" w:color="BFBFBF"/>
+              <w:right w:val="single" w:sz="4" w:space="0" w:color="BFBFBF"/>
+            </w:tcBorders>
           </w:tcPr>
           <w:p>
             <w:pPr>
-              <w:spacing w:after="0"/>
+              <w:spacing w:after="40"/>
             </w:pPr>
-            <w:r/>
             <w:r>
               <w:rPr>
-                <w:rFonts w:ascii="Calibri" w:hAnsi="Calibri" w:eastAsia="Microsoft YaHei"/>
+                <w:rFonts w:ascii="微软雅黑" w:hAnsi="微软雅黑" w:eastAsia="微软雅黑"/>
+                <w:color w:val="000000"/>
+                <w:sz w:val="19"/>
+              </w:rPr>
+            </w:r>
+            <w:r>
+              <w:rPr>
+                <w:rFonts w:ascii="微软雅黑" w:hAnsi="微软雅黑" w:eastAsia="微软雅黑"/>
                 <w:b w:val="0"/>
-                <w:sz w:val="20"/>
+                <w:color w:val="000000"/>
+                <w:sz w:val="19"/>
               </w:rPr>
               <w:t>控制原则</w:t>
             </w:r>
@@ -5686,17 +7520,30 @@
               <w:end w:w="120" w:type="dxa"/>
             </w:tcMar>
             <w:vAlign w:val="center"/>
+            <w:tcBorders>
+              <w:top w:val="single" w:sz="4" w:space="0" w:color="BFBFBF"/>
+              <w:left w:val="single" w:sz="4" w:space="0" w:color="BFBFBF"/>
+              <w:bottom w:val="single" w:sz="4" w:space="0" w:color="BFBFBF"/>
+              <w:right w:val="single" w:sz="4" w:space="0" w:color="BFBFBF"/>
+            </w:tcBorders>
           </w:tcPr>
           <w:p>
             <w:pPr>
-              <w:spacing w:after="0"/>
+              <w:spacing w:after="40"/>
             </w:pPr>
-            <w:r/>
             <w:r>
               <w:rPr>
-                <w:rFonts w:ascii="Calibri" w:hAnsi="Calibri" w:eastAsia="Microsoft YaHei"/>
+                <w:rFonts w:ascii="微软雅黑" w:hAnsi="微软雅黑" w:eastAsia="微软雅黑"/>
+                <w:color w:val="000000"/>
+                <w:sz w:val="19"/>
+              </w:rPr>
+            </w:r>
+            <w:r>
+              <w:rPr>
+                <w:rFonts w:ascii="微软雅黑" w:hAnsi="微软雅黑" w:eastAsia="微软雅黑"/>
                 <w:b w:val="0"/>
-                <w:sz w:val="20"/>
+                <w:color w:val="000000"/>
+                <w:sz w:val="19"/>
               </w:rPr>
               <w:t>正式批记录表单、补充表单槽位和工序开始配置分别建模、分别展示、分别验证。</w:t>
             </w:r>
@@ -5712,17 +7559,30 @@
               <w:end w:w="120" w:type="dxa"/>
             </w:tcMar>
             <w:vAlign w:val="center"/>
+            <w:tcBorders>
+              <w:top w:val="single" w:sz="4" w:space="0" w:color="BFBFBF"/>
+              <w:left w:val="single" w:sz="4" w:space="0" w:color="BFBFBF"/>
+              <w:bottom w:val="single" w:sz="4" w:space="0" w:color="BFBFBF"/>
+              <w:right w:val="single" w:sz="4" w:space="0" w:color="BFBFBF"/>
+            </w:tcBorders>
           </w:tcPr>
           <w:p>
             <w:pPr>
-              <w:spacing w:after="0"/>
+              <w:spacing w:after="40"/>
             </w:pPr>
-            <w:r/>
             <w:r>
               <w:rPr>
-                <w:rFonts w:ascii="Calibri" w:hAnsi="Calibri" w:eastAsia="Microsoft YaHei"/>
+                <w:rFonts w:ascii="微软雅黑" w:hAnsi="微软雅黑" w:eastAsia="微软雅黑"/>
+                <w:color w:val="000000"/>
+                <w:sz w:val="19"/>
+              </w:rPr>
+            </w:r>
+            <w:r>
+              <w:rPr>
+                <w:rFonts w:ascii="微软雅黑" w:hAnsi="微软雅黑" w:eastAsia="微软雅黑"/>
                 <w:b w:val="0"/>
-                <w:sz w:val="20"/>
+                <w:color w:val="000000"/>
+                <w:sz w:val="19"/>
               </w:rPr>
               <w:t>业务流程、接口设计和测试验收。</w:t>
             </w:r>
@@ -5740,17 +7600,30 @@
               <w:end w:w="120" w:type="dxa"/>
             </w:tcMar>
             <w:vAlign w:val="center"/>
+            <w:tcBorders>
+              <w:top w:val="single" w:sz="4" w:space="0" w:color="BFBFBF"/>
+              <w:left w:val="single" w:sz="4" w:space="0" w:color="BFBFBF"/>
+              <w:bottom w:val="single" w:sz="4" w:space="0" w:color="BFBFBF"/>
+              <w:right w:val="single" w:sz="4" w:space="0" w:color="BFBFBF"/>
+            </w:tcBorders>
           </w:tcPr>
           <w:p>
             <w:pPr>
-              <w:spacing w:after="0"/>
+              <w:spacing w:after="40"/>
             </w:pPr>
-            <w:r/>
             <w:r>
               <w:rPr>
-                <w:rFonts w:ascii="Calibri" w:hAnsi="Calibri" w:eastAsia="Microsoft YaHei"/>
+                <w:rFonts w:ascii="微软雅黑" w:hAnsi="微软雅黑" w:eastAsia="微软雅黑"/>
+                <w:color w:val="000000"/>
+                <w:sz w:val="19"/>
+              </w:rPr>
+            </w:r>
+            <w:r>
+              <w:rPr>
+                <w:rFonts w:ascii="微软雅黑" w:hAnsi="微软雅黑" w:eastAsia="微软雅黑"/>
                 <w:b w:val="0"/>
-                <w:sz w:val="20"/>
+                <w:color w:val="000000"/>
+                <w:sz w:val="19"/>
               </w:rPr>
             </w:r>
           </w:p>
@@ -5765,17 +7638,30 @@
               <w:end w:w="120" w:type="dxa"/>
             </w:tcMar>
             <w:vAlign w:val="center"/>
+            <w:tcBorders>
+              <w:top w:val="single" w:sz="4" w:space="0" w:color="BFBFBF"/>
+              <w:left w:val="single" w:sz="4" w:space="0" w:color="BFBFBF"/>
+              <w:bottom w:val="single" w:sz="4" w:space="0" w:color="BFBFBF"/>
+              <w:right w:val="single" w:sz="4" w:space="0" w:color="BFBFBF"/>
+            </w:tcBorders>
           </w:tcPr>
           <w:p>
             <w:pPr>
-              <w:spacing w:after="0"/>
+              <w:spacing w:after="40"/>
             </w:pPr>
-            <w:r/>
             <w:r>
               <w:rPr>
-                <w:rFonts w:ascii="Calibri" w:hAnsi="Calibri" w:eastAsia="Microsoft YaHei"/>
+                <w:rFonts w:ascii="微软雅黑" w:hAnsi="微软雅黑" w:eastAsia="微软雅黑"/>
+                <w:color w:val="000000"/>
+                <w:sz w:val="19"/>
+              </w:rPr>
+            </w:r>
+            <w:r>
+              <w:rPr>
+                <w:rFonts w:ascii="微软雅黑" w:hAnsi="微软雅黑" w:eastAsia="微软雅黑"/>
                 <w:b w:val="0"/>
-                <w:sz w:val="20"/>
+                <w:color w:val="000000"/>
+                <w:sz w:val="19"/>
               </w:rPr>
             </w:r>
           </w:p>
@@ -5790,17 +7676,30 @@
               <w:end w:w="120" w:type="dxa"/>
             </w:tcMar>
             <w:vAlign w:val="center"/>
+            <w:tcBorders>
+              <w:top w:val="single" w:sz="4" w:space="0" w:color="BFBFBF"/>
+              <w:left w:val="single" w:sz="4" w:space="0" w:color="BFBFBF"/>
+              <w:bottom w:val="single" w:sz="4" w:space="0" w:color="BFBFBF"/>
+              <w:right w:val="single" w:sz="4" w:space="0" w:color="BFBFBF"/>
+            </w:tcBorders>
           </w:tcPr>
           <w:p>
             <w:pPr>
-              <w:spacing w:after="0"/>
+              <w:spacing w:after="40"/>
             </w:pPr>
-            <w:r/>
             <w:r>
               <w:rPr>
-                <w:rFonts w:ascii="Calibri" w:hAnsi="Calibri" w:eastAsia="Microsoft YaHei"/>
+                <w:rFonts w:ascii="微软雅黑" w:hAnsi="微软雅黑" w:eastAsia="微软雅黑"/>
+                <w:color w:val="000000"/>
+                <w:sz w:val="19"/>
+              </w:rPr>
+            </w:r>
+            <w:r>
+              <w:rPr>
+                <w:rFonts w:ascii="微软雅黑" w:hAnsi="微软雅黑" w:eastAsia="微软雅黑"/>
                 <w:b w:val="0"/>
-                <w:sz w:val="20"/>
+                <w:color w:val="000000"/>
+                <w:sz w:val="19"/>
               </w:rPr>
             </w:r>
           </w:p>
@@ -5817,17 +7716,30 @@
               <w:end w:w="120" w:type="dxa"/>
             </w:tcMar>
             <w:vAlign w:val="center"/>
+            <w:tcBorders>
+              <w:top w:val="single" w:sz="4" w:space="0" w:color="BFBFBF"/>
+              <w:left w:val="single" w:sz="4" w:space="0" w:color="BFBFBF"/>
+              <w:bottom w:val="single" w:sz="4" w:space="0" w:color="BFBFBF"/>
+              <w:right w:val="single" w:sz="4" w:space="0" w:color="BFBFBF"/>
+            </w:tcBorders>
           </w:tcPr>
           <w:p>
             <w:pPr>
-              <w:spacing w:after="0"/>
+              <w:spacing w:after="40"/>
             </w:pPr>
-            <w:r/>
             <w:r>
               <w:rPr>
-                <w:rFonts w:ascii="Calibri" w:hAnsi="Calibri" w:eastAsia="Microsoft YaHei"/>
+                <w:rFonts w:ascii="微软雅黑" w:hAnsi="微软雅黑" w:eastAsia="微软雅黑"/>
+                <w:color w:val="000000"/>
+                <w:sz w:val="19"/>
+              </w:rPr>
+            </w:r>
+            <w:r>
+              <w:rPr>
+                <w:rFonts w:ascii="微软雅黑" w:hAnsi="微软雅黑" w:eastAsia="微软雅黑"/>
                 <w:b w:val="0"/>
-                <w:sz w:val="20"/>
+                <w:color w:val="000000"/>
+                <w:sz w:val="19"/>
               </w:rPr>
             </w:r>
           </w:p>
@@ -5842,17 +7754,30 @@
               <w:end w:w="120" w:type="dxa"/>
             </w:tcMar>
             <w:vAlign w:val="center"/>
+            <w:tcBorders>
+              <w:top w:val="single" w:sz="4" w:space="0" w:color="BFBFBF"/>
+              <w:left w:val="single" w:sz="4" w:space="0" w:color="BFBFBF"/>
+              <w:bottom w:val="single" w:sz="4" w:space="0" w:color="BFBFBF"/>
+              <w:right w:val="single" w:sz="4" w:space="0" w:color="BFBFBF"/>
+            </w:tcBorders>
           </w:tcPr>
           <w:p>
             <w:pPr>
-              <w:spacing w:after="0"/>
+              <w:spacing w:after="40"/>
             </w:pPr>
-            <w:r/>
             <w:r>
               <w:rPr>
-                <w:rFonts w:ascii="Calibri" w:hAnsi="Calibri" w:eastAsia="Microsoft YaHei"/>
+                <w:rFonts w:ascii="微软雅黑" w:hAnsi="微软雅黑" w:eastAsia="微软雅黑"/>
+                <w:color w:val="000000"/>
+                <w:sz w:val="19"/>
+              </w:rPr>
+            </w:r>
+            <w:r>
+              <w:rPr>
+                <w:rFonts w:ascii="微软雅黑" w:hAnsi="微软雅黑" w:eastAsia="微软雅黑"/>
                 <w:b w:val="0"/>
-                <w:sz w:val="20"/>
+                <w:color w:val="000000"/>
+                <w:sz w:val="19"/>
               </w:rPr>
             </w:r>
           </w:p>
@@ -5867,17 +7792,30 @@
               <w:end w:w="120" w:type="dxa"/>
             </w:tcMar>
             <w:vAlign w:val="center"/>
+            <w:tcBorders>
+              <w:top w:val="single" w:sz="4" w:space="0" w:color="BFBFBF"/>
+              <w:left w:val="single" w:sz="4" w:space="0" w:color="BFBFBF"/>
+              <w:bottom w:val="single" w:sz="4" w:space="0" w:color="BFBFBF"/>
+              <w:right w:val="single" w:sz="4" w:space="0" w:color="BFBFBF"/>
+            </w:tcBorders>
           </w:tcPr>
           <w:p>
             <w:pPr>
-              <w:spacing w:after="0"/>
+              <w:spacing w:after="40"/>
             </w:pPr>
-            <w:r/>
             <w:r>
               <w:rPr>
-                <w:rFonts w:ascii="Calibri" w:hAnsi="Calibri" w:eastAsia="Microsoft YaHei"/>
+                <w:rFonts w:ascii="微软雅黑" w:hAnsi="微软雅黑" w:eastAsia="微软雅黑"/>
+                <w:color w:val="000000"/>
+                <w:sz w:val="19"/>
+              </w:rPr>
+            </w:r>
+            <w:r>
+              <w:rPr>
+                <w:rFonts w:ascii="微软雅黑" w:hAnsi="微软雅黑" w:eastAsia="微软雅黑"/>
                 <w:b w:val="0"/>
-                <w:sz w:val="20"/>
+                <w:color w:val="000000"/>
+                <w:sz w:val="19"/>
               </w:rPr>
             </w:r>
           </w:p>
@@ -5894,17 +7832,30 @@
               <w:end w:w="120" w:type="dxa"/>
             </w:tcMar>
             <w:vAlign w:val="center"/>
+            <w:tcBorders>
+              <w:top w:val="single" w:sz="4" w:space="0" w:color="BFBFBF"/>
+              <w:left w:val="single" w:sz="4" w:space="0" w:color="BFBFBF"/>
+              <w:bottom w:val="single" w:sz="4" w:space="0" w:color="BFBFBF"/>
+              <w:right w:val="single" w:sz="4" w:space="0" w:color="BFBFBF"/>
+            </w:tcBorders>
           </w:tcPr>
           <w:p>
             <w:pPr>
-              <w:spacing w:after="0"/>
+              <w:spacing w:after="40"/>
             </w:pPr>
-            <w:r/>
             <w:r>
               <w:rPr>
-                <w:rFonts w:ascii="Calibri" w:hAnsi="Calibri" w:eastAsia="Microsoft YaHei"/>
+                <w:rFonts w:ascii="微软雅黑" w:hAnsi="微软雅黑" w:eastAsia="微软雅黑"/>
+                <w:color w:val="000000"/>
+                <w:sz w:val="19"/>
+              </w:rPr>
+            </w:r>
+            <w:r>
+              <w:rPr>
+                <w:rFonts w:ascii="微软雅黑" w:hAnsi="微软雅黑" w:eastAsia="微软雅黑"/>
                 <w:b w:val="0"/>
-                <w:sz w:val="20"/>
+                <w:color w:val="000000"/>
+                <w:sz w:val="19"/>
               </w:rPr>
             </w:r>
           </w:p>
@@ -5919,17 +7870,30 @@
               <w:end w:w="120" w:type="dxa"/>
             </w:tcMar>
             <w:vAlign w:val="center"/>
+            <w:tcBorders>
+              <w:top w:val="single" w:sz="4" w:space="0" w:color="BFBFBF"/>
+              <w:left w:val="single" w:sz="4" w:space="0" w:color="BFBFBF"/>
+              <w:bottom w:val="single" w:sz="4" w:space="0" w:color="BFBFBF"/>
+              <w:right w:val="single" w:sz="4" w:space="0" w:color="BFBFBF"/>
+            </w:tcBorders>
           </w:tcPr>
           <w:p>
             <w:pPr>
-              <w:spacing w:after="0"/>
+              <w:spacing w:after="40"/>
             </w:pPr>
-            <w:r/>
             <w:r>
               <w:rPr>
-                <w:rFonts w:ascii="Calibri" w:hAnsi="Calibri" w:eastAsia="Microsoft YaHei"/>
+                <w:rFonts w:ascii="微软雅黑" w:hAnsi="微软雅黑" w:eastAsia="微软雅黑"/>
+                <w:color w:val="000000"/>
+                <w:sz w:val="19"/>
+              </w:rPr>
+            </w:r>
+            <w:r>
+              <w:rPr>
+                <w:rFonts w:ascii="微软雅黑" w:hAnsi="微软雅黑" w:eastAsia="微软雅黑"/>
                 <w:b w:val="0"/>
-                <w:sz w:val="20"/>
+                <w:color w:val="000000"/>
+                <w:sz w:val="19"/>
               </w:rPr>
             </w:r>
           </w:p>
@@ -5944,24 +7908,39 @@
               <w:end w:w="120" w:type="dxa"/>
             </w:tcMar>
             <w:vAlign w:val="center"/>
+            <w:tcBorders>
+              <w:top w:val="single" w:sz="4" w:space="0" w:color="BFBFBF"/>
+              <w:left w:val="single" w:sz="4" w:space="0" w:color="BFBFBF"/>
+              <w:bottom w:val="single" w:sz="4" w:space="0" w:color="BFBFBF"/>
+              <w:right w:val="single" w:sz="4" w:space="0" w:color="BFBFBF"/>
+            </w:tcBorders>
           </w:tcPr>
           <w:p>
             <w:pPr>
-              <w:spacing w:after="0"/>
+              <w:spacing w:after="40"/>
             </w:pPr>
-            <w:r/>
             <w:r>
               <w:rPr>
-                <w:rFonts w:ascii="Calibri" w:hAnsi="Calibri" w:eastAsia="Microsoft YaHei"/>
+                <w:rFonts w:ascii="微软雅黑" w:hAnsi="微软雅黑" w:eastAsia="微软雅黑"/>
+                <w:color w:val="000000"/>
+                <w:sz w:val="19"/>
+              </w:rPr>
+            </w:r>
+            <w:r>
+              <w:rPr>
+                <w:rFonts w:ascii="微软雅黑" w:hAnsi="微软雅黑" w:eastAsia="微软雅黑"/>
                 <w:b w:val="0"/>
-                <w:sz w:val="20"/>
+                <w:color w:val="000000"/>
+                <w:sz w:val="19"/>
               </w:rPr>
             </w:r>
           </w:p>
         </w:tc>
       </w:tr>
     </w:tbl>
-    <w:p/>
+    <w:p>
+      <w:pPr/>
+    </w:p>
     <w:p>
       <w:pPr>
         <w:pStyle w:val="Heading1"/>
@@ -5969,9 +7948,9 @@
       </w:pPr>
       <w:r>
         <w:rPr>
-          <w:rFonts w:ascii="Calibri" w:hAnsi="Calibri" w:eastAsia="Microsoft YaHei"/>
+          <w:rFonts w:ascii="微软雅黑" w:hAnsi="微软雅黑" w:eastAsia="微软雅黑"/>
           <w:b/>
-          <w:color w:val="2E74B5"/>
+          <w:color w:val="000000"/>
           <w:sz w:val="32"/>
         </w:rPr>
         <w:t>附录 B：文档控制</w:t>
@@ -5984,8 +7963,9 @@
       </w:pPr>
       <w:r>
         <w:rPr>
-          <w:rFonts w:ascii="Calibri" w:hAnsi="Calibri" w:eastAsia="Microsoft YaHei"/>
+          <w:rFonts w:ascii="微软雅黑" w:hAnsi="微软雅黑" w:eastAsia="微软雅黑"/>
           <w:b w:val="0"/>
+          <w:color w:val="000000"/>
           <w:sz w:val="22"/>
         </w:rPr>
         <w:t>文档采用统一的正式交付版式，标题、正文、表格和附录保持一致的排版规范。</w:t>
@@ -5998,8 +7978,9 @@
       </w:pPr>
       <w:r>
         <w:rPr>
-          <w:rFonts w:ascii="Calibri" w:hAnsi="Calibri" w:eastAsia="Microsoft YaHei"/>
+          <w:rFonts w:ascii="微软雅黑" w:hAnsi="微软雅黑" w:eastAsia="微软雅黑"/>
           <w:b w:val="0"/>
+          <w:color w:val="000000"/>
           <w:sz w:val="22"/>
         </w:rPr>
         <w:t>文档不包含生产账号、密码、连接串、密钥或其他敏感信息。</w:t>
@@ -6012,8 +7993,9 @@
       </w:pPr>
       <w:r>
         <w:rPr>
-          <w:rFonts w:ascii="Calibri" w:hAnsi="Calibri" w:eastAsia="Microsoft YaHei"/>
+          <w:rFonts w:ascii="微软雅黑" w:hAnsi="微软雅黑" w:eastAsia="微软雅黑"/>
           <w:b w:val="0"/>
+          <w:color w:val="000000"/>
           <w:sz w:val="22"/>
         </w:rPr>
         <w:t>接口、数据对象和页面说明以系统设计边界、业务流程和技术实现方案为依据。</w:t>
@@ -6026,8 +8008,9 @@
       </w:pPr>
       <w:r>
         <w:rPr>
-          <w:rFonts w:ascii="Calibri" w:hAnsi="Calibri" w:eastAsia="Microsoft YaHei"/>
+          <w:rFonts w:ascii="微软雅黑" w:hAnsi="微软雅黑" w:eastAsia="微软雅黑"/>
           <w:b w:val="0"/>
+          <w:color w:val="000000"/>
           <w:sz w:val="22"/>
         </w:rPr>
         <w:t>需求设计、概要设计和详细设计共同构成本系统建设的成套交付资料。</w:t>
@@ -6426,7 +8409,8 @@
     <w:qFormat/>
     <w:rsid w:val="00FC693F"/>
     <w:rPr>
-      <w:rFonts w:ascii="Calibri" w:hAnsi="Calibri" w:eastAsia="Microsoft YaHei"/>
+      <w:rFonts w:ascii="微软雅黑" w:hAnsi="微软雅黑" w:eastAsia="微软雅黑"/>
+      <w:color w:val="000000"/>
       <w:sz w:val="22"/>
     </w:rPr>
   </w:style>
@@ -6489,10 +8473,10 @@
       <w:outlineLvl w:val="0"/>
     </w:pPr>
     <w:rPr>
-      <w:rFonts w:asciiTheme="majorHAnsi" w:eastAsiaTheme="majorEastAsia" w:hAnsiTheme="majorHAnsi" w:cstheme="majorBidi" w:ascii="Calibri" w:hAnsi="Calibri" w:eastAsia="Microsoft YaHei"/>
+      <w:rFonts w:asciiTheme="majorHAnsi" w:eastAsiaTheme="majorEastAsia" w:hAnsiTheme="majorHAnsi" w:cstheme="majorBidi" w:ascii="微软雅黑" w:hAnsi="微软雅黑" w:eastAsia="微软雅黑"/>
       <w:b/>
       <w:bCs/>
-      <w:color w:val="2E74B5"/>
+      <w:color w:val="000000"/>
       <w:sz w:val="32"/>
       <w:szCs w:val="28"/>
     </w:rPr>
@@ -6513,10 +8497,10 @@
       <w:outlineLvl w:val="1"/>
     </w:pPr>
     <w:rPr>
-      <w:rFonts w:asciiTheme="majorHAnsi" w:eastAsiaTheme="majorEastAsia" w:hAnsiTheme="majorHAnsi" w:cstheme="majorBidi" w:ascii="Calibri" w:hAnsi="Calibri" w:eastAsia="Microsoft YaHei"/>
+      <w:rFonts w:asciiTheme="majorHAnsi" w:eastAsiaTheme="majorEastAsia" w:hAnsiTheme="majorHAnsi" w:cstheme="majorBidi" w:ascii="微软雅黑" w:hAnsi="微软雅黑" w:eastAsia="微软雅黑"/>
       <w:b/>
       <w:bCs/>
-      <w:color w:val="2E74B5"/>
+      <w:color w:val="000000"/>
       <w:sz w:val="26"/>
       <w:szCs w:val="26"/>
     </w:rPr>
@@ -6537,10 +8521,10 @@
       <w:outlineLvl w:val="2"/>
     </w:pPr>
     <w:rPr>
-      <w:rFonts w:asciiTheme="majorHAnsi" w:eastAsiaTheme="majorEastAsia" w:hAnsiTheme="majorHAnsi" w:cstheme="majorBidi" w:ascii="Calibri" w:hAnsi="Calibri" w:eastAsia="Microsoft YaHei"/>
+      <w:rFonts w:asciiTheme="majorHAnsi" w:eastAsiaTheme="majorEastAsia" w:hAnsiTheme="majorHAnsi" w:cstheme="majorBidi" w:ascii="微软雅黑" w:hAnsi="微软雅黑" w:eastAsia="微软雅黑"/>
       <w:b/>
       <w:bCs/>
-      <w:color w:val="1F4D78"/>
+      <w:color w:val="000000"/>
       <w:sz w:val="24"/>
     </w:rPr>
   </w:style>
@@ -6561,12 +8545,12 @@
       <w:outlineLvl w:val="3"/>
     </w:pPr>
     <w:rPr>
-      <w:rFonts w:asciiTheme="majorHAnsi" w:eastAsiaTheme="majorEastAsia" w:hAnsiTheme="majorHAnsi" w:cstheme="majorBidi"/>
+      <w:rFonts w:asciiTheme="majorHAnsi" w:eastAsiaTheme="majorEastAsia" w:hAnsiTheme="majorHAnsi" w:cstheme="majorBidi" w:ascii="微软雅黑" w:hAnsi="微软雅黑" w:eastAsia="微软雅黑"/>
       <w:b/>
       <w:bCs/>
       <w:i/>
       <w:iCs/>
-      <w:color w:val="4F81BD" w:themeColor="accent1"/>
+      <w:color w:val="000000"/>
     </w:rPr>
   </w:style>
   <w:style w:type="paragraph" w:styleId="Heading5">
@@ -6779,8 +8763,8 @@
       <w:contextualSpacing/>
     </w:pPr>
     <w:rPr>
-      <w:rFonts w:asciiTheme="majorHAnsi" w:eastAsiaTheme="majorEastAsia" w:hAnsiTheme="majorHAnsi" w:cstheme="majorBidi"/>
-      <w:color w:val="17365D" w:themeColor="text2" w:themeShade="BF"/>
+      <w:rFonts w:asciiTheme="majorHAnsi" w:eastAsiaTheme="majorEastAsia" w:hAnsiTheme="majorHAnsi" w:cstheme="majorBidi" w:ascii="微软雅黑" w:hAnsi="微软雅黑" w:eastAsia="微软雅黑"/>
+      <w:color w:val="000000"/>
       <w:spacing w:val="5"/>
       <w:kern w:val="28"/>
       <w:sz w:val="52"/>
@@ -6816,10 +8800,10 @@
       </w:numPr>
     </w:pPr>
     <w:rPr>
-      <w:rFonts w:asciiTheme="majorHAnsi" w:eastAsiaTheme="majorEastAsia" w:hAnsiTheme="majorHAnsi" w:cstheme="majorBidi"/>
+      <w:rFonts w:asciiTheme="majorHAnsi" w:eastAsiaTheme="majorEastAsia" w:hAnsiTheme="majorHAnsi" w:cstheme="majorBidi" w:ascii="微软雅黑" w:hAnsi="微软雅黑" w:eastAsia="微软雅黑"/>
       <w:i/>
       <w:iCs/>
-      <w:color w:val="4F81BD" w:themeColor="accent1"/>
+      <w:color w:val="000000"/>
       <w:spacing w:val="15"/>
       <w:sz w:val="24"/>
       <w:szCs w:val="24"/>
